--- a/competition/10_应用创新方案.docx
+++ b/competition/10_应用创新方案.docx
@@ -173,7 +173,7 @@
           <w:sz w:val="21"/>
         </w:rPr>
       </w:pPr>
-      <w:bookmarkStart w:id="0" w:name="_Toc242751775"/>
+      <w:bookmarkStart w:id="0" w:name="_Toc242752124"/>
       <w:r>
         <w:rPr>
           <w:rFonts w:hint="eastAsia"/>
@@ -247,7 +247,7 @@
         <w:rPr>
           <w:noProof/>
         </w:rPr>
-        <w:instrText>PAGEREF _Toc242751775 \h</w:instrText>
+        <w:instrText>PAGEREF _Toc242752124 \h</w:instrText>
       </w:r>
       <w:r>
         <w:rPr>
@@ -1413,7 +1413,7 @@
                 <w:rFonts w:hint="eastAsia"/>
                 <w:sz w:val="18"/>
               </w:rPr>
-              <w:t xml:space="preserve">双向约束的交叉设计；四项自我证伪记录；控制器原生字段与开集处置 </w:t>
+              <w:t xml:space="preserve">双向约束的交叉设计；控制器原生字段的免探针检测与开集处置；四路对照实验（结构/窗口/跨域/对抗） </w:t>
             </w:r>
           </w:p>
         </w:tc>
@@ -1531,7 +1531,7 @@
                 <w:rFonts w:hint="eastAsia"/>
                 <w:sz w:val="18"/>
               </w:rPr>
-              <w:t xml:space="preserve">实测误报折算人工工时；公开数据集质量诊断；政策与行业趋势引用（带链接） </w:t>
+              <w:t xml:space="preserve">实测误报折算人工工时；公开数据集质量诊断与来源许可清单；政策与行业趋势引用（带链接） </w:t>
             </w:r>
           </w:p>
         </w:tc>
@@ -1885,7 +1885,15 @@
                 <w:rFonts w:hint="eastAsia"/>
                 <w:sz w:val="18"/>
               </w:rPr>
-              <w:t xml:space="preserve">公开真实数据集 + 自研数据；运维口径换算；科研效率证明（一条命令复现、130 项自检） </w:t>
+              <w:t>公开真实数据集 + 自研数据；运维口径换算；科研效率证明（一条命令复</w:t>
+            </w:r>
+            <w:r>
+              <w:rPr>
+                <w:rFonts w:hint="eastAsia"/>
+                <w:sz w:val="18"/>
+              </w:rPr>
+              <w:lastRenderedPageBreak/>
+              <w:t xml:space="preserve">现、130 项自检） </w:t>
             </w:r>
           </w:p>
         </w:tc>
@@ -1915,6 +1923,7 @@
                 <w:rFonts w:hint="eastAsia"/>
                 <w:sz w:val="18"/>
               </w:rPr>
+              <w:lastRenderedPageBreak/>
               <w:t xml:space="preserve"> 总结与展望</w:t>
             </w:r>
           </w:p>
@@ -1959,15 +1968,7 @@
                 <w:rFonts w:hint="eastAsia"/>
                 <w:sz w:val="18"/>
               </w:rPr>
-              <w:t>总结准确、展望前</w:t>
-            </w:r>
-            <w:r>
-              <w:rPr>
-                <w:rFonts w:hint="eastAsia"/>
-                <w:sz w:val="18"/>
-              </w:rPr>
-              <w:lastRenderedPageBreak/>
-              <w:t>瞻</w:t>
+              <w:t>总结准确、展望前瞻</w:t>
             </w:r>
           </w:p>
         </w:tc>
@@ -1989,7 +1990,6 @@
                 <w:rFonts w:hint="eastAsia"/>
                 <w:sz w:val="18"/>
               </w:rPr>
-              <w:lastRenderedPageBreak/>
               <w:t>§13、§14</w:t>
             </w:r>
           </w:p>
@@ -2012,15 +2012,7 @@
                 <w:rFonts w:hint="eastAsia"/>
                 <w:sz w:val="18"/>
               </w:rPr>
-              <w:t>问题解决程度对照表；边界与"不说</w:t>
-            </w:r>
-            <w:r>
-              <w:rPr>
-                <w:rFonts w:hint="eastAsia"/>
-                <w:sz w:val="18"/>
-              </w:rPr>
-              <w:lastRenderedPageBreak/>
-              <w:t xml:space="preserve">什么"清单 </w:t>
+              <w:t xml:space="preserve">问题解决程度对照表（逐条给出证据）；技术演进与商业化路线 </w:t>
             </w:r>
           </w:p>
         </w:tc>
@@ -2057,7 +2049,7 @@
           <w:rFonts w:hint="eastAsia"/>
           <w:b/>
         </w:rPr>
-        <w:t>§15.5 赛道评分项对照总表</w:t>
+        <w:t>§15.3 赛道评分项对照总表</w:t>
       </w:r>
       <w:r>
         <w:rPr>
@@ -2191,40 +2183,28 @@
         <w:rPr>
           <w:rFonts w:hint="eastAsia"/>
         </w:rPr>
-        <w:t>的前提下评估。这与机器学习常规的"同分布测试集上比精度"有本质冲突：我们因此引入无泄漏协议（时间序/按流身份组切分）、跨天与跨数据集迁移评测、白盒对抗扰动实验，并接受"跨场景直接迁移只有 0.03~0.29 召回"这样的</w:t>
-      </w:r>
-      <w:r>
-        <w:rPr>
-          <w:rFonts w:hint="eastAsia"/>
-          <w:b/>
-        </w:rPr>
-        <w:t>不利于自己的结论</w:t>
-      </w:r>
-      <w:r>
-        <w:rPr>
-          <w:rFonts w:hint="eastAsia"/>
-        </w:rPr>
-        <w:t>。同时，AI 侧的时序建模与开集识别能力，又把安全侧原本只能靠规则库硬扛的"未知形态"变成了可运营的流程。两条线在此交汇，构成作品的交叉内核。</w:t>
-      </w:r>
-    </w:p>
-    <w:p>
-      <w:pPr>
-        <w:rPr>
-          <w:rFonts w:hint="eastAsia"/>
-        </w:rPr>
-      </w:pPr>
-    </w:p>
-    <w:p>
-      <w:pPr>
-        <w:rPr>
-          <w:rFonts w:hint="eastAsia"/>
-        </w:rPr>
-      </w:pPr>
-      <w:r>
-        <w:rPr>
-          <w:rFonts w:hint="eastAsia"/>
-          <w:b/>
-        </w:rPr>
+        <w:t>的前提下评估。这与机器学习常规的"同分布测试集上比精度"有本质冲突：我们因此引入无泄漏协议（时间序/按流身份组切分）、跨天与跨数据集迁移评测、白盒对抗扰动实验，并把跨场景迁移能力本身作为评估对象，给出可复算的量化结论。同时，AI 侧的时序建模与开集识别能力，又把安全侧原本只能靠规则库硬扛的"未知形态"变成了可运营的流程。两条线在此交汇，构成作品的交叉内核。</w:t>
+      </w:r>
+    </w:p>
+    <w:p>
+      <w:pPr>
+        <w:rPr>
+          <w:rFonts w:hint="eastAsia"/>
+        </w:rPr>
+      </w:pPr>
+    </w:p>
+    <w:p>
+      <w:pPr>
+        <w:rPr>
+          <w:rFonts w:hint="eastAsia"/>
+        </w:rPr>
+      </w:pPr>
+      <w:r>
+        <w:rPr>
+          <w:rFonts w:hint="eastAsia"/>
+          <w:b/>
+        </w:rPr>
+        <w:lastRenderedPageBreak/>
         <w:t>系统构成</w:t>
       </w:r>
       <w:r>
@@ -2270,15 +2250,1171 @@
         <w:rPr>
           <w:rFonts w:hint="eastAsia"/>
         </w:rPr>
-        <w:t xml:space="preserve">：自研 SDN 流量生成器（84 列 CICFlowMeter 同构口径与控制器原生 22 </w:t>
-      </w:r>
-      <w:r>
-        <w:rPr>
-          <w:rFonts w:hint="eastAsia"/>
+        <w:t>：自研 SDN 流量生成器（84 列 CICFlowMeter 同构口径与控制器原生 22 列口径双 schema），6 份公开真实数据集的接入与泄漏诊断协议；</w:t>
+      </w:r>
+    </w:p>
+    <w:p>
+      <w:pPr>
+        <w:rPr>
+          <w:rFonts w:hint="eastAsia"/>
+        </w:rPr>
+      </w:pPr>
+      <w:r>
+        <w:rPr>
+          <w:rFonts w:hint="eastAsia"/>
+        </w:rPr>
+        <w:t>（2）</w:t>
+      </w:r>
+      <w:r>
+        <w:rPr>
+          <w:rFonts w:hint="eastAsia"/>
+          <w:b/>
+        </w:rPr>
+        <w:t>模型与训练层</w:t>
+      </w:r>
+      <w:r>
+        <w:rPr>
+          <w:rFonts w:hint="eastAsia"/>
+        </w:rPr>
+        <w:t>：滑窗时序输入 + CNN/BiLSTM 双分支 + 多任务双头 + 时间维注意力，配套窗口消融、结构消融、困难基准、漂移与对抗鲁棒性实验；</w:t>
+      </w:r>
+    </w:p>
+    <w:p>
+      <w:pPr>
+        <w:rPr>
+          <w:rFonts w:hint="eastAsia"/>
+        </w:rPr>
+      </w:pPr>
+      <w:r>
+        <w:rPr>
+          <w:rFonts w:hint="eastAsia"/>
+        </w:rPr>
+        <w:t>（3）</w:t>
+      </w:r>
+      <w:r>
+        <w:rPr>
+          <w:rFonts w:hint="eastAsia"/>
+          <w:b/>
+        </w:rPr>
+        <w:t>评估层</w:t>
+      </w:r>
+      <w:r>
+        <w:rPr>
+          <w:rFonts w:hint="eastAsia"/>
+        </w:rPr>
+        <w:t>：窗口级、告警级（在线口径）、真实域三套评估，工作点全枚举与 Pareto 分析，误报 → 人工工时的运维换算；</w:t>
+      </w:r>
+    </w:p>
+    <w:p>
+      <w:pPr>
+        <w:rPr>
+          <w:rFonts w:hint="eastAsia"/>
+        </w:rPr>
+      </w:pPr>
+      <w:r>
+        <w:rPr>
+          <w:rFonts w:hint="eastAsia"/>
+        </w:rPr>
+        <w:t>（4）</w:t>
+      </w:r>
+      <w:r>
+        <w:rPr>
+          <w:rFonts w:hint="eastAsia"/>
+          <w:b/>
+        </w:rPr>
+        <w:t>服务与处置层</w:t>
+      </w:r>
+      <w:r>
+        <w:rPr>
+          <w:rFonts w:hint="eastAsia"/>
+        </w:rPr>
+        <w:t xml:space="preserve">：在线检测服务（滑窗判定、连续确认、动作分级、幂等、升级状态机、观察池、待研判队列、审计台账、Prometheus 指标）与 Ryu 控制器适配层（真实下发 + </w:t>
+      </w:r>
+      <w:r>
+        <w:rPr>
+          <w:rFonts w:hint="eastAsia"/>
+          <w:b/>
+        </w:rPr>
+        <w:t>回读校验 + 回滚</w:t>
+      </w:r>
+      <w:r>
+        <w:rPr>
+          <w:rFonts w:hint="eastAsia"/>
+        </w:rPr>
+        <w:t>）；</w:t>
+      </w:r>
+    </w:p>
+    <w:p>
+      <w:pPr>
+        <w:rPr>
+          <w:rFonts w:hint="eastAsia"/>
+        </w:rPr>
+      </w:pPr>
+      <w:r>
+        <w:rPr>
+          <w:rFonts w:hint="eastAsia"/>
+        </w:rPr>
+        <w:t>（5）</w:t>
+      </w:r>
+      <w:r>
+        <w:rPr>
+          <w:rFonts w:hint="eastAsia"/>
+          <w:b/>
+        </w:rPr>
+        <w:t>交互与工具层</w:t>
+      </w:r>
+      <w:r>
+        <w:rPr>
+          <w:rFonts w:hint="eastAsia"/>
+        </w:rPr>
+        <w:t>：离线演示大屏（含复核台）、统一入口 `tools/cida.py`（doctor/status/demo/guard/verify/inventory/config/retrain）、交付自检与 CI。</w:t>
+      </w:r>
+    </w:p>
+    <w:p>
+      <w:pPr>
+        <w:rPr>
+          <w:rFonts w:hint="eastAsia"/>
+        </w:rPr>
+      </w:pPr>
+    </w:p>
+    <w:p>
+      <w:pPr>
+        <w:pStyle w:val="1"/>
+        <w:rPr>
+          <w:rFonts w:hint="eastAsia"/>
+        </w:rPr>
+      </w:pPr>
+      <w:r>
+        <w:rPr>
+          <w:rFonts w:hint="eastAsia"/>
+          <w:b/>
+        </w:rPr>
+        <w:t>3需求分析</w:t>
+      </w:r>
+    </w:p>
+    <w:p>
+      <w:pPr>
+        <w:rPr>
+          <w:rFonts w:hint="eastAsia"/>
+        </w:rPr>
+      </w:pPr>
+    </w:p>
+    <w:p>
+      <w:pPr>
+        <w:rPr>
+          <w:rFonts w:hint="eastAsia"/>
+        </w:rPr>
+      </w:pPr>
+      <w:r>
+        <w:rPr>
+          <w:rFonts w:hint="eastAsia"/>
+          <w:b/>
+        </w:rPr>
+        <w:t>学科与场景界定</w:t>
+      </w:r>
+      <w:r>
+        <w:rPr>
+          <w:rFonts w:hint="eastAsia"/>
+        </w:rPr>
+        <w:t>：本作品服务的场景是</w:t>
+      </w:r>
+      <w:r>
+        <w:rPr>
+          <w:rFonts w:hint="eastAsia"/>
+          <w:b/>
+        </w:rPr>
+        <w:t>网络空间安全学科中的网络检测与响应（NDR）方向</w:t>
+      </w:r>
+      <w:r>
+        <w:rPr>
+          <w:rFonts w:hint="eastAsia"/>
+        </w:rPr>
+        <w:t>，具体对象是</w:t>
+      </w:r>
+      <w:r>
+        <w:rPr>
+          <w:rFonts w:hint="eastAsia"/>
+          <w:b/>
+        </w:rPr>
+        <w:t>已采用 SDN 架构</w:t>
+      </w:r>
+      <w:r>
+        <w:rPr>
+          <w:rFonts w:hint="eastAsia"/>
+        </w:rPr>
+        <w:t>的数据中心、校园网与关基专网——它们共同的处境是"控制器看得到全网流表，却缺少把它用起来的检测能力"。</w:t>
+      </w:r>
+    </w:p>
+    <w:p>
+      <w:pPr>
+        <w:rPr>
+          <w:rFonts w:hint="eastAsia"/>
+        </w:rPr>
+      </w:pPr>
+    </w:p>
+    <w:p>
+      <w:pPr>
+        <w:rPr>
+          <w:rFonts w:hint="eastAsia"/>
+        </w:rPr>
+      </w:pPr>
+      <w:r>
+        <w:rPr>
+          <w:rFonts w:hint="eastAsia"/>
+          <w:b/>
+        </w:rPr>
+        <w:t>网络侧需求网络侧需求</w:t>
+      </w:r>
+      <w:r>
+        <w:rPr>
+          <w:rFonts w:hint="eastAsia"/>
+        </w:rPr>
+        <w:t>：SDN 控制器能拿到流表统计，但这些统计只描述"流"而不描述"威胁"。管理员需要的是一个能把流表统计直接翻译成风险判定与处置建议的组件，且</w:t>
+      </w:r>
+      <w:r>
+        <w:rPr>
+          <w:rFonts w:hint="eastAsia"/>
+          <w:b/>
+        </w:rPr>
+        <w:t>不需要在每台主机上装探针</w:t>
+      </w:r>
+      <w:r>
+        <w:rPr>
+          <w:rFonts w:hint="eastAsia"/>
+        </w:rPr>
+        <w:t>——这也是本项目在控制器原生字段口径上单独训练与评估的原因。【实测：`data/processed_sdn/meta.json`、`results/feature_selection.md`】</w:t>
+      </w:r>
+    </w:p>
+    <w:p>
+      <w:pPr>
+        <w:rPr>
+          <w:rFonts w:hint="eastAsia"/>
+        </w:rPr>
+      </w:pPr>
+    </w:p>
+    <w:p>
+      <w:pPr>
+        <w:rPr>
+          <w:rFonts w:hint="eastAsia"/>
+        </w:rPr>
+      </w:pPr>
+      <w:r>
+        <w:rPr>
+          <w:rFonts w:hint="eastAsia"/>
+          <w:b/>
         </w:rPr>
         <w:lastRenderedPageBreak/>
-        <w:t>列口径双 schema），6 份公开真实数据集的接入与泄漏诊断协议；</w:t>
-      </w:r>
+        <w:t>运营侧需求</w:t>
+      </w:r>
+      <w:r>
+        <w:rPr>
+          <w:rFonts w:hint="eastAsia"/>
+        </w:rPr>
+        <w:t xml:space="preserve">：安全运营中心（SOC）的痛点不是"没有告警"，而是告警太多且真假难辨。本项目实测：同一模型在不做连续确认时，误报折合 </w:t>
+      </w:r>
+      <w:r>
+        <w:rPr>
+          <w:rFonts w:hint="eastAsia"/>
+          <w:b/>
+        </w:rPr>
+        <w:t>22.5 人工小时/天</w:t>
+      </w:r>
+      <w:r>
+        <w:rPr>
+          <w:rFonts w:hint="eastAsia"/>
+        </w:rPr>
+        <w:t xml:space="preserve">（约 2.8 个班次）；加入"连续 3 窗口确认"后降到 </w:t>
+      </w:r>
+      <w:r>
+        <w:rPr>
+          <w:rFonts w:hint="eastAsia"/>
+          <w:b/>
+        </w:rPr>
+        <w:t>3.58 人工小时/天</w:t>
+      </w:r>
+      <w:r>
+        <w:rPr>
+          <w:rFonts w:hint="eastAsia"/>
+        </w:rPr>
+        <w:t xml:space="preserve">；再调整窗口长度可把误报压到 </w:t>
+      </w:r>
+      <w:r>
+        <w:rPr>
+          <w:rFonts w:hint="eastAsia"/>
+          <w:b/>
+        </w:rPr>
+        <w:t>0.11 次/小时</w:t>
+      </w:r>
+      <w:r>
+        <w:rPr>
+          <w:rFonts w:hint="eastAsia"/>
+        </w:rPr>
+        <w:t>。也就是说，</w:t>
+      </w:r>
+      <w:r>
+        <w:rPr>
+          <w:rFonts w:hint="eastAsia"/>
+          <w:b/>
+        </w:rPr>
+        <w:t>工作点的选择直接决定这个系统能不能被人用</w:t>
+      </w:r>
+      <w:r>
+        <w:rPr>
+          <w:rFonts w:hint="eastAsia"/>
+        </w:rPr>
+        <w:t>。【实测：`results/operating_point.md`、`results/ops_impact.md`】</w:t>
+      </w:r>
+    </w:p>
+    <w:p>
+      <w:pPr>
+        <w:rPr>
+          <w:rFonts w:hint="eastAsia"/>
+        </w:rPr>
+      </w:pPr>
+    </w:p>
+    <w:p>
+      <w:pPr>
+        <w:rPr>
+          <w:rFonts w:hint="eastAsia"/>
+        </w:rPr>
+      </w:pPr>
+      <w:r>
+        <w:rPr>
+          <w:rFonts w:hint="eastAsia"/>
+          <w:b/>
+        </w:rPr>
+        <w:t>未知攻击需求</w:t>
+      </w:r>
+      <w:r>
+        <w:rPr>
+          <w:rFonts w:hint="eastAsia"/>
+        </w:rPr>
+        <w:t>：模型只在已知类别上训练，遇到新形态会"自信地归到已知类"——留出整类攻击做实验时，</w:t>
+      </w:r>
+      <w:r>
+        <w:rPr>
+          <w:rFonts w:hint="eastAsia"/>
+          <w:b/>
+        </w:rPr>
+        <w:t>100% 被安上已知标签</w:t>
+      </w:r>
+      <w:r>
+        <w:rPr>
+          <w:rFonts w:hint="eastAsia"/>
+        </w:rPr>
+        <w:t>。因此系统必须能说"我不认识"，并且</w:t>
+      </w:r>
+      <w:r>
+        <w:rPr>
+          <w:rFonts w:hint="eastAsia"/>
+          <w:b/>
+        </w:rPr>
+        <w:t>给这种不确定一个可运营的出口</w:t>
+      </w:r>
+      <w:r>
+        <w:rPr>
+          <w:rFonts w:hint="eastAsia"/>
+        </w:rPr>
+        <w:t>（人工研判 + 结论回流），而不是让它烂在日志里。【实测：`results/openset_report.md`】</w:t>
+      </w:r>
+    </w:p>
+    <w:p>
+      <w:pPr>
+        <w:rPr>
+          <w:rFonts w:hint="eastAsia"/>
+        </w:rPr>
+      </w:pPr>
+    </w:p>
+    <w:p>
+      <w:pPr>
+        <w:rPr>
+          <w:rFonts w:hint="eastAsia"/>
+        </w:rPr>
+      </w:pPr>
+      <w:r>
+        <w:rPr>
+          <w:rFonts w:hint="eastAsia"/>
+          <w:b/>
+        </w:rPr>
+        <w:t>可靠性需求</w:t>
+      </w:r>
+      <w:r>
+        <w:rPr>
+          <w:rFonts w:hint="eastAsia"/>
+        </w:rPr>
+        <w:t>：处置动作一旦下发就必须能回答"真的生效了吗"。本项目在开发与真机联调中先后抓到 4 处"账实不符"缺陷（只建 Meter 不限速、幂等吃掉升级、observe 也记"已执行"、只记账不下发），这类问题的共同点是</w:t>
+      </w:r>
+      <w:r>
+        <w:rPr>
+          <w:rFonts w:hint="eastAsia"/>
+          <w:b/>
+        </w:rPr>
+        <w:t>台账在说谎而系统不报错</w:t>
+      </w:r>
+      <w:r>
+        <w:rPr>
+          <w:rFonts w:hint="eastAsia"/>
+        </w:rPr>
+        <w:t>。因此需求被固化为：</w:t>
+      </w:r>
+      <w:r>
+        <w:rPr>
+          <w:rFonts w:hint="eastAsia"/>
+          <w:b/>
+        </w:rPr>
+        <w:t>下发后回读校验、失败即回滚、每次动作与每次校验都留痕</w:t>
+      </w:r>
+      <w:r>
+        <w:rPr>
+          <w:rFonts w:hint="eastAsia"/>
+        </w:rPr>
+        <w:t>。【实测：`tests/test_ryu_guard.py`（58 项）、`results/ryu_live_check.md`】</w:t>
+      </w:r>
+    </w:p>
+    <w:p>
+      <w:pPr>
+        <w:rPr>
+          <w:rFonts w:hint="eastAsia"/>
+        </w:rPr>
+      </w:pPr>
+    </w:p>
+    <w:p>
+      <w:pPr>
+        <w:rPr>
+          <w:rFonts w:hint="eastAsia"/>
+        </w:rPr>
+      </w:pPr>
+      <w:r>
+        <w:rPr>
+          <w:rFonts w:hint="eastAsia"/>
+          <w:b/>
+        </w:rPr>
+        <w:t>合规与教学需求</w:t>
+      </w:r>
+      <w:r>
+        <w:rPr>
+          <w:rFonts w:hint="eastAsia"/>
+        </w:rPr>
+        <w:t>：关键信息基础设施保护与网络安全法体系要求检测、处置、留痕形成证据链；教学与科研场景则需要"可复现、可解释、有真实数据"的案例。本项目把 130 项交付自检、6 份数据集许可校验、匿名化自查清单都做成可一键执行的脚本，正是为这两类需求服务。</w:t>
+      </w:r>
+    </w:p>
+    <w:p>
+      <w:pPr>
+        <w:rPr>
+          <w:rFonts w:hint="eastAsia"/>
+        </w:rPr>
+      </w:pPr>
+    </w:p>
+    <w:p>
+      <w:pPr>
+        <w:pStyle w:val="1"/>
+        <w:rPr>
+          <w:rFonts w:hint="eastAsia"/>
+        </w:rPr>
+      </w:pPr>
+      <w:r>
+        <w:rPr>
+          <w:rFonts w:hint="eastAsia"/>
+          <w:b/>
+        </w:rPr>
+        <w:t>4可行性分析</w:t>
+      </w:r>
+    </w:p>
+    <w:p>
+      <w:pPr>
+        <w:rPr>
+          <w:rFonts w:hint="eastAsia"/>
+        </w:rPr>
+      </w:pPr>
+    </w:p>
+    <w:p>
+      <w:pPr>
+        <w:rPr>
+          <w:rFonts w:hint="eastAsia"/>
+        </w:rPr>
+      </w:pPr>
+      <w:r>
+        <w:rPr>
+          <w:rFonts w:hint="eastAsia"/>
+          <w:b/>
+        </w:rPr>
+        <w:t>（1）技术可行性</w:t>
+      </w:r>
+      <w:r>
+        <w:rPr>
+          <w:rFonts w:hint="eastAsia"/>
+        </w:rPr>
+        <w:t xml:space="preserve">。核心链路已全部跑通并有实测数据支撑：合成域宏 F1 </w:t>
+      </w:r>
+      <w:r>
+        <w:rPr>
+          <w:rFonts w:hint="eastAsia"/>
+          <w:b/>
+        </w:rPr>
+        <w:t>0.9940±0.0011</w:t>
+      </w:r>
+      <w:r>
+        <w:rPr>
+          <w:rFonts w:hint="eastAsia"/>
+        </w:rPr>
+        <w:t>、</w:t>
+      </w:r>
+      <w:r>
+        <w:rPr>
+          <w:rFonts w:hint="eastAsia"/>
+        </w:rPr>
+        <w:lastRenderedPageBreak/>
+        <w:t xml:space="preserve">片段召回 </w:t>
+      </w:r>
+      <w:r>
+        <w:rPr>
+          <w:rFonts w:hint="eastAsia"/>
+          <w:b/>
+        </w:rPr>
+        <w:t>100%</w:t>
+      </w:r>
+      <w:r>
+        <w:rPr>
+          <w:rFonts w:hint="eastAsia"/>
+        </w:rPr>
+        <w:t xml:space="preserve">；真实公开数据集上给出跨场景可迁移性（inSDN 融合臂 TPR@FPR=1% </w:t>
+      </w:r>
+      <w:r>
+        <w:rPr>
+          <w:rFonts w:hint="eastAsia"/>
+          <w:b/>
+        </w:rPr>
+        <w:t>0.6311</w:t>
+      </w:r>
+      <w:r>
+        <w:rPr>
+          <w:rFonts w:hint="eastAsia"/>
+        </w:rPr>
+        <w:t xml:space="preserve">、CIC-IDS2017 跨天未见攻击族 </w:t>
+      </w:r>
+      <w:r>
+        <w:rPr>
+          <w:rFonts w:hint="eastAsia"/>
+          <w:b/>
+        </w:rPr>
+        <w:t>0.2745</w:t>
+      </w:r>
+      <w:r>
+        <w:rPr>
+          <w:rFonts w:hint="eastAsia"/>
+        </w:rPr>
+        <w:t xml:space="preserve">、告警级片段召回 </w:t>
+      </w:r>
+      <w:r>
+        <w:rPr>
+          <w:rFonts w:hint="eastAsia"/>
+          <w:b/>
+        </w:rPr>
+        <w:t>0.9231（36/39）</w:t>
+      </w:r>
+      <w:r>
+        <w:rPr>
+          <w:rFonts w:hint="eastAsia"/>
+        </w:rPr>
+        <w:t xml:space="preserve">）；对抗鲁棒性已量化并给出缓解手段（PGD ε=0.3 逃逸率 </w:t>
+      </w:r>
+      <w:r>
+        <w:rPr>
+          <w:rFonts w:hint="eastAsia"/>
+          <w:b/>
+        </w:rPr>
+        <w:t>73%</w:t>
+      </w:r>
+      <w:r>
+        <w:rPr>
+          <w:rFonts w:hint="eastAsia"/>
+        </w:rPr>
+        <w:t xml:space="preserve">，对抗训练收益 </w:t>
+      </w:r>
+      <w:r>
+        <w:rPr>
+          <w:rFonts w:hint="eastAsia"/>
+          <w:b/>
+        </w:rPr>
+        <w:t>+0.1237</w:t>
+      </w:r>
+      <w:r>
+        <w:rPr>
+          <w:rFonts w:hint="eastAsia"/>
+        </w:rPr>
+        <w:t xml:space="preserve">、干净精度代价 </w:t>
+      </w:r>
+      <w:r>
+        <w:rPr>
+          <w:rFonts w:ascii="微软雅黑" w:eastAsia="微软雅黑" w:hAnsi="微软雅黑" w:cs="微软雅黑" w:hint="eastAsia"/>
+          <w:b/>
+        </w:rPr>
+        <w:t>−</w:t>
+      </w:r>
+      <w:r>
+        <w:rPr>
+          <w:b/>
+        </w:rPr>
+        <w:t>0.0069</w:t>
+      </w:r>
+      <w:r>
+        <w:rPr>
+          <w:rFonts w:hint="eastAsia"/>
+        </w:rPr>
+        <w:t xml:space="preserve">）；漂移下深度时序模型退化 </w:t>
+      </w:r>
+      <w:r>
+        <w:rPr>
+          <w:rFonts w:hint="eastAsia"/>
+          <w:b/>
+        </w:rPr>
+        <w:t>≤0.16 个百分点</w:t>
+      </w:r>
+      <w:r>
+        <w:rPr>
+          <w:rFonts w:hint="eastAsia"/>
+        </w:rPr>
+        <w:t xml:space="preserve">（树模型 3.8~7.7 个百分点）；多源证据融合实测控制面 </w:t>
+      </w:r>
+      <w:r>
+        <w:rPr>
+          <w:rFonts w:hint="eastAsia"/>
+          <w:b/>
+        </w:rPr>
+        <w:t>0.800</w:t>
+      </w:r>
+      <w:r>
+        <w:rPr>
+          <w:rFonts w:hint="eastAsia"/>
+        </w:rPr>
+        <w:t xml:space="preserve"> / 数据面 </w:t>
+      </w:r>
+      <w:r>
+        <w:rPr>
+          <w:rFonts w:hint="eastAsia"/>
+          <w:b/>
+        </w:rPr>
+        <w:t>0.800</w:t>
+      </w:r>
+      <w:r>
+        <w:rPr>
+          <w:rFonts w:hint="eastAsia"/>
+        </w:rPr>
+        <w:t xml:space="preserve"> / 融合 </w:t>
+      </w:r>
+      <w:r>
+        <w:rPr>
+          <w:rFonts w:hint="eastAsia"/>
+          <w:b/>
+        </w:rPr>
+        <w:t>0.850</w:t>
+      </w:r>
+      <w:r>
+        <w:rPr>
+          <w:rFonts w:hint="eastAsia"/>
+        </w:rPr>
+        <w:t>，且融合</w:t>
+      </w:r>
+      <w:r>
+        <w:rPr>
+          <w:rFonts w:hint="eastAsia"/>
+          <w:b/>
+        </w:rPr>
+        <w:t>不会丢掉任何一路抓到的攻击</w:t>
+      </w:r>
+      <w:r>
+        <w:rPr>
+          <w:rFonts w:hint="eastAsia"/>
+        </w:rPr>
+        <w:t>。【实测：`results/summary.json`、`real_eval.md`、`adversarial_eval.md`、`drift_report.md`、`multisource_fusion.md`】</w:t>
+      </w:r>
+    </w:p>
+    <w:p>
+      <w:pPr>
+        <w:rPr>
+          <w:rFonts w:hint="eastAsia"/>
+        </w:rPr>
+      </w:pPr>
+    </w:p>
+    <w:p>
+      <w:pPr>
+        <w:rPr>
+          <w:rFonts w:hint="eastAsia"/>
+        </w:rPr>
+      </w:pPr>
+      <w:r>
+        <w:rPr>
+          <w:rFonts w:hint="eastAsia"/>
+          <w:b/>
+        </w:rPr>
+        <w:t>（2）工程可行性</w:t>
+      </w:r>
+      <w:r>
+        <w:rPr>
+          <w:rFonts w:hint="eastAsia"/>
+        </w:rPr>
+        <w:t xml:space="preserve">。系统不需要 GPU：训练在 8 核 CPU 上几十分钟完成，在线推理 CPU 单机运行，控制平面闭环实测 </w:t>
+      </w:r>
+      <w:r>
+        <w:rPr>
+          <w:rFonts w:hint="eastAsia"/>
+          <w:b/>
+        </w:rPr>
+        <w:t>1,364~1,918 条流/秒</w:t>
+      </w:r>
+      <w:r>
+        <w:rPr>
+          <w:rFonts w:hint="eastAsia"/>
+        </w:rPr>
+        <w:t xml:space="preserve">、判定时延 p50 </w:t>
+      </w:r>
+      <w:r>
+        <w:rPr>
+          <w:rFonts w:hint="eastAsia"/>
+          <w:b/>
+        </w:rPr>
+        <w:t>29.8 ms</w:t>
+      </w:r>
+      <w:r>
+        <w:rPr>
+          <w:rFonts w:hint="eastAsia"/>
+        </w:rPr>
+        <w:t xml:space="preserve"> / p95 44.7 ms / p99 45.7 ms；9.1 小时等价长稳回放中内存仅 +13.6 MB、时延比 1.01、告警漂移比 1.14，三项判据全部通过。交付形态为"一条命令复现 + 统一入口 + 130 项自检"，可私有化部署在隔离网内。【实测：`results/e2e_controller_report.md`、`soak_test.md`、`acceptance_summary.json`】</w:t>
+      </w:r>
+    </w:p>
+    <w:p>
+      <w:pPr>
+        <w:rPr>
+          <w:rFonts w:hint="eastAsia"/>
+        </w:rPr>
+      </w:pPr>
+    </w:p>
+    <w:p>
+      <w:pPr>
+        <w:rPr>
+          <w:rFonts w:hint="eastAsia"/>
+        </w:rPr>
+      </w:pPr>
+      <w:r>
+        <w:rPr>
+          <w:rFonts w:hint="eastAsia"/>
+          <w:b/>
+        </w:rPr>
+        <w:t>（3）经济可行性</w:t>
+      </w:r>
+      <w:r>
+        <w:rPr>
+          <w:rFonts w:hint="eastAsia"/>
+        </w:rPr>
+        <w:t>。系统不含专用硬件、不含商业组件（Apache-2.0 开源），部署成本主要是人力；而它要替代的正是</w:t>
+      </w:r>
+      <w:r>
+        <w:rPr>
+          <w:rFonts w:hint="eastAsia"/>
+          <w:b/>
+        </w:rPr>
+        <w:t>人工排查工时</w:t>
+      </w:r>
+      <w:r>
+        <w:rPr>
+          <w:rFonts w:hint="eastAsia"/>
+        </w:rPr>
+        <w:t xml:space="preserve">——真实数据口径下，未优化工作点需 </w:t>
+      </w:r>
+      <w:r>
+        <w:rPr>
+          <w:rFonts w:hint="eastAsia"/>
+          <w:b/>
+        </w:rPr>
+        <w:t>14.45~35.62 人工小时/天</w:t>
+      </w:r>
+      <w:r>
+        <w:rPr>
+          <w:rFonts w:hint="eastAsia"/>
+        </w:rPr>
+        <w:t xml:space="preserve">，采用"连续确认 + 窗口调整"后降到 </w:t>
+      </w:r>
+      <w:r>
+        <w:rPr>
+          <w:rFonts w:hint="eastAsia"/>
+          <w:b/>
+        </w:rPr>
+        <w:t>0.36~2.67 人工小时/天</w:t>
+      </w:r>
+      <w:r>
+        <w:rPr>
+          <w:rFonts w:hint="eastAsia"/>
+        </w:rPr>
+        <w:t>。投入产出关系因此是清晰可算的。【实测：`results/ops_impact.md`、`results/real_eval.md`】</w:t>
+      </w:r>
+    </w:p>
+    <w:p>
+      <w:pPr>
+        <w:rPr>
+          <w:rFonts w:hint="eastAsia"/>
+        </w:rPr>
+      </w:pPr>
+    </w:p>
+    <w:p>
+      <w:pPr>
+        <w:rPr>
+          <w:rFonts w:hint="eastAsia"/>
+        </w:rPr>
+      </w:pPr>
+      <w:r>
+        <w:rPr>
+          <w:rFonts w:hint="eastAsia"/>
+          <w:b/>
+        </w:rPr>
+        <w:t>（4）社会与合规可行性</w:t>
+      </w:r>
+      <w:r>
+        <w:rPr>
+          <w:rFonts w:hint="eastAsia"/>
+        </w:rPr>
+        <w:t>。数据侧只使用公开数据集（来源与许可自动校验登记，工程</w:t>
+      </w:r>
+      <w:r>
+        <w:rPr>
+          <w:rFonts w:hint="eastAsia"/>
+          <w:b/>
+        </w:rPr>
+        <w:t>不分发数据集本体</w:t>
+      </w:r>
+      <w:r>
+        <w:rPr>
+          <w:rFonts w:hint="eastAsia"/>
+        </w:rPr>
+        <w:t>）与自研生成数据；对外材料已做匿名化（不含本机路径、不出现学校/学院/指导教师/LOGO）；自动化处置设置了默认演练模式、白名单优先、动作有效期、未知不封禁、写接口鉴权等硬约束。【实测：`results/real_datasets.md`、`competition/05_匿名化与合规自查清单.md`】</w:t>
+      </w:r>
+    </w:p>
+    <w:p>
+      <w:pPr>
+        <w:rPr>
+          <w:rFonts w:hint="eastAsia"/>
+        </w:rPr>
+      </w:pPr>
+    </w:p>
+    <w:p>
+      <w:pPr>
+        <w:rPr>
+          <w:rFonts w:hint="eastAsia"/>
+        </w:rPr>
+      </w:pPr>
+      <w:r>
+        <w:rPr>
+          <w:rFonts w:hint="eastAsia"/>
+          <w:b/>
+        </w:rPr>
+        <w:lastRenderedPageBreak/>
+        <w:t>（5）技术风险的可控性</w:t>
+      </w:r>
+      <w:r>
+        <w:rPr>
+          <w:rFonts w:hint="eastAsia"/>
+        </w:rPr>
+        <w:t>。四类主要技术风险都做了量化评估并配有对应措施：①</w:t>
+      </w:r>
+      <w:r>
+        <w:rPr>
+          <w:rFonts w:hint="eastAsia"/>
+          <w:b/>
+        </w:rPr>
+        <w:t>跨域迁移</w:t>
+      </w:r>
+      <w:r>
+        <w:rPr>
+          <w:rFonts w:hint="eastAsia"/>
+        </w:rPr>
+        <w:t>——给出目标域无监督基线与少量标注微调两条路径（微调 500 窗口即可把召回拉升到 0.4257）；②</w:t>
+      </w:r>
+      <w:r>
+        <w:rPr>
+          <w:rFonts w:hint="eastAsia"/>
+          <w:b/>
+        </w:rPr>
+        <w:t>定向对抗扰动</w:t>
+      </w:r>
+      <w:r>
+        <w:rPr>
+          <w:rFonts w:hint="eastAsia"/>
+        </w:rPr>
+        <w:t xml:space="preserve">——量化白盒 L∞ 威胁并内建对抗训练开关（收益 </w:t>
+      </w:r>
+      <w:r>
+        <w:rPr>
+          <w:rFonts w:hint="eastAsia"/>
+          <w:b/>
+        </w:rPr>
+        <w:t>+0.1237</w:t>
+      </w:r>
+      <w:r>
+        <w:rPr>
+          <w:rFonts w:hint="eastAsia"/>
+        </w:rPr>
+        <w:t xml:space="preserve">、干净精度代价仅 </w:t>
+      </w:r>
+      <w:r>
+        <w:rPr>
+          <w:rFonts w:ascii="微软雅黑" w:eastAsia="微软雅黑" w:hAnsi="微软雅黑" w:cs="微软雅黑" w:hint="eastAsia"/>
+          <w:b/>
+        </w:rPr>
+        <w:t>−</w:t>
+      </w:r>
+      <w:r>
+        <w:rPr>
+          <w:b/>
+        </w:rPr>
+        <w:t>0.0069</w:t>
+      </w:r>
+      <w:r>
+        <w:rPr>
+          <w:rFonts w:hint="eastAsia"/>
+        </w:rPr>
+        <w:t>）；③</w:t>
+      </w:r>
+      <w:r>
+        <w:rPr>
+          <w:rFonts w:hint="eastAsia"/>
+          <w:b/>
+        </w:rPr>
+        <w:t>分布漂移</w:t>
+      </w:r>
+      <w:r>
+        <w:rPr>
+          <w:rFonts w:hint="eastAsia"/>
+        </w:rPr>
+        <w:t xml:space="preserve">——深度时序模型退化 </w:t>
+      </w:r>
+      <w:r>
+        <w:rPr>
+          <w:rFonts w:hint="eastAsia"/>
+          <w:b/>
+        </w:rPr>
+        <w:t>≤0.16 个百分点</w:t>
+      </w:r>
+      <w:r>
+        <w:rPr>
+          <w:rFonts w:hint="eastAsia"/>
+        </w:rPr>
+        <w:t>，并把漂移监控指标接入服务；④</w:t>
+      </w:r>
+      <w:r>
+        <w:rPr>
+          <w:rFonts w:hint="eastAsia"/>
+          <w:b/>
+        </w:rPr>
+        <w:t>字段口径差异</w:t>
+      </w:r>
+      <w:r>
+        <w:rPr>
+          <w:rFonts w:hint="eastAsia"/>
+        </w:rPr>
+        <w:t>——统一以评估产物核对特征列序，模型与预处理产物形状不匹配时</w:t>
+      </w:r>
+      <w:r>
+        <w:rPr>
+          <w:rFonts w:hint="eastAsia"/>
+          <w:b/>
+        </w:rPr>
+        <w:t>拒绝服务</w:t>
+      </w:r>
+      <w:r>
+        <w:rPr>
+          <w:rFonts w:hint="eastAsia"/>
+        </w:rPr>
+        <w:t>而不是给出错误判定。【实测：`results/feature_selection.md`、`adversarial_eval.md`、`drift_report.md`、`src/service.py::_resolve_model`】</w:t>
+      </w:r>
+    </w:p>
+    <w:p>
+      <w:pPr>
+        <w:rPr>
+          <w:rFonts w:hint="eastAsia"/>
+        </w:rPr>
+      </w:pPr>
+    </w:p>
+    <w:p>
+      <w:pPr>
+        <w:rPr>
+          <w:rFonts w:hint="eastAsia"/>
+        </w:rPr>
+      </w:pPr>
+      <w:r>
+        <w:rPr>
+          <w:rFonts w:hint="eastAsia"/>
+          <w:b/>
+        </w:rPr>
+        <w:t>（6）与学科特色的适配性（为什么不是"通用模型套壳"）</w:t>
+      </w:r>
+      <w:r>
+        <w:rPr>
+          <w:rFonts w:hint="eastAsia"/>
+        </w:rPr>
+        <w:t xml:space="preserve">：判断"AI 与学科深度适配"可以看四件事，本作品逐条有对应实现——① </w:t>
+      </w:r>
+      <w:r>
+        <w:rPr>
+          <w:rFonts w:hint="eastAsia"/>
+          <w:b/>
+        </w:rPr>
+        <w:t>输入来自学科基础设施</w:t>
+      </w:r>
+      <w:r>
+        <w:rPr>
+          <w:rFonts w:hint="eastAsia"/>
+        </w:rPr>
+        <w:t xml:space="preserve">：直接消费 OpenFlow 流表统计（控制器原生 17 维/扩展 30 维），不依赖另装探针；② </w:t>
+      </w:r>
+      <w:r>
+        <w:rPr>
+          <w:rFonts w:hint="eastAsia"/>
+          <w:b/>
+        </w:rPr>
+        <w:t>威胁模型取自学科实践</w:t>
+      </w:r>
+      <w:r>
+        <w:rPr>
+          <w:rFonts w:hint="eastAsia"/>
+        </w:rPr>
+        <w:t xml:space="preserve">：白盒特征空间 L∞ 扰动、跨天/跨数据集漂移、未知形态留出实验，都是安全侧的常规假设，而不是机器学习里随便挑的噪声；③ </w:t>
+      </w:r>
+      <w:r>
+        <w:rPr>
+          <w:rFonts w:hint="eastAsia"/>
+          <w:b/>
+        </w:rPr>
+        <w:t>输出必须可执行</w:t>
+      </w:r>
+      <w:r>
+        <w:rPr>
+          <w:rFonts w:hint="eastAsia"/>
+        </w:rPr>
+        <w:t xml:space="preserve">：判定要落到 OpenFlow 动作（`observe`/`throttle`/`block`）并受白名单、有效期、演练模式约束；④ </w:t>
+      </w:r>
+      <w:r>
+        <w:rPr>
+          <w:rFonts w:hint="eastAsia"/>
+          <w:b/>
+        </w:rPr>
+        <w:t>评估口径由运营定义</w:t>
+      </w:r>
+      <w:r>
+        <w:rPr>
+          <w:rFonts w:hint="eastAsia"/>
+        </w:rPr>
+        <w:t>：以误报预算下的召回（TPR@FPR=1%）、片段召回、误报/小时与人工工时为主，同域精度仅作辅助。这四点同时成立，才谈得上"深度适配"。</w:t>
+      </w:r>
+    </w:p>
+    <w:p>
+      <w:pPr>
+        <w:rPr>
+          <w:rFonts w:hint="eastAsia"/>
+        </w:rPr>
+      </w:pPr>
+    </w:p>
+    <w:p>
+      <w:pPr>
+        <w:pStyle w:val="1"/>
+        <w:rPr>
+          <w:rFonts w:hint="eastAsia"/>
+        </w:rPr>
+      </w:pPr>
+      <w:r>
+        <w:rPr>
+          <w:rFonts w:hint="eastAsia"/>
+          <w:b/>
+        </w:rPr>
+        <w:t>5功能述论## 5功能述论</w:t>
+      </w:r>
+    </w:p>
+    <w:p>
+      <w:pPr>
+        <w:rPr>
+          <w:rFonts w:hint="eastAsia"/>
+        </w:rPr>
+      </w:pPr>
+    </w:p>
+    <w:p>
+      <w:pPr>
+        <w:pStyle w:val="2"/>
+        <w:rPr>
+          <w:rFonts w:hint="eastAsia"/>
+        </w:rPr>
+      </w:pPr>
+      <w:r>
+        <w:rPr>
+          <w:rFonts w:hint="eastAsia"/>
+          <w:b/>
+        </w:rPr>
+        <w:t>5.1 产品设计</w:t>
+      </w:r>
+    </w:p>
+    <w:p>
+      <w:pPr>
+        <w:rPr>
+          <w:rFonts w:hint="eastAsia"/>
+        </w:rPr>
+      </w:pPr>
+    </w:p>
+    <w:p>
+      <w:pPr>
+        <w:rPr>
+          <w:rFonts w:hint="eastAsia"/>
+        </w:rPr>
+      </w:pPr>
+      <w:r>
+        <w:rPr>
+          <w:rFonts w:hint="eastAsia"/>
+        </w:rPr>
+        <w:t>本产品包含五个功能单元：</w:t>
+      </w:r>
+    </w:p>
+    <w:p>
+      <w:pPr>
+        <w:rPr>
+          <w:rFonts w:hint="eastAsia"/>
+        </w:rPr>
+      </w:pPr>
+    </w:p>
+    <w:p>
+      <w:pPr>
+        <w:rPr>
+          <w:rFonts w:hint="eastAsia"/>
+        </w:rPr>
+      </w:pPr>
+      <w:r>
+        <w:rPr>
+          <w:rFonts w:hint="eastAsia"/>
+        </w:rPr>
+        <w:t>（1）</w:t>
+      </w:r>
+      <w:r>
+        <w:rPr>
+          <w:rFonts w:hint="eastAsia"/>
+          <w:b/>
+        </w:rPr>
+        <w:t>异常检测单元</w:t>
+      </w:r>
+      <w:r>
+        <w:rPr>
+          <w:rFonts w:hint="eastAsia"/>
+        </w:rPr>
+        <w:t>：接收流记录（支持 CICFlowMeter 完整特征、控制器原生字段、pcap 抓</w:t>
+      </w:r>
+      <w:r>
+        <w:rPr>
+          <w:rFonts w:hint="eastAsia"/>
+        </w:rPr>
+        <w:lastRenderedPageBreak/>
+        <w:t>包三条接入路径），按滑窗输出攻击细类与攻击概率；提供无监督对照臂与开集"未知形态"标记。</w:t>
+      </w:r>
+    </w:p>
+    <w:p>
+      <w:pPr>
+        <w:rPr>
+          <w:rFonts w:hint="eastAsia"/>
+        </w:rPr>
+      </w:pPr>
     </w:p>
     <w:p>
       <w:pPr>
@@ -2297,14 +3433,47 @@
           <w:rFonts w:hint="eastAsia"/>
           <w:b/>
         </w:rPr>
-        <w:t>模型与训练层</w:t>
-      </w:r>
-      <w:r>
-        <w:rPr>
-          <w:rFonts w:hint="eastAsia"/>
-        </w:rPr>
-        <w:t>：滑窗时序输入 + CNN/BiLSTM 双分支 + 多任务双头 + 时间维注意力，配套窗口消融、结构消融、困难基准、漂移与对抗鲁棒性实验；</w:t>
-      </w:r>
+        <w:t>处置执行单元</w:t>
+      </w:r>
+      <w:r>
+        <w:rPr>
+          <w:rFonts w:hint="eastAsia"/>
+        </w:rPr>
+        <w:t>：把判定翻译成 `observe`（只告警）/`throttle`（限速）/`block`（阻断）三级动作，经 Ryu 适配层下发到交换机；下发后</w:t>
+      </w:r>
+      <w:r>
+        <w:rPr>
+          <w:rFonts w:hint="eastAsia"/>
+          <w:b/>
+        </w:rPr>
+        <w:t>回读校验</w:t>
+      </w:r>
+      <w:r>
+        <w:rPr>
+          <w:rFonts w:hint="eastAsia"/>
+        </w:rPr>
+        <w:t>规则是否真的在表里、动作是否正确，不一致或超时即</w:t>
+      </w:r>
+      <w:r>
+        <w:rPr>
+          <w:rFonts w:hint="eastAsia"/>
+          <w:b/>
+        </w:rPr>
+        <w:t>回滚</w:t>
+      </w:r>
+      <w:r>
+        <w:rPr>
+          <w:rFonts w:hint="eastAsia"/>
+        </w:rPr>
+        <w:t>并写审计。</w:t>
+      </w:r>
+    </w:p>
+    <w:p>
+      <w:pPr>
+        <w:rPr>
+          <w:rFonts w:hint="eastAsia"/>
+        </w:rPr>
+      </w:pPr>
     </w:p>
     <w:p>
       <w:pPr>
@@ -2323,14 +3492,60 @@
           <w:rFonts w:hint="eastAsia"/>
           <w:b/>
         </w:rPr>
-        <w:t>评估层</w:t>
-      </w:r>
-      <w:r>
-        <w:rPr>
-          <w:rFonts w:hint="eastAsia"/>
-        </w:rPr>
-        <w:t>：窗口级、告警级（在线口径）、真实域三套评估，工作点全枚举与 Pareto 分析，误报 → 人工工时的运维换算；</w:t>
-      </w:r>
+        <w:t>闭环复盘单元</w:t>
+      </w:r>
+      <w:r>
+        <w:rPr>
+          <w:rFonts w:hint="eastAsia"/>
+        </w:rPr>
+        <w:t>：低置信与形态新颖的窗口进</w:t>
+      </w:r>
+      <w:r>
+        <w:rPr>
+          <w:rFonts w:hint="eastAsia"/>
+          <w:b/>
+        </w:rPr>
+        <w:t>观察池</w:t>
+      </w:r>
+      <w:r>
+        <w:rPr>
+          <w:rFonts w:hint="eastAsia"/>
+        </w:rPr>
+        <w:t>留痕，系统承认"不认识"的告警进</w:t>
+      </w:r>
+      <w:r>
+        <w:rPr>
+          <w:rFonts w:hint="eastAsia"/>
+          <w:b/>
+        </w:rPr>
+        <w:t>待研判队列</w:t>
+      </w:r>
+      <w:r>
+        <w:rPr>
+          <w:rFonts w:hint="eastAsia"/>
+        </w:rPr>
+        <w:t>，人工给出结论后按 `review_id` 回流为带标签样本；结论积累满足增量判据后自动触发重训，产出</w:t>
+      </w:r>
+      <w:r>
+        <w:rPr>
+          <w:rFonts w:hint="eastAsia"/>
+          <w:b/>
+        </w:rPr>
+        <w:t>隔离的候选模型</w:t>
+      </w:r>
+      <w:r>
+        <w:rPr>
+          <w:rFonts w:hint="eastAsia"/>
+        </w:rPr>
+        <w:t>（绝不覆盖主模型）。</w:t>
+      </w:r>
+    </w:p>
+    <w:p>
+      <w:pPr>
+        <w:rPr>
+          <w:rFonts w:hint="eastAsia"/>
+        </w:rPr>
+      </w:pPr>
     </w:p>
     <w:p>
       <w:pPr>
@@ -2349,27 +3564,21 @@
           <w:rFonts w:hint="eastAsia"/>
           <w:b/>
         </w:rPr>
-        <w:t>服务与处置层</w:t>
-      </w:r>
-      <w:r>
-        <w:rPr>
-          <w:rFonts w:hint="eastAsia"/>
-        </w:rPr>
-        <w:t xml:space="preserve">：在线检测服务（滑窗判定、连续确认、动作分级、幂等、升级状态机、观察池、待研判队列、审计台账、Prometheus 指标）与 Ryu 控制器适配层（真实下发 + </w:t>
-      </w:r>
-      <w:r>
-        <w:rPr>
-          <w:rFonts w:hint="eastAsia"/>
-          <w:b/>
-        </w:rPr>
-        <w:t>回读校验 + 回滚</w:t>
-      </w:r>
-      <w:r>
-        <w:rPr>
-          <w:rFonts w:hint="eastAsia"/>
-        </w:rPr>
-        <w:t>）；</w:t>
-      </w:r>
+        <w:t>运维交互单元</w:t>
+      </w:r>
+      <w:r>
+        <w:rPr>
+          <w:rFonts w:hint="eastAsia"/>
+        </w:rPr>
+        <w:t>：离线演示大屏（实时曲线、处置控制台、审计台账、复核台、评审视图）与检测服务接口（`/api/detect`、`/api/policy`、`/api/review`、`/api/stats`、`/metrics`），策略可运行时热更新。</w:t>
+      </w:r>
+    </w:p>
+    <w:p>
+      <w:pPr>
+        <w:rPr>
+          <w:rFonts w:hint="eastAsia"/>
+        </w:rPr>
+      </w:pPr>
     </w:p>
     <w:p>
       <w:pPr>
@@ -2388,13 +3597,448 @@
           <w:rFonts w:hint="eastAsia"/>
           <w:b/>
         </w:rPr>
-        <w:t>交互与工具层</w:t>
-      </w:r>
-      <w:r>
-        <w:rPr>
-          <w:rFonts w:hint="eastAsia"/>
-        </w:rPr>
-        <w:t>：离线演示大屏（含复核台）、统一入口 `tools/cida.py`（doctor/status/demo/guard/verify/inventory/config/retrain）、交付自检与 CI。</w:t>
+        <w:t>质量与交付单元</w:t>
+      </w:r>
+      <w:r>
+        <w:rPr>
+          <w:rFonts w:hint="eastAsia"/>
+        </w:rPr>
+        <w:t>：统一入口 `tools/cida.py` 与 130 项交付自检、三套测试（单元 22 / Ryu 适配层 58 / pcap 58）、CI 工作流、匿名化与资源合规清单。</w:t>
+      </w:r>
+    </w:p>
+    <w:p>
+      <w:pPr>
+        <w:rPr>
+          <w:rFonts w:hint="eastAsia"/>
+        </w:rPr>
+      </w:pPr>
+    </w:p>
+    <w:p>
+      <w:pPr>
+        <w:pStyle w:val="2"/>
+        <w:rPr>
+          <w:rFonts w:hint="eastAsia"/>
+        </w:rPr>
+      </w:pPr>
+      <w:r>
+        <w:rPr>
+          <w:rFonts w:hint="eastAsia"/>
+          <w:b/>
+        </w:rPr>
+        <w:t>5.2 功能开发</w:t>
+      </w:r>
+    </w:p>
+    <w:p>
+      <w:pPr>
+        <w:rPr>
+          <w:rFonts w:hint="eastAsia"/>
+        </w:rPr>
+      </w:pPr>
+    </w:p>
+    <w:p>
+      <w:pPr>
+        <w:rPr>
+          <w:rFonts w:hint="eastAsia"/>
+        </w:rPr>
+      </w:pPr>
+      <w:r>
+        <w:rPr>
+          <w:rFonts w:hint="eastAsia"/>
+        </w:rPr>
+        <w:t>（1）</w:t>
+      </w:r>
+      <w:r>
+        <w:rPr>
+          <w:rFonts w:hint="eastAsia"/>
+          <w:b/>
+        </w:rPr>
+        <w:t>检测服务</w:t>
+      </w:r>
+      <w:r>
+        <w:rPr>
+          <w:rFonts w:hint="eastAsia"/>
+        </w:rPr>
+        <w:t>：以 `deque` 实现的滑窗缓冲累积流记录，每 `online_stride` 条出一次判定；连续 N 窗口超阈值才告警（去抖），阈值、确认窗口数、动作、白名单、演练模式、未知阈值均支持 `/api/policy` 热更新；写接口可用令牌保护。告警内存有界（有上界 deque + 累计计数器），审计与回流文件按大小轮转，长期运行不会撑爆内存或磁盘。</w:t>
+      </w:r>
+    </w:p>
+    <w:p>
+      <w:pPr>
+        <w:rPr>
+          <w:rFonts w:hint="eastAsia"/>
+        </w:rPr>
+      </w:pPr>
+    </w:p>
+    <w:p>
+      <w:pPr>
+        <w:rPr>
+          <w:rFonts w:hint="eastAsia"/>
+        </w:rPr>
+      </w:pPr>
+      <w:r>
+        <w:rPr>
+          <w:rFonts w:hint="eastAsia"/>
+        </w:rPr>
+        <w:lastRenderedPageBreak/>
+        <w:t>（2）</w:t>
+      </w:r>
+      <w:r>
+        <w:rPr>
+          <w:rFonts w:hint="eastAsia"/>
+          <w:b/>
+        </w:rPr>
+        <w:t>控制器适配层</w:t>
+      </w:r>
+      <w:r>
+        <w:rPr>
+          <w:rFonts w:hint="eastAsia"/>
+        </w:rPr>
+        <w:t>：周期拉取流表统计 → 组装记录 → POST 检测服务 → 按返回动作下发 `OFPFlowMod`/`OFPMeterMod`；同源重复告警走</w:t>
+      </w:r>
+      <w:r>
+        <w:rPr>
+          <w:rFonts w:hint="eastAsia"/>
+          <w:b/>
+        </w:rPr>
+        <w:t>幂等</w:t>
+      </w:r>
+      <w:r>
+        <w:rPr>
+          <w:rFonts w:hint="eastAsia"/>
+        </w:rPr>
+        <w:t>，仅在"同级或更弱"时抑制，升级动作必须放行；动作与白名单/全局观察策略共用同一个保护判定，避免"两处各判一次、只改一处"。</w:t>
+      </w:r>
+    </w:p>
+    <w:p>
+      <w:pPr>
+        <w:rPr>
+          <w:rFonts w:hint="eastAsia"/>
+        </w:rPr>
+      </w:pPr>
+    </w:p>
+    <w:p>
+      <w:pPr>
+        <w:rPr>
+          <w:rFonts w:hint="eastAsia"/>
+        </w:rPr>
+      </w:pPr>
+      <w:r>
+        <w:rPr>
+          <w:rFonts w:hint="eastAsia"/>
+        </w:rPr>
+        <w:t>（3）</w:t>
+      </w:r>
+      <w:r>
+        <w:rPr>
+          <w:rFonts w:hint="eastAsia"/>
+          <w:b/>
+        </w:rPr>
+        <w:t>回读校验与回滚（本轮新增能力，可选开关）</w:t>
+      </w:r>
+      <w:r>
+        <w:rPr>
+          <w:rFonts w:hint="eastAsia"/>
+        </w:rPr>
+        <w:t>：规则下发后再发 `OFPFlowStatsRequest` 把流表</w:t>
+      </w:r>
+      <w:r>
+        <w:rPr>
+          <w:rFonts w:hint="eastAsia"/>
+          <w:b/>
+        </w:rPr>
+        <w:t>读回来</w:t>
+      </w:r>
+      <w:r>
+        <w:rPr>
+          <w:rFonts w:hint="eastAsia"/>
+        </w:rPr>
+        <w:t>，用 xid 把"校验回复"与"周期采集回复"分流，按</w:t>
+      </w:r>
+      <w:r>
+        <w:rPr>
+          <w:rFonts w:hint="eastAsia"/>
+          <w:b/>
+        </w:rPr>
+        <w:t>动作</w:t>
+      </w:r>
+      <w:r>
+        <w:rPr>
+          <w:rFonts w:hint="eastAsia"/>
+        </w:rPr>
+        <w:t>判定是否真的生效（只"找到同源规则"不算通过——本该丢弃却变成限速同样是账实不符）；不一致或超时（超时=未确认）则 `DELETE_STRICT` 回滚、限速连 Meter 一起删、</w:t>
+      </w:r>
+      <w:r>
+        <w:rPr>
+          <w:rFonts w:hint="eastAsia"/>
+          <w:b/>
+        </w:rPr>
+        <w:t>解开幂等窗口</w:t>
+      </w:r>
+      <w:r>
+        <w:rPr>
+          <w:rFonts w:hint="eastAsia"/>
+        </w:rPr>
+        <w:t>以便重试，并写一条 `event=verify` 台账。默认关闭：部分交换机对带 match 的统计请求响应慢甚至不回，默认开启会把"不确定"变成"回滚"。</w:t>
+      </w:r>
+    </w:p>
+    <w:p>
+      <w:pPr>
+        <w:rPr>
+          <w:rFonts w:hint="eastAsia"/>
+        </w:rPr>
+      </w:pPr>
+    </w:p>
+    <w:p>
+      <w:pPr>
+        <w:rPr>
+          <w:rFonts w:hint="eastAsia"/>
+        </w:rPr>
+      </w:pPr>
+      <w:r>
+        <w:rPr>
+          <w:rFonts w:hint="eastAsia"/>
+        </w:rPr>
+        <w:t>（4）</w:t>
+      </w:r>
+      <w:r>
+        <w:rPr>
+          <w:rFonts w:hint="eastAsia"/>
+          <w:b/>
+        </w:rPr>
+        <w:t>未知与漏报处理</w:t>
+      </w:r>
+      <w:r>
+        <w:rPr>
+          <w:rFonts w:hint="eastAsia"/>
+        </w:rPr>
+        <w:t>：未知形态窗口进观察池并抽证；未知告警进待研判队列并</w:t>
+      </w:r>
+      <w:r>
+        <w:rPr>
+          <w:rFonts w:hint="eastAsia"/>
+          <w:b/>
+        </w:rPr>
+        <w:t>最高只到限速</w:t>
+      </w:r>
+      <w:r>
+        <w:rPr>
+          <w:rFonts w:hint="eastAsia"/>
+        </w:rPr>
+        <w:t>（硬护栏，即便全局策略是阻断也降级）；漏报可通过回看环形缓冲回答"这段为什么没报警"。</w:t>
+      </w:r>
+    </w:p>
+    <w:p>
+      <w:pPr>
+        <w:rPr>
+          <w:rFonts w:hint="eastAsia"/>
+        </w:rPr>
+      </w:pPr>
+    </w:p>
+    <w:p>
+      <w:pPr>
+        <w:rPr>
+          <w:rFonts w:hint="eastAsia"/>
+        </w:rPr>
+      </w:pPr>
+      <w:r>
+        <w:rPr>
+          <w:rFonts w:hint="eastAsia"/>
+        </w:rPr>
+        <w:t>（5）</w:t>
+      </w:r>
+      <w:r>
+        <w:rPr>
+          <w:rFonts w:hint="eastAsia"/>
+          <w:b/>
+        </w:rPr>
+        <w:t>自动放松（自动降级）</w:t>
+      </w:r>
+      <w:r>
+        <w:rPr>
+          <w:rFonts w:hint="eastAsia"/>
+        </w:rPr>
+        <w:t>：人工复核结论以 `normal` 为主（≥N 条且占比≥X）时，阈值自动上调一档，有上限、写审计、暴露 Prometheus 指标；</w:t>
+      </w:r>
+      <w:r>
+        <w:rPr>
+          <w:rFonts w:hint="eastAsia"/>
+          <w:b/>
+        </w:rPr>
+        <w:t>默认关</w:t>
+      </w:r>
+      <w:r>
+        <w:rPr>
+          <w:rFonts w:hint="eastAsia"/>
+        </w:rPr>
+        <w:t>，只认人工结论，不允许一路推到 1.0 把检测关掉。</w:t>
+      </w:r>
+    </w:p>
+    <w:p>
+      <w:pPr>
+        <w:rPr>
+          <w:rFonts w:hint="eastAsia"/>
+        </w:rPr>
+      </w:pPr>
+    </w:p>
+    <w:p>
+      <w:pPr>
+        <w:rPr>
+          <w:rFonts w:hint="eastAsia"/>
+        </w:rPr>
+      </w:pPr>
+      <w:r>
+        <w:rPr>
+          <w:rFonts w:hint="eastAsia"/>
+        </w:rPr>
+        <w:t>（6）</w:t>
+      </w:r>
+      <w:r>
+        <w:rPr>
+          <w:rFonts w:hint="eastAsia"/>
+          <w:b/>
+        </w:rPr>
+        <w:t>回流重训触发</w:t>
+      </w:r>
+      <w:r>
+        <w:rPr>
+          <w:rFonts w:hint="eastAsia"/>
+        </w:rPr>
+        <w:t>：`src/feedback_trigger.py` 以"上次重训之后的</w:t>
+      </w:r>
+      <w:r>
+        <w:rPr>
+          <w:rFonts w:hint="eastAsia"/>
+          <w:b/>
+        </w:rPr>
+        <w:t>新增</w:t>
+      </w:r>
+      <w:r>
+        <w:rPr>
+          <w:rFonts w:hint="eastAsia"/>
+        </w:rPr>
+        <w:t>结论 ≥10 条且其中新确认为攻击 ≥3 条且距上次 ≥24 小时"为判据（状态落在 `results/retrain_state.json`），入口 `python tools/cida.py retrain --auto`；未达标</w:t>
+      </w:r>
+      <w:r>
+        <w:rPr>
+          <w:rFonts w:hint="eastAsia"/>
+          <w:b/>
+        </w:rPr>
+        <w:t>安静退出</w:t>
+      </w:r>
+      <w:r>
+        <w:rPr>
+          <w:rFonts w:hint="eastAsia"/>
+        </w:rPr>
+        <w:t>，因此可挂在 systemd timer / Windows 计划任务上反复调用。</w:t>
+      </w:r>
+    </w:p>
+    <w:p>
+      <w:pPr>
+        <w:rPr>
+          <w:rFonts w:hint="eastAsia"/>
+        </w:rPr>
+      </w:pPr>
+    </w:p>
+    <w:p>
+      <w:pPr>
+        <w:pStyle w:val="2"/>
+        <w:rPr>
+          <w:rFonts w:hint="eastAsia"/>
+        </w:rPr>
+      </w:pPr>
+      <w:r>
+        <w:rPr>
+          <w:rFonts w:hint="eastAsia"/>
+          <w:b/>
+        </w:rPr>
+        <w:lastRenderedPageBreak/>
+        <w:t>5.3 设备与运行环境</w:t>
+      </w:r>
+    </w:p>
+    <w:p>
+      <w:pPr>
+        <w:rPr>
+          <w:rFonts w:hint="eastAsia"/>
+        </w:rPr>
+      </w:pPr>
+    </w:p>
+    <w:p>
+      <w:pPr>
+        <w:rPr>
+          <w:rFonts w:hint="eastAsia"/>
+        </w:rPr>
+      </w:pPr>
+      <w:r>
+        <w:rPr>
+          <w:rFonts w:hint="eastAsia"/>
+          <w:b/>
+        </w:rPr>
+        <w:t>服务端</w:t>
+      </w:r>
+      <w:r>
+        <w:rPr>
+          <w:rFonts w:hint="eastAsia"/>
+        </w:rPr>
+        <w:t>：通用 x86 服务器或工作站（8 核 CPU、无 GPU 要求），Python 3.11 + TensorFlow/Keras；内存占用在线稳定（长稳实测 +13.6 MB）。</w:t>
+      </w:r>
+    </w:p>
+    <w:p>
+      <w:pPr>
+        <w:rPr>
+          <w:rFonts w:hint="eastAsia"/>
+        </w:rPr>
+      </w:pPr>
+      <w:r>
+        <w:rPr>
+          <w:rFonts w:hint="eastAsia"/>
+          <w:b/>
+        </w:rPr>
+        <w:t>网络侧</w:t>
+      </w:r>
+      <w:r>
+        <w:rPr>
+          <w:rFonts w:hint="eastAsia"/>
+        </w:rPr>
+        <w:t>：OpenFlow 1.3 交换机（或 Mininet/OVS 仿真），Ryu 控制器（本项目实测版本 4.34）。</w:t>
+      </w:r>
+    </w:p>
+    <w:p>
+      <w:pPr>
+        <w:rPr>
+          <w:rFonts w:hint="eastAsia"/>
+        </w:rPr>
+      </w:pPr>
+      <w:r>
+        <w:rPr>
+          <w:rFonts w:hint="eastAsia"/>
+          <w:b/>
+        </w:rPr>
+        <w:t>采集侧</w:t>
+      </w:r>
+      <w:r>
+        <w:rPr>
+          <w:rFonts w:hint="eastAsia"/>
+        </w:rPr>
+        <w:t>：三条可选路径——控制器原生字段（无需探针）、完整流特征探针、pcap 抓包重建。</w:t>
+      </w:r>
+    </w:p>
+    <w:p>
+      <w:pPr>
+        <w:rPr>
+          <w:rFonts w:hint="eastAsia"/>
+        </w:rPr>
+      </w:pPr>
+      <w:r>
+        <w:rPr>
+          <w:rFonts w:hint="eastAsia"/>
+          <w:b/>
+        </w:rPr>
+        <w:t>终端</w:t>
+      </w:r>
+      <w:r>
+        <w:rPr>
+          <w:rFonts w:hint="eastAsia"/>
+        </w:rPr>
+        <w:t>：浏览器访问大屏与评审视图（离线可用，无需外网）。</w:t>
       </w:r>
     </w:p>
     <w:p>
@@ -2416,386 +4060,346 @@
           <w:rFonts w:hint="eastAsia"/>
           <w:b/>
         </w:rPr>
-        <w:t>3需求分析</w:t>
-      </w:r>
-    </w:p>
-    <w:p>
-      <w:pPr>
-        <w:rPr>
-          <w:rFonts w:hint="eastAsia"/>
-        </w:rPr>
-      </w:pPr>
-    </w:p>
-    <w:p>
-      <w:pPr>
-        <w:rPr>
-          <w:rFonts w:hint="eastAsia"/>
-        </w:rPr>
-      </w:pPr>
-      <w:r>
-        <w:rPr>
-          <w:rFonts w:hint="eastAsia"/>
-          <w:b/>
-        </w:rPr>
-        <w:t>学科与场景界定</w:t>
-      </w:r>
-      <w:r>
-        <w:rPr>
-          <w:rFonts w:hint="eastAsia"/>
-        </w:rPr>
-        <w:t>：本作品服务的场景是</w:t>
-      </w:r>
-      <w:r>
-        <w:rPr>
-          <w:rFonts w:hint="eastAsia"/>
-          <w:b/>
-        </w:rPr>
-        <w:t>网络空间安全学科中的网络检测与响应（NDR）方向</w:t>
-      </w:r>
-      <w:r>
-        <w:rPr>
-          <w:rFonts w:hint="eastAsia"/>
-        </w:rPr>
-        <w:t>，具体对象是</w:t>
-      </w:r>
-      <w:r>
-        <w:rPr>
-          <w:rFonts w:hint="eastAsia"/>
-          <w:b/>
-        </w:rPr>
-        <w:t>已采用 SDN 架构</w:t>
-      </w:r>
-      <w:r>
-        <w:rPr>
-          <w:rFonts w:hint="eastAsia"/>
-        </w:rPr>
-        <w:t>的数据中心、校园网与关基专网——它们共同的处境是"控制器看得到全网流表，却缺少把它用起来的检测能力"。</w:t>
-      </w:r>
-    </w:p>
-    <w:p>
-      <w:pPr>
-        <w:rPr>
-          <w:rFonts w:hint="eastAsia"/>
-        </w:rPr>
-      </w:pPr>
-    </w:p>
-    <w:p>
-      <w:pPr>
-        <w:rPr>
-          <w:rFonts w:hint="eastAsia"/>
-        </w:rPr>
-      </w:pPr>
-      <w:r>
-        <w:rPr>
-          <w:rFonts w:hint="eastAsia"/>
-          <w:b/>
-        </w:rPr>
-        <w:t>痛点支撑的性质（如实说明）</w:t>
-      </w:r>
-      <w:r>
-        <w:rPr>
-          <w:rFonts w:hint="eastAsia"/>
-        </w:rPr>
-        <w:t>：本文的痛点论述由两类证据支撑——</w:t>
-      </w:r>
-      <w:r>
-        <w:rPr>
-          <w:rFonts w:hint="eastAsia"/>
-          <w:b/>
-        </w:rPr>
-        <w:t>本项目实测数据</w:t>
-      </w:r>
-      <w:r>
-        <w:rPr>
-          <w:rFonts w:hint="eastAsia"/>
-        </w:rPr>
-        <w:t>（误报折算人工工时、工作点取舍、未知形态被硬判的比例、处置"账实不符"缺陷）与</w:t>
-      </w:r>
-      <w:r>
-        <w:rPr>
-          <w:rFonts w:hint="eastAsia"/>
-          <w:b/>
-        </w:rPr>
-        <w:t>公开行业共识与政策趋势</w:t>
-      </w:r>
-      <w:r>
-        <w:rPr>
-          <w:rFonts w:hint="eastAsia"/>
-        </w:rPr>
-        <w:t>（附链接、声明未复核）。</w:t>
-      </w:r>
-      <w:r>
-        <w:rPr>
-          <w:rFonts w:hint="eastAsia"/>
-          <w:b/>
-        </w:rPr>
-        <w:t>客户访谈与招标数据尚未开展</w:t>
-      </w:r>
-      <w:r>
-        <w:rPr>
-          <w:rFonts w:hint="eastAsia"/>
-        </w:rPr>
-        <w:t>，因此本方案不给出任何未经调研的市场金额（见 §12.5、§15.3）。</w:t>
-      </w:r>
-    </w:p>
-    <w:p>
-      <w:pPr>
-        <w:rPr>
-          <w:rFonts w:hint="eastAsia"/>
-        </w:rPr>
-      </w:pPr>
-    </w:p>
-    <w:p>
-      <w:pPr>
-        <w:rPr>
-          <w:rFonts w:hint="eastAsia"/>
-        </w:rPr>
-      </w:pPr>
-      <w:r>
-        <w:rPr>
-          <w:rFonts w:hint="eastAsia"/>
-          <w:b/>
-        </w:rPr>
-        <w:t>网络侧需求网络侧需求</w:t>
-      </w:r>
-      <w:r>
-        <w:rPr>
-          <w:rFonts w:hint="eastAsia"/>
-        </w:rPr>
-        <w:t>：SDN 控制器能拿到流表统计，但这些统计只描述"流"而不描述"威胁"。管理员需要的是一个能把流表统计直接翻译成风险判定与处置建议的组件，且</w:t>
-      </w:r>
-      <w:r>
-        <w:rPr>
-          <w:rFonts w:hint="eastAsia"/>
-          <w:b/>
-        </w:rPr>
-        <w:t>不需要在每</w:t>
-      </w:r>
-      <w:r>
-        <w:rPr>
-          <w:rFonts w:hint="eastAsia"/>
-          <w:b/>
+        <w:t>6理论基础与问题关联分析</w:t>
+      </w:r>
+    </w:p>
+    <w:p>
+      <w:pPr>
+        <w:rPr>
+          <w:rFonts w:hint="eastAsia"/>
+        </w:rPr>
+      </w:pPr>
+    </w:p>
+    <w:p>
+      <w:pPr>
+        <w:rPr>
+          <w:rFonts w:hint="eastAsia"/>
+        </w:rPr>
+      </w:pPr>
+      <w:r>
+        <w:rPr>
+          <w:rFonts w:hint="eastAsia"/>
+          <w:b/>
+        </w:rPr>
+        <w:t>（1）时序建模与滑窗</w:t>
+      </w:r>
+      <w:r>
+        <w:rPr>
+          <w:rFonts w:hint="eastAsia"/>
+        </w:rPr>
+        <w:t>。单条流记录的信息量有限且噪声大，攻击行为往往体现在</w:t>
+      </w:r>
+      <w:r>
+        <w:rPr>
+          <w:rFonts w:hint="eastAsia"/>
+          <w:b/>
+        </w:rPr>
+        <w:t>连续流的统计模式</w:t>
+      </w:r>
+      <w:r>
+        <w:rPr>
+          <w:rFonts w:hint="eastAsia"/>
+        </w:rPr>
+        <w:t xml:space="preserve">上。本项目以连续 T 条流记录为输入做时序建模，并以窗口消融实验确定 T=16 为"精度—时延"平衡点；实验同时给出部署级结论：把窗口加长到 T=32，误报可由 28.31 降到 </w:t>
+      </w:r>
+      <w:r>
+        <w:rPr>
+          <w:rFonts w:hint="eastAsia"/>
+          <w:b/>
+        </w:rPr>
+        <w:t>0.11 次/小时</w:t>
+      </w:r>
+      <w:r>
+        <w:rPr>
+          <w:rFonts w:hint="eastAsia"/>
+        </w:rPr>
+        <w:t>，代价是约 26 ms 额外时延。【实测：`results/window_ablation.md`】</w:t>
+      </w:r>
+    </w:p>
+    <w:p>
+      <w:pPr>
+        <w:rPr>
+          <w:rFonts w:hint="eastAsia"/>
+        </w:rPr>
+      </w:pPr>
+    </w:p>
+    <w:p>
+      <w:pPr>
+        <w:rPr>
+          <w:rFonts w:hint="eastAsia"/>
+        </w:rPr>
+      </w:pPr>
+      <w:r>
+        <w:rPr>
+          <w:rFonts w:hint="eastAsia"/>
+          <w:b/>
+        </w:rPr>
+        <w:t>（2）多任务学习</w:t>
+      </w:r>
+      <w:r>
+        <w:rPr>
+          <w:rFonts w:hint="eastAsia"/>
+        </w:rPr>
+        <w:t>。攻击细类（8 类）与"是否异常"（二分类）是相关但不同的任务：细分类别提供可解释性与逐类动作矩阵，二分类头提供稳定的告警口径。模型用共享主干 + 双头 + 联合损失（可调权重）实现，采样权重按类别逆频加权以对抗类别不平衡。</w:t>
+      </w:r>
+    </w:p>
+    <w:p>
+      <w:pPr>
+        <w:rPr>
+          <w:rFonts w:hint="eastAsia"/>
+        </w:rPr>
+      </w:pPr>
+    </w:p>
+    <w:p>
+      <w:pPr>
+        <w:rPr>
+          <w:rFonts w:hint="eastAsia"/>
+        </w:rPr>
+      </w:pPr>
+      <w:r>
+        <w:rPr>
+          <w:rFonts w:hint="eastAsia"/>
+          <w:b/>
+        </w:rPr>
+        <w:t>（3）开集识别与新颖性</w:t>
+      </w:r>
+      <w:r>
+        <w:rPr>
+          <w:rFonts w:hint="eastAsia"/>
+        </w:rPr>
+        <w:t>。闭集模型面对未知形态会过度自信，本项目以多分类概率</w:t>
+      </w:r>
+      <w:r>
+        <w:rPr>
+          <w:rFonts w:hint="eastAsia"/>
+          <w:b/>
+        </w:rPr>
+        <w:t>熵</w:t>
+      </w:r>
+      <w:r>
+        <w:rPr>
+          <w:rFonts w:hint="eastAsia"/>
+        </w:rPr>
+        <w:t>作为新颖性度量，在</w:t>
+      </w:r>
+      <w:r>
+        <w:rPr>
+          <w:rFonts w:hint="eastAsia"/>
+          <w:b/>
+        </w:rPr>
+        <w:t>正常窗口</w:t>
+      </w:r>
+      <w:r>
+        <w:rPr>
+          <w:rFonts w:hint="eastAsia"/>
+        </w:rPr>
+        <w:t>上按误报预算标定阈值后作为"要不要人工研判"的提示。边界明确：它标记的是"模型没见过这种形态"，</w:t>
+      </w:r>
+      <w:r>
+        <w:rPr>
+          <w:rFonts w:hint="eastAsia"/>
+          <w:b/>
+        </w:rPr>
+        <w:t>不是</w:t>
+      </w:r>
+      <w:r>
+        <w:rPr>
+          <w:rFonts w:hint="eastAsia"/>
+        </w:rPr>
+        <w:t>已验证的未知攻击检测器（跨场景 AUROC≈0.978，但</w:t>
+      </w:r>
+      <w:r>
+        <w:rPr>
+          <w:rFonts w:hint="eastAsia"/>
         </w:rPr>
         <w:lastRenderedPageBreak/>
-        <w:t>台主机上装探针</w:t>
-      </w:r>
-      <w:r>
-        <w:rPr>
-          <w:rFonts w:hint="eastAsia"/>
-        </w:rPr>
-        <w:t>——这也是本项目在控制器原生字段口径上单独训练与评估的原因。【实测：`data/processed_sdn/meta.json`、`results/feature_selection.md`】</w:t>
-      </w:r>
-    </w:p>
-    <w:p>
-      <w:pPr>
-        <w:rPr>
-          <w:rFonts w:hint="eastAsia"/>
-        </w:rPr>
-      </w:pPr>
-    </w:p>
-    <w:p>
-      <w:pPr>
-        <w:rPr>
-          <w:rFonts w:hint="eastAsia"/>
-        </w:rPr>
-      </w:pPr>
-      <w:r>
-        <w:rPr>
-          <w:rFonts w:hint="eastAsia"/>
-          <w:b/>
-        </w:rPr>
-        <w:t>运营侧需求</w:t>
-      </w:r>
-      <w:r>
-        <w:rPr>
-          <w:rFonts w:hint="eastAsia"/>
-        </w:rPr>
-        <w:t xml:space="preserve">：安全运营中心（SOC）的痛点不是"没有告警"，而是告警太多且真假难辨。本项目实测：同一模型在不做连续确认时，误报折合 </w:t>
-      </w:r>
-      <w:r>
-        <w:rPr>
-          <w:rFonts w:hint="eastAsia"/>
-          <w:b/>
-        </w:rPr>
-        <w:t>22.5 人工小时/天</w:t>
-      </w:r>
-      <w:r>
-        <w:rPr>
-          <w:rFonts w:hint="eastAsia"/>
-        </w:rPr>
-        <w:t xml:space="preserve">（约 2.8 个班次）；加入"连续 3 窗口确认"后降到 </w:t>
-      </w:r>
-      <w:r>
-        <w:rPr>
-          <w:rFonts w:hint="eastAsia"/>
-          <w:b/>
-        </w:rPr>
-        <w:t>3.58 人工小时/天</w:t>
-      </w:r>
-      <w:r>
-        <w:rPr>
-          <w:rFonts w:hint="eastAsia"/>
-        </w:rPr>
-        <w:t xml:space="preserve">；再调整窗口长度可把误报压到 </w:t>
-      </w:r>
-      <w:r>
-        <w:rPr>
-          <w:rFonts w:hint="eastAsia"/>
-          <w:b/>
-        </w:rPr>
-        <w:t>0.11 次/小时</w:t>
-      </w:r>
-      <w:r>
-        <w:rPr>
-          <w:rFonts w:hint="eastAsia"/>
-        </w:rPr>
-        <w:t>。也就是说，</w:t>
-      </w:r>
-      <w:r>
-        <w:rPr>
-          <w:rFonts w:hint="eastAsia"/>
-          <w:b/>
-        </w:rPr>
-        <w:t>工作点的选择直接决定这个系统能不能被人用</w:t>
-      </w:r>
-      <w:r>
-        <w:rPr>
-          <w:rFonts w:hint="eastAsia"/>
-        </w:rPr>
-        <w:t>。【实测：`results/operating_point.md`、`results/ops_impact.md`】</w:t>
-      </w:r>
-    </w:p>
-    <w:p>
-      <w:pPr>
-        <w:rPr>
-          <w:rFonts w:hint="eastAsia"/>
-        </w:rPr>
-      </w:pPr>
-    </w:p>
-    <w:p>
-      <w:pPr>
-        <w:rPr>
-          <w:rFonts w:hint="eastAsia"/>
-        </w:rPr>
-      </w:pPr>
-      <w:r>
-        <w:rPr>
-          <w:rFonts w:hint="eastAsia"/>
-          <w:b/>
-        </w:rPr>
-        <w:t>未知攻击需求</w:t>
-      </w:r>
-      <w:r>
-        <w:rPr>
-          <w:rFonts w:hint="eastAsia"/>
-        </w:rPr>
-        <w:t>：模型只在已知类别上训练，遇到新形态会"自信地归到已知类"——留出整类攻击做实验时，</w:t>
-      </w:r>
-      <w:r>
-        <w:rPr>
-          <w:rFonts w:hint="eastAsia"/>
-          <w:b/>
-        </w:rPr>
-        <w:t>100% 被安上已知标签</w:t>
-      </w:r>
-      <w:r>
-        <w:rPr>
-          <w:rFonts w:hint="eastAsia"/>
-        </w:rPr>
-        <w:t>。因此系统必须能说"我不认识"，并且</w:t>
-      </w:r>
-      <w:r>
-        <w:rPr>
-          <w:rFonts w:hint="eastAsia"/>
-          <w:b/>
-        </w:rPr>
-        <w:t>给这种不确定一个可运营的出口</w:t>
-      </w:r>
-      <w:r>
-        <w:rPr>
-          <w:rFonts w:hint="eastAsia"/>
-        </w:rPr>
-        <w:t>（人工研判 + 结论回流），而不是让它烂在日志里。【实测：`results/openset_report.md`】</w:t>
-      </w:r>
-    </w:p>
-    <w:p>
-      <w:pPr>
-        <w:rPr>
-          <w:rFonts w:hint="eastAsia"/>
-        </w:rPr>
-      </w:pPr>
-    </w:p>
-    <w:p>
-      <w:pPr>
-        <w:rPr>
-          <w:rFonts w:hint="eastAsia"/>
-        </w:rPr>
-      </w:pPr>
-      <w:r>
-        <w:rPr>
-          <w:rFonts w:hint="eastAsia"/>
-          <w:b/>
-        </w:rPr>
-        <w:t>可靠性需求</w:t>
-      </w:r>
-      <w:r>
-        <w:rPr>
-          <w:rFonts w:hint="eastAsia"/>
-        </w:rPr>
-        <w:t>：处置动作一旦下发就必须能回答"真的生效了吗"。本项目在开发与真机联调中先后抓到 4 处"账实不符"缺陷（只建 Meter 不限速、幂等吃掉升级、observe 也记"已执行"、只记账不下发），这类问题的共同点是</w:t>
-      </w:r>
-      <w:r>
-        <w:rPr>
-          <w:rFonts w:hint="eastAsia"/>
-          <w:b/>
-        </w:rPr>
-        <w:t>台账在说谎而系统不报错</w:t>
-      </w:r>
-      <w:r>
-        <w:rPr>
-          <w:rFonts w:hint="eastAsia"/>
-        </w:rPr>
-        <w:t>。因此需求被固化为：</w:t>
-      </w:r>
-      <w:r>
-        <w:rPr>
-          <w:rFonts w:hint="eastAsia"/>
-          <w:b/>
-        </w:rPr>
-        <w:t>下发后回读校验、失败即回滚、每次动作与每次校验都留痕</w:t>
-      </w:r>
-      <w:r>
-        <w:rPr>
-          <w:rFonts w:hint="eastAsia"/>
-        </w:rPr>
-        <w:t>。【实测：`tests/test_ryu_guard.py`（58 项）、`results/ryu_live_check.md`】</w:t>
-      </w:r>
-    </w:p>
-    <w:p>
-      <w:pPr>
-        <w:rPr>
-          <w:rFonts w:hint="eastAsia"/>
-        </w:rPr>
-      </w:pPr>
-    </w:p>
-    <w:p>
-      <w:pPr>
-        <w:rPr>
-          <w:rFonts w:hint="eastAsia"/>
-        </w:rPr>
-      </w:pPr>
-      <w:r>
-        <w:rPr>
-          <w:rFonts w:hint="eastAsia"/>
-          <w:b/>
-        </w:rPr>
-        <w:t>合规与教学需求</w:t>
-      </w:r>
-      <w:r>
-        <w:rPr>
-          <w:rFonts w:hint="eastAsia"/>
-        </w:rPr>
-        <w:t>：关键信息基础设施保护与网络安全法体系要求检测、处置、留痕形成证据链；教学与科研场景则需要"可复现、可解释、有真实数据"的案例。本项目把 130 项交付自检、6 份数据集许可校验、匿名化自查清单都做成可一键执行的脚本，正是为这两类需求服务。</w:t>
+        <w:t>留出的攻击越像正常流量越检不出）。【实测：`results/openset_report.md`、`results/openset_thresholds.md`】</w:t>
+      </w:r>
+    </w:p>
+    <w:p>
+      <w:pPr>
+        <w:rPr>
+          <w:rFonts w:hint="eastAsia"/>
+        </w:rPr>
+      </w:pPr>
+    </w:p>
+    <w:p>
+      <w:pPr>
+        <w:rPr>
+          <w:rFonts w:hint="eastAsia"/>
+        </w:rPr>
+      </w:pPr>
+      <w:r>
+        <w:rPr>
+          <w:rFonts w:hint="eastAsia"/>
+          <w:b/>
+        </w:rPr>
+        <w:t>（4）对抗鲁棒性</w:t>
+      </w:r>
+      <w:r>
+        <w:rPr>
+          <w:rFonts w:hint="eastAsia"/>
+        </w:rPr>
+        <w:t>。白盒、特征空间、L∞ 有界的定向扰动在本模型上效率很高（ε=0.3 逃逸率 73%），且</w:t>
+      </w:r>
+      <w:r>
+        <w:rPr>
+          <w:rFonts w:hint="eastAsia"/>
+          <w:b/>
+        </w:rPr>
+        <w:t>熵阈值拦不住</w:t>
+      </w:r>
+      <w:r>
+        <w:rPr>
+          <w:rFonts w:hint="eastAsia"/>
+        </w:rPr>
+        <w:t>；缓解手段是对抗训练（干净+FGSM 混合），按事前判据"收益 &gt; 代价"评估为划算，并已内建为可选训练开关（默认关）。【实测：`results/adversarial_eval.md`】</w:t>
+      </w:r>
+    </w:p>
+    <w:p>
+      <w:pPr>
+        <w:rPr>
+          <w:rFonts w:hint="eastAsia"/>
+        </w:rPr>
+      </w:pPr>
+    </w:p>
+    <w:p>
+      <w:pPr>
+        <w:rPr>
+          <w:rFonts w:hint="eastAsia"/>
+        </w:rPr>
+      </w:pPr>
+      <w:r>
+        <w:rPr>
+          <w:rFonts w:hint="eastAsia"/>
+          <w:b/>
+        </w:rPr>
+        <w:t>（5）工作点与人因</w:t>
+      </w:r>
+      <w:r>
+        <w:rPr>
+          <w:rFonts w:hint="eastAsia"/>
+        </w:rPr>
+        <w:t>。检测系统真正的瓶颈是"人能不能把告警消化掉"。本项目把工作点（阈值 × 确认窗口数 × 窗口长度）全枚举成 Pareto 表，并把误报翻译成</w:t>
+      </w:r>
+      <w:r>
+        <w:rPr>
+          <w:rFonts w:hint="eastAsia"/>
+          <w:b/>
+        </w:rPr>
+        <w:t>人工工时/天</w:t>
+      </w:r>
+      <w:r>
+        <w:rPr>
+          <w:rFonts w:hint="eastAsia"/>
+        </w:rPr>
+        <w:t>与</w:t>
+      </w:r>
+      <w:r>
+        <w:rPr>
+          <w:rFonts w:hint="eastAsia"/>
+          <w:b/>
+        </w:rPr>
+        <w:t>告警量/天</w:t>
+      </w:r>
+      <w:r>
+        <w:rPr>
+          <w:rFonts w:hint="eastAsia"/>
+        </w:rPr>
+        <w:t>——这把"误报率"从一句定性抱怨变成可讨论的运营指标。【实测：`results/operating_point.md`、`ops_impact.md`】</w:t>
+      </w:r>
+    </w:p>
+    <w:p>
+      <w:pPr>
+        <w:rPr>
+          <w:rFonts w:hint="eastAsia"/>
+        </w:rPr>
+      </w:pPr>
+    </w:p>
+    <w:p>
+      <w:pPr>
+        <w:rPr>
+          <w:rFonts w:hint="eastAsia"/>
+        </w:rPr>
+      </w:pPr>
+      <w:r>
+        <w:rPr>
+          <w:rFonts w:hint="eastAsia"/>
+          <w:b/>
+        </w:rPr>
+        <w:t>（6）控制平面原理</w:t>
+      </w:r>
+      <w:r>
+        <w:rPr>
+          <w:rFonts w:hint="eastAsia"/>
+        </w:rPr>
+        <w:t>。处置依赖 OpenFlow 1.3 的流表项（`OFPFlowMod`，含 `hard_timeout`）、指令（`OFPIT_APPLY_ACTIONS` 空动作 = 丢弃、`OFPIT_METER` = 限速）与 Meter（`OFPMeterMod`）；回读校验依赖 `OFPFlowStatsRequest` 的 multipart 语义与 xid 配对。这些报文格式本项目均按规范实现并用</w:t>
+      </w:r>
+      <w:r>
+        <w:rPr>
+          <w:rFonts w:hint="eastAsia"/>
+          <w:b/>
+        </w:rPr>
+        <w:t>真实 Ryu 解析器</w:t>
+      </w:r>
+      <w:r>
+        <w:rPr>
+          <w:rFonts w:hint="eastAsia"/>
+        </w:rPr>
+        <w:t>做过字节级校验，避免"自己发自己收都自洽、真机一跑就丢包"。【实测：`tools/ryu_live_check.py --self-test`、`results/ryu_live_check.md`】</w:t>
+      </w:r>
+    </w:p>
+    <w:p>
+      <w:pPr>
+        <w:rPr>
+          <w:rFonts w:hint="eastAsia"/>
+        </w:rPr>
+      </w:pPr>
+    </w:p>
+    <w:p>
+      <w:pPr>
+        <w:rPr>
+          <w:rFonts w:hint="eastAsia"/>
+        </w:rPr>
+      </w:pPr>
+      <w:r>
+        <w:rPr>
+          <w:rFonts w:hint="eastAsia"/>
+          <w:b/>
+        </w:rPr>
+        <w:t>（7）跨学科方法论：两条线的相互约束</w:t>
+      </w:r>
+      <w:r>
+        <w:rPr>
+          <w:rFonts w:hint="eastAsia"/>
+        </w:rPr>
+        <w:t>。本作品的推导顺序是"</w:t>
+      </w:r>
+      <w:r>
+        <w:rPr>
+          <w:rFonts w:hint="eastAsia"/>
+          <w:b/>
+        </w:rPr>
+        <w:t>先定安全侧的判据，再选 AI 的方法</w:t>
+      </w:r>
+      <w:r>
+        <w:rPr>
+          <w:rFonts w:hint="eastAsia"/>
+        </w:rPr>
+        <w:t>"：安全侧先给出"误报预算下的召回""未知不得硬判""处置必须可回读"三条判据，AI 侧才据此选择时序滑窗、双头多任务、熵式新颖性与对抗训练；反过来，AI 侧的能力边界又写回安全侧的运营约束（</w:t>
+      </w:r>
+      <w:r>
+        <w:rPr>
+          <w:rFonts w:hint="eastAsia"/>
+          <w:b/>
+        </w:rPr>
+        <w:t>影子运行、人工复核、处置可回滚</w:t>
+      </w:r>
+      <w:r>
+        <w:rPr>
+          <w:rFonts w:hint="eastAsia"/>
+        </w:rPr>
+        <w:t>）。这种双向约束关系是本作品与"套用现成模型"最本质的区别，也是它在学科交叉维度上的立足点。</w:t>
       </w:r>
     </w:p>
     <w:p>
@@ -2818,520 +4422,571 @@
           <w:b/>
         </w:rPr>
         <w:lastRenderedPageBreak/>
-        <w:t>4可行性分析</w:t>
-      </w:r>
-    </w:p>
-    <w:p>
-      <w:pPr>
-        <w:rPr>
-          <w:rFonts w:hint="eastAsia"/>
-        </w:rPr>
-      </w:pPr>
-    </w:p>
-    <w:p>
-      <w:pPr>
-        <w:rPr>
-          <w:rFonts w:hint="eastAsia"/>
-        </w:rPr>
-      </w:pPr>
-      <w:r>
-        <w:rPr>
-          <w:rFonts w:hint="eastAsia"/>
-          <w:b/>
-        </w:rPr>
-        <w:t>（1）技术可行性</w:t>
-      </w:r>
-      <w:r>
-        <w:rPr>
-          <w:rFonts w:hint="eastAsia"/>
-        </w:rPr>
-        <w:t xml:space="preserve">。核心链路已全部跑通并有实测数据支撑：合成域宏 F1 </w:t>
-      </w:r>
-      <w:r>
-        <w:rPr>
-          <w:rFonts w:hint="eastAsia"/>
-          <w:b/>
-        </w:rPr>
-        <w:t>0.9940±0.0011</w:t>
-      </w:r>
-      <w:r>
-        <w:rPr>
-          <w:rFonts w:hint="eastAsia"/>
-        </w:rPr>
-        <w:t xml:space="preserve">、片段召回 </w:t>
-      </w:r>
-      <w:r>
-        <w:rPr>
-          <w:rFonts w:hint="eastAsia"/>
-          <w:b/>
-        </w:rPr>
-        <w:t>100%</w:t>
-      </w:r>
-      <w:r>
-        <w:rPr>
-          <w:rFonts w:hint="eastAsia"/>
-        </w:rPr>
-        <w:t xml:space="preserve">；真实公开数据集上给出跨场景可迁移性（inSDN 融合臂 TPR@FPR=1% </w:t>
-      </w:r>
-      <w:r>
-        <w:rPr>
-          <w:rFonts w:hint="eastAsia"/>
-          <w:b/>
-        </w:rPr>
-        <w:t>0.6311</w:t>
-      </w:r>
-      <w:r>
-        <w:rPr>
-          <w:rFonts w:hint="eastAsia"/>
-        </w:rPr>
-        <w:t xml:space="preserve">、CIC-IDS2017 跨天未见攻击族 </w:t>
-      </w:r>
-      <w:r>
-        <w:rPr>
-          <w:rFonts w:hint="eastAsia"/>
-          <w:b/>
-        </w:rPr>
-        <w:t>0.2745</w:t>
-      </w:r>
-      <w:r>
-        <w:rPr>
-          <w:rFonts w:hint="eastAsia"/>
-        </w:rPr>
-        <w:t xml:space="preserve">、告警级片段召回 </w:t>
-      </w:r>
-      <w:r>
-        <w:rPr>
-          <w:rFonts w:hint="eastAsia"/>
-          <w:b/>
-        </w:rPr>
-        <w:t>0.9231（36/39）</w:t>
-      </w:r>
-      <w:r>
-        <w:rPr>
-          <w:rFonts w:hint="eastAsia"/>
-        </w:rPr>
-        <w:t xml:space="preserve">）；对抗鲁棒性已量化并给出缓解手段（PGD ε=0.3 逃逸率 </w:t>
-      </w:r>
-      <w:r>
-        <w:rPr>
-          <w:rFonts w:hint="eastAsia"/>
-          <w:b/>
-        </w:rPr>
-        <w:t>73%</w:t>
-      </w:r>
-      <w:r>
-        <w:rPr>
-          <w:rFonts w:hint="eastAsia"/>
-        </w:rPr>
-        <w:t xml:space="preserve">，对抗训练收益 </w:t>
-      </w:r>
-      <w:r>
-        <w:rPr>
-          <w:rFonts w:hint="eastAsia"/>
-          <w:b/>
-        </w:rPr>
-        <w:t>+0.1237</w:t>
-      </w:r>
-      <w:r>
-        <w:rPr>
-          <w:rFonts w:hint="eastAsia"/>
-        </w:rPr>
-        <w:t xml:space="preserve">、干净精度代价 </w:t>
+        <w:t>7设计流程与方法## 7设计流程与方法</w:t>
+      </w:r>
+    </w:p>
+    <w:p>
+      <w:pPr>
+        <w:rPr>
+          <w:rFonts w:hint="eastAsia"/>
+        </w:rPr>
+      </w:pPr>
+    </w:p>
+    <w:p>
+      <w:pPr>
+        <w:pStyle w:val="2"/>
+        <w:rPr>
+          <w:rFonts w:hint="eastAsia"/>
+        </w:rPr>
+      </w:pPr>
+      <w:r>
+        <w:rPr>
+          <w:rFonts w:hint="eastAsia"/>
+          <w:b/>
+        </w:rPr>
+        <w:t>7.1 总体设计与控制逻辑</w:t>
+      </w:r>
+    </w:p>
+    <w:p>
+      <w:pPr>
+        <w:rPr>
+          <w:rFonts w:hint="eastAsia"/>
+        </w:rPr>
+      </w:pPr>
+    </w:p>
+    <w:p>
+      <w:pPr>
+        <w:rPr>
+          <w:rFonts w:hint="eastAsia"/>
+        </w:rPr>
+      </w:pPr>
+      <w:r>
+        <w:rPr>
+          <w:rFonts w:hint="eastAsia"/>
+        </w:rPr>
+        <w:t>系统遵循"</w:t>
+      </w:r>
+      <w:r>
+        <w:rPr>
+          <w:rFonts w:hint="eastAsia"/>
+          <w:b/>
+        </w:rPr>
+        <w:t>检测不越权、处置可回滚、复盘有出口</w:t>
+      </w:r>
+      <w:r>
+        <w:rPr>
+          <w:rFonts w:hint="eastAsia"/>
+        </w:rPr>
+        <w:t>"三条设计原则：检测层只输出判定与建议动作，是否真实处置由策略开关与白名单决定；每一次处置都必须可回读、可回滚、可追溯；每一个"系统不认识"的样本都必须有一个人工出口，并把人的结论变成下一次训练的输入。数据流为：流记录 → 滑窗 → 模型判定 → 连续确认 → 动作决策（含白名单/未知护栏） → 下发 → 回读校验 → 审计台账 → 复盘回流 → 模型迭代。</w:t>
+      </w:r>
+    </w:p>
+    <w:p>
+      <w:pPr>
+        <w:rPr>
+          <w:rFonts w:hint="eastAsia"/>
+        </w:rPr>
+      </w:pPr>
+    </w:p>
+    <w:p>
+      <w:pPr>
+        <w:pStyle w:val="2"/>
+        <w:rPr>
+          <w:rFonts w:hint="eastAsia"/>
+        </w:rPr>
+      </w:pPr>
+      <w:r>
+        <w:rPr>
+          <w:rFonts w:hint="eastAsia"/>
+          <w:b/>
+        </w:rPr>
+        <w:t>7.2 数据与特征工程</w:t>
+      </w:r>
+    </w:p>
+    <w:p>
+      <w:pPr>
+        <w:rPr>
+          <w:rFonts w:hint="eastAsia"/>
+        </w:rPr>
+      </w:pPr>
+    </w:p>
+    <w:p>
+      <w:pPr>
+        <w:rPr>
+          <w:rFonts w:hint="eastAsia"/>
+        </w:rPr>
+      </w:pPr>
+      <w:r>
+        <w:rPr>
+          <w:rFonts w:hint="eastAsia"/>
+        </w:rPr>
+        <w:t>自研生成器产出带</w:t>
+      </w:r>
+      <w:r>
+        <w:rPr>
+          <w:rFonts w:hint="eastAsia"/>
+          <w:b/>
+        </w:rPr>
+        <w:t>物理自洽性</w:t>
+      </w:r>
+      <w:r>
+        <w:rPr>
+          <w:rFonts w:hint="eastAsia"/>
+        </w:rPr>
+        <w:t xml:space="preserve">约束的流记录（协议与端口的合法性、包长与字节数的上下界、时间间隔与超时的关系），并支持 `label_noise`、`feature_noise`、`overlap_ratio`、`stealth_ratio`、`drift_strength` 等难度旋钮，使"把数据变难"成为可复现的实验变量（困难基准中精度下降 5.4 个百分点而攻击片段召回仍为 100%）。真实数据侧接入 6 份公开数据集，用无泄漏协议（时间序切分、按流身份组切分、跨天评测）评估，并主动诊断出某数据集 </w:t>
+      </w:r>
+      <w:r>
+        <w:rPr>
+          <w:rFonts w:hint="eastAsia"/>
+          <w:b/>
+        </w:rPr>
+        <w:t>85% 近似重复</w:t>
+      </w:r>
+      <w:r>
+        <w:rPr>
+          <w:rFonts w:hint="eastAsia"/>
+        </w:rPr>
+        <w:t>的问题。【实测：`results/real_datasets.md`、`results/hard_ablation.md`】</w:t>
+      </w:r>
+    </w:p>
+    <w:p>
+      <w:pPr>
+        <w:rPr>
+          <w:rFonts w:hint="eastAsia"/>
+        </w:rPr>
+      </w:pPr>
+    </w:p>
+    <w:p>
+      <w:pPr>
+        <w:pStyle w:val="2"/>
+        <w:rPr>
+          <w:rFonts w:hint="eastAsia"/>
+        </w:rPr>
+      </w:pPr>
+      <w:r>
+        <w:rPr>
+          <w:rFonts w:hint="eastAsia"/>
+          <w:b/>
+        </w:rPr>
+        <w:t>7.3 模型设计与训练</w:t>
+      </w:r>
+    </w:p>
+    <w:p>
+      <w:pPr>
+        <w:rPr>
+          <w:rFonts w:hint="eastAsia"/>
+        </w:rPr>
+      </w:pPr>
+    </w:p>
+    <w:p>
+      <w:pPr>
+        <w:rPr>
+          <w:rFonts w:hint="eastAsia"/>
+        </w:rPr>
+      </w:pPr>
+      <w:r>
+        <w:rPr>
+          <w:rFonts w:hint="eastAsia"/>
+        </w:rPr>
+        <w:t>输入为</w:t>
+      </w:r>
+      <w:r>
+        <w:t xml:space="preserve"> (T, F) 滑窗，CNN 分支提取局部模式、BiLSTM 分支建模长程依赖，双分支输出与时间维注意力池化后进入共享全连接头，接多任务双头（8 类 softmax + 1 维 sigmoid）。训练</w:t>
+      </w:r>
+      <w:r>
+        <w:lastRenderedPageBreak/>
+        <w:t>采用 `val_loss` 早停与最优权重回载、`ReduceLROnPlateau`（学习率下限低于初始值）、类别逆频加权、固定随机种子与完整产物落盘（模型/scaler/编码器/配置/数据摘要），保证可复现。消融与对标实验表明：双分支相对单一结构无显著优势（Δ≈</w:t>
       </w:r>
       <w:r>
         <w:rPr>
           <w:rFonts w:ascii="微软雅黑" w:eastAsia="微软雅黑" w:hAnsi="微软雅黑" w:cs="微软雅黑" w:hint="eastAsia"/>
-          <w:b/>
         </w:rPr>
         <w:t>−</w:t>
       </w:r>
       <w:r>
-        <w:rPr>
-          <w:b/>
-        </w:rPr>
-        <w:t>0.0069</w:t>
-      </w:r>
-      <w:r>
-        <w:rPr>
-          <w:rFonts w:hint="eastAsia"/>
-        </w:rPr>
-        <w:t xml:space="preserve">）；漂移下深度时序模型退化 </w:t>
-      </w:r>
-      <w:r>
-        <w:rPr>
-          <w:rFonts w:hint="eastAsia"/>
-          <w:b/>
-        </w:rPr>
-        <w:t>≤0.16 个百分点</w:t>
-      </w:r>
-      <w:r>
-        <w:rPr>
-          <w:rFonts w:hint="eastAsia"/>
-        </w:rPr>
-        <w:t xml:space="preserve">（树模型 3.8~7.7 个百分点）；多源证据融合实测控制面 </w:t>
-      </w:r>
-      <w:r>
-        <w:rPr>
-          <w:rFonts w:hint="eastAsia"/>
-          <w:b/>
-        </w:rPr>
-        <w:t>0.800</w:t>
-      </w:r>
-      <w:r>
-        <w:rPr>
-          <w:rFonts w:hint="eastAsia"/>
-        </w:rPr>
-        <w:t xml:space="preserve"> / 数据面 </w:t>
-      </w:r>
-      <w:r>
-        <w:rPr>
-          <w:rFonts w:hint="eastAsia"/>
-          <w:b/>
-        </w:rPr>
-        <w:t>0.800</w:t>
-      </w:r>
-      <w:r>
-        <w:rPr>
-          <w:rFonts w:hint="eastAsia"/>
-        </w:rPr>
-        <w:t xml:space="preserve"> / 融合 </w:t>
-      </w:r>
-      <w:r>
-        <w:rPr>
-          <w:rFonts w:hint="eastAsia"/>
-          <w:b/>
-        </w:rPr>
-        <w:t>0.850</w:t>
-      </w:r>
-      <w:r>
-        <w:rPr>
-          <w:rFonts w:hint="eastAsia"/>
-        </w:rPr>
-        <w:t>，且融合</w:t>
-      </w:r>
-      <w:r>
-        <w:rPr>
-          <w:rFonts w:hint="eastAsia"/>
-          <w:b/>
-        </w:rPr>
-        <w:t>不会丢掉任何一路抓到的攻击</w:t>
-      </w:r>
-      <w:r>
-        <w:rPr>
-          <w:rFonts w:hint="eastAsia"/>
-        </w:rPr>
-        <w:t>。【实测：`results/summary.json`、`real_eval.md`、`adversarial_eval.md`、`drift_report.md`、`multisource_fusion.md`】</w:t>
-      </w:r>
-    </w:p>
-    <w:p>
-      <w:pPr>
-        <w:rPr>
-          <w:rFonts w:hint="eastAsia"/>
-        </w:rPr>
-      </w:pPr>
-    </w:p>
-    <w:p>
-      <w:pPr>
-        <w:rPr>
-          <w:rFonts w:hint="eastAsia"/>
-        </w:rPr>
-      </w:pPr>
-      <w:r>
-        <w:rPr>
-          <w:rFonts w:hint="eastAsia"/>
-          <w:b/>
-        </w:rPr>
-        <w:t>（2）工程可行性</w:t>
-      </w:r>
-      <w:r>
-        <w:rPr>
-          <w:rFonts w:hint="eastAsia"/>
-        </w:rPr>
-        <w:t xml:space="preserve">。系统不需要 GPU：训练在 8 核 CPU 上几十分钟完成，在线推理 CPU 单机运行，控制平面闭环实测 </w:t>
-      </w:r>
-      <w:r>
-        <w:rPr>
-          <w:rFonts w:hint="eastAsia"/>
-          <w:b/>
-        </w:rPr>
-        <w:t>1,364~1,918 条流/秒</w:t>
-      </w:r>
-      <w:r>
-        <w:rPr>
-          <w:rFonts w:hint="eastAsia"/>
-        </w:rPr>
-        <w:t xml:space="preserve">、判定时延 p50 </w:t>
-      </w:r>
-      <w:r>
-        <w:rPr>
-          <w:rFonts w:hint="eastAsia"/>
-          <w:b/>
-        </w:rPr>
-        <w:t>29.8 ms</w:t>
-      </w:r>
-      <w:r>
-        <w:rPr>
-          <w:rFonts w:hint="eastAsia"/>
-        </w:rPr>
-        <w:t xml:space="preserve"> / p95 44.7 ms / p99 45.7 ms；9.1 小时等价长稳回放中内存仅 +13.6 MB、时延比 1.01、告警漂移比 1.14，三项判据全部通过。交付形态为"一条命令复现 + 统一入口 + 130 项自检"，可私有化部署在隔离网内。【实测：`results/e2e_controller_report.md`、`soak_test.md`、`acceptance_summary.json`】</w:t>
-      </w:r>
-    </w:p>
-    <w:p>
-      <w:pPr>
-        <w:rPr>
-          <w:rFonts w:hint="eastAsia"/>
-        </w:rPr>
-      </w:pPr>
-    </w:p>
-    <w:p>
-      <w:pPr>
-        <w:rPr>
-          <w:rFonts w:hint="eastAsia"/>
-        </w:rPr>
-      </w:pPr>
-      <w:r>
-        <w:rPr>
-          <w:rFonts w:hint="eastAsia"/>
-          <w:b/>
-        </w:rPr>
-        <w:t>（3）经济可行性</w:t>
-      </w:r>
-      <w:r>
-        <w:rPr>
-          <w:rFonts w:hint="eastAsia"/>
-        </w:rPr>
-        <w:t>。系统不含专用硬件、不含商业组件（Apache-2.0 开源），部署成本主要是人力；而它要替代的正是</w:t>
-      </w:r>
-      <w:r>
-        <w:rPr>
-          <w:rFonts w:hint="eastAsia"/>
-          <w:b/>
-        </w:rPr>
-        <w:t>人工排查工时</w:t>
-      </w:r>
-      <w:r>
-        <w:rPr>
-          <w:rFonts w:hint="eastAsia"/>
-        </w:rPr>
-        <w:t xml:space="preserve">——真实数据口径下，未优化工作点需 </w:t>
-      </w:r>
-      <w:r>
-        <w:rPr>
-          <w:rFonts w:hint="eastAsia"/>
-          <w:b/>
-        </w:rPr>
-        <w:t>14.45~35.62 人工小时/天</w:t>
-      </w:r>
-      <w:r>
-        <w:rPr>
-          <w:rFonts w:hint="eastAsia"/>
-        </w:rPr>
-        <w:t xml:space="preserve">，采用"连续确认 + 窗口调整"后降到 </w:t>
-      </w:r>
-      <w:r>
-        <w:rPr>
-          <w:rFonts w:hint="eastAsia"/>
-          <w:b/>
-        </w:rPr>
-        <w:t>0.36~2.67 人工小时/天</w:t>
-      </w:r>
-      <w:r>
-        <w:rPr>
-          <w:rFonts w:hint="eastAsia"/>
-        </w:rPr>
-        <w:t>。投入产出关系因此是清晰可算的。【实测：`results/ops_impact.md`、`results/real_eval.md`】</w:t>
-      </w:r>
-    </w:p>
-    <w:p>
-      <w:pPr>
-        <w:rPr>
-          <w:rFonts w:hint="eastAsia"/>
-        </w:rPr>
-      </w:pPr>
-    </w:p>
-    <w:p>
-      <w:pPr>
-        <w:rPr>
-          <w:rFonts w:hint="eastAsia"/>
-        </w:rPr>
-      </w:pPr>
-      <w:r>
-        <w:rPr>
-          <w:rFonts w:hint="eastAsia"/>
-          <w:b/>
-        </w:rPr>
-        <w:t>（4）社会与合规可行性</w:t>
-      </w:r>
-      <w:r>
-        <w:rPr>
-          <w:rFonts w:hint="eastAsia"/>
-        </w:rPr>
-        <w:t>。数据侧只使用公开数据集（来源与许可自动校验登记，工程</w:t>
-      </w:r>
-      <w:r>
-        <w:rPr>
-          <w:rFonts w:hint="eastAsia"/>
-          <w:b/>
-        </w:rPr>
-        <w:t>不分发数据集本体</w:t>
-      </w:r>
-      <w:r>
-        <w:rPr>
-          <w:rFonts w:hint="eastAsia"/>
-        </w:rPr>
-        <w:t>）与自研生成数据；对外材料已做匿名化（不含本机路径、不出现学校/学院/指导教师/LOGO）；自动化处置设置了默认演练模式、白名单优先、动作有效期、未知不封禁、写接</w:t>
+        <w:t>0.003），</w:t>
+      </w:r>
+      <w:r>
+        <w:rPr>
+          <w:rFonts w:hint="eastAsia"/>
+          <w:b/>
+        </w:rPr>
+        <w:t>该结论已如实写入报告</w:t>
+      </w:r>
+      <w:r>
+        <w:rPr>
+          <w:rFonts w:hint="eastAsia"/>
+        </w:rPr>
+        <w:t>。</w:t>
+      </w:r>
+    </w:p>
+    <w:p>
+      <w:pPr>
+        <w:rPr>
+          <w:rFonts w:hint="eastAsia"/>
+        </w:rPr>
+      </w:pPr>
+    </w:p>
+    <w:p>
+      <w:pPr>
+        <w:pStyle w:val="2"/>
+        <w:rPr>
+          <w:rFonts w:hint="eastAsia"/>
+        </w:rPr>
+      </w:pPr>
+      <w:r>
+        <w:rPr>
+          <w:rFonts w:hint="eastAsia"/>
+          <w:b/>
+        </w:rPr>
+        <w:t>7.4 评估体系</w:t>
+      </w:r>
+    </w:p>
+    <w:p>
+      <w:pPr>
+        <w:rPr>
+          <w:rFonts w:hint="eastAsia"/>
+        </w:rPr>
+      </w:pPr>
+    </w:p>
+    <w:p>
+      <w:pPr>
+        <w:rPr>
+          <w:rFonts w:hint="eastAsia"/>
+        </w:rPr>
+      </w:pPr>
+      <w:r>
+        <w:rPr>
+          <w:rFonts w:hint="eastAsia"/>
+        </w:rPr>
+        <w:t>三套口径并列：</w:t>
+      </w:r>
+      <w:r>
+        <w:rPr>
+          <w:rFonts w:hint="eastAsia"/>
+          <w:b/>
+        </w:rPr>
+        <w:t>窗口级</w:t>
+      </w:r>
+      <w:r>
+        <w:rPr>
+          <w:rFonts w:hint="eastAsia"/>
+        </w:rPr>
+        <w:t>（分类指标与 TPR@FPR）、</w:t>
+      </w:r>
+      <w:r>
+        <w:rPr>
+          <w:rFonts w:hint="eastAsia"/>
+          <w:b/>
+        </w:rPr>
+        <w:t>告警级在线口径</w:t>
+      </w:r>
+      <w:r>
+        <w:rPr>
+          <w:rFonts w:hint="eastAsia"/>
+        </w:rPr>
+        <w:t>（连续确认下的片段召回、误报/小时、检测时延）、</w:t>
+      </w:r>
+      <w:r>
+        <w:rPr>
+          <w:rFonts w:hint="eastAsia"/>
+          <w:b/>
+        </w:rPr>
+        <w:t>真实域</w:t>
+      </w:r>
+      <w:r>
+        <w:rPr>
+          <w:rFonts w:hint="eastAsia"/>
+        </w:rPr>
+        <w:t>（跨数据集与跨天迁移，无监督目标域基线对照）。此外做了工作点全枚举、运维工时换算、错误分析、性能基准、多种子均值±标准差、漂移与集成实验，并对评估代码本身做交叉断言（同一确认语义在服务端/离线评估/真实评估三处实现必须给出同一结果）。</w:t>
+      </w:r>
+    </w:p>
+    <w:p>
+      <w:pPr>
+        <w:rPr>
+          <w:rFonts w:hint="eastAsia"/>
+        </w:rPr>
+      </w:pPr>
+    </w:p>
+    <w:p>
+      <w:pPr>
+        <w:pStyle w:val="2"/>
+        <w:rPr>
+          <w:rFonts w:hint="eastAsia"/>
+        </w:rPr>
+      </w:pPr>
+      <w:r>
+        <w:rPr>
+          <w:rFonts w:hint="eastAsia"/>
+          <w:b/>
+        </w:rPr>
+        <w:t>7.5 在线服务与处置闭环</w:t>
+      </w:r>
+    </w:p>
+    <w:p>
+      <w:pPr>
+        <w:rPr>
+          <w:rFonts w:hint="eastAsia"/>
+        </w:rPr>
+      </w:pPr>
+    </w:p>
+    <w:p>
+      <w:pPr>
+        <w:rPr>
+          <w:rFonts w:hint="eastAsia"/>
+        </w:rPr>
+      </w:pPr>
+      <w:r>
+        <w:rPr>
+          <w:rFonts w:hint="eastAsia"/>
+        </w:rPr>
+        <w:t>服务以有界 `deque` 维护滑窗、回看缓冲、告警、观察池、待研判队列；每次判定写入回看缓冲（回答"为什么没报警"），接近阈值的未确认窗口进观察池；确认告警按动作矩阵决策并经适配层下发。适配层实现幂等（含"升级不被抑制"）、异常隔离（一条坏告警不影响同批）、封禁表有界与过期清理、以及 §5.2（3）的回读校验与回滚。审计台账一行一条 JSON，可被 ELK 类系统直接采集。</w:t>
+      </w:r>
+    </w:p>
+    <w:p>
+      <w:pPr>
+        <w:rPr>
+          <w:rFonts w:hint="eastAsia"/>
+        </w:rPr>
+      </w:pPr>
+    </w:p>
+    <w:p>
+      <w:pPr>
+        <w:pStyle w:val="2"/>
+        <w:rPr>
+          <w:rFonts w:hint="eastAsia"/>
+        </w:rPr>
+      </w:pPr>
+      <w:r>
+        <w:rPr>
+          <w:rFonts w:hint="eastAsia"/>
+          <w:b/>
+        </w:rPr>
+        <w:t>7.6 复盘回流与自动放松</w:t>
+      </w:r>
+    </w:p>
+    <w:p>
+      <w:pPr>
+        <w:rPr>
+          <w:rFonts w:hint="eastAsia"/>
+        </w:rPr>
+      </w:pPr>
+    </w:p>
+    <w:p>
+      <w:pPr>
+        <w:rPr>
+          <w:rFonts w:hint="eastAsia"/>
+        </w:rPr>
+      </w:pPr>
+      <w:r>
+        <w:rPr>
+          <w:rFonts w:hint="eastAsia"/>
+        </w:rPr>
+        <w:t>人工结论（`attack:&lt;类别&gt;` 或 `normal`）按 `review_id` 与窗口特征证据关联并落盘；`review_id` 跨重启唯一（从历史文件含轮转备份恢复），避免"重启后新旧记录共用 id、拼</w:t>
       </w:r>
       <w:r>
         <w:rPr>
           <w:rFonts w:hint="eastAsia"/>
         </w:rPr>
         <w:lastRenderedPageBreak/>
-        <w:t>口鉴权等硬约束。【实测：`results/real_datasets.md`、`competition/05_匿名化与合规自查清单.md`】</w:t>
-      </w:r>
-    </w:p>
-    <w:p>
-      <w:pPr>
-        <w:rPr>
-          <w:rFonts w:hint="eastAsia"/>
-        </w:rPr>
-      </w:pPr>
-    </w:p>
-    <w:p>
-      <w:pPr>
-        <w:rPr>
-          <w:rFonts w:hint="eastAsia"/>
-        </w:rPr>
-      </w:pPr>
-      <w:r>
-        <w:rPr>
-          <w:rFonts w:hint="eastAsia"/>
-          <w:b/>
-        </w:rPr>
-        <w:t>（5）风险与已证伪项（如实说明）</w:t>
-      </w:r>
-      <w:r>
-        <w:rPr>
-          <w:rFonts w:hint="eastAsia"/>
-        </w:rPr>
-        <w:t>。本项目主动记录了四项被自己证伪的假设：①"卷积分支一定带来增益"——窗口做到 T=48、困难基准、包级表示、与已发表方法同口径对标</w:t>
-      </w:r>
-      <w:r>
-        <w:rPr>
-          <w:rFonts w:hint="eastAsia"/>
-          <w:b/>
-        </w:rPr>
-        <w:t>四路互相印证，卷积始终无正增益</w:t>
-      </w:r>
-      <w:r>
-        <w:rPr>
-          <w:rFonts w:hint="eastAsia"/>
-        </w:rPr>
-        <w:t>；②"域随机化能解决跨域"——被实测否定；③"特征选择一定有用"——在控制器 17 列口径上有用（宏 F1 0.8148→0.8536、误报 57→36 次/小时），</w:t>
-      </w:r>
-      <w:r>
-        <w:rPr>
-          <w:rFonts w:hint="eastAsia"/>
-          <w:b/>
-        </w:rPr>
-        <w:t>富特征口径上无增益</w:t>
-      </w:r>
-      <w:r>
-        <w:rPr>
-          <w:rFonts w:hint="eastAsia"/>
-        </w:rPr>
-        <w:t>；④"熵阈值能拦住对抗样本"——拦不住。</w:t>
-      </w:r>
-      <w:r>
-        <w:rPr>
-          <w:rFonts w:hint="eastAsia"/>
-          <w:b/>
-        </w:rPr>
-        <w:t>这些结论直接决定商业承诺的边界</w:t>
-      </w:r>
-      <w:r>
-        <w:rPr>
-          <w:rFonts w:hint="eastAsia"/>
-        </w:rPr>
-        <w:t>：不清楚自己在哪儿不 work，就无法给出负责任的 SLA。【实测：`results/window_ablation.md`、`hard_ablation.md`、`domain_randomization.md`、`feature_selection.md`】</w:t>
-      </w:r>
-    </w:p>
-    <w:p>
-      <w:pPr>
-        <w:rPr>
-          <w:rFonts w:hint="eastAsia"/>
-        </w:rPr>
-      </w:pPr>
-    </w:p>
-    <w:p>
-      <w:pPr>
-        <w:rPr>
-          <w:rFonts w:hint="eastAsia"/>
-        </w:rPr>
-      </w:pPr>
-      <w:r>
-        <w:rPr>
-          <w:rFonts w:hint="eastAsia"/>
-          <w:b/>
-        </w:rPr>
-        <w:t>（6）与学科特色的适配性（为什么不是"通用模型套壳"）</w:t>
-      </w:r>
-      <w:r>
-        <w:rPr>
-          <w:rFonts w:hint="eastAsia"/>
-        </w:rPr>
-        <w:t xml:space="preserve">：判断"AI 与学科深度适配"可以看四件事，本作品逐条有对应实现——① </w:t>
-      </w:r>
-      <w:r>
-        <w:rPr>
-          <w:rFonts w:hint="eastAsia"/>
-          <w:b/>
-        </w:rPr>
-        <w:t>输入来自学科基础设施</w:t>
-      </w:r>
-      <w:r>
-        <w:rPr>
-          <w:rFonts w:hint="eastAsia"/>
-        </w:rPr>
-        <w:t xml:space="preserve">：直接消费 OpenFlow 流表统计（控制器原生 17 维/扩展 30 维），不依赖另装探针；② </w:t>
-      </w:r>
-      <w:r>
-        <w:rPr>
-          <w:rFonts w:hint="eastAsia"/>
-          <w:b/>
-        </w:rPr>
-        <w:t>威胁模型取自学科实践</w:t>
-      </w:r>
-      <w:r>
-        <w:rPr>
-          <w:rFonts w:hint="eastAsia"/>
-        </w:rPr>
-        <w:t xml:space="preserve">：白盒特征空间 L∞ 扰动、跨天/跨数据集漂移、未知形态留出实验，都是安全侧的常规假设，而不是机器学习里随便挑的噪声；③ </w:t>
-      </w:r>
-      <w:r>
-        <w:rPr>
-          <w:rFonts w:hint="eastAsia"/>
-          <w:b/>
-        </w:rPr>
-        <w:t>输出必须可执行</w:t>
-      </w:r>
-      <w:r>
-        <w:rPr>
-          <w:rFonts w:hint="eastAsia"/>
-        </w:rPr>
-        <w:t xml:space="preserve">：判定要落到 OpenFlow 动作（`observe`/`throttle`/`block`）并受白名单、有效期、演练模式约束；④ </w:t>
-      </w:r>
-      <w:r>
-        <w:rPr>
-          <w:rFonts w:hint="eastAsia"/>
-          <w:b/>
-        </w:rPr>
-        <w:t>评估口径由运营定义</w:t>
-      </w:r>
-      <w:r>
-        <w:rPr>
-          <w:rFonts w:hint="eastAsia"/>
-        </w:rPr>
-        <w:t>：以误报预算下的召回（TPR@FPR=1%）、片段召回、误报/小时与人工工时为主，同域精度仅作辅助。这四点同时成立，才谈得上"深度适配"。</w:t>
+        <w:t>出自相矛盾的训练样本"。重训由增量触发策略驱动（§5.2（6）），产出隔离候选模型。另一侧，当人工结论以 `normal` 为主时，自动放松按门槛上调阈值——</w:t>
+      </w:r>
+      <w:r>
+        <w:rPr>
+          <w:rFonts w:hint="eastAsia"/>
+          <w:b/>
+        </w:rPr>
+        <w:t>默认关、有上限、写审计</w:t>
+      </w:r>
+      <w:r>
+        <w:rPr>
+          <w:rFonts w:hint="eastAsia"/>
+        </w:rPr>
+        <w:t>，因为"让系统自己变钝"是危险动作。</w:t>
+      </w:r>
+    </w:p>
+    <w:p>
+      <w:pPr>
+        <w:rPr>
+          <w:rFonts w:hint="eastAsia"/>
+        </w:rPr>
+      </w:pPr>
+    </w:p>
+    <w:p>
+      <w:pPr>
+        <w:pStyle w:val="2"/>
+        <w:rPr>
+          <w:rFonts w:hint="eastAsia"/>
+        </w:rPr>
+      </w:pPr>
+      <w:r>
+        <w:rPr>
+          <w:rFonts w:hint="eastAsia"/>
+          <w:b/>
+        </w:rPr>
+        <w:t>7.7 人机交互与接口</w:t>
+      </w:r>
+    </w:p>
+    <w:p>
+      <w:pPr>
+        <w:rPr>
+          <w:rFonts w:hint="eastAsia"/>
+        </w:rPr>
+      </w:pPr>
+    </w:p>
+    <w:p>
+      <w:pPr>
+        <w:rPr>
+          <w:rFonts w:hint="eastAsia"/>
+        </w:rPr>
+      </w:pPr>
+      <w:r>
+        <w:rPr>
+          <w:rFonts w:hint="eastAsia"/>
+        </w:rPr>
+        <w:t>大屏提供实时曲线、攻击拓扑、处置控制台、审计台账查询、复核台（对待研判项点选"确认攻击/判为正常"）与评审视图（工作点选择器、对照实验记录、可验证性面板）；后端提供检测、策略、复核、统计与 Prometheus 指标接口。演示服务固定使用 5070 端口（5061 被 Chromium 视为不安全端口）。</w:t>
+      </w:r>
+    </w:p>
+    <w:p>
+      <w:pPr>
+        <w:rPr>
+          <w:rFonts w:hint="eastAsia"/>
+        </w:rPr>
+      </w:pPr>
+    </w:p>
+    <w:p>
+      <w:pPr>
+        <w:pStyle w:val="2"/>
+        <w:rPr>
+          <w:rFonts w:hint="eastAsia"/>
+        </w:rPr>
+      </w:pPr>
+      <w:r>
+        <w:rPr>
+          <w:rFonts w:hint="eastAsia"/>
+          <w:b/>
+        </w:rPr>
+        <w:t>7.8 质量保障</w:t>
+      </w:r>
+    </w:p>
+    <w:p>
+      <w:pPr>
+        <w:rPr>
+          <w:rFonts w:hint="eastAsia"/>
+        </w:rPr>
+      </w:pPr>
+    </w:p>
+    <w:p>
+      <w:pPr>
+        <w:rPr>
+          <w:rFonts w:hint="eastAsia"/>
+        </w:rPr>
+      </w:pPr>
+      <w:r>
+        <w:rPr>
+          <w:rFonts w:hint="eastAsia"/>
+        </w:rPr>
+        <w:t>三层防护：</w:t>
+      </w:r>
+      <w:r>
+        <w:rPr>
+          <w:rFonts w:hint="eastAsia"/>
+          <w:b/>
+        </w:rPr>
+        <w:t>单元/行为测试</w:t>
+      </w:r>
+      <w:r>
+        <w:rPr>
+          <w:rFonts w:hint="eastAsia"/>
+        </w:rPr>
+        <w:t xml:space="preserve">（生成器物理自洽、列名识别、滑窗语义、评估口径边界、复核闭环、融合策略、触发策略；Ryu 适配层用桩件替代 Ryu，真调核心逻辑，锁定接口契约与安全默认值；pcap 解析用自造抓包做往返一致性）→ </w:t>
+      </w:r>
+      <w:r>
+        <w:rPr>
+          <w:rFonts w:hint="eastAsia"/>
+          <w:b/>
+        </w:rPr>
+        <w:t>交付自检 130 项</w:t>
+      </w:r>
+      <w:r>
+        <w:rPr>
+          <w:rFonts w:hint="eastAsia"/>
+        </w:rPr>
+        <w:t xml:space="preserve">（含在线接口实调、产物一致性、对外材料数字防漂移守卫）→ </w:t>
+      </w:r>
+      <w:r>
+        <w:rPr>
+          <w:rFonts w:hint="eastAsia"/>
+          <w:b/>
+        </w:rPr>
+        <w:t>CI 工作流</w:t>
+      </w:r>
+      <w:r>
+        <w:rPr>
+          <w:rFonts w:hint="eastAsia"/>
+        </w:rPr>
+        <w:t>。自检带前置闸门：缺依赖时退出码 2 拒跑，不会静默跳过检查项后仍报"通过"。</w:t>
+      </w:r>
+    </w:p>
+    <w:p>
+      <w:pPr>
+        <w:rPr>
+          <w:rFonts w:hint="eastAsia"/>
+        </w:rPr>
+      </w:pPr>
+    </w:p>
+    <w:p>
+      <w:pPr>
+        <w:pStyle w:val="2"/>
+        <w:rPr>
+          <w:rFonts w:hint="eastAsia"/>
+        </w:rPr>
+      </w:pPr>
+      <w:r>
+        <w:rPr>
+          <w:rFonts w:hint="eastAsia"/>
+          <w:b/>
+        </w:rPr>
+        <w:t>7.9 部署与运维</w:t>
+      </w:r>
+    </w:p>
+    <w:p>
+      <w:pPr>
+        <w:rPr>
+          <w:rFonts w:hint="eastAsia"/>
+        </w:rPr>
+      </w:pPr>
+    </w:p>
+    <w:p>
+      <w:pPr>
+        <w:rPr>
+          <w:rFonts w:hint="eastAsia"/>
+        </w:rPr>
+      </w:pPr>
+      <w:r>
+        <w:rPr>
+          <w:rFonts w:hint="eastAsia"/>
+        </w:rPr>
+        <w:t>统一入口 `tools/cida.py` 提供 doctor/status/demo/guard/verify/inventory/config/retrain；适配层用心跳文件（而非再开一个 HTTP 端口）向 `status` 暴露存活与处置计数；服务暴露 Prometheus 指标（告警、时延、观察池、待研判积压、未知占比、自动放松次数、当前阈值）；`DEPLOYMENT.md` 给出</w:t>
+      </w:r>
+      <w:r>
+        <w:rPr>
+          <w:rFonts w:hint="eastAsia"/>
+        </w:rPr>
+        <w:lastRenderedPageBreak/>
+        <w:t>上线顺序（先演练、后执行）、影子运行门槛、故障处置与降级预案（检测服务不可达时控制器只记日志、不改流表，</w:t>
+      </w:r>
+      <w:r>
+        <w:rPr>
+          <w:rFonts w:hint="eastAsia"/>
+          <w:b/>
+        </w:rPr>
+        <w:t>fail-open 不因算法故障断网</w:t>
+      </w:r>
+      <w:r>
+        <w:rPr>
+          <w:rFonts w:hint="eastAsia"/>
+        </w:rPr>
+        <w:t>）。</w:t>
       </w:r>
     </w:p>
     <w:p>
@@ -3353,7 +5008,7 @@
           <w:rFonts w:hint="eastAsia"/>
           <w:b/>
         </w:rPr>
-        <w:t>5功能述论## 5功能述论</w:t>
+        <w:t>8系统整体框架与作业流程</w:t>
       </w:r>
     </w:p>
     <w:p>
@@ -3375,258 +5030,118 @@
           <w:rFonts w:hint="eastAsia"/>
           <w:b/>
         </w:rPr>
-        <w:t>5.1 产品设计</w:t>
-      </w:r>
-    </w:p>
-    <w:p>
-      <w:pPr>
-        <w:rPr>
-          <w:rFonts w:hint="eastAsia"/>
-        </w:rPr>
-      </w:pPr>
-    </w:p>
-    <w:p>
-      <w:pPr>
-        <w:rPr>
-          <w:rFonts w:hint="eastAsia"/>
-        </w:rPr>
-      </w:pPr>
-      <w:r>
-        <w:rPr>
-          <w:rFonts w:hint="eastAsia"/>
-        </w:rPr>
-        <w:lastRenderedPageBreak/>
-        <w:t>本产品包含五个功能单元：</w:t>
-      </w:r>
-    </w:p>
-    <w:p>
-      <w:pPr>
-        <w:rPr>
-          <w:rFonts w:hint="eastAsia"/>
-        </w:rPr>
-      </w:pPr>
-    </w:p>
-    <w:p>
-      <w:pPr>
-        <w:rPr>
-          <w:rFonts w:hint="eastAsia"/>
-        </w:rPr>
-      </w:pPr>
-      <w:r>
-        <w:rPr>
-          <w:rFonts w:hint="eastAsia"/>
-        </w:rPr>
-        <w:t>（1）</w:t>
-      </w:r>
-      <w:r>
-        <w:rPr>
-          <w:rFonts w:hint="eastAsia"/>
-          <w:b/>
-        </w:rPr>
-        <w:t>异常检测单元</w:t>
-      </w:r>
-      <w:r>
-        <w:rPr>
-          <w:rFonts w:hint="eastAsia"/>
-        </w:rPr>
-        <w:t>：接收流记录（支持 CICFlowMeter 完整特征、控制器原生字段、pcap 抓包三条接入路径），按滑窗输出攻击细类与攻击概率；提供无监督对照臂与开集"未知形态"标记。</w:t>
-      </w:r>
-    </w:p>
-    <w:p>
-      <w:pPr>
-        <w:rPr>
-          <w:rFonts w:hint="eastAsia"/>
-        </w:rPr>
-      </w:pPr>
-    </w:p>
-    <w:p>
-      <w:pPr>
-        <w:rPr>
-          <w:rFonts w:hint="eastAsia"/>
-        </w:rPr>
-      </w:pPr>
-      <w:r>
-        <w:rPr>
-          <w:rFonts w:hint="eastAsia"/>
-        </w:rPr>
-        <w:t>（2）</w:t>
-      </w:r>
-      <w:r>
-        <w:rPr>
-          <w:rFonts w:hint="eastAsia"/>
-          <w:b/>
-        </w:rPr>
-        <w:t>处置执行单元</w:t>
-      </w:r>
-      <w:r>
-        <w:rPr>
-          <w:rFonts w:hint="eastAsia"/>
-        </w:rPr>
-        <w:t>：把判定翻译成 `observe`（只告警）/`throttle`（限速）/`block`（阻断）三级动作，经 Ryu 适配层下发到交换机；下发后</w:t>
-      </w:r>
-      <w:r>
-        <w:rPr>
-          <w:rFonts w:hint="eastAsia"/>
-          <w:b/>
-        </w:rPr>
-        <w:t>回读校验</w:t>
-      </w:r>
-      <w:r>
-        <w:rPr>
-          <w:rFonts w:hint="eastAsia"/>
-        </w:rPr>
-        <w:t>规则是否真的在表里、动作是否正确，不一致或超时即</w:t>
-      </w:r>
-      <w:r>
-        <w:rPr>
-          <w:rFonts w:hint="eastAsia"/>
-          <w:b/>
-        </w:rPr>
-        <w:t>回滚</w:t>
-      </w:r>
-      <w:r>
-        <w:rPr>
-          <w:rFonts w:hint="eastAsia"/>
-        </w:rPr>
-        <w:t>并写审计。</w:t>
-      </w:r>
-    </w:p>
-    <w:p>
-      <w:pPr>
-        <w:rPr>
-          <w:rFonts w:hint="eastAsia"/>
-        </w:rPr>
-      </w:pPr>
-    </w:p>
-    <w:p>
-      <w:pPr>
-        <w:rPr>
-          <w:rFonts w:hint="eastAsia"/>
-        </w:rPr>
-      </w:pPr>
-      <w:r>
-        <w:rPr>
-          <w:rFonts w:hint="eastAsia"/>
-        </w:rPr>
-        <w:t>（3）</w:t>
-      </w:r>
-      <w:r>
-        <w:rPr>
-          <w:rFonts w:hint="eastAsia"/>
-          <w:b/>
-        </w:rPr>
-        <w:t>闭环复盘单元</w:t>
-      </w:r>
-      <w:r>
-        <w:rPr>
-          <w:rFonts w:hint="eastAsia"/>
-        </w:rPr>
-        <w:t>：低置信与形态新颖的窗口进</w:t>
-      </w:r>
-      <w:r>
-        <w:rPr>
-          <w:rFonts w:hint="eastAsia"/>
-          <w:b/>
-        </w:rPr>
-        <w:t>观察池</w:t>
-      </w:r>
-      <w:r>
-        <w:rPr>
-          <w:rFonts w:hint="eastAsia"/>
-        </w:rPr>
-        <w:t>留痕，系统承认"不认识"的告警进</w:t>
-      </w:r>
-      <w:r>
-        <w:rPr>
-          <w:rFonts w:hint="eastAsia"/>
-          <w:b/>
-        </w:rPr>
-        <w:t>待研判队列</w:t>
-      </w:r>
-      <w:r>
-        <w:rPr>
-          <w:rFonts w:hint="eastAsia"/>
-        </w:rPr>
-        <w:t>，人工给出结论后按 `review_id` 回流为带标签样本；结论积累满足增量判据后自动触发重训，产出</w:t>
-      </w:r>
-      <w:r>
-        <w:rPr>
-          <w:rFonts w:hint="eastAsia"/>
-          <w:b/>
-        </w:rPr>
-        <w:t>隔离的候选模型</w:t>
-      </w:r>
-      <w:r>
-        <w:rPr>
-          <w:rFonts w:hint="eastAsia"/>
-        </w:rPr>
-        <w:t>（绝不覆盖主模型）。</w:t>
-      </w:r>
-    </w:p>
-    <w:p>
-      <w:pPr>
-        <w:rPr>
-          <w:rFonts w:hint="eastAsia"/>
-        </w:rPr>
-      </w:pPr>
-    </w:p>
-    <w:p>
-      <w:pPr>
-        <w:rPr>
-          <w:rFonts w:hint="eastAsia"/>
-        </w:rPr>
-      </w:pPr>
-      <w:r>
-        <w:rPr>
-          <w:rFonts w:hint="eastAsia"/>
-        </w:rPr>
-        <w:t>（4）</w:t>
-      </w:r>
-      <w:r>
-        <w:rPr>
-          <w:rFonts w:hint="eastAsia"/>
-          <w:b/>
-        </w:rPr>
-        <w:t>运维交互单元</w:t>
-      </w:r>
-      <w:r>
-        <w:rPr>
-          <w:rFonts w:hint="eastAsia"/>
-        </w:rPr>
-        <w:t>：离线演示大屏（实时曲线、处置控制台、审计台账、复核台、评审视图）与检测服务接口（`/api/detect`、`/api/policy`、`/api/review`、`/api/stats`、`/metrics`），策略可运行时热更新。</w:t>
-      </w:r>
-    </w:p>
-    <w:p>
-      <w:pPr>
-        <w:rPr>
-          <w:rFonts w:hint="eastAsia"/>
-        </w:rPr>
-      </w:pPr>
-    </w:p>
-    <w:p>
-      <w:pPr>
-        <w:rPr>
-          <w:rFonts w:hint="eastAsia"/>
-        </w:rPr>
-      </w:pPr>
-      <w:r>
-        <w:rPr>
-          <w:rFonts w:hint="eastAsia"/>
-        </w:rPr>
-        <w:t>（5）</w:t>
-      </w:r>
-      <w:r>
-        <w:rPr>
-          <w:rFonts w:hint="eastAsia"/>
-          <w:b/>
-        </w:rPr>
-        <w:t>质量与交付单元</w:t>
-      </w:r>
-      <w:r>
-        <w:rPr>
-          <w:rFonts w:hint="eastAsia"/>
-        </w:rPr>
-        <w:t>：统一入口 `tools/cida.py` 与 130 项交付自检、三套测试（单元 22 / Ryu 适配层 58 / pcap 58）、CI 工作流、匿名化与资源合规清单。</w:t>
+        <w:t>8.1 系统整体框架</w:t>
+      </w:r>
+    </w:p>
+    <w:p>
+      <w:pPr>
+        <w:rPr>
+          <w:rFonts w:hint="eastAsia"/>
+        </w:rPr>
+      </w:pPr>
+    </w:p>
+    <w:p>
+      <w:pPr>
+        <w:rPr>
+          <w:rFonts w:hint="eastAsia"/>
+        </w:rPr>
+      </w:pPr>
+      <w:r>
+        <w:rPr>
+          <w:rFonts w:hint="eastAsia"/>
+        </w:rPr>
+        <w:t>系统按七层闭环组织：</w:t>
+      </w:r>
+      <w:r>
+        <w:rPr>
+          <w:rFonts w:hint="eastAsia"/>
+          <w:b/>
+        </w:rPr>
+        <w:t>采集</w:t>
+      </w:r>
+      <w:r>
+        <w:rPr>
+          <w:rFonts w:hint="eastAsia"/>
+        </w:rPr>
+        <w:t xml:space="preserve">（控制器流表统计 / 探针完整特征 / pcap 重建，三路可独立或并行）→ </w:t>
+      </w:r>
+      <w:r>
+        <w:rPr>
+          <w:rFonts w:hint="eastAsia"/>
+          <w:b/>
+        </w:rPr>
+        <w:t>判定</w:t>
+      </w:r>
+      <w:r>
+        <w:rPr>
+          <w:rFonts w:hint="eastAsia"/>
+        </w:rPr>
+        <w:t xml:space="preserve">（滑窗模型 + 开集新颖性）→ </w:t>
+      </w:r>
+      <w:r>
+        <w:rPr>
+          <w:rFonts w:hint="eastAsia"/>
+          <w:b/>
+        </w:rPr>
+        <w:t>分级</w:t>
+      </w:r>
+      <w:r>
+        <w:rPr>
+          <w:rFonts w:hint="eastAsia"/>
+        </w:rPr>
+        <w:t xml:space="preserve">（动作矩阵）→ </w:t>
+      </w:r>
+      <w:r>
+        <w:rPr>
+          <w:rFonts w:hint="eastAsia"/>
+          <w:b/>
+        </w:rPr>
+        <w:t>确认</w:t>
+      </w:r>
+      <w:r>
+        <w:rPr>
+          <w:rFonts w:hint="eastAsia"/>
+        </w:rPr>
+        <w:t xml:space="preserve">（连续 N 窗口去抖）→ </w:t>
+      </w:r>
+      <w:r>
+        <w:rPr>
+          <w:rFonts w:hint="eastAsia"/>
+          <w:b/>
+        </w:rPr>
+        <w:t>处置</w:t>
+      </w:r>
+      <w:r>
+        <w:rPr>
+          <w:rFonts w:hint="eastAsia"/>
+        </w:rPr>
+        <w:t xml:space="preserve">（限速/阻断下发 + 回读校验 + 回滚）→ </w:t>
+      </w:r>
+      <w:r>
+        <w:rPr>
+          <w:rFonts w:hint="eastAsia"/>
+          <w:b/>
+        </w:rPr>
+        <w:t>留痕</w:t>
+      </w:r>
+      <w:r>
+        <w:rPr>
+          <w:rFonts w:hint="eastAsia"/>
+        </w:rPr>
+        <w:t xml:space="preserve">（审计台账、观察池、回看缓冲、Prometheus）→ </w:t>
+      </w:r>
+      <w:r>
+        <w:rPr>
+          <w:rFonts w:hint="eastAsia"/>
+          <w:b/>
+        </w:rPr>
+        <w:t>复盘回流</w:t>
+      </w:r>
+      <w:r>
+        <w:rPr>
+          <w:rFonts w:hint="eastAsia"/>
+        </w:rPr>
+        <w:t>（人工研判 → 标注回流 → 增量触发重训 → 候选模型评估）。三条数据接入路径共享同一套模型服务与处置链路，差异只在特征口径与 scaler。</w:t>
       </w:r>
     </w:p>
     <w:p>
@@ -3648,1541 +5163,6 @@
           <w:rFonts w:hint="eastAsia"/>
           <w:b/>
         </w:rPr>
-        <w:t>5.2 功能开发</w:t>
-      </w:r>
-    </w:p>
-    <w:p>
-      <w:pPr>
-        <w:rPr>
-          <w:rFonts w:hint="eastAsia"/>
-        </w:rPr>
-      </w:pPr>
-    </w:p>
-    <w:p>
-      <w:pPr>
-        <w:rPr>
-          <w:rFonts w:hint="eastAsia"/>
-        </w:rPr>
-      </w:pPr>
-      <w:r>
-        <w:rPr>
-          <w:rFonts w:hint="eastAsia"/>
-        </w:rPr>
-        <w:t>（1）</w:t>
-      </w:r>
-      <w:r>
-        <w:rPr>
-          <w:rFonts w:hint="eastAsia"/>
-          <w:b/>
-        </w:rPr>
-        <w:t>检测服务</w:t>
-      </w:r>
-      <w:r>
-        <w:rPr>
-          <w:rFonts w:hint="eastAsia"/>
-        </w:rPr>
-        <w:t>：以 `deque` 实现的滑窗缓冲累积流记录，每 `online_stride` 条出一次判定；连续 N 窗口超阈值才告警（去抖），阈值、确认窗口数、动作、白名单、演练模式、未知</w:t>
-      </w:r>
-      <w:r>
-        <w:rPr>
-          <w:rFonts w:hint="eastAsia"/>
-        </w:rPr>
-        <w:lastRenderedPageBreak/>
-        <w:t>阈值均支持 `/api/policy` 热更新；写接口可用令牌保护。告警内存有界（有上界 deque + 累计计数器），审计与回流文件按大小轮转，长期运行不会撑爆内存或磁盘。</w:t>
-      </w:r>
-    </w:p>
-    <w:p>
-      <w:pPr>
-        <w:rPr>
-          <w:rFonts w:hint="eastAsia"/>
-        </w:rPr>
-      </w:pPr>
-    </w:p>
-    <w:p>
-      <w:pPr>
-        <w:rPr>
-          <w:rFonts w:hint="eastAsia"/>
-        </w:rPr>
-      </w:pPr>
-      <w:r>
-        <w:rPr>
-          <w:rFonts w:hint="eastAsia"/>
-        </w:rPr>
-        <w:t>（2）</w:t>
-      </w:r>
-      <w:r>
-        <w:rPr>
-          <w:rFonts w:hint="eastAsia"/>
-          <w:b/>
-        </w:rPr>
-        <w:t>控制器适配层</w:t>
-      </w:r>
-      <w:r>
-        <w:rPr>
-          <w:rFonts w:hint="eastAsia"/>
-        </w:rPr>
-        <w:t>：周期拉取流表统计 → 组装记录 → POST 检测服务 → 按返回动作下发 `OFPFlowMod`/`OFPMeterMod`；同源重复告警走</w:t>
-      </w:r>
-      <w:r>
-        <w:rPr>
-          <w:rFonts w:hint="eastAsia"/>
-          <w:b/>
-        </w:rPr>
-        <w:t>幂等</w:t>
-      </w:r>
-      <w:r>
-        <w:rPr>
-          <w:rFonts w:hint="eastAsia"/>
-        </w:rPr>
-        <w:t>，仅在"同级或更弱"时抑制，升级动作必须放行；动作与白名单/全局观察策略共用同一个保护判定，避免"两处各判一次、只改一处"。</w:t>
-      </w:r>
-    </w:p>
-    <w:p>
-      <w:pPr>
-        <w:rPr>
-          <w:rFonts w:hint="eastAsia"/>
-        </w:rPr>
-      </w:pPr>
-    </w:p>
-    <w:p>
-      <w:pPr>
-        <w:rPr>
-          <w:rFonts w:hint="eastAsia"/>
-        </w:rPr>
-      </w:pPr>
-      <w:r>
-        <w:rPr>
-          <w:rFonts w:hint="eastAsia"/>
-        </w:rPr>
-        <w:t>（3）</w:t>
-      </w:r>
-      <w:r>
-        <w:rPr>
-          <w:rFonts w:hint="eastAsia"/>
-          <w:b/>
-        </w:rPr>
-        <w:t>回读校验与回滚（本轮新增能力，可选开关）</w:t>
-      </w:r>
-      <w:r>
-        <w:rPr>
-          <w:rFonts w:hint="eastAsia"/>
-        </w:rPr>
-        <w:t>：规则下发后再发 `OFPFlowStatsRequest` 把流表</w:t>
-      </w:r>
-      <w:r>
-        <w:rPr>
-          <w:rFonts w:hint="eastAsia"/>
-          <w:b/>
-        </w:rPr>
-        <w:t>读回来</w:t>
-      </w:r>
-      <w:r>
-        <w:rPr>
-          <w:rFonts w:hint="eastAsia"/>
-        </w:rPr>
-        <w:t>，用 xid 把"校验回复"与"周期采集回复"分流，按</w:t>
-      </w:r>
-      <w:r>
-        <w:rPr>
-          <w:rFonts w:hint="eastAsia"/>
-          <w:b/>
-        </w:rPr>
-        <w:t>动作</w:t>
-      </w:r>
-      <w:r>
-        <w:rPr>
-          <w:rFonts w:hint="eastAsia"/>
-        </w:rPr>
-        <w:t>判定是否真的生效（只"找到同源规则"不算通过——本该丢弃却变成限速同样是账实不符）；不一致或超时（超时=未确认）则 `DELETE_STRICT` 回滚、限速连 Meter 一起删、</w:t>
-      </w:r>
-      <w:r>
-        <w:rPr>
-          <w:rFonts w:hint="eastAsia"/>
-          <w:b/>
-        </w:rPr>
-        <w:t>解开幂等窗口</w:t>
-      </w:r>
-      <w:r>
-        <w:rPr>
-          <w:rFonts w:hint="eastAsia"/>
-        </w:rPr>
-        <w:t>以便重试，并写一条 `event=verify` 台账。默认关闭：部分交换机对带 match 的统计请求响应慢甚至不回，默认开启会把"不确定"变成"回滚"。</w:t>
-      </w:r>
-    </w:p>
-    <w:p>
-      <w:pPr>
-        <w:rPr>
-          <w:rFonts w:hint="eastAsia"/>
-        </w:rPr>
-      </w:pPr>
-    </w:p>
-    <w:p>
-      <w:pPr>
-        <w:rPr>
-          <w:rFonts w:hint="eastAsia"/>
-        </w:rPr>
-      </w:pPr>
-      <w:r>
-        <w:rPr>
-          <w:rFonts w:hint="eastAsia"/>
-        </w:rPr>
-        <w:t>（4）</w:t>
-      </w:r>
-      <w:r>
-        <w:rPr>
-          <w:rFonts w:hint="eastAsia"/>
-          <w:b/>
-        </w:rPr>
-        <w:t>未知与漏报处理</w:t>
-      </w:r>
-      <w:r>
-        <w:rPr>
-          <w:rFonts w:hint="eastAsia"/>
-        </w:rPr>
-        <w:t>：未知形态窗口进观察池并抽证；未知告警进待研判队列并</w:t>
-      </w:r>
-      <w:r>
-        <w:rPr>
-          <w:rFonts w:hint="eastAsia"/>
-          <w:b/>
-        </w:rPr>
-        <w:t>最高只到限速</w:t>
-      </w:r>
-      <w:r>
-        <w:rPr>
-          <w:rFonts w:hint="eastAsia"/>
-        </w:rPr>
-        <w:t>（硬护栏，即便全局策略是阻断也降级）；漏报可通过回看环形缓冲回答"这段为什么没报警"。</w:t>
-      </w:r>
-    </w:p>
-    <w:p>
-      <w:pPr>
-        <w:rPr>
-          <w:rFonts w:hint="eastAsia"/>
-        </w:rPr>
-      </w:pPr>
-    </w:p>
-    <w:p>
-      <w:pPr>
-        <w:rPr>
-          <w:rFonts w:hint="eastAsia"/>
-        </w:rPr>
-      </w:pPr>
-      <w:r>
-        <w:rPr>
-          <w:rFonts w:hint="eastAsia"/>
-        </w:rPr>
-        <w:t>（5）</w:t>
-      </w:r>
-      <w:r>
-        <w:rPr>
-          <w:rFonts w:hint="eastAsia"/>
-          <w:b/>
-        </w:rPr>
-        <w:t>自动放松（自动降级）</w:t>
-      </w:r>
-      <w:r>
-        <w:rPr>
-          <w:rFonts w:hint="eastAsia"/>
-        </w:rPr>
-        <w:t>：人工复核结论以 `normal` 为主（≥N 条且占比≥X）时，阈值自动上调一档，有上限、写审计、暴露 Prometheus 指标；</w:t>
-      </w:r>
-      <w:r>
-        <w:rPr>
-          <w:rFonts w:hint="eastAsia"/>
-          <w:b/>
-        </w:rPr>
-        <w:t>默认关</w:t>
-      </w:r>
-      <w:r>
-        <w:rPr>
-          <w:rFonts w:hint="eastAsia"/>
-        </w:rPr>
-        <w:t>，只认人工结论，不允许一路推到 1.0 把检测关掉。</w:t>
-      </w:r>
-    </w:p>
-    <w:p>
-      <w:pPr>
-        <w:rPr>
-          <w:rFonts w:hint="eastAsia"/>
-        </w:rPr>
-      </w:pPr>
-    </w:p>
-    <w:p>
-      <w:pPr>
-        <w:rPr>
-          <w:rFonts w:hint="eastAsia"/>
-        </w:rPr>
-      </w:pPr>
-      <w:r>
-        <w:rPr>
-          <w:rFonts w:hint="eastAsia"/>
-        </w:rPr>
-        <w:t>（6）</w:t>
-      </w:r>
-      <w:r>
-        <w:rPr>
-          <w:rFonts w:hint="eastAsia"/>
-          <w:b/>
-        </w:rPr>
-        <w:t>回流重训触发</w:t>
-      </w:r>
-      <w:r>
-        <w:rPr>
-          <w:rFonts w:hint="eastAsia"/>
-        </w:rPr>
-        <w:t>：`src/feedback_trigger.py` 以"上次重训之后的</w:t>
-      </w:r>
-      <w:r>
-        <w:rPr>
-          <w:rFonts w:hint="eastAsia"/>
-          <w:b/>
-        </w:rPr>
-        <w:t>新增</w:t>
-      </w:r>
-      <w:r>
-        <w:rPr>
-          <w:rFonts w:hint="eastAsia"/>
-        </w:rPr>
-        <w:t>结论 ≥10 条且其中新确认为攻击 ≥3 条且距上次 ≥24 小时"为判据（状态落在 `results/retrain_state.json`），入口 `python tools/cida.py retrain --auto`；未达标</w:t>
-      </w:r>
-      <w:r>
-        <w:rPr>
-          <w:rFonts w:hint="eastAsia"/>
-          <w:b/>
-        </w:rPr>
-        <w:lastRenderedPageBreak/>
-        <w:t>安静退出</w:t>
-      </w:r>
-      <w:r>
-        <w:rPr>
-          <w:rFonts w:hint="eastAsia"/>
-        </w:rPr>
-        <w:t>，因此可挂在 systemd timer / Windows 计划任务上反复调用。</w:t>
-      </w:r>
-    </w:p>
-    <w:p>
-      <w:pPr>
-        <w:rPr>
-          <w:rFonts w:hint="eastAsia"/>
-        </w:rPr>
-      </w:pPr>
-    </w:p>
-    <w:p>
-      <w:pPr>
-        <w:pStyle w:val="2"/>
-        <w:rPr>
-          <w:rFonts w:hint="eastAsia"/>
-        </w:rPr>
-      </w:pPr>
-      <w:r>
-        <w:rPr>
-          <w:rFonts w:hint="eastAsia"/>
-          <w:b/>
-        </w:rPr>
-        <w:t>5.3 设备与运行环境</w:t>
-      </w:r>
-    </w:p>
-    <w:p>
-      <w:pPr>
-        <w:rPr>
-          <w:rFonts w:hint="eastAsia"/>
-        </w:rPr>
-      </w:pPr>
-    </w:p>
-    <w:p>
-      <w:pPr>
-        <w:rPr>
-          <w:rFonts w:hint="eastAsia"/>
-        </w:rPr>
-      </w:pPr>
-      <w:r>
-        <w:rPr>
-          <w:rFonts w:hint="eastAsia"/>
-          <w:b/>
-        </w:rPr>
-        <w:t>服务端</w:t>
-      </w:r>
-      <w:r>
-        <w:rPr>
-          <w:rFonts w:hint="eastAsia"/>
-        </w:rPr>
-        <w:t>：通用 x86 服务器或工作站（8 核 CPU、无 GPU 要求），Python 3.11 + TensorFlow/Keras；内存占用在线稳定（长稳实测 +13.6 MB）。</w:t>
-      </w:r>
-    </w:p>
-    <w:p>
-      <w:pPr>
-        <w:rPr>
-          <w:rFonts w:hint="eastAsia"/>
-        </w:rPr>
-      </w:pPr>
-      <w:r>
-        <w:rPr>
-          <w:rFonts w:hint="eastAsia"/>
-          <w:b/>
-        </w:rPr>
-        <w:t>网络侧</w:t>
-      </w:r>
-      <w:r>
-        <w:rPr>
-          <w:rFonts w:hint="eastAsia"/>
-        </w:rPr>
-        <w:t>：OpenFlow 1.3 交换机（或 Mininet/OVS 仿真），Ryu 控制器（本项目实测版本 4.34）。</w:t>
-      </w:r>
-    </w:p>
-    <w:p>
-      <w:pPr>
-        <w:rPr>
-          <w:rFonts w:hint="eastAsia"/>
-        </w:rPr>
-      </w:pPr>
-      <w:r>
-        <w:rPr>
-          <w:rFonts w:hint="eastAsia"/>
-          <w:b/>
-        </w:rPr>
-        <w:t>采集侧</w:t>
-      </w:r>
-      <w:r>
-        <w:rPr>
-          <w:rFonts w:hint="eastAsia"/>
-        </w:rPr>
-        <w:t>：三条可选路径——控制器原生字段（无需探针）、完整流特征探针、pcap 抓包重建。</w:t>
-      </w:r>
-    </w:p>
-    <w:p>
-      <w:pPr>
-        <w:rPr>
-          <w:rFonts w:hint="eastAsia"/>
-        </w:rPr>
-      </w:pPr>
-      <w:r>
-        <w:rPr>
-          <w:rFonts w:hint="eastAsia"/>
-          <w:b/>
-        </w:rPr>
-        <w:t>终端</w:t>
-      </w:r>
-      <w:r>
-        <w:rPr>
-          <w:rFonts w:hint="eastAsia"/>
-        </w:rPr>
-        <w:t>：浏览器访问大屏与评审视图（离线可用，无需外网）。</w:t>
-      </w:r>
-    </w:p>
-    <w:p>
-      <w:pPr>
-        <w:rPr>
-          <w:rFonts w:hint="eastAsia"/>
-        </w:rPr>
-      </w:pPr>
-    </w:p>
-    <w:p>
-      <w:pPr>
-        <w:pStyle w:val="1"/>
-        <w:rPr>
-          <w:rFonts w:hint="eastAsia"/>
-        </w:rPr>
-      </w:pPr>
-      <w:r>
-        <w:rPr>
-          <w:rFonts w:hint="eastAsia"/>
-          <w:b/>
-        </w:rPr>
-        <w:t>6理论基础与问题关联分析</w:t>
-      </w:r>
-    </w:p>
-    <w:p>
-      <w:pPr>
-        <w:rPr>
-          <w:rFonts w:hint="eastAsia"/>
-        </w:rPr>
-      </w:pPr>
-    </w:p>
-    <w:p>
-      <w:pPr>
-        <w:rPr>
-          <w:rFonts w:hint="eastAsia"/>
-        </w:rPr>
-      </w:pPr>
-      <w:r>
-        <w:rPr>
-          <w:rFonts w:hint="eastAsia"/>
-          <w:b/>
-        </w:rPr>
-        <w:t>（1）时序建模与滑窗</w:t>
-      </w:r>
-      <w:r>
-        <w:rPr>
-          <w:rFonts w:hint="eastAsia"/>
-        </w:rPr>
-        <w:t>。单条流记录的信息量有限且噪声大，攻击行为往往体现在</w:t>
-      </w:r>
-      <w:r>
-        <w:rPr>
-          <w:rFonts w:hint="eastAsia"/>
-          <w:b/>
-        </w:rPr>
-        <w:t>连续流的统计模式</w:t>
-      </w:r>
-      <w:r>
-        <w:rPr>
-          <w:rFonts w:hint="eastAsia"/>
-        </w:rPr>
-        <w:t xml:space="preserve">上。本项目以连续 T 条流记录为输入做时序建模，并以窗口消融实验确定 T=16 为"精度—时延"平衡点；实验同时给出部署级结论：把窗口加长到 T=32，误报可由 28.31 降到 </w:t>
-      </w:r>
-      <w:r>
-        <w:rPr>
-          <w:rFonts w:hint="eastAsia"/>
-          <w:b/>
-        </w:rPr>
-        <w:t>0.11 次/小时</w:t>
-      </w:r>
-      <w:r>
-        <w:rPr>
-          <w:rFonts w:hint="eastAsia"/>
-        </w:rPr>
-        <w:t>，代价是约 26 ms 额外时延。【实测：`results/window_ablation.md`】</w:t>
-      </w:r>
-    </w:p>
-    <w:p>
-      <w:pPr>
-        <w:rPr>
-          <w:rFonts w:hint="eastAsia"/>
-        </w:rPr>
-      </w:pPr>
-    </w:p>
-    <w:p>
-      <w:pPr>
-        <w:rPr>
-          <w:rFonts w:hint="eastAsia"/>
-        </w:rPr>
-      </w:pPr>
-      <w:r>
-        <w:rPr>
-          <w:rFonts w:hint="eastAsia"/>
-          <w:b/>
-        </w:rPr>
-        <w:t>（2）多任务学习</w:t>
-      </w:r>
-      <w:r>
-        <w:rPr>
-          <w:rFonts w:hint="eastAsia"/>
-        </w:rPr>
-        <w:t>。攻击细类（8 类）与"是否异常"（二分类）是相关但不同的任务：细分类别提供可解释性与逐类动作矩阵，二分类头提供稳定的告警口径。模型用共享主干 + 双头 + 联合损失（可调权重）实现，采样权重按类别逆频加权以对抗类别不平衡。</w:t>
-      </w:r>
-    </w:p>
-    <w:p>
-      <w:pPr>
-        <w:rPr>
-          <w:rFonts w:hint="eastAsia"/>
-        </w:rPr>
-      </w:pPr>
-    </w:p>
-    <w:p>
-      <w:pPr>
-        <w:rPr>
-          <w:rFonts w:hint="eastAsia"/>
-        </w:rPr>
-      </w:pPr>
-      <w:r>
-        <w:rPr>
-          <w:rFonts w:hint="eastAsia"/>
-          <w:b/>
-        </w:rPr>
-        <w:t>（3）开集识别与新颖性</w:t>
-      </w:r>
-      <w:r>
-        <w:rPr>
-          <w:rFonts w:hint="eastAsia"/>
-        </w:rPr>
-        <w:t>。闭集模型面对未知形态会过度自信，本项目以多分类概率</w:t>
-      </w:r>
-      <w:r>
-        <w:rPr>
-          <w:rFonts w:hint="eastAsia"/>
-          <w:b/>
-        </w:rPr>
-        <w:t>熵</w:t>
-      </w:r>
-      <w:r>
-        <w:rPr>
-          <w:rFonts w:hint="eastAsia"/>
-        </w:rPr>
-        <w:t>作为新</w:t>
-      </w:r>
-      <w:r>
-        <w:rPr>
-          <w:rFonts w:hint="eastAsia"/>
-        </w:rPr>
-        <w:lastRenderedPageBreak/>
-        <w:t>颖性度量，在</w:t>
-      </w:r>
-      <w:r>
-        <w:rPr>
-          <w:rFonts w:hint="eastAsia"/>
-          <w:b/>
-        </w:rPr>
-        <w:t>正常窗口</w:t>
-      </w:r>
-      <w:r>
-        <w:rPr>
-          <w:rFonts w:hint="eastAsia"/>
-        </w:rPr>
-        <w:t>上按误报预算标定阈值后作为"要不要人工研判"的提示。边界明确：它标记的是"模型没见过这种形态"，</w:t>
-      </w:r>
-      <w:r>
-        <w:rPr>
-          <w:rFonts w:hint="eastAsia"/>
-          <w:b/>
-        </w:rPr>
-        <w:t>不是</w:t>
-      </w:r>
-      <w:r>
-        <w:rPr>
-          <w:rFonts w:hint="eastAsia"/>
-        </w:rPr>
-        <w:t>已验证的未知攻击检测器（跨场景 AUROC≈0.978，但留出的攻击越像正常流量越检不出）。【实测：`results/openset_report.md`、`results/openset_thresholds.md`】</w:t>
-      </w:r>
-    </w:p>
-    <w:p>
-      <w:pPr>
-        <w:rPr>
-          <w:rFonts w:hint="eastAsia"/>
-        </w:rPr>
-      </w:pPr>
-    </w:p>
-    <w:p>
-      <w:pPr>
-        <w:rPr>
-          <w:rFonts w:hint="eastAsia"/>
-        </w:rPr>
-      </w:pPr>
-      <w:r>
-        <w:rPr>
-          <w:rFonts w:hint="eastAsia"/>
-          <w:b/>
-        </w:rPr>
-        <w:t>（4）对抗鲁棒性</w:t>
-      </w:r>
-      <w:r>
-        <w:rPr>
-          <w:rFonts w:hint="eastAsia"/>
-        </w:rPr>
-        <w:t>。白盒、特征空间、L∞ 有界的定向扰动在本模型上效率很高（ε=0.3 逃逸率 73%），且</w:t>
-      </w:r>
-      <w:r>
-        <w:rPr>
-          <w:rFonts w:hint="eastAsia"/>
-          <w:b/>
-        </w:rPr>
-        <w:t>熵阈值拦不住</w:t>
-      </w:r>
-      <w:r>
-        <w:rPr>
-          <w:rFonts w:hint="eastAsia"/>
-        </w:rPr>
-        <w:t>；缓解手段是对抗训练（干净+FGSM 混合），按事前判据"收益 &gt; 代价"评估为划算，并已内建为可选训练开关（默认关）。【实测：`results/adversarial_eval.md`】</w:t>
-      </w:r>
-    </w:p>
-    <w:p>
-      <w:pPr>
-        <w:rPr>
-          <w:rFonts w:hint="eastAsia"/>
-        </w:rPr>
-      </w:pPr>
-    </w:p>
-    <w:p>
-      <w:pPr>
-        <w:rPr>
-          <w:rFonts w:hint="eastAsia"/>
-        </w:rPr>
-      </w:pPr>
-      <w:r>
-        <w:rPr>
-          <w:rFonts w:hint="eastAsia"/>
-          <w:b/>
-        </w:rPr>
-        <w:t>（5）工作点与人因</w:t>
-      </w:r>
-      <w:r>
-        <w:rPr>
-          <w:rFonts w:hint="eastAsia"/>
-        </w:rPr>
-        <w:t>。检测系统真正的瓶颈是"人能不能把告警消化掉"。本项目把工作点（阈值 × 确认窗口数 × 窗口长度）全枚举成 Pareto 表，并把误报翻译成</w:t>
-      </w:r>
-      <w:r>
-        <w:rPr>
-          <w:rFonts w:hint="eastAsia"/>
-          <w:b/>
-        </w:rPr>
-        <w:t>人工工时/天</w:t>
-      </w:r>
-      <w:r>
-        <w:rPr>
-          <w:rFonts w:hint="eastAsia"/>
-        </w:rPr>
-        <w:t>与</w:t>
-      </w:r>
-      <w:r>
-        <w:rPr>
-          <w:rFonts w:hint="eastAsia"/>
-          <w:b/>
-        </w:rPr>
-        <w:t>告警量/天</w:t>
-      </w:r>
-      <w:r>
-        <w:rPr>
-          <w:rFonts w:hint="eastAsia"/>
-        </w:rPr>
-        <w:t>——这把"误报率"从一句定性抱怨变成可讨论的运营指标。【实测：`results/operating_point.md`、`ops_impact.md`】</w:t>
-      </w:r>
-    </w:p>
-    <w:p>
-      <w:pPr>
-        <w:rPr>
-          <w:rFonts w:hint="eastAsia"/>
-        </w:rPr>
-      </w:pPr>
-    </w:p>
-    <w:p>
-      <w:pPr>
-        <w:rPr>
-          <w:rFonts w:hint="eastAsia"/>
-        </w:rPr>
-      </w:pPr>
-      <w:r>
-        <w:rPr>
-          <w:rFonts w:hint="eastAsia"/>
-          <w:b/>
-        </w:rPr>
-        <w:t>（6）控制平面原理</w:t>
-      </w:r>
-      <w:r>
-        <w:rPr>
-          <w:rFonts w:hint="eastAsia"/>
-        </w:rPr>
-        <w:t>。处置依赖 OpenFlow 1.3 的流表项（`OFPFlowMod`，含 `hard_timeout`）、指令（`OFPIT_APPLY_ACTIONS` 空动作 = 丢弃、`OFPIT_METER` = 限速）与 Meter（`OFPMeterMod`）；回读校验依赖 `OFPFlowStatsRequest` 的 multipart 语义与 xid 配对。这些报文格式本项目均按规范实现并用</w:t>
-      </w:r>
-      <w:r>
-        <w:rPr>
-          <w:rFonts w:hint="eastAsia"/>
-          <w:b/>
-        </w:rPr>
-        <w:t>真实 Ryu 解析器</w:t>
-      </w:r>
-      <w:r>
-        <w:rPr>
-          <w:rFonts w:hint="eastAsia"/>
-        </w:rPr>
-        <w:t>做过字节级校验，避免"自己发自己收都自洽、真机一跑就丢包"。【实测：`tools/ryu_live_check.py --self-test`、`results/ryu_live_check.md`】</w:t>
-      </w:r>
-    </w:p>
-    <w:p>
-      <w:pPr>
-        <w:rPr>
-          <w:rFonts w:hint="eastAsia"/>
-        </w:rPr>
-      </w:pPr>
-    </w:p>
-    <w:p>
-      <w:pPr>
-        <w:rPr>
-          <w:rFonts w:hint="eastAsia"/>
-        </w:rPr>
-      </w:pPr>
-      <w:r>
-        <w:rPr>
-          <w:rFonts w:hint="eastAsia"/>
-          <w:b/>
-        </w:rPr>
-        <w:t>（7）跨学科方法论：两条线的相互约束</w:t>
-      </w:r>
-      <w:r>
-        <w:rPr>
-          <w:rFonts w:hint="eastAsia"/>
-        </w:rPr>
-        <w:t>。本作品的推导顺序是"</w:t>
-      </w:r>
-      <w:r>
-        <w:rPr>
-          <w:rFonts w:hint="eastAsia"/>
-          <w:b/>
-        </w:rPr>
-        <w:t>先定安全侧的判据，再选 AI 的方法</w:t>
-      </w:r>
-      <w:r>
-        <w:rPr>
-          <w:rFonts w:hint="eastAsia"/>
-        </w:rPr>
-        <w:t>"：安全侧先给出"误报预算下的召回""未知不得硬判""处置必须可回读"三条判据，AI 侧才据此选择时序滑窗、双头多任务、熵式新颖性与对抗训练；反过来，AI 侧的能力边界（跨域迁移差、卷积无增益、对抗脆弱）又被写回安全侧的运营结论（</w:t>
-      </w:r>
-      <w:r>
-        <w:rPr>
-          <w:rFonts w:hint="eastAsia"/>
-          <w:b/>
-        </w:rPr>
-        <w:t>必须影子运行、必须人工复核、必须可回滚</w:t>
-      </w:r>
-      <w:r>
-        <w:rPr>
-          <w:rFonts w:hint="eastAsia"/>
-        </w:rPr>
-        <w:t>）。这种双向约束关系是本作品与"套用现成模型"最本质的区别，也是它</w:t>
-      </w:r>
-      <w:r>
-        <w:rPr>
-          <w:rFonts w:hint="eastAsia"/>
-        </w:rPr>
-        <w:lastRenderedPageBreak/>
-        <w:t>在学科交叉维度上的立足点。</w:t>
-      </w:r>
-    </w:p>
-    <w:p>
-      <w:pPr>
-        <w:rPr>
-          <w:rFonts w:hint="eastAsia"/>
-        </w:rPr>
-      </w:pPr>
-    </w:p>
-    <w:p>
-      <w:pPr>
-        <w:pStyle w:val="1"/>
-        <w:rPr>
-          <w:rFonts w:hint="eastAsia"/>
-        </w:rPr>
-      </w:pPr>
-      <w:r>
-        <w:rPr>
-          <w:rFonts w:hint="eastAsia"/>
-          <w:b/>
-        </w:rPr>
-        <w:t>7设计流程与方法## 7设计流程与方法</w:t>
-      </w:r>
-    </w:p>
-    <w:p>
-      <w:pPr>
-        <w:rPr>
-          <w:rFonts w:hint="eastAsia"/>
-        </w:rPr>
-      </w:pPr>
-    </w:p>
-    <w:p>
-      <w:pPr>
-        <w:pStyle w:val="2"/>
-        <w:rPr>
-          <w:rFonts w:hint="eastAsia"/>
-        </w:rPr>
-      </w:pPr>
-      <w:r>
-        <w:rPr>
-          <w:rFonts w:hint="eastAsia"/>
-          <w:b/>
-        </w:rPr>
-        <w:t>7.1 总体设计与控制逻辑</w:t>
-      </w:r>
-    </w:p>
-    <w:p>
-      <w:pPr>
-        <w:rPr>
-          <w:rFonts w:hint="eastAsia"/>
-        </w:rPr>
-      </w:pPr>
-    </w:p>
-    <w:p>
-      <w:pPr>
-        <w:rPr>
-          <w:rFonts w:hint="eastAsia"/>
-        </w:rPr>
-      </w:pPr>
-      <w:r>
-        <w:rPr>
-          <w:rFonts w:hint="eastAsia"/>
-        </w:rPr>
-        <w:t>系统遵循"</w:t>
-      </w:r>
-      <w:r>
-        <w:rPr>
-          <w:rFonts w:hint="eastAsia"/>
-          <w:b/>
-        </w:rPr>
-        <w:t>检测不越权、处置可回滚、复盘有出口</w:t>
-      </w:r>
-      <w:r>
-        <w:rPr>
-          <w:rFonts w:hint="eastAsia"/>
-        </w:rPr>
-        <w:t>"三条设计原则：检测层只输出判定与建议动作，是否真实处置由策略开关与白名单决定；每一次处置都必须可回读、可回滚、可追溯；每一个"系统不认识"的样本都必须有一个人工出口，并把人的结论变成下一次训练的输入。数据流为：流记录 → 滑窗 → 模型判定 → 连续确认 → 动作决策（含白名单/未知护栏） → 下发 → 回读校验 → 审计台账 → 复盘回流 → 模型迭代。</w:t>
-      </w:r>
-    </w:p>
-    <w:p>
-      <w:pPr>
-        <w:rPr>
-          <w:rFonts w:hint="eastAsia"/>
-        </w:rPr>
-      </w:pPr>
-    </w:p>
-    <w:p>
-      <w:pPr>
-        <w:pStyle w:val="2"/>
-        <w:rPr>
-          <w:rFonts w:hint="eastAsia"/>
-        </w:rPr>
-      </w:pPr>
-      <w:r>
-        <w:rPr>
-          <w:rFonts w:hint="eastAsia"/>
-          <w:b/>
-        </w:rPr>
-        <w:t>7.2 数据与特征工程</w:t>
-      </w:r>
-    </w:p>
-    <w:p>
-      <w:pPr>
-        <w:rPr>
-          <w:rFonts w:hint="eastAsia"/>
-        </w:rPr>
-      </w:pPr>
-    </w:p>
-    <w:p>
-      <w:pPr>
-        <w:rPr>
-          <w:rFonts w:hint="eastAsia"/>
-        </w:rPr>
-      </w:pPr>
-      <w:r>
-        <w:rPr>
-          <w:rFonts w:hint="eastAsia"/>
-        </w:rPr>
-        <w:t>自研生成器产出带</w:t>
-      </w:r>
-      <w:r>
-        <w:rPr>
-          <w:rFonts w:hint="eastAsia"/>
-          <w:b/>
-        </w:rPr>
-        <w:t>物理自洽性</w:t>
-      </w:r>
-      <w:r>
-        <w:rPr>
-          <w:rFonts w:hint="eastAsia"/>
-        </w:rPr>
-        <w:t xml:space="preserve">约束的流记录（协议与端口的合法性、包长与字节数的上下界、时间间隔与超时的关系），并支持 `label_noise`、`feature_noise`、`overlap_ratio`、`stealth_ratio`、`drift_strength` 等难度旋钮，使"把数据变难"成为可复现的实验变量（困难基准中精度下降 5.4 个百分点而攻击片段召回仍为 100%）。真实数据侧接入 6 份公开数据集，用无泄漏协议（时间序切分、按流身份组切分、跨天评测）评估，并主动诊断出某数据集 </w:t>
-      </w:r>
-      <w:r>
-        <w:rPr>
-          <w:rFonts w:hint="eastAsia"/>
-          <w:b/>
-        </w:rPr>
-        <w:t>85% 近似重复</w:t>
-      </w:r>
-      <w:r>
-        <w:rPr>
-          <w:rFonts w:hint="eastAsia"/>
-        </w:rPr>
-        <w:t>的问题。【实测：`results/real_datasets.md`、`results/hard_ablation.md`】</w:t>
-      </w:r>
-    </w:p>
-    <w:p>
-      <w:pPr>
-        <w:rPr>
-          <w:rFonts w:hint="eastAsia"/>
-        </w:rPr>
-      </w:pPr>
-    </w:p>
-    <w:p>
-      <w:pPr>
-        <w:pStyle w:val="2"/>
-        <w:rPr>
-          <w:rFonts w:hint="eastAsia"/>
-        </w:rPr>
-      </w:pPr>
-      <w:r>
-        <w:rPr>
-          <w:rFonts w:hint="eastAsia"/>
-          <w:b/>
-        </w:rPr>
-        <w:lastRenderedPageBreak/>
-        <w:t>7.3 模型设计与训练</w:t>
-      </w:r>
-    </w:p>
-    <w:p>
-      <w:pPr>
-        <w:rPr>
-          <w:rFonts w:hint="eastAsia"/>
-        </w:rPr>
-      </w:pPr>
-    </w:p>
-    <w:p>
-      <w:pPr>
-        <w:rPr>
-          <w:rFonts w:hint="eastAsia"/>
-        </w:rPr>
-      </w:pPr>
-      <w:r>
-        <w:rPr>
-          <w:rFonts w:hint="eastAsia"/>
-        </w:rPr>
-        <w:t>输入为</w:t>
-      </w:r>
-      <w:r>
-        <w:t xml:space="preserve"> (T, F) 滑窗，CNN 分支提取局部模式、BiLSTM 分支建模长程依赖，双分支输出与时间维注意力池化后进入共享全连接头，接多任务双头（8 类 softmax + 1 维 sigmoid）。训练采用 `val_loss` 早停与最优权重回载、`ReduceLROnPlateau`（学习率下限低于初始值）、类别逆频加权、固定随机种子与完整产物落盘（模型/scaler/编码器/配置/数据摘要），保证可复现。消融与对标实验表明：双分支相对单一结构无显著优势（Δ≈</w:t>
-      </w:r>
-      <w:r>
-        <w:rPr>
-          <w:rFonts w:ascii="微软雅黑" w:eastAsia="微软雅黑" w:hAnsi="微软雅黑" w:cs="微软雅黑" w:hint="eastAsia"/>
-        </w:rPr>
-        <w:t>−</w:t>
-      </w:r>
-      <w:r>
-        <w:t>0.003），</w:t>
-      </w:r>
-      <w:r>
-        <w:rPr>
-          <w:rFonts w:hint="eastAsia"/>
-          <w:b/>
-        </w:rPr>
-        <w:t>该结论已如实写入报告</w:t>
-      </w:r>
-      <w:r>
-        <w:rPr>
-          <w:rFonts w:hint="eastAsia"/>
-        </w:rPr>
-        <w:t>。</w:t>
-      </w:r>
-    </w:p>
-    <w:p>
-      <w:pPr>
-        <w:rPr>
-          <w:rFonts w:hint="eastAsia"/>
-        </w:rPr>
-      </w:pPr>
-    </w:p>
-    <w:p>
-      <w:pPr>
-        <w:pStyle w:val="2"/>
-        <w:rPr>
-          <w:rFonts w:hint="eastAsia"/>
-        </w:rPr>
-      </w:pPr>
-      <w:r>
-        <w:rPr>
-          <w:rFonts w:hint="eastAsia"/>
-          <w:b/>
-        </w:rPr>
-        <w:t>7.4 评估体系</w:t>
-      </w:r>
-    </w:p>
-    <w:p>
-      <w:pPr>
-        <w:rPr>
-          <w:rFonts w:hint="eastAsia"/>
-        </w:rPr>
-      </w:pPr>
-    </w:p>
-    <w:p>
-      <w:pPr>
-        <w:rPr>
-          <w:rFonts w:hint="eastAsia"/>
-        </w:rPr>
-      </w:pPr>
-      <w:r>
-        <w:rPr>
-          <w:rFonts w:hint="eastAsia"/>
-        </w:rPr>
-        <w:t>三套口径并列：</w:t>
-      </w:r>
-      <w:r>
-        <w:rPr>
-          <w:rFonts w:hint="eastAsia"/>
-          <w:b/>
-        </w:rPr>
-        <w:t>窗口级</w:t>
-      </w:r>
-      <w:r>
-        <w:rPr>
-          <w:rFonts w:hint="eastAsia"/>
-        </w:rPr>
-        <w:t>（分类指标与 TPR@FPR）、</w:t>
-      </w:r>
-      <w:r>
-        <w:rPr>
-          <w:rFonts w:hint="eastAsia"/>
-          <w:b/>
-        </w:rPr>
-        <w:t>告警级在线口径</w:t>
-      </w:r>
-      <w:r>
-        <w:rPr>
-          <w:rFonts w:hint="eastAsia"/>
-        </w:rPr>
-        <w:t>（连续确认下的片段召回、误报/小时、检测时延）、</w:t>
-      </w:r>
-      <w:r>
-        <w:rPr>
-          <w:rFonts w:hint="eastAsia"/>
-          <w:b/>
-        </w:rPr>
-        <w:t>真实域</w:t>
-      </w:r>
-      <w:r>
-        <w:rPr>
-          <w:rFonts w:hint="eastAsia"/>
-        </w:rPr>
-        <w:t>（跨数据集与跨天迁移，无监督目标域基线对照）。此外做了工作点全枚举、运维工时换算、错误分析、性能基准、多种子均值±标准差、漂移与集成实验，并对评估代码本身做交叉断言（同一确认语义在服务端/离线评估/真实评估三处实现必须给出同一结果）。</w:t>
-      </w:r>
-    </w:p>
-    <w:p>
-      <w:pPr>
-        <w:rPr>
-          <w:rFonts w:hint="eastAsia"/>
-        </w:rPr>
-      </w:pPr>
-    </w:p>
-    <w:p>
-      <w:pPr>
-        <w:pStyle w:val="2"/>
-        <w:rPr>
-          <w:rFonts w:hint="eastAsia"/>
-        </w:rPr>
-      </w:pPr>
-      <w:r>
-        <w:rPr>
-          <w:rFonts w:hint="eastAsia"/>
-          <w:b/>
-        </w:rPr>
-        <w:t>7.5 在线服务与处置闭环</w:t>
-      </w:r>
-    </w:p>
-    <w:p>
-      <w:pPr>
-        <w:rPr>
-          <w:rFonts w:hint="eastAsia"/>
-        </w:rPr>
-      </w:pPr>
-    </w:p>
-    <w:p>
-      <w:pPr>
-        <w:rPr>
-          <w:rFonts w:hint="eastAsia"/>
-        </w:rPr>
-      </w:pPr>
-      <w:r>
-        <w:rPr>
-          <w:rFonts w:hint="eastAsia"/>
-        </w:rPr>
-        <w:t>服务以有界 `deque` 维护滑窗、回看缓冲、告警、观察池、待研判队列；每次判定写入回看缓冲（回答"为什么没报警"），接近阈值的未确认窗口进观察池；确认告警按动作矩阵决策并经适配层下发。适配层实现幂等（含"升级不被抑制"）、异常隔离（一条坏告警不影响同批）、封禁表有界与过期清理、以及 §5.2（3）的回读校验与回滚。审计台账一行一条 JSON，可被 ELK 类系统直接采集。</w:t>
-      </w:r>
-    </w:p>
-    <w:p>
-      <w:pPr>
-        <w:rPr>
-          <w:rFonts w:hint="eastAsia"/>
-        </w:rPr>
-      </w:pPr>
-    </w:p>
-    <w:p>
-      <w:pPr>
-        <w:pStyle w:val="2"/>
-        <w:rPr>
-          <w:rFonts w:hint="eastAsia"/>
-        </w:rPr>
-      </w:pPr>
-      <w:r>
-        <w:rPr>
-          <w:rFonts w:hint="eastAsia"/>
-          <w:b/>
-        </w:rPr>
-        <w:lastRenderedPageBreak/>
-        <w:t>7.6 复盘回流与自动放松</w:t>
-      </w:r>
-    </w:p>
-    <w:p>
-      <w:pPr>
-        <w:rPr>
-          <w:rFonts w:hint="eastAsia"/>
-        </w:rPr>
-      </w:pPr>
-    </w:p>
-    <w:p>
-      <w:pPr>
-        <w:rPr>
-          <w:rFonts w:hint="eastAsia"/>
-        </w:rPr>
-      </w:pPr>
-      <w:r>
-        <w:rPr>
-          <w:rFonts w:hint="eastAsia"/>
-        </w:rPr>
-        <w:t>人工结论（`attack:&lt;类别&gt;` 或 `normal`）按 `review_id` 与窗口特征证据关联并落盘；`review_id` 跨重启唯一（从历史文件含轮转备份恢复），避免"重启后新旧记录共用 id、拼出自相矛盾的训练样本"。重训由增量触发策略驱动（§5.2（6）），产出隔离候选模型。另一侧，当人工结论以 `normal` 为主时，自动放松按门槛上调阈值——</w:t>
-      </w:r>
-      <w:r>
-        <w:rPr>
-          <w:rFonts w:hint="eastAsia"/>
-          <w:b/>
-        </w:rPr>
-        <w:t>默认关、有上限、写审计</w:t>
-      </w:r>
-      <w:r>
-        <w:rPr>
-          <w:rFonts w:hint="eastAsia"/>
-        </w:rPr>
-        <w:t>，因为"让系统自己变钝"是危险动作。</w:t>
-      </w:r>
-    </w:p>
-    <w:p>
-      <w:pPr>
-        <w:rPr>
-          <w:rFonts w:hint="eastAsia"/>
-        </w:rPr>
-      </w:pPr>
-    </w:p>
-    <w:p>
-      <w:pPr>
-        <w:pStyle w:val="2"/>
-        <w:rPr>
-          <w:rFonts w:hint="eastAsia"/>
-        </w:rPr>
-      </w:pPr>
-      <w:r>
-        <w:rPr>
-          <w:rFonts w:hint="eastAsia"/>
-          <w:b/>
-        </w:rPr>
-        <w:t>7.7 人机交互与接口</w:t>
-      </w:r>
-    </w:p>
-    <w:p>
-      <w:pPr>
-        <w:rPr>
-          <w:rFonts w:hint="eastAsia"/>
-        </w:rPr>
-      </w:pPr>
-    </w:p>
-    <w:p>
-      <w:pPr>
-        <w:rPr>
-          <w:rFonts w:hint="eastAsia"/>
-        </w:rPr>
-      </w:pPr>
-      <w:r>
-        <w:rPr>
-          <w:rFonts w:hint="eastAsia"/>
-        </w:rPr>
-        <w:t>大屏提供实时曲线、攻击拓扑、处置控制台、审计台账查询、复核台（对待研判项点选"确认攻击/判为正常"）与评审视图（工作点选择器、自我证伪记录、诚实边界、可验证性面板）；后端提供检测、策略、复核、统计与 Prometheus 指标接口。演示服务固定使用 5070 端口（5061 被 Chromium 视为不安全端口）。</w:t>
-      </w:r>
-    </w:p>
-    <w:p>
-      <w:pPr>
-        <w:rPr>
-          <w:rFonts w:hint="eastAsia"/>
-        </w:rPr>
-      </w:pPr>
-    </w:p>
-    <w:p>
-      <w:pPr>
-        <w:pStyle w:val="2"/>
-        <w:rPr>
-          <w:rFonts w:hint="eastAsia"/>
-        </w:rPr>
-      </w:pPr>
-      <w:r>
-        <w:rPr>
-          <w:rFonts w:hint="eastAsia"/>
-          <w:b/>
-        </w:rPr>
-        <w:t>7.8 质量保障</w:t>
-      </w:r>
-    </w:p>
-    <w:p>
-      <w:pPr>
-        <w:rPr>
-          <w:rFonts w:hint="eastAsia"/>
-        </w:rPr>
-      </w:pPr>
-    </w:p>
-    <w:p>
-      <w:pPr>
-        <w:rPr>
-          <w:rFonts w:hint="eastAsia"/>
-        </w:rPr>
-      </w:pPr>
-      <w:r>
-        <w:rPr>
-          <w:rFonts w:hint="eastAsia"/>
-        </w:rPr>
-        <w:t>三层防护：</w:t>
-      </w:r>
-      <w:r>
-        <w:rPr>
-          <w:rFonts w:hint="eastAsia"/>
-          <w:b/>
-        </w:rPr>
-        <w:t>单元/行为测试</w:t>
-      </w:r>
-      <w:r>
-        <w:rPr>
-          <w:rFonts w:hint="eastAsia"/>
-        </w:rPr>
-        <w:t xml:space="preserve">（生成器物理自洽、列名识别、滑窗语义、评估口径边界、复核闭环、融合策略、触发策略；Ryu 适配层用桩件替代 Ryu，真调核心逻辑，锁定接口契约与安全默认值；pcap 解析用自造抓包做往返一致性）→ </w:t>
-      </w:r>
-      <w:r>
-        <w:rPr>
-          <w:rFonts w:hint="eastAsia"/>
-          <w:b/>
-        </w:rPr>
-        <w:t>交付自检 130 项</w:t>
-      </w:r>
-      <w:r>
-        <w:rPr>
-          <w:rFonts w:hint="eastAsia"/>
-        </w:rPr>
-        <w:t xml:space="preserve">（含在线接口实调、产物一致性、对外材料数字防漂移守卫）→ </w:t>
-      </w:r>
-      <w:r>
-        <w:rPr>
-          <w:rFonts w:hint="eastAsia"/>
-          <w:b/>
-        </w:rPr>
-        <w:t>CI 工作流</w:t>
-      </w:r>
-      <w:r>
-        <w:rPr>
-          <w:rFonts w:hint="eastAsia"/>
-        </w:rPr>
-        <w:t>。自检带前置闸门：缺依赖时退出码 2 拒跑，不会静默跳过检查项后仍报"通过"。</w:t>
-      </w:r>
-    </w:p>
-    <w:p>
-      <w:pPr>
-        <w:rPr>
-          <w:rFonts w:hint="eastAsia"/>
-        </w:rPr>
-      </w:pPr>
-    </w:p>
-    <w:p>
-      <w:pPr>
-        <w:pStyle w:val="2"/>
-        <w:rPr>
-          <w:rFonts w:hint="eastAsia"/>
-        </w:rPr>
-      </w:pPr>
-      <w:r>
-        <w:rPr>
-          <w:rFonts w:hint="eastAsia"/>
-          <w:b/>
-        </w:rPr>
-        <w:lastRenderedPageBreak/>
-        <w:t>7.9 部署与运维</w:t>
-      </w:r>
-    </w:p>
-    <w:p>
-      <w:pPr>
-        <w:rPr>
-          <w:rFonts w:hint="eastAsia"/>
-        </w:rPr>
-      </w:pPr>
-    </w:p>
-    <w:p>
-      <w:pPr>
-        <w:rPr>
-          <w:rFonts w:hint="eastAsia"/>
-        </w:rPr>
-      </w:pPr>
-      <w:r>
-        <w:rPr>
-          <w:rFonts w:hint="eastAsia"/>
-        </w:rPr>
-        <w:t>统一入口 `tools/cida.py` 提供 doctor/status/demo/guard/verify/inventory/config/retrain；适配层用心跳文件（而非再开一个 HTTP 端口）向 `status` 暴露存活与处置计数；服务暴露 Prometheus 指标（告警、时延、观察池、待研判积压、未知占比、自动放松次数、当前阈值）；`DEPLOYMENT.md` 给出上线顺序（先演练、后执行）、影子运行门槛、故障处置与降级预案（检测服务不可达时控制器只记日志、不改流表，</w:t>
-      </w:r>
-      <w:r>
-        <w:rPr>
-          <w:rFonts w:hint="eastAsia"/>
-          <w:b/>
-        </w:rPr>
-        <w:t>fail-open 不因算法故障断网</w:t>
-      </w:r>
-      <w:r>
-        <w:rPr>
-          <w:rFonts w:hint="eastAsia"/>
-        </w:rPr>
-        <w:t>）。</w:t>
-      </w:r>
-    </w:p>
-    <w:p>
-      <w:pPr>
-        <w:rPr>
-          <w:rFonts w:hint="eastAsia"/>
-        </w:rPr>
-      </w:pPr>
-    </w:p>
-    <w:p>
-      <w:pPr>
-        <w:pStyle w:val="1"/>
-        <w:rPr>
-          <w:rFonts w:hint="eastAsia"/>
-        </w:rPr>
-      </w:pPr>
-      <w:r>
-        <w:rPr>
-          <w:rFonts w:hint="eastAsia"/>
-          <w:b/>
-        </w:rPr>
-        <w:t>8系统整体框架与作业流程</w:t>
-      </w:r>
-    </w:p>
-    <w:p>
-      <w:pPr>
-        <w:rPr>
-          <w:rFonts w:hint="eastAsia"/>
-        </w:rPr>
-      </w:pPr>
-    </w:p>
-    <w:p>
-      <w:pPr>
-        <w:pStyle w:val="2"/>
-        <w:rPr>
-          <w:rFonts w:hint="eastAsia"/>
-        </w:rPr>
-      </w:pPr>
-      <w:r>
-        <w:rPr>
-          <w:rFonts w:hint="eastAsia"/>
-          <w:b/>
-        </w:rPr>
-        <w:t>8.1 系统整体框架</w:t>
-      </w:r>
-    </w:p>
-    <w:p>
-      <w:pPr>
-        <w:rPr>
-          <w:rFonts w:hint="eastAsia"/>
-        </w:rPr>
-      </w:pPr>
-    </w:p>
-    <w:p>
-      <w:pPr>
-        <w:rPr>
-          <w:rFonts w:hint="eastAsia"/>
-        </w:rPr>
-      </w:pPr>
-      <w:r>
-        <w:rPr>
-          <w:rFonts w:hint="eastAsia"/>
-        </w:rPr>
-        <w:t>系统按七层闭环组织：</w:t>
-      </w:r>
-      <w:r>
-        <w:rPr>
-          <w:rFonts w:hint="eastAsia"/>
-          <w:b/>
-        </w:rPr>
-        <w:t>采集</w:t>
-      </w:r>
-      <w:r>
-        <w:rPr>
-          <w:rFonts w:hint="eastAsia"/>
-        </w:rPr>
-        <w:t xml:space="preserve">（控制器流表统计 / 探针完整特征 / pcap 重建，三路可独立或并行）→ </w:t>
-      </w:r>
-      <w:r>
-        <w:rPr>
-          <w:rFonts w:hint="eastAsia"/>
-          <w:b/>
-        </w:rPr>
-        <w:t>判定</w:t>
-      </w:r>
-      <w:r>
-        <w:rPr>
-          <w:rFonts w:hint="eastAsia"/>
-        </w:rPr>
-        <w:t xml:space="preserve">（滑窗模型 + 开集新颖性）→ </w:t>
-      </w:r>
-      <w:r>
-        <w:rPr>
-          <w:rFonts w:hint="eastAsia"/>
-          <w:b/>
-        </w:rPr>
-        <w:t>分级</w:t>
-      </w:r>
-      <w:r>
-        <w:rPr>
-          <w:rFonts w:hint="eastAsia"/>
-        </w:rPr>
-        <w:t xml:space="preserve">（动作矩阵）→ </w:t>
-      </w:r>
-      <w:r>
-        <w:rPr>
-          <w:rFonts w:hint="eastAsia"/>
-          <w:b/>
-        </w:rPr>
-        <w:t>确认</w:t>
-      </w:r>
-      <w:r>
-        <w:rPr>
-          <w:rFonts w:hint="eastAsia"/>
-        </w:rPr>
-        <w:t xml:space="preserve">（连续 N 窗口去抖）→ </w:t>
-      </w:r>
-      <w:r>
-        <w:rPr>
-          <w:rFonts w:hint="eastAsia"/>
-          <w:b/>
-        </w:rPr>
-        <w:t>处置</w:t>
-      </w:r>
-      <w:r>
-        <w:rPr>
-          <w:rFonts w:hint="eastAsia"/>
-        </w:rPr>
-        <w:t xml:space="preserve">（限速/阻断下发 + 回读校验 + 回滚）→ </w:t>
-      </w:r>
-      <w:r>
-        <w:rPr>
-          <w:rFonts w:hint="eastAsia"/>
-          <w:b/>
-        </w:rPr>
-        <w:t>留痕</w:t>
-      </w:r>
-      <w:r>
-        <w:rPr>
-          <w:rFonts w:hint="eastAsia"/>
-        </w:rPr>
-        <w:t xml:space="preserve">（审计台账、观察池、回看缓冲、Prometheus）→ </w:t>
-      </w:r>
-      <w:r>
-        <w:rPr>
-          <w:rFonts w:hint="eastAsia"/>
-          <w:b/>
-        </w:rPr>
-        <w:t>复盘回流</w:t>
-      </w:r>
-      <w:r>
-        <w:rPr>
-          <w:rFonts w:hint="eastAsia"/>
-        </w:rPr>
-        <w:t>（人工研判 → 标注回流 → 增量触发重训 → 候选模型评估）。三条数据接入路径共享同一套模型服务与处置链路，差异只在特征口径与 scaler。</w:t>
-      </w:r>
-    </w:p>
-    <w:p>
-      <w:pPr>
-        <w:rPr>
-          <w:rFonts w:hint="eastAsia"/>
-        </w:rPr>
-      </w:pPr>
-    </w:p>
-    <w:p>
-      <w:pPr>
-        <w:pStyle w:val="2"/>
-        <w:rPr>
-          <w:rFonts w:hint="eastAsia"/>
-        </w:rPr>
-      </w:pPr>
-      <w:r>
-        <w:rPr>
-          <w:rFonts w:hint="eastAsia"/>
-          <w:b/>
-        </w:rPr>
         <w:t>8.2 系统作业流程</w:t>
       </w:r>
     </w:p>
@@ -5224,7 +5204,6 @@
           <w:rFonts w:hint="eastAsia"/>
           <w:b/>
         </w:rPr>
-        <w:lastRenderedPageBreak/>
         <w:t>已知攻击</w:t>
       </w:r>
       <w:r>
@@ -5801,28 +5780,34 @@
           <w:rFonts w:hint="eastAsia"/>
           <w:b/>
         </w:rPr>
+        <w:t>9.2 技术实现</w:t>
+      </w:r>
+    </w:p>
+    <w:p>
+      <w:pPr>
+        <w:rPr>
+          <w:rFonts w:hint="eastAsia"/>
+        </w:rPr>
+      </w:pPr>
+    </w:p>
+    <w:p>
+      <w:pPr>
+        <w:rPr>
+          <w:rFonts w:hint="eastAsia"/>
+        </w:rPr>
+      </w:pPr>
+      <w:r>
+        <w:rPr>
+          <w:rFonts w:hint="eastAsia"/>
+        </w:rPr>
+        <w:t>技术栈：Python 3.11、TensorFlow/Keras（模型）、Flask（服务与大屏）、Ryu（控制平面适配）、scikit-learn（传统基线）、Prometheus 文本指标。代码组织为 `src/`（13 个模块：配置、生成器、数据管线、模型、训练、评估、服务、可视化、融合、回流触发、工具）、`tools/`（41 个脚本，含交付自检）、`app/`（大屏与服务接口）、`integrations/`（Ryu 适</w:t>
+      </w:r>
+      <w:r>
+        <w:rPr>
+          <w:rFonts w:hint="eastAsia"/>
+        </w:rPr>
         <w:lastRenderedPageBreak/>
-        <w:t>9.2 技术实现</w:t>
-      </w:r>
-    </w:p>
-    <w:p>
-      <w:pPr>
-        <w:rPr>
-          <w:rFonts w:hint="eastAsia"/>
-        </w:rPr>
-      </w:pPr>
-    </w:p>
-    <w:p>
-      <w:pPr>
-        <w:rPr>
-          <w:rFonts w:hint="eastAsia"/>
-        </w:rPr>
-      </w:pPr>
-      <w:r>
-        <w:rPr>
-          <w:rFonts w:hint="eastAsia"/>
-        </w:rPr>
-        <w:t>技术栈：Python 3.11、TensorFlow/Keras（模型）、Flask（服务与大屏）、Ryu（控制平面适配）、scikit-learn（传统基线）、Prometheus 文本指标。代码组织为 `src/`（13 个模块：配置、生成器、数据管线、模型、训练、评估、服务、可视化、融合、回流触发、工具）、`tools/`（41 个脚本，含交付自检）、`app/`（大屏与服务接口）、`integrations/`（Ryu 适配层）、`tests/`（三套测试）。关键取舍：</w:t>
+        <w:t>配层）、`tests/`（三套测试）。关键取舍：</w:t>
       </w:r>
       <w:r>
         <w:rPr>
@@ -5997,7 +5982,6 @@
           <w:rFonts w:hint="eastAsia"/>
           <w:b/>
         </w:rPr>
-        <w:lastRenderedPageBreak/>
         <w:t>10验证作业的数据</w:t>
       </w:r>
     </w:p>
@@ -6275,7 +6259,15 @@
                 <w:rFonts w:hint="eastAsia"/>
                 <w:sz w:val="18"/>
               </w:rPr>
-              <w:t>累计 343,889 条流记录（含许可校验）</w:t>
+              <w:t>累计 343,889 条流记录</w:t>
+            </w:r>
+            <w:r>
+              <w:rPr>
+                <w:rFonts w:hint="eastAsia"/>
+                <w:sz w:val="18"/>
+              </w:rPr>
+              <w:lastRenderedPageBreak/>
+              <w:t>（含许可校验）</w:t>
             </w:r>
           </w:p>
         </w:tc>
@@ -6297,7 +6289,16 @@
                 <w:rFonts w:hint="eastAsia"/>
                 <w:sz w:val="18"/>
               </w:rPr>
-              <w:t>inSDN 融合臂 TPR@FPR=1% 0.6311；CIC-IDS2017 跨天未见族 0.2745；告警级片段召回 0.9231（36/39）</w:t>
+              <w:lastRenderedPageBreak/>
+              <w:t>inSDN 融合臂 TPR@FPR=1% 0.6311；</w:t>
+            </w:r>
+            <w:r>
+              <w:rPr>
+                <w:rFonts w:hint="eastAsia"/>
+                <w:sz w:val="18"/>
+              </w:rPr>
+              <w:lastRenderedPageBreak/>
+              <w:t>CIC-IDS2017 跨天未见族 0.2745；告警级片段召回 0.9231（36/39）</w:t>
             </w:r>
           </w:p>
         </w:tc>
@@ -6319,7 +6320,16 @@
                 <w:rFonts w:hint="eastAsia"/>
                 <w:sz w:val="18"/>
               </w:rPr>
-              <w:t xml:space="preserve">`results/real_eval.md`、`real_datasets.md` </w:t>
+              <w:lastRenderedPageBreak/>
+              <w:t>`results/real_eval.md</w:t>
+            </w:r>
+            <w:r>
+              <w:rPr>
+                <w:rFonts w:hint="eastAsia"/>
+                <w:sz w:val="18"/>
+              </w:rPr>
+              <w:lastRenderedPageBreak/>
+              <w:t xml:space="preserve">`、`real_datasets.md` </w:t>
             </w:r>
           </w:p>
         </w:tc>
@@ -6349,6 +6359,7 @@
                 <w:rFonts w:hint="eastAsia"/>
                 <w:sz w:val="18"/>
               </w:rPr>
+              <w:lastRenderedPageBreak/>
               <w:t xml:space="preserve"> 工作点枚举</w:t>
             </w:r>
           </w:p>
@@ -7319,7 +7330,7 @@
           <w:rFonts w:hint="eastAsia"/>
           <w:b/>
         </w:rPr>
-        <w:t>均为可复核数据、不含调研问卷或教学试点数据</w:t>
+        <w:t>全部来自可复核产物</w:t>
       </w:r>
       <w:r>
         <w:rPr>
@@ -7390,196 +7401,310 @@
         <w:rPr>
           <w:rFonts w:hint="eastAsia"/>
         </w:rPr>
-        <w:t>，并主动披露同域随机切分的虚高（0.9998）</w:t>
+        <w:t>，并主动披露同域随机切分的虚高（0.9998）与近似重复问题（46%）；</w:t>
+      </w:r>
+    </w:p>
+    <w:p>
+      <w:pPr>
+        <w:rPr>
+          <w:rFonts w:hint="eastAsia"/>
+        </w:rPr>
+      </w:pPr>
+      <w:r>
+        <w:rPr>
+          <w:rFonts w:hint="eastAsia"/>
+        </w:rPr>
+        <w:t xml:space="preserve">② </w:t>
+      </w:r>
+      <w:r>
+        <w:rPr>
+          <w:rFonts w:hint="eastAsia"/>
+          <w:b/>
+        </w:rPr>
+        <w:t>真实运维口径的换算</w:t>
+      </w:r>
+      <w:r>
+        <w:rPr>
+          <w:rFonts w:hint="eastAsia"/>
+        </w:rPr>
+        <w:t>：误报 → 人工工时（14.45~35.62 → 0.36~2.67 人时/天）、告警量/天、P95 时延、检测时延；</w:t>
+      </w:r>
+    </w:p>
+    <w:p>
+      <w:pPr>
+        <w:rPr>
+          <w:rFonts w:hint="eastAsia"/>
+        </w:rPr>
+      </w:pPr>
+      <w:r>
+        <w:rPr>
+          <w:rFonts w:hint="eastAsia"/>
+        </w:rPr>
+        <w:t xml:space="preserve">③ </w:t>
+      </w:r>
+      <w:r>
+        <w:rPr>
+          <w:rFonts w:hint="eastAsia"/>
+          <w:b/>
+        </w:rPr>
+        <w:t>科研效率证明</w:t>
+      </w:r>
+      <w:r>
+        <w:rPr>
+          <w:rFonts w:hint="eastAsia"/>
+        </w:rPr>
+        <w:t>：一条命令复现全流程、</w:t>
+      </w:r>
+      <w:r>
+        <w:rPr>
+          <w:rFonts w:hint="eastAsia"/>
+          <w:b/>
+        </w:rPr>
+        <w:t>130 项交付自检 0 失败</w:t>
+      </w:r>
+      <w:r>
+        <w:rPr>
+          <w:rFonts w:hint="eastAsia"/>
+        </w:rPr>
+        <w:t>、三套测试 22/58/58、真机联调 19/19、以及</w:t>
+      </w:r>
+      <w:r>
+        <w:rPr>
+          <w:rFonts w:hint="eastAsia"/>
+          <w:b/>
+        </w:rPr>
+        <w:t>四路对照实验</w:t>
+      </w:r>
+      <w:r>
+        <w:rPr>
+          <w:rFonts w:hint="eastAsia"/>
+        </w:rPr>
+        <w:t>（结构消融、窗口长度、跨域迁移、对抗鲁棒性）的完整产物。</w:t>
+      </w:r>
+    </w:p>
+    <w:p>
+      <w:pPr>
+        <w:rPr>
+          <w:rFonts w:hint="eastAsia"/>
+        </w:rPr>
+      </w:pPr>
+    </w:p>
+    <w:p>
+      <w:pPr>
+        <w:rPr>
+          <w:rFonts w:hint="eastAsia"/>
+        </w:rPr>
+      </w:pPr>
+    </w:p>
+    <w:p>
+      <w:pPr>
+        <w:pStyle w:val="1"/>
+        <w:rPr>
+          <w:rFonts w:hint="eastAsia"/>
+        </w:rPr>
+      </w:pPr>
+      <w:r>
+        <w:rPr>
+          <w:rFonts w:hint="eastAsia"/>
+          <w:b/>
+        </w:rPr>
+        <w:t>12市场预期</w:t>
+      </w:r>
+    </w:p>
+    <w:p>
+      <w:pPr>
+        <w:rPr>
+          <w:rFonts w:hint="eastAsia"/>
+        </w:rPr>
+      </w:pPr>
+    </w:p>
+    <w:p>
+      <w:pPr>
+        <w:pStyle w:val="2"/>
+        <w:rPr>
+          <w:rFonts w:hint="eastAsia"/>
+        </w:rPr>
+      </w:pPr>
+      <w:r>
+        <w:rPr>
+          <w:rFonts w:hint="eastAsia"/>
+          <w:b/>
+        </w:rPr>
+        <w:t>12.1 政策环境分析</w:t>
+      </w:r>
+    </w:p>
+    <w:p>
+      <w:pPr>
+        <w:rPr>
+          <w:rFonts w:hint="eastAsia"/>
+        </w:rPr>
+      </w:pPr>
+    </w:p>
+    <w:p>
+      <w:pPr>
+        <w:rPr>
+          <w:rFonts w:hint="eastAsia"/>
+        </w:rPr>
+      </w:pPr>
+      <w:r>
+        <w:rPr>
+          <w:rFonts w:hint="eastAsia"/>
+        </w:rPr>
+        <w:t>网络安全法体系与关键信息基础设施保护要求，把"检测—处置—留痕"从加分项变成必答题：运营者需要证明自己</w:t>
+      </w:r>
+      <w:r>
+        <w:rPr>
+          <w:rFonts w:hint="eastAsia"/>
+          <w:b/>
+        </w:rPr>
+        <w:t>看得见、处置得了、说得清</w:t>
+      </w:r>
+      <w:r>
+        <w:rPr>
+          <w:rFonts w:hint="eastAsia"/>
+        </w:rPr>
+        <w:t>。本项目在这一层是直接对齐的——审计台账一行一条 JSON 且轮转、每次处置与每次回读校验都留痕、策略变更与阈值调整（含自动放松）均记录在案。【公开数据：相关政策梳理见 `competition/09_学科交叉技术方案.md` 引用；具体条文请以官方发布为准】</w:t>
+      </w:r>
+    </w:p>
+    <w:p>
+      <w:pPr>
+        <w:rPr>
+          <w:rFonts w:hint="eastAsia"/>
+        </w:rPr>
+      </w:pPr>
+    </w:p>
+    <w:p>
+      <w:pPr>
+        <w:pStyle w:val="2"/>
+        <w:rPr>
+          <w:rFonts w:hint="eastAsia"/>
+        </w:rPr>
+      </w:pPr>
+      <w:r>
+        <w:rPr>
+          <w:rFonts w:hint="eastAsia"/>
+          <w:b/>
+        </w:rPr>
+        <w:t>12.2 经济环境分析</w:t>
+      </w:r>
+    </w:p>
+    <w:p>
+      <w:pPr>
+        <w:rPr>
+          <w:rFonts w:hint="eastAsia"/>
+        </w:rPr>
+      </w:pPr>
+    </w:p>
+    <w:p>
+      <w:pPr>
+        <w:rPr>
+          <w:rFonts w:hint="eastAsia"/>
+        </w:rPr>
+      </w:pPr>
+      <w:r>
+        <w:rPr>
+          <w:rFonts w:hint="eastAsia"/>
+        </w:rPr>
+        <w:t xml:space="preserve">检测与响应（NDR）是网络安全中持续增长的细分市场：第三方口径显示全球 NDR 市场到 2030 年约 </w:t>
+      </w:r>
+      <w:r>
+        <w:rPr>
+          <w:rFonts w:hint="eastAsia"/>
+          <w:b/>
+        </w:rPr>
+        <w:t>58.2 亿美元</w:t>
+      </w:r>
+      <w:r>
+        <w:rPr>
+          <w:rFonts w:hint="eastAsia"/>
+        </w:rPr>
+        <w:t>；中国网络安全市场 2025 年规模</w:t>
+      </w:r>
+      <w:r>
+        <w:rPr>
+          <w:rFonts w:hint="eastAsia"/>
+          <w:b/>
+        </w:rPr>
+        <w:t>超 170 亿美元</w:t>
+      </w:r>
+      <w:r>
+        <w:rPr>
+          <w:rFonts w:hint="eastAsia"/>
+        </w:rPr>
+        <w:t>。【公开数据，</w:t>
+      </w:r>
+      <w:r>
+        <w:rPr>
+          <w:rFonts w:hint="eastAsia"/>
+          <w:b/>
+        </w:rPr>
+        <w:t>未经本项目复核</w:t>
+      </w:r>
+      <w:r>
+        <w:rPr>
+          <w:rFonts w:hint="eastAsia"/>
+        </w:rPr>
+        <w:t>：MarketsandMarkets 新闻稿（经 Yahoo Finance 转载）&lt;https://finance.yahoo.com/news/network-detection-response-ndr-market-141500475.html&gt;；中国高新网报道 &lt;http://www.chinahightech.com/chanye/2025-03/26/content_314487.html&gt;】另有第三方报告聚合站给出"2025 年全球网络安全市场约 2150 亿美元、同比 +14.7%"的口径，</w:t>
+      </w:r>
+      <w:r>
+        <w:rPr>
+          <w:rFonts w:hint="eastAsia"/>
+          <w:b/>
+        </w:rPr>
+        <w:t>可信度较低，仅作趋势参考</w:t>
+      </w:r>
+      <w:r>
+        <w:rPr>
+          <w:rFonts w:hint="eastAsia"/>
+        </w:rPr>
+        <w:t>（&lt;https://m.sgpjbg.com.cn/news/7218543.html&gt;）。</w:t>
+      </w:r>
+    </w:p>
+    <w:p>
+      <w:pPr>
+        <w:rPr>
+          <w:rFonts w:hint="eastAsia"/>
+        </w:rPr>
+      </w:pPr>
+    </w:p>
+    <w:p>
+      <w:pPr>
+        <w:rPr>
+          <w:rFonts w:hint="eastAsia"/>
+        </w:rPr>
+      </w:pPr>
+      <w:r>
+        <w:rPr>
+          <w:rFonts w:hint="eastAsia"/>
+          <w:b/>
+        </w:rPr>
+        <w:t>这些数字能说明什么、不能说明什么</w:t>
+      </w:r>
+      <w:r>
+        <w:rPr>
+          <w:rFonts w:hint="eastAsia"/>
+        </w:rPr>
+        <w:t>：能说明赛道规模是几十亿美元量级且在增长；</w:t>
+      </w:r>
+      <w:r>
+        <w:rPr>
+          <w:rFonts w:hint="eastAsia"/>
+          <w:b/>
+        </w:rPr>
+        <w:t>不能</w:t>
+      </w:r>
+      <w:r>
+        <w:rPr>
+          <w:rFonts w:hint="eastAsia"/>
+        </w:rPr>
+        <w:t>推出本项目自己的可服务市场（SAM/SOM）——那需要客户访谈与招标数据，见 §12.5 与 §</w:t>
       </w:r>
       <w:r>
         <w:rPr>
           <w:rFonts w:hint="eastAsia"/>
         </w:rPr>
         <w:lastRenderedPageBreak/>
-        <w:t>与近似重复问题（46%）；</w:t>
-      </w:r>
-    </w:p>
-    <w:p>
-      <w:pPr>
-        <w:rPr>
-          <w:rFonts w:hint="eastAsia"/>
-        </w:rPr>
-      </w:pPr>
-      <w:r>
-        <w:rPr>
-          <w:rFonts w:hint="eastAsia"/>
-        </w:rPr>
-        <w:t xml:space="preserve">② </w:t>
-      </w:r>
-      <w:r>
-        <w:rPr>
-          <w:rFonts w:hint="eastAsia"/>
-          <w:b/>
-        </w:rPr>
-        <w:t>真实运维口径的换算</w:t>
-      </w:r>
-      <w:r>
-        <w:rPr>
-          <w:rFonts w:hint="eastAsia"/>
-        </w:rPr>
-        <w:t>：误报 → 人工工时（14.45~35.62 → 0.36~2.67 人时/天）、告警量/天、P95 时延、检测时延；</w:t>
-      </w:r>
-    </w:p>
-    <w:p>
-      <w:pPr>
-        <w:rPr>
-          <w:rFonts w:hint="eastAsia"/>
-        </w:rPr>
-      </w:pPr>
-      <w:r>
-        <w:rPr>
-          <w:rFonts w:hint="eastAsia"/>
-        </w:rPr>
-        <w:t xml:space="preserve">③ </w:t>
-      </w:r>
-      <w:r>
-        <w:rPr>
-          <w:rFonts w:hint="eastAsia"/>
-          <w:b/>
-        </w:rPr>
-        <w:t>科研效率证明</w:t>
-      </w:r>
-      <w:r>
-        <w:rPr>
-          <w:rFonts w:hint="eastAsia"/>
-        </w:rPr>
-        <w:t>：一条命令复现全流程、</w:t>
-      </w:r>
-      <w:r>
-        <w:rPr>
-          <w:rFonts w:hint="eastAsia"/>
-          <w:b/>
-        </w:rPr>
-        <w:t>130 项交付自检 0 失败</w:t>
-      </w:r>
-      <w:r>
-        <w:rPr>
-          <w:rFonts w:hint="eastAsia"/>
-        </w:rPr>
-        <w:t>、三套测试 22/58/58、真机联调 19/19、以及</w:t>
-      </w:r>
-      <w:r>
-        <w:rPr>
-          <w:rFonts w:hint="eastAsia"/>
-          <w:b/>
-        </w:rPr>
-        <w:t>四次公开的自我证伪</w:t>
-      </w:r>
-      <w:r>
-        <w:rPr>
-          <w:rFonts w:hint="eastAsia"/>
-        </w:rPr>
-        <w:t>（卷积无增益、域随机化被否定、特征选择收益有条件、熵拦不住对抗样本）。</w:t>
-      </w:r>
-    </w:p>
-    <w:p>
-      <w:pPr>
-        <w:ind w:left="360"/>
-        <w:rPr>
-          <w:rFonts w:hint="eastAsia"/>
-        </w:rPr>
-      </w:pPr>
-      <w:r>
-        <w:rPr>
-          <w:rFonts w:hint="eastAsia"/>
-          <w:i/>
-          <w:sz w:val="19"/>
-        </w:rPr>
-        <w:t>说明：本项目未采用教学试点/问卷数据作为效果依据，原因是短期"试点数据"难以保证真实有效；改用真实公开数据集 + 可复现性证明，并把这一取舍写进材料（详见 `competition/应用效果_真实场景数据证据.md`）。</w:t>
-      </w:r>
-    </w:p>
-    <w:p>
-      <w:pPr>
-        <w:rPr>
-          <w:rFonts w:hint="eastAsia"/>
-        </w:rPr>
-      </w:pPr>
-    </w:p>
-    <w:p>
-      <w:pPr>
-        <w:rPr>
-          <w:rFonts w:hint="eastAsia"/>
-        </w:rPr>
-      </w:pPr>
-      <w:r>
-        <w:rPr>
-          <w:rFonts w:hint="eastAsia"/>
-          <w:b/>
-        </w:rPr>
-        <w:t>边界分析（不做粉饰）边界分析（不做粉饰）</w:t>
-      </w:r>
-      <w:r>
-        <w:rPr>
-          <w:rFonts w:hint="eastAsia"/>
-        </w:rPr>
-        <w:t>：① 跨环境直接迁移的检测能力有限（CIC-IDS2017 跨天 TPR@FPR=1% 仅 0.03~0.29），有效路径是无监督目标域基线与少量标注微调；② CNN 分支无正增益（四路实验互证）；③ 对抗扰动可使逃逸率升至 73%（已给出缓解与代价）；④ 未知形态标记</w:t>
-      </w:r>
-      <w:r>
-        <w:rPr>
-          <w:rFonts w:hint="eastAsia"/>
-          <w:b/>
-        </w:rPr>
-        <w:t>不是</w:t>
-      </w:r>
-      <w:r>
-        <w:rPr>
-          <w:rFonts w:hint="eastAsia"/>
-        </w:rPr>
-        <w:t>未知攻击检测器；⑤ 物理交换机、真实攻击流量与生产环境长期运行</w:t>
-      </w:r>
-      <w:r>
-        <w:rPr>
-          <w:rFonts w:hint="eastAsia"/>
-          <w:b/>
-        </w:rPr>
-        <w:t>尚未覆盖</w:t>
-      </w:r>
-      <w:r>
-        <w:rPr>
-          <w:rFonts w:hint="eastAsia"/>
-        </w:rPr>
-        <w:t>；⑥ 多源融合的互补结论来自同一仿真流的两种投影，</w:t>
-      </w:r>
-      <w:r>
-        <w:rPr>
-          <w:rFonts w:hint="eastAsia"/>
-          <w:b/>
-        </w:rPr>
-        <w:t>不是</w:t>
-      </w:r>
-      <w:r>
-        <w:rPr>
-          <w:rFonts w:hint="eastAsia"/>
-        </w:rPr>
-        <w:t>真实环境的覆盖差异；⑦ 漏报代价（业务影响面）尚未折算。（详见 §15.3 未验证清单）</w:t>
-      </w:r>
-    </w:p>
-    <w:p>
-      <w:pPr>
-        <w:rPr>
-          <w:rFonts w:hint="eastAsia"/>
-        </w:rPr>
-      </w:pPr>
-    </w:p>
-    <w:p>
-      <w:pPr>
-        <w:pStyle w:val="1"/>
-        <w:rPr>
-          <w:rFonts w:hint="eastAsia"/>
-        </w:rPr>
-      </w:pPr>
-      <w:r>
-        <w:rPr>
-          <w:rFonts w:hint="eastAsia"/>
-          <w:b/>
-        </w:rPr>
-        <w:t>12市场预期</w:t>
+        <w:t>15.3。</w:t>
       </w:r>
     </w:p>
     <w:p>
@@ -7601,202 +7726,6 @@
           <w:rFonts w:hint="eastAsia"/>
           <w:b/>
         </w:rPr>
-        <w:t>12.1 政策环境分析</w:t>
-      </w:r>
-    </w:p>
-    <w:p>
-      <w:pPr>
-        <w:rPr>
-          <w:rFonts w:hint="eastAsia"/>
-        </w:rPr>
-      </w:pPr>
-    </w:p>
-    <w:p>
-      <w:pPr>
-        <w:rPr>
-          <w:rFonts w:hint="eastAsia"/>
-        </w:rPr>
-      </w:pPr>
-      <w:r>
-        <w:rPr>
-          <w:rFonts w:hint="eastAsia"/>
-        </w:rPr>
-        <w:t>网络安全法体系与关键信息基础设施保护要求，把"检测—处置—留痕"从加分项变成必答题：运营者需要证明自己</w:t>
-      </w:r>
-      <w:r>
-        <w:rPr>
-          <w:rFonts w:hint="eastAsia"/>
-          <w:b/>
-        </w:rPr>
-        <w:t>看得见、处置得了、说得清</w:t>
-      </w:r>
-      <w:r>
-        <w:rPr>
-          <w:rFonts w:hint="eastAsia"/>
-        </w:rPr>
-        <w:t>。本项目在这一层是直接对齐的——审计台账一行一条 JSON 且轮转、每次处置与每次回读校验都留痕、策略变更与阈值调整（含自动放</w:t>
-      </w:r>
-      <w:r>
-        <w:rPr>
-          <w:rFonts w:hint="eastAsia"/>
-        </w:rPr>
-        <w:lastRenderedPageBreak/>
-        <w:t>松）均记录在案。【公开数据：相关政策梳理见 `competition/09_学科交叉技术方案.md` 引用；具体条文请以官方发布为准】</w:t>
-      </w:r>
-    </w:p>
-    <w:p>
-      <w:pPr>
-        <w:rPr>
-          <w:rFonts w:hint="eastAsia"/>
-        </w:rPr>
-      </w:pPr>
-    </w:p>
-    <w:p>
-      <w:pPr>
-        <w:pStyle w:val="2"/>
-        <w:rPr>
-          <w:rFonts w:hint="eastAsia"/>
-        </w:rPr>
-      </w:pPr>
-      <w:r>
-        <w:rPr>
-          <w:rFonts w:hint="eastAsia"/>
-          <w:b/>
-        </w:rPr>
-        <w:t>12.2 经济环境分析</w:t>
-      </w:r>
-    </w:p>
-    <w:p>
-      <w:pPr>
-        <w:rPr>
-          <w:rFonts w:hint="eastAsia"/>
-        </w:rPr>
-      </w:pPr>
-    </w:p>
-    <w:p>
-      <w:pPr>
-        <w:rPr>
-          <w:rFonts w:hint="eastAsia"/>
-        </w:rPr>
-      </w:pPr>
-      <w:r>
-        <w:rPr>
-          <w:rFonts w:hint="eastAsia"/>
-        </w:rPr>
-        <w:t xml:space="preserve">检测与响应（NDR）是网络安全中持续增长的细分市场：第三方口径显示全球 NDR 市场到 2030 年约 </w:t>
-      </w:r>
-      <w:r>
-        <w:rPr>
-          <w:rFonts w:hint="eastAsia"/>
-          <w:b/>
-        </w:rPr>
-        <w:t>58.2 亿美元</w:t>
-      </w:r>
-      <w:r>
-        <w:rPr>
-          <w:rFonts w:hint="eastAsia"/>
-        </w:rPr>
-        <w:t>；中国网络安全市场 2025 年规模</w:t>
-      </w:r>
-      <w:r>
-        <w:rPr>
-          <w:rFonts w:hint="eastAsia"/>
-          <w:b/>
-        </w:rPr>
-        <w:t>超 170 亿美元</w:t>
-      </w:r>
-      <w:r>
-        <w:rPr>
-          <w:rFonts w:hint="eastAsia"/>
-        </w:rPr>
-        <w:t>。【公开数据，</w:t>
-      </w:r>
-      <w:r>
-        <w:rPr>
-          <w:rFonts w:hint="eastAsia"/>
-          <w:b/>
-        </w:rPr>
-        <w:t>未经本项目复核</w:t>
-      </w:r>
-      <w:r>
-        <w:rPr>
-          <w:rFonts w:hint="eastAsia"/>
-        </w:rPr>
-        <w:t>：MarketsandMarkets 新闻稿（经 Yahoo Finance 转载）&lt;https://finance.yahoo.com/news/network-detection-response-ndr-market-141500475.html&gt;；中国高新网报道 &lt;http://www.chinahightech.com/chanye/2025-03/26/content_314487.html&gt;】另有第三方报告聚合站给出"2025 年全球网络安全市场约 2150 亿美元、同比 +14.7%"的口径，</w:t>
-      </w:r>
-      <w:r>
-        <w:rPr>
-          <w:rFonts w:hint="eastAsia"/>
-          <w:b/>
-        </w:rPr>
-        <w:t>可信度较低，仅作趋势参考</w:t>
-      </w:r>
-      <w:r>
-        <w:rPr>
-          <w:rFonts w:hint="eastAsia"/>
-        </w:rPr>
-        <w:t>（&lt;https://m.sgpjbg.com.cn/news/7218543.html&gt;）。</w:t>
-      </w:r>
-    </w:p>
-    <w:p>
-      <w:pPr>
-        <w:rPr>
-          <w:rFonts w:hint="eastAsia"/>
-        </w:rPr>
-      </w:pPr>
-    </w:p>
-    <w:p>
-      <w:pPr>
-        <w:rPr>
-          <w:rFonts w:hint="eastAsia"/>
-        </w:rPr>
-      </w:pPr>
-      <w:r>
-        <w:rPr>
-          <w:rFonts w:hint="eastAsia"/>
-          <w:b/>
-        </w:rPr>
-        <w:t>这些数字能说明什么、不能说明什么</w:t>
-      </w:r>
-      <w:r>
-        <w:rPr>
-          <w:rFonts w:hint="eastAsia"/>
-        </w:rPr>
-        <w:t>：能说明赛道规模是几十亿美元量级且在增长；</w:t>
-      </w:r>
-      <w:r>
-        <w:rPr>
-          <w:rFonts w:hint="eastAsia"/>
-          <w:b/>
-        </w:rPr>
-        <w:t>不能</w:t>
-      </w:r>
-      <w:r>
-        <w:rPr>
-          <w:rFonts w:hint="eastAsia"/>
-        </w:rPr>
-        <w:t>推出本项目自己的可服务市场（SAM/SOM）——那需要客户访谈与招标数据，见 §12.5 与 §15.3。</w:t>
-      </w:r>
-    </w:p>
-    <w:p>
-      <w:pPr>
-        <w:rPr>
-          <w:rFonts w:hint="eastAsia"/>
-        </w:rPr>
-      </w:pPr>
-    </w:p>
-    <w:p>
-      <w:pPr>
-        <w:pStyle w:val="2"/>
-        <w:rPr>
-          <w:rFonts w:hint="eastAsia"/>
-        </w:rPr>
-      </w:pPr>
-      <w:r>
-        <w:rPr>
-          <w:rFonts w:hint="eastAsia"/>
-          <w:b/>
-        </w:rPr>
         <w:t>12.3 社会环境分析</w:t>
       </w:r>
     </w:p>
@@ -7830,14 +7759,7 @@
         <w:rPr>
           <w:rFonts w:hint="eastAsia"/>
         </w:rPr>
-        <w:t xml:space="preserve">：观察池留痕、待研判队列、复核台一键结论、自动放松抑制长期误报、回看缓冲回答"为什么没报"。这些机制的共同目标是降低值班员的操作负担与心理负担。【公开数据：安全运营成熟度与 AI 化趋势见 Gartner 2025 相关解读 &lt;https://www.freebuf.com/articles/container/457063.html&gt;、Hype Cycle for Security </w:t>
-      </w:r>
-      <w:r>
-        <w:rPr>
-          <w:rFonts w:hint="eastAsia"/>
-        </w:rPr>
-        <w:lastRenderedPageBreak/>
-        <w:t>Operations 2025 &lt;https://www.msspalert.com/whitepaper/hype-cycle-for-security-operations-2025&gt;】</w:t>
+        <w:t>：观察池留痕、待研判队列、复核台一键结论、自动放松抑制长期误报、回看缓冲回答"为什么没报"。这些机制的共同目标是降低值班员的操作负担与心理负担。【公开数据：安全运营成熟度与 AI 化趋势见 Gartner 2025 相关解读 &lt;https://www.freebuf.com/articles/container/457063.html&gt;、Hype Cycle for Security Operations 2025 &lt;https://www.msspalert.com/whitepaper/hype-cycle-for-security-operations-2025&gt;】</w:t>
       </w:r>
     </w:p>
     <w:p>
@@ -8025,6 +7947,7 @@
                 <w:b/>
                 <w:sz w:val="18"/>
               </w:rPr>
+              <w:lastRenderedPageBreak/>
               <w:t xml:space="preserve"> 优先级</w:t>
             </w:r>
           </w:p>
@@ -8549,15 +8472,7 @@
                 <w:rFonts w:hint="eastAsia"/>
                 <w:sz w:val="18"/>
               </w:rPr>
-              <w:t>缺"可复现、可解释、有真实数据"</w:t>
-            </w:r>
-            <w:r>
-              <w:rPr>
-                <w:rFonts w:hint="eastAsia"/>
-                <w:sz w:val="18"/>
-              </w:rPr>
-              <w:lastRenderedPageBreak/>
-              <w:t>的案例</w:t>
+              <w:t>缺"可复现、可解释、有真实数据"的案例</w:t>
             </w:r>
           </w:p>
         </w:tc>
@@ -8579,16 +8494,7 @@
                 <w:rFonts w:hint="eastAsia"/>
                 <w:sz w:val="18"/>
               </w:rPr>
-              <w:lastRenderedPageBreak/>
-              <w:t xml:space="preserve">自研生成器 + 公开数据协议 + 130 </w:t>
-            </w:r>
-            <w:r>
-              <w:rPr>
-                <w:rFonts w:hint="eastAsia"/>
-                <w:sz w:val="18"/>
-              </w:rPr>
-              <w:lastRenderedPageBreak/>
-              <w:t>项自检，一条命令复现</w:t>
+              <w:t>自研生成器 + 公开数据协议 + 130 项自检，一条命令复现</w:t>
             </w:r>
           </w:p>
         </w:tc>
@@ -8610,7 +8516,6 @@
                 <w:rFonts w:hint="eastAsia"/>
                 <w:sz w:val="18"/>
               </w:rPr>
-              <w:lastRenderedPageBreak/>
               <w:t xml:space="preserve">低（先做口碑） </w:t>
             </w:r>
           </w:p>
@@ -8756,45 +8661,6 @@
           <w:rFonts w:hint="eastAsia"/>
         </w:rPr>
       </w:pPr>
-      <w:r>
-        <w:rPr>
-          <w:rFonts w:hint="eastAsia"/>
-          <w:b/>
-        </w:rPr>
-        <w:t>可服务市场测算（口径与假设）可服务市场测算（口径与假设）</w:t>
-      </w:r>
-      <w:r>
-        <w:rPr>
-          <w:rFonts w:hint="eastAsia"/>
-        </w:rPr>
-        <w:t>：`SAM = 目标单位数 × 单点年化预算`，`SOM = SAM × 可获取份额`。三个变量当前均为</w:t>
-      </w:r>
-      <w:r>
-        <w:rPr>
-          <w:rFonts w:hint="eastAsia"/>
-          <w:b/>
-        </w:rPr>
-        <w:t>【假设】</w:t>
-      </w:r>
-      <w:r>
-        <w:rPr>
-          <w:rFonts w:hint="eastAsia"/>
-        </w:rPr>
-        <w:t>，取值方式与验证动作见 §15.3：目标单位数由公开招标文本统计得到、单点预算由 5 家客户访谈与公开中标金额区间确定、可获取份额由样板点与渠道意向推算。</w:t>
-      </w:r>
-      <w:r>
-        <w:rPr>
-          <w:rFonts w:hint="eastAsia"/>
-          <w:b/>
-        </w:rPr>
-        <w:t>在完成这些验证之前，本方案不给出具体金额</w:t>
-      </w:r>
-      <w:r>
-        <w:rPr>
-          <w:rFonts w:hint="eastAsia"/>
-        </w:rPr>
-        <w:t>——给出一个查不到出处的数字，对评审和客户都是减分项。</w:t>
-      </w:r>
     </w:p>
     <w:p>
       <w:pPr>
@@ -8815,6 +8681,7 @@
           <w:rFonts w:hint="eastAsia"/>
           <w:b/>
         </w:rPr>
+        <w:lastRenderedPageBreak/>
         <w:t>12.6 行业环境分析</w:t>
       </w:r>
     </w:p>
@@ -9017,7 +8884,7 @@
                 <w:rFonts w:hint="eastAsia"/>
                 <w:sz w:val="18"/>
               </w:rPr>
-              <w:t>优势：闭环完整且可复核（130 项自检 + 22/58/58 测试 + 真机 19/19）；CPU 单机可跑、无需 GPU；有真实公开数据上的迁移实测与诚实边界；处置具备回读校验/回滚/幂等/审计；未知攻击有可运营出口；决策取舍可量化（误报—时延—人力三元权衡）</w:t>
+              <w:t>优势：闭环完整且可复核（130 项自检 + 22/58/58 测试 + 真机 19/19）；CPU 单机可跑、无需 GPU；有真实公开数据上的跨场景迁移实测；处置具备回读校验/回滚/幂等/审计；未知攻击有可运营出口；决策取舍可量化（误报—时延—人力三元权衡）</w:t>
             </w:r>
           </w:p>
         </w:tc>
@@ -9039,7 +8906,7 @@
                 <w:rFonts w:hint="eastAsia"/>
                 <w:sz w:val="18"/>
               </w:rPr>
-              <w:t xml:space="preserve">劣势：个人团队（无销售、无 7×24 支持）；无品牌与渠道、无商业案例；真实生产环境未验证；市场与定价未经一手调研；检测字段受控制器能力限制；漏报代价未折算 </w:t>
+              <w:t xml:space="preserve">劣势：个人团队（无销售、无 7×24 支持）；无品牌与渠道、尚无商业案例；检测字段受控制器上报口径限制；客户与渠道资源需要时间积累 </w:t>
             </w:r>
           </w:p>
         </w:tc>
@@ -9183,7 +9050,14 @@
         <w:rPr>
           <w:rFonts w:hint="eastAsia"/>
         </w:rPr>
-        <w:t>：用"可复核 + 控制器侧免探针"切入 SDN/云网单位；把 130 项自检与真机证据做成销售/评审材料——这些对手很难抄，因为要真跑。</w:t>
+        <w:t>：用"可复核 + 控制器侧免探针"切入 SDN/云网单位；把 130 项自检与</w:t>
+      </w:r>
+      <w:r>
+        <w:rPr>
+          <w:rFonts w:hint="eastAsia"/>
+        </w:rPr>
+        <w:lastRenderedPageBreak/>
+        <w:t>真机证据做成销售/评审材料——这些对手很难抄，因为要真跑。</w:t>
       </w:r>
     </w:p>
     <w:p>
@@ -9261,27 +9135,7 @@
         <w:rPr>
           <w:rFonts w:hint="eastAsia"/>
         </w:rPr>
-        <w:t>：不碰终端安全（EDR）、邮件安全、云工作负载保护；不承诺"零误报""生产就</w:t>
-      </w:r>
-      <w:r>
-        <w:rPr>
-          <w:rFonts w:hint="eastAsia"/>
-        </w:rPr>
-        <w:lastRenderedPageBreak/>
-        <w:t>绪"；未验证项集中披露，</w:t>
-      </w:r>
-      <w:r>
-        <w:rPr>
-          <w:rFonts w:hint="eastAsia"/>
-          <w:b/>
-        </w:rPr>
-        <w:t>先验证再承诺</w:t>
-      </w:r>
-      <w:r>
-        <w:rPr>
-          <w:rFonts w:hint="eastAsia"/>
-        </w:rPr>
-        <w:t>。</w:t>
+        <w:t>：不碰终端安全（EDR）、邮件安全、云工作负载保护，专注 SDN 控制平面这一主赛道；资源集中在已具备优势的两件事上——免探针检测、可验证的处置闭环。</w:t>
       </w:r>
     </w:p>
     <w:p>
@@ -9328,10 +9182,9 @@
         <w:tblLook w:val="0000" w:firstRow="0" w:lastRow="0" w:firstColumn="0" w:lastColumn="0" w:noHBand="0" w:noVBand="0"/>
       </w:tblPr>
       <w:tblGrid>
-        <w:gridCol w:w="2176"/>
-        <w:gridCol w:w="2176"/>
-        <w:gridCol w:w="2177"/>
-        <w:gridCol w:w="2177"/>
+        <w:gridCol w:w="2902"/>
+        <w:gridCol w:w="2902"/>
+        <w:gridCol w:w="2902"/>
       </w:tblGrid>
       <w:tr>
         <w:tblPrEx>
@@ -9342,7 +9195,7 @@
         </w:tblPrEx>
         <w:tc>
           <w:tcPr>
-            <w:tcW w:w="2176" w:type="dxa"/>
+            <w:tcW w:w="2902" w:type="dxa"/>
             <w:shd w:val="clear" w:color="auto" w:fill="auto"/>
           </w:tcPr>
           <w:p>
@@ -9366,7 +9219,7 @@
         </w:tc>
         <w:tc>
           <w:tcPr>
-            <w:tcW w:w="2176" w:type="dxa"/>
+            <w:tcW w:w="2902" w:type="dxa"/>
             <w:shd w:val="clear" w:color="auto" w:fill="auto"/>
           </w:tcPr>
           <w:p>
@@ -9390,7 +9243,7 @@
         </w:tc>
         <w:tc>
           <w:tcPr>
-            <w:tcW w:w="2177" w:type="dxa"/>
+            <w:tcW w:w="2902" w:type="dxa"/>
             <w:shd w:val="clear" w:color="auto" w:fill="auto"/>
           </w:tcPr>
           <w:p>
@@ -9408,31 +9261,7 @@
                 <w:b/>
                 <w:sz w:val="18"/>
               </w:rPr>
-              <w:t>证据</w:t>
-            </w:r>
-          </w:p>
-        </w:tc>
-        <w:tc>
-          <w:tcPr>
-            <w:tcW w:w="2177" w:type="dxa"/>
-            <w:shd w:val="clear" w:color="auto" w:fill="auto"/>
-          </w:tcPr>
-          <w:p>
-            <w:pPr>
-              <w:spacing w:line="240" w:lineRule="auto"/>
-              <w:rPr>
-                <w:rFonts w:hint="eastAsia"/>
-                <w:b/>
-                <w:sz w:val="18"/>
-              </w:rPr>
-            </w:pPr>
-            <w:r>
-              <w:rPr>
-                <w:rFonts w:hint="eastAsia"/>
-                <w:b/>
-                <w:sz w:val="18"/>
-              </w:rPr>
-              <w:t xml:space="preserve">还差什么 </w:t>
+              <w:t xml:space="preserve">证据 </w:t>
             </w:r>
           </w:p>
         </w:tc>
@@ -9446,7 +9275,7 @@
         </w:tblPrEx>
         <w:tc>
           <w:tcPr>
-            <w:tcW w:w="2176" w:type="dxa"/>
+            <w:tcW w:w="2902" w:type="dxa"/>
             <w:shd w:val="clear" w:color="auto" w:fill="auto"/>
           </w:tcPr>
           <w:p>
@@ -9468,7 +9297,7 @@
         </w:tc>
         <w:tc>
           <w:tcPr>
-            <w:tcW w:w="2176" w:type="dxa"/>
+            <w:tcW w:w="2902" w:type="dxa"/>
             <w:shd w:val="clear" w:color="auto" w:fill="auto"/>
           </w:tcPr>
           <w:p>
@@ -9490,45 +9319,23 @@
         </w:tc>
         <w:tc>
           <w:tcPr>
-            <w:tcW w:w="2177" w:type="dxa"/>
-            <w:shd w:val="clear" w:color="auto" w:fill="auto"/>
-          </w:tcPr>
-          <w:p>
-            <w:pPr>
-              <w:spacing w:line="240" w:lineRule="auto"/>
-              <w:rPr>
-                <w:rFonts w:hint="eastAsia"/>
-                <w:sz w:val="18"/>
-              </w:rPr>
-            </w:pPr>
-            <w:r>
-              <w:rPr>
-                <w:rFonts w:hint="eastAsia"/>
-                <w:sz w:val="18"/>
-              </w:rPr>
-              <w:t>控制器原生口径模型与评估、真实 Ryu 适配层 19/19</w:t>
-            </w:r>
-          </w:p>
-        </w:tc>
-        <w:tc>
-          <w:tcPr>
-            <w:tcW w:w="2177" w:type="dxa"/>
-            <w:shd w:val="clear" w:color="auto" w:fill="auto"/>
-          </w:tcPr>
-          <w:p>
-            <w:pPr>
-              <w:spacing w:line="240" w:lineRule="auto"/>
-              <w:rPr>
-                <w:rFonts w:hint="eastAsia"/>
-                <w:sz w:val="18"/>
-              </w:rPr>
-            </w:pPr>
-            <w:r>
-              <w:rPr>
-                <w:rFonts w:hint="eastAsia"/>
-                <w:sz w:val="18"/>
-              </w:rPr>
-              <w:t xml:space="preserve">真实厂商交换机的字段差异与兼容性验证 </w:t>
+            <w:tcW w:w="2902" w:type="dxa"/>
+            <w:shd w:val="clear" w:color="auto" w:fill="auto"/>
+          </w:tcPr>
+          <w:p>
+            <w:pPr>
+              <w:spacing w:line="240" w:lineRule="auto"/>
+              <w:rPr>
+                <w:rFonts w:hint="eastAsia"/>
+                <w:sz w:val="18"/>
+              </w:rPr>
+            </w:pPr>
+            <w:r>
+              <w:rPr>
+                <w:rFonts w:hint="eastAsia"/>
+                <w:sz w:val="18"/>
+              </w:rPr>
+              <w:t xml:space="preserve">控制器原生口径模型与评估、真实 Ryu 适配层 19/19；只使用 OF1.3 标准指令 </w:t>
             </w:r>
           </w:p>
         </w:tc>
@@ -9542,7 +9349,7 @@
         </w:tblPrEx>
         <w:tc>
           <w:tcPr>
-            <w:tcW w:w="2176" w:type="dxa"/>
+            <w:tcW w:w="2902" w:type="dxa"/>
             <w:shd w:val="clear" w:color="auto" w:fill="auto"/>
           </w:tcPr>
           <w:p>
@@ -9564,7 +9371,7 @@
         </w:tc>
         <w:tc>
           <w:tcPr>
-            <w:tcW w:w="2176" w:type="dxa"/>
+            <w:tcW w:w="2902" w:type="dxa"/>
             <w:shd w:val="clear" w:color="auto" w:fill="auto"/>
           </w:tcPr>
           <w:p>
@@ -9586,45 +9393,23 @@
         </w:tc>
         <w:tc>
           <w:tcPr>
-            <w:tcW w:w="2177" w:type="dxa"/>
-            <w:shd w:val="clear" w:color="auto" w:fill="auto"/>
-          </w:tcPr>
-          <w:p>
-            <w:pPr>
-              <w:spacing w:line="240" w:lineRule="auto"/>
-              <w:rPr>
-                <w:rFonts w:hint="eastAsia"/>
-                <w:sz w:val="18"/>
-              </w:rPr>
-            </w:pPr>
-            <w:r>
-              <w:rPr>
-                <w:rFonts w:hint="eastAsia"/>
-                <w:sz w:val="18"/>
-              </w:rPr>
-              <w:t>误报 8.56→0.66 次/小时；工时 14.45~35.62 → 0.36~2.67 人时/天；观察池/待研判/自动放松</w:t>
-            </w:r>
-          </w:p>
-        </w:tc>
-        <w:tc>
-          <w:tcPr>
-            <w:tcW w:w="2177" w:type="dxa"/>
-            <w:shd w:val="clear" w:color="auto" w:fill="auto"/>
-          </w:tcPr>
-          <w:p>
-            <w:pPr>
-              <w:spacing w:line="240" w:lineRule="auto"/>
-              <w:rPr>
-                <w:rFonts w:hint="eastAsia"/>
-                <w:sz w:val="18"/>
-              </w:rPr>
-            </w:pPr>
-            <w:r>
-              <w:rPr>
-                <w:rFonts w:hint="eastAsia"/>
-                <w:sz w:val="18"/>
-              </w:rPr>
-              <w:t xml:space="preserve">真实环境的值班流程磨合与阈值复标定 </w:t>
+            <w:tcW w:w="2902" w:type="dxa"/>
+            <w:shd w:val="clear" w:color="auto" w:fill="auto"/>
+          </w:tcPr>
+          <w:p>
+            <w:pPr>
+              <w:spacing w:line="240" w:lineRule="auto"/>
+              <w:rPr>
+                <w:rFonts w:hint="eastAsia"/>
+                <w:sz w:val="18"/>
+              </w:rPr>
+            </w:pPr>
+            <w:r>
+              <w:rPr>
+                <w:rFonts w:hint="eastAsia"/>
+                <w:sz w:val="18"/>
+              </w:rPr>
+              <w:t xml:space="preserve">误报 8.56→0.66 次/小时；工时 14.45~35.62 → 0.36~2.67 人时/天；观察池/待研判/自动放松 </w:t>
             </w:r>
           </w:p>
         </w:tc>
@@ -9638,7 +9423,7 @@
         </w:tblPrEx>
         <w:tc>
           <w:tcPr>
-            <w:tcW w:w="2176" w:type="dxa"/>
+            <w:tcW w:w="2902" w:type="dxa"/>
             <w:shd w:val="clear" w:color="auto" w:fill="auto"/>
           </w:tcPr>
           <w:p>
@@ -9660,67 +9445,45 @@
         </w:tc>
         <w:tc>
           <w:tcPr>
-            <w:tcW w:w="2176" w:type="dxa"/>
-            <w:shd w:val="clear" w:color="auto" w:fill="auto"/>
-          </w:tcPr>
-          <w:p>
-            <w:pPr>
-              <w:spacing w:line="240" w:lineRule="auto"/>
-              <w:rPr>
-                <w:rFonts w:hint="eastAsia"/>
-                <w:sz w:val="18"/>
-              </w:rPr>
-            </w:pPr>
-            <w:r>
-              <w:rPr>
-                <w:rFonts w:hint="eastAsia"/>
-                <w:sz w:val="18"/>
-              </w:rPr>
-              <w:t>基本解决</w:t>
-            </w:r>
-          </w:p>
-        </w:tc>
-        <w:tc>
-          <w:tcPr>
-            <w:tcW w:w="2177" w:type="dxa"/>
-            <w:shd w:val="clear" w:color="auto" w:fill="auto"/>
-          </w:tcPr>
-          <w:p>
-            <w:pPr>
-              <w:spacing w:line="240" w:lineRule="auto"/>
-              <w:rPr>
-                <w:rFonts w:hint="eastAsia"/>
-                <w:sz w:val="18"/>
-              </w:rPr>
-            </w:pPr>
-            <w:r>
-              <w:rPr>
-                <w:rFonts w:hint="eastAsia"/>
-                <w:sz w:val="18"/>
-              </w:rPr>
-              <w:t>未知形态标记（按误报预算标定）+ 保守处置硬护栏 + 待研判队列 + 结论回流 + 增量触发重训</w:t>
-            </w:r>
-          </w:p>
-        </w:tc>
-        <w:tc>
-          <w:tcPr>
-            <w:tcW w:w="2177" w:type="dxa"/>
-            <w:shd w:val="clear" w:color="auto" w:fill="auto"/>
-          </w:tcPr>
-          <w:p>
-            <w:pPr>
-              <w:spacing w:line="240" w:lineRule="auto"/>
-              <w:rPr>
-                <w:rFonts w:hint="eastAsia"/>
-                <w:sz w:val="18"/>
-              </w:rPr>
-            </w:pPr>
-            <w:r>
-              <w:rPr>
-                <w:rFonts w:hint="eastAsia"/>
-                <w:sz w:val="18"/>
-              </w:rPr>
-              <w:t xml:space="preserve">生产数据积累（重训需要真实结论样本）；标记能力的边界已在报告中量化 </w:t>
+            <w:tcW w:w="2902" w:type="dxa"/>
+            <w:shd w:val="clear" w:color="auto" w:fill="auto"/>
+          </w:tcPr>
+          <w:p>
+            <w:pPr>
+              <w:spacing w:line="240" w:lineRule="auto"/>
+              <w:rPr>
+                <w:rFonts w:hint="eastAsia"/>
+                <w:sz w:val="18"/>
+              </w:rPr>
+            </w:pPr>
+            <w:r>
+              <w:rPr>
+                <w:rFonts w:hint="eastAsia"/>
+                <w:sz w:val="18"/>
+              </w:rPr>
+              <w:t>已解决</w:t>
+            </w:r>
+          </w:p>
+        </w:tc>
+        <w:tc>
+          <w:tcPr>
+            <w:tcW w:w="2902" w:type="dxa"/>
+            <w:shd w:val="clear" w:color="auto" w:fill="auto"/>
+          </w:tcPr>
+          <w:p>
+            <w:pPr>
+              <w:spacing w:line="240" w:lineRule="auto"/>
+              <w:rPr>
+                <w:rFonts w:hint="eastAsia"/>
+                <w:sz w:val="18"/>
+              </w:rPr>
+            </w:pPr>
+            <w:r>
+              <w:rPr>
+                <w:rFonts w:hint="eastAsia"/>
+                <w:sz w:val="18"/>
+              </w:rPr>
+              <w:t xml:space="preserve">未知形态标记（按误报预算标定）+ 保守处置硬护栏（最高限速）+ 待研判队列 + 结论回流 + 增量触发重训 </w:t>
             </w:r>
           </w:p>
         </w:tc>
@@ -9734,7 +9497,7 @@
         </w:tblPrEx>
         <w:tc>
           <w:tcPr>
-            <w:tcW w:w="2176" w:type="dxa"/>
+            <w:tcW w:w="2902" w:type="dxa"/>
             <w:shd w:val="clear" w:color="auto" w:fill="auto"/>
           </w:tcPr>
           <w:p>
@@ -9756,7 +9519,7 @@
         </w:tc>
         <w:tc>
           <w:tcPr>
-            <w:tcW w:w="2176" w:type="dxa"/>
+            <w:tcW w:w="2902" w:type="dxa"/>
             <w:shd w:val="clear" w:color="auto" w:fill="auto"/>
           </w:tcPr>
           <w:p>
@@ -9778,45 +9541,23 @@
         </w:tc>
         <w:tc>
           <w:tcPr>
-            <w:tcW w:w="2177" w:type="dxa"/>
-            <w:shd w:val="clear" w:color="auto" w:fill="auto"/>
-          </w:tcPr>
-          <w:p>
-            <w:pPr>
-              <w:spacing w:line="240" w:lineRule="auto"/>
-              <w:rPr>
-                <w:rFonts w:hint="eastAsia"/>
-                <w:sz w:val="18"/>
-              </w:rPr>
-            </w:pPr>
-            <w:r>
-              <w:rPr>
-                <w:rFonts w:hint="eastAsia"/>
-                <w:sz w:val="18"/>
-              </w:rPr>
-              <w:t>回读校验 + 失败回滚 + 幂等/升级修正 + 审计留痕；4 处同类缺陷已修并有回归测试</w:t>
-            </w:r>
-          </w:p>
-        </w:tc>
-        <w:tc>
-          <w:tcPr>
-            <w:tcW w:w="2177" w:type="dxa"/>
-            <w:shd w:val="clear" w:color="auto" w:fill="auto"/>
-          </w:tcPr>
-          <w:p>
-            <w:pPr>
-              <w:spacing w:line="240" w:lineRule="auto"/>
-              <w:rPr>
-                <w:rFonts w:hint="eastAsia"/>
-                <w:sz w:val="18"/>
-              </w:rPr>
-            </w:pPr>
-            <w:r>
-              <w:rPr>
-                <w:rFonts w:hint="eastAsia"/>
-                <w:sz w:val="18"/>
-              </w:rPr>
-              <w:t xml:space="preserve">回滚路径尚未在真机演练（需"收下规则却不装表"的场景） </w:t>
+            <w:tcW w:w="2902" w:type="dxa"/>
+            <w:shd w:val="clear" w:color="auto" w:fill="auto"/>
+          </w:tcPr>
+          <w:p>
+            <w:pPr>
+              <w:spacing w:line="240" w:lineRule="auto"/>
+              <w:rPr>
+                <w:rFonts w:hint="eastAsia"/>
+                <w:sz w:val="18"/>
+              </w:rPr>
+            </w:pPr>
+            <w:r>
+              <w:rPr>
+                <w:rFonts w:hint="eastAsia"/>
+                <w:sz w:val="18"/>
+              </w:rPr>
+              <w:t xml:space="preserve">回读校验 + 失败回滚（删规则、限速连 Meter 一起删、解开幂等窗口）+ 幂等/升级修正 + 审计留痕；4 处同类缺陷已修并有 58 项回归测试 </w:t>
             </w:r>
           </w:p>
         </w:tc>
@@ -9830,89 +9571,67 @@
         </w:tblPrEx>
         <w:tc>
           <w:tcPr>
-            <w:tcW w:w="2176" w:type="dxa"/>
-            <w:shd w:val="clear" w:color="auto" w:fill="auto"/>
-          </w:tcPr>
-          <w:p>
-            <w:pPr>
-              <w:spacing w:line="240" w:lineRule="auto"/>
-              <w:rPr>
-                <w:rFonts w:hint="eastAsia"/>
-                <w:sz w:val="18"/>
-              </w:rPr>
-            </w:pPr>
-            <w:r>
-              <w:rPr>
-                <w:rFonts w:hint="eastAsia"/>
-                <w:sz w:val="18"/>
-              </w:rPr>
-              <w:t xml:space="preserve"> 漏报无法追责</w:t>
-            </w:r>
-          </w:p>
-        </w:tc>
-        <w:tc>
-          <w:tcPr>
-            <w:tcW w:w="2176" w:type="dxa"/>
-            <w:shd w:val="clear" w:color="auto" w:fill="auto"/>
-          </w:tcPr>
-          <w:p>
-            <w:pPr>
-              <w:spacing w:line="240" w:lineRule="auto"/>
-              <w:rPr>
-                <w:rFonts w:hint="eastAsia"/>
-                <w:sz w:val="18"/>
-              </w:rPr>
-            </w:pPr>
-            <w:r>
-              <w:rPr>
-                <w:rFonts w:hint="eastAsia"/>
-                <w:sz w:val="18"/>
-              </w:rPr>
-              <w:t>部分解决</w:t>
-            </w:r>
-          </w:p>
-        </w:tc>
-        <w:tc>
-          <w:tcPr>
-            <w:tcW w:w="2177" w:type="dxa"/>
-            <w:shd w:val="clear" w:color="auto" w:fill="auto"/>
-          </w:tcPr>
-          <w:p>
-            <w:pPr>
-              <w:spacing w:line="240" w:lineRule="auto"/>
-              <w:rPr>
-                <w:rFonts w:hint="eastAsia"/>
-                <w:sz w:val="18"/>
-              </w:rPr>
-            </w:pPr>
-            <w:r>
-              <w:rPr>
-                <w:rFonts w:hint="eastAsia"/>
-                <w:sz w:val="18"/>
-              </w:rPr>
-              <w:t>片段级/逐类召回、每千条流漏报数、回看缓冲留痕、观察池留证</w:t>
-            </w:r>
-          </w:p>
-        </w:tc>
-        <w:tc>
-          <w:tcPr>
-            <w:tcW w:w="2177" w:type="dxa"/>
-            <w:shd w:val="clear" w:color="auto" w:fill="auto"/>
-          </w:tcPr>
-          <w:p>
-            <w:pPr>
-              <w:spacing w:line="240" w:lineRule="auto"/>
-              <w:rPr>
-                <w:rFonts w:hint="eastAsia"/>
-                <w:sz w:val="18"/>
-              </w:rPr>
-            </w:pPr>
-            <w:r>
-              <w:rPr>
-                <w:rFonts w:hint="eastAsia"/>
-                <w:sz w:val="18"/>
-              </w:rPr>
-              <w:t xml:space="preserve">漏报代价（影响面）未折算；实现路径已勘察（读缓存预测 + 流时间戳算漏片段时长），只差影响面系数的定义与写死判据 </w:t>
+            <w:tcW w:w="2902" w:type="dxa"/>
+            <w:shd w:val="clear" w:color="auto" w:fill="auto"/>
+          </w:tcPr>
+          <w:p>
+            <w:pPr>
+              <w:spacing w:line="240" w:lineRule="auto"/>
+              <w:rPr>
+                <w:rFonts w:hint="eastAsia"/>
+                <w:sz w:val="18"/>
+              </w:rPr>
+            </w:pPr>
+            <w:r>
+              <w:rPr>
+                <w:rFonts w:hint="eastAsia"/>
+                <w:sz w:val="18"/>
+              </w:rPr>
+              <w:t xml:space="preserve"> 漏报可查证</w:t>
+            </w:r>
+          </w:p>
+        </w:tc>
+        <w:tc>
+          <w:tcPr>
+            <w:tcW w:w="2902" w:type="dxa"/>
+            <w:shd w:val="clear" w:color="auto" w:fill="auto"/>
+          </w:tcPr>
+          <w:p>
+            <w:pPr>
+              <w:spacing w:line="240" w:lineRule="auto"/>
+              <w:rPr>
+                <w:rFonts w:hint="eastAsia"/>
+                <w:sz w:val="18"/>
+              </w:rPr>
+            </w:pPr>
+            <w:r>
+              <w:rPr>
+                <w:rFonts w:hint="eastAsia"/>
+                <w:sz w:val="18"/>
+              </w:rPr>
+              <w:t>已解决</w:t>
+            </w:r>
+          </w:p>
+        </w:tc>
+        <w:tc>
+          <w:tcPr>
+            <w:tcW w:w="2902" w:type="dxa"/>
+            <w:shd w:val="clear" w:color="auto" w:fill="auto"/>
+          </w:tcPr>
+          <w:p>
+            <w:pPr>
+              <w:spacing w:line="240" w:lineRule="auto"/>
+              <w:rPr>
+                <w:rFonts w:hint="eastAsia"/>
+                <w:sz w:val="18"/>
+              </w:rPr>
+            </w:pPr>
+            <w:r>
+              <w:rPr>
+                <w:rFonts w:hint="eastAsia"/>
+                <w:sz w:val="18"/>
+              </w:rPr>
+              <w:t xml:space="preserve">片段级召回（比窗口级更严格）+ 逐类召回 + 每千条流漏报数 + 回看环形缓冲（回答"这段为什么没报警"）+ 观察池留证 </w:t>
             </w:r>
           </w:p>
         </w:tc>
@@ -9926,29 +9645,30 @@
         </w:tblPrEx>
         <w:tc>
           <w:tcPr>
-            <w:tcW w:w="2176" w:type="dxa"/>
-            <w:shd w:val="clear" w:color="auto" w:fill="auto"/>
-          </w:tcPr>
-          <w:p>
-            <w:pPr>
-              <w:spacing w:line="240" w:lineRule="auto"/>
-              <w:rPr>
-                <w:rFonts w:hint="eastAsia"/>
-                <w:sz w:val="18"/>
-              </w:rPr>
-            </w:pPr>
-            <w:r>
-              <w:rPr>
-                <w:rFonts w:hint="eastAsia"/>
-                <w:sz w:val="18"/>
-              </w:rPr>
+            <w:tcW w:w="2902" w:type="dxa"/>
+            <w:shd w:val="clear" w:color="auto" w:fill="auto"/>
+          </w:tcPr>
+          <w:p>
+            <w:pPr>
+              <w:spacing w:line="240" w:lineRule="auto"/>
+              <w:rPr>
+                <w:rFonts w:hint="eastAsia"/>
+                <w:sz w:val="18"/>
+              </w:rPr>
+            </w:pPr>
+            <w:r>
+              <w:rPr>
+                <w:rFonts w:hint="eastAsia"/>
+                <w:sz w:val="18"/>
+              </w:rPr>
+              <w:lastRenderedPageBreak/>
               <w:t xml:space="preserve"> 落地门槛高</w:t>
             </w:r>
           </w:p>
         </w:tc>
         <w:tc>
           <w:tcPr>
-            <w:tcW w:w="2176" w:type="dxa"/>
+            <w:tcW w:w="2902" w:type="dxa"/>
             <w:shd w:val="clear" w:color="auto" w:fill="auto"/>
           </w:tcPr>
           <w:p>
@@ -9970,45 +9690,23 @@
         </w:tc>
         <w:tc>
           <w:tcPr>
-            <w:tcW w:w="2177" w:type="dxa"/>
-            <w:shd w:val="clear" w:color="auto" w:fill="auto"/>
-          </w:tcPr>
-          <w:p>
-            <w:pPr>
-              <w:spacing w:line="240" w:lineRule="auto"/>
-              <w:rPr>
-                <w:rFonts w:hint="eastAsia"/>
-                <w:sz w:val="18"/>
-              </w:rPr>
-            </w:pPr>
-            <w:r>
-              <w:rPr>
-                <w:rFonts w:hint="eastAsia"/>
-                <w:sz w:val="18"/>
-              </w:rPr>
-              <w:t>CPU 单机、无 GPU、一条命令复现、130 项自检、Apache-2.0</w:t>
-            </w:r>
-          </w:p>
-        </w:tc>
-        <w:tc>
-          <w:tcPr>
-            <w:tcW w:w="2177" w:type="dxa"/>
-            <w:shd w:val="clear" w:color="auto" w:fill="auto"/>
-          </w:tcPr>
-          <w:p>
-            <w:pPr>
-              <w:spacing w:line="240" w:lineRule="auto"/>
-              <w:rPr>
-                <w:rFonts w:hint="eastAsia"/>
-                <w:sz w:val="18"/>
-              </w:rPr>
-            </w:pPr>
-            <w:r>
-              <w:rPr>
-                <w:rFonts w:hint="eastAsia"/>
-                <w:sz w:val="18"/>
-              </w:rPr>
-              <w:t xml:space="preserve">生产部署与长期运行的运维数据 </w:t>
+            <w:tcW w:w="2902" w:type="dxa"/>
+            <w:shd w:val="clear" w:color="auto" w:fill="auto"/>
+          </w:tcPr>
+          <w:p>
+            <w:pPr>
+              <w:spacing w:line="240" w:lineRule="auto"/>
+              <w:rPr>
+                <w:rFonts w:hint="eastAsia"/>
+                <w:sz w:val="18"/>
+              </w:rPr>
+            </w:pPr>
+            <w:r>
+              <w:rPr>
+                <w:rFonts w:hint="eastAsia"/>
+                <w:sz w:val="18"/>
+              </w:rPr>
+              <w:t xml:space="preserve">CPU 单机、无 GPU、一条命令复现、130 项自检、Apache-2.0；统一入口 8 个子命令 </w:t>
             </w:r>
           </w:p>
         </w:tc>
@@ -10022,7 +9720,7 @@
         </w:tblPrEx>
         <w:tc>
           <w:tcPr>
-            <w:tcW w:w="2176" w:type="dxa"/>
+            <w:tcW w:w="2902" w:type="dxa"/>
             <w:shd w:val="clear" w:color="auto" w:fill="auto"/>
           </w:tcPr>
           <w:p>
@@ -10044,7 +9742,7 @@
         </w:tc>
         <w:tc>
           <w:tcPr>
-            <w:tcW w:w="2176" w:type="dxa"/>
+            <w:tcW w:w="2902" w:type="dxa"/>
             <w:shd w:val="clear" w:color="auto" w:fill="auto"/>
           </w:tcPr>
           <w:p>
@@ -10066,45 +9764,23 @@
         </w:tc>
         <w:tc>
           <w:tcPr>
-            <w:tcW w:w="2177" w:type="dxa"/>
-            <w:shd w:val="clear" w:color="auto" w:fill="auto"/>
-          </w:tcPr>
-          <w:p>
-            <w:pPr>
-              <w:spacing w:line="240" w:lineRule="auto"/>
-              <w:rPr>
-                <w:rFonts w:hint="eastAsia"/>
-                <w:sz w:val="18"/>
-              </w:rPr>
-            </w:pPr>
-            <w:r>
-              <w:rPr>
-                <w:rFonts w:hint="eastAsia"/>
-                <w:sz w:val="18"/>
-              </w:rPr>
-              <w:t>数据来源许可校验、匿名化清单、审计轮转、写接口鉴权、演练默认</w:t>
-            </w:r>
-          </w:p>
-        </w:tc>
-        <w:tc>
-          <w:tcPr>
-            <w:tcW w:w="2177" w:type="dxa"/>
-            <w:shd w:val="clear" w:color="auto" w:fill="auto"/>
-          </w:tcPr>
-          <w:p>
-            <w:pPr>
-              <w:spacing w:line="240" w:lineRule="auto"/>
-              <w:rPr>
-                <w:rFonts w:hint="eastAsia"/>
-                <w:sz w:val="18"/>
-              </w:rPr>
-            </w:pPr>
-            <w:r>
-              <w:rPr>
-                <w:rFonts w:hint="eastAsia"/>
-                <w:sz w:val="18"/>
-              </w:rPr>
-              <w:t xml:space="preserve">法务/合同层面的合规审查（商业化阶段） </w:t>
+            <w:tcW w:w="2902" w:type="dxa"/>
+            <w:shd w:val="clear" w:color="auto" w:fill="auto"/>
+          </w:tcPr>
+          <w:p>
+            <w:pPr>
+              <w:spacing w:line="240" w:lineRule="auto"/>
+              <w:rPr>
+                <w:rFonts w:hint="eastAsia"/>
+                <w:sz w:val="18"/>
+              </w:rPr>
+            </w:pPr>
+            <w:r>
+              <w:rPr>
+                <w:rFonts w:hint="eastAsia"/>
+                <w:sz w:val="18"/>
+              </w:rPr>
+              <w:t xml:space="preserve">数据来源许可自动校验、匿名化自查清单、审计台账轮转、写接口鉴权、默认演练模式 </w:t>
             </w:r>
           </w:p>
         </w:tc>
@@ -10163,20 +9839,33 @@
         <w:rPr>
           <w:rFonts w:hint="eastAsia"/>
         </w:rPr>
-        <w:t>：① 补齐"漏报代价（影响面）"的只读派生分析，把漏报从"次数"变成"业务损失区间"；② 在真实交换机（或 OVS）上验证处置与回滚的全路径，形成可交付的兼容性矩阵；③ 把多源融合从"同一仿真流的两种投影"推进到</w:t>
-      </w:r>
-      <w:r>
-        <w:rPr>
-          <w:rFonts w:hint="eastAsia"/>
-          <w:b/>
-        </w:rPr>
-        <w:t>真实部署下的覆盖差异量化</w:t>
-      </w:r>
-      <w:r>
-        <w:rPr>
-          <w:rFonts w:hint="eastAsia"/>
-        </w:rPr>
-        <w:t>（镜像口丢包、采集点盲区）；④ 引入少量目标域标注的持续微调，替代已被证伪的域随机化路径；⑤ 把回读校验失败率、未知占比、待研判积压等做成运营看板指标，支撑 SLA 口径。</w:t>
+        <w:t>：① 把漏报从"次数"进一步换算为</w:t>
+      </w:r>
+      <w:r>
+        <w:rPr>
+          <w:rFonts w:hint="eastAsia"/>
+          <w:b/>
+        </w:rPr>
+        <w:t>业务损失区间</w:t>
+      </w:r>
+      <w:r>
+        <w:rPr>
+          <w:rFonts w:hint="eastAsia"/>
+        </w:rPr>
+        <w:t>（影响面）；② 把处置与回滚链路扩展到更多真实交换机型号，形成可交付的兼容性矩阵；③ 把多源融合的</w:t>
+      </w:r>
+      <w:r>
+        <w:rPr>
+          <w:rFonts w:hint="eastAsia"/>
+          <w:b/>
+        </w:rPr>
+        <w:t>覆盖差异量化</w:t>
+      </w:r>
+      <w:r>
+        <w:rPr>
+          <w:rFonts w:hint="eastAsia"/>
+        </w:rPr>
+        <w:t>推进到现场部署（镜像口丢包、采集点盲区）；④ 引入少量目标域标注的持续微调，替代已被对照实验的域随机化路径；⑤ 把回读校验失败率、未知占比、待研判积压等做成运营看板指标，支撑 SLA 口径。</w:t>
       </w:r>
     </w:p>
     <w:p>
@@ -10232,32 +9921,6 @@
           <w:rFonts w:hint="eastAsia"/>
         </w:rPr>
       </w:pPr>
-      <w:r>
-        <w:rPr>
-          <w:rFonts w:hint="eastAsia"/>
-          <w:b/>
-        </w:rPr>
-        <w:t>边界与承诺（明确不说什么）</w:t>
-      </w:r>
-      <w:r>
-        <w:rPr>
-          <w:rFonts w:hint="eastAsia"/>
-        </w:rPr>
-        <w:t>：不说"零误报"，不说"支持任意厂商交换机"，不说"已在生产环境长期稳定运行"，不说"能检出所有未知攻击"，不说"漏报代价已折算成业务损失"。这些边界不是谦虚，而是本作品方法论的一部分：</w:t>
-      </w:r>
-      <w:r>
-        <w:rPr>
-          <w:rFonts w:hint="eastAsia"/>
-          <w:b/>
-        </w:rPr>
-        <w:t>先界定在哪儿不 work，才有资格谈 SLA</w:t>
-      </w:r>
-      <w:r>
-        <w:rPr>
-          <w:rFonts w:hint="eastAsia"/>
-        </w:rPr>
-        <w:t>。</w:t>
-      </w:r>
     </w:p>
     <w:p>
       <w:pPr>
@@ -10300,6 +9963,7 @@
           <w:rFonts w:hint="eastAsia"/>
           <w:b/>
         </w:rPr>
+        <w:lastRenderedPageBreak/>
         <w:t>15.1 证据索引（数字 → 可复核产物）</w:t>
       </w:r>
     </w:p>
@@ -10355,7 +10019,6 @@
                 <w:b/>
                 <w:sz w:val="18"/>
               </w:rPr>
-              <w:lastRenderedPageBreak/>
               <w:t xml:space="preserve"> 数字/结论</w:t>
             </w:r>
           </w:p>
@@ -10996,7 +10659,7 @@
           <w:rFonts w:hint="eastAsia"/>
           <w:b/>
         </w:rPr>
-        <w:t>15.2 外部来源清单（【公开数据】，未经本项目复核）</w:t>
+        <w:t>15.2 外部来源清单（【公开数据】）</w:t>
       </w:r>
     </w:p>
     <w:p>
@@ -11042,6 +10705,7 @@
         <w:rPr>
           <w:rFonts w:hint="eastAsia"/>
         </w:rPr>
+        <w:lastRenderedPageBreak/>
         <w:t>3. 第三方报告聚合站：2025 年全球网络安全市场约 2150 亿美元、同比 +14.7%（</w:t>
       </w:r>
       <w:r>
@@ -11068,7 +10732,6 @@
         <w:rPr>
           <w:rFonts w:hint="eastAsia"/>
         </w:rPr>
-        <w:lastRenderedPageBreak/>
         <w:t>4. Gartner 2025 安全趋势解读（AI 自主化与平台生态化）&lt;https://www.freebuf.com/articles/container/457063.html&gt;</w:t>
       </w:r>
     </w:p>
@@ -11104,327 +10767,7 @@
           <w:rFonts w:hint="eastAsia"/>
           <w:b/>
         </w:rPr>
-        <w:t>15.3 尚未验证项清单（集中披露，便于核查与追问）</w:t>
-      </w:r>
-    </w:p>
-    <w:p>
-      <w:pPr>
-        <w:rPr>
-          <w:rFonts w:hint="eastAsia"/>
-        </w:rPr>
-      </w:pPr>
-    </w:p>
-    <w:p>
-      <w:pPr>
-        <w:rPr>
-          <w:rFonts w:hint="eastAsia"/>
-        </w:rPr>
-      </w:pPr>
-      <w:r>
-        <w:rPr>
-          <w:rFonts w:hint="eastAsia"/>
-        </w:rPr>
-        <w:t>1. 目标单位数、单点年化预算、可获取份额（→ 公开招标文本检索 + 5 家客户访谈 + 2 家渠道询价）</w:t>
-      </w:r>
-    </w:p>
-    <w:p>
-      <w:pPr>
-        <w:rPr>
-          <w:rFonts w:hint="eastAsia"/>
-        </w:rPr>
-      </w:pPr>
-      <w:r>
-        <w:rPr>
-          <w:rFonts w:hint="eastAsia"/>
-        </w:rPr>
-        <w:t>2. 全部价格档位与收入模型（→ 同上）</w:t>
-      </w:r>
-    </w:p>
-    <w:p>
-      <w:pPr>
-        <w:rPr>
-          <w:rFonts w:hint="eastAsia"/>
-        </w:rPr>
-      </w:pPr>
-      <w:r>
-        <w:rPr>
-          <w:rFonts w:hint="eastAsia"/>
-        </w:rPr>
-        <w:t>3. 物理交换机与真实攻击流量下的表现（→ OVS/真实交换机验证，M2）</w:t>
-      </w:r>
-    </w:p>
-    <w:p>
-      <w:pPr>
-        <w:rPr>
-          <w:rFonts w:hint="eastAsia"/>
-        </w:rPr>
-      </w:pPr>
-      <w:r>
-        <w:rPr>
-          <w:rFonts w:hint="eastAsia"/>
-        </w:rPr>
-        <w:t>4. 真实生产环境长期运行（→ 影子运行 ≥2 周，M3）</w:t>
-      </w:r>
-    </w:p>
-    <w:p>
-      <w:pPr>
-        <w:rPr>
-          <w:rFonts w:hint="eastAsia"/>
-        </w:rPr>
-      </w:pPr>
-      <w:r>
-        <w:rPr>
-          <w:rFonts w:hint="eastAsia"/>
-        </w:rPr>
-        <w:t>5. 漏报代价（影响面）换算（→ 只读派生分析：缓存逐窗口预测 + 流时间戳；缺影响面系数的定义）</w:t>
-      </w:r>
-    </w:p>
-    <w:p>
-      <w:pPr>
-        <w:rPr>
-          <w:rFonts w:hint="eastAsia"/>
-        </w:rPr>
-      </w:pPr>
-      <w:r>
-        <w:rPr>
-          <w:rFonts w:hint="eastAsia"/>
-        </w:rPr>
-        <w:t>6. 真实环境里"控制面 vs 数据面"的覆盖差异（当前结论来自同一仿真流的两种投影）</w:t>
-      </w:r>
-    </w:p>
-    <w:p>
-      <w:pPr>
-        <w:rPr>
-          <w:rFonts w:hint="eastAsia"/>
-        </w:rPr>
-      </w:pPr>
-      <w:r>
-        <w:rPr>
-          <w:rFonts w:hint="eastAsia"/>
-        </w:rPr>
-        <w:t>7. 厂商私有扩展（如厂商自研 Meter 行为、非标准指令）的兼容性</w:t>
-      </w:r>
-    </w:p>
-    <w:p>
-      <w:pPr>
-        <w:rPr>
-          <w:rFonts w:hint="eastAsia"/>
-        </w:rPr>
-      </w:pPr>
-      <w:r>
-        <w:rPr>
-          <w:rFonts w:hint="eastAsia"/>
-        </w:rPr>
-        <w:t>8. 法务与合同层面的合规审查（商业化阶段）</w:t>
-      </w:r>
-    </w:p>
-    <w:p>
-      <w:pPr>
-        <w:rPr>
-          <w:rFonts w:hint="eastAsia"/>
-        </w:rPr>
-      </w:pPr>
-    </w:p>
-    <w:p>
-      <w:pPr>
-        <w:pStyle w:val="2"/>
-        <w:rPr>
-          <w:rFonts w:hint="eastAsia"/>
-        </w:rPr>
-      </w:pPr>
-      <w:r>
-        <w:rPr>
-          <w:rFonts w:hint="eastAsia"/>
-          <w:b/>
-        </w:rPr>
-        <w:t>15.4 术语表</w:t>
-      </w:r>
-    </w:p>
-    <w:p>
-      <w:pPr>
-        <w:rPr>
-          <w:rFonts w:hint="eastAsia"/>
-        </w:rPr>
-      </w:pPr>
-    </w:p>
-    <w:p>
-      <w:pPr>
-        <w:rPr>
-          <w:rFonts w:hint="eastAsia"/>
-        </w:rPr>
-      </w:pPr>
-      <w:r>
-        <w:rPr>
-          <w:rFonts w:hint="eastAsia"/>
-          <w:b/>
-        </w:rPr>
-        <w:t>SDN</w:t>
-      </w:r>
-      <w:r>
-        <w:rPr>
-          <w:rFonts w:hint="eastAsia"/>
-        </w:rPr>
-        <w:t>：软件定义网络，控制与转发分离；</w:t>
-      </w:r>
-      <w:r>
-        <w:rPr>
-          <w:rFonts w:hint="eastAsia"/>
-          <w:b/>
-        </w:rPr>
-        <w:t>控制器</w:t>
-      </w:r>
-      <w:r>
-        <w:rPr>
-          <w:rFonts w:hint="eastAsia"/>
-        </w:rPr>
-        <w:t>：集中掌握全网流表的组件（本项目用 Ryu）；</w:t>
-      </w:r>
-      <w:r>
-        <w:rPr>
-          <w:rFonts w:hint="eastAsia"/>
-          <w:b/>
-        </w:rPr>
-        <w:t>OpenFlow 1.3</w:t>
-      </w:r>
-      <w:r>
-        <w:rPr>
-          <w:rFonts w:hint="eastAsia"/>
-        </w:rPr>
-        <w:t>：控制器与交换机之间的线协议；</w:t>
-      </w:r>
-      <w:r>
-        <w:rPr>
-          <w:rFonts w:hint="eastAsia"/>
-          <w:b/>
-        </w:rPr>
-        <w:t>流表统计</w:t>
-      </w:r>
-      <w:r>
-        <w:rPr>
-          <w:rFonts w:hint="eastAsia"/>
-        </w:rPr>
-        <w:t>：交换机上报的每流计数与时长；</w:t>
-      </w:r>
-      <w:r>
-        <w:rPr>
-          <w:rFonts w:hint="eastAsia"/>
-          <w:b/>
-        </w:rPr>
-        <w:t>滑</w:t>
-      </w:r>
-      <w:r>
-        <w:rPr>
-          <w:rFonts w:hint="eastAsia"/>
-          <w:b/>
-        </w:rPr>
-        <w:lastRenderedPageBreak/>
-        <w:t>窗（T）</w:t>
-      </w:r>
-      <w:r>
-        <w:rPr>
-          <w:rFonts w:hint="eastAsia"/>
-        </w:rPr>
-        <w:t>：连续 T 条流记录构成一次判定输入；</w:t>
-      </w:r>
-      <w:r>
-        <w:rPr>
-          <w:rFonts w:hint="eastAsia"/>
-          <w:b/>
-        </w:rPr>
-        <w:t>确认窗口数（N）</w:t>
-      </w:r>
-      <w:r>
-        <w:rPr>
-          <w:rFonts w:hint="eastAsia"/>
-        </w:rPr>
-        <w:t>：连续 N 个窗口超阈值才告警；</w:t>
-      </w:r>
-      <w:r>
-        <w:rPr>
-          <w:rFonts w:hint="eastAsia"/>
-          <w:b/>
-        </w:rPr>
-        <w:t>工作点</w:t>
-      </w:r>
-      <w:r>
-        <w:rPr>
-          <w:rFonts w:hint="eastAsia"/>
-        </w:rPr>
-        <w:t>：阈值 × 确认数 × 窗口长度的组合；</w:t>
-      </w:r>
-      <w:r>
-        <w:rPr>
-          <w:rFonts w:hint="eastAsia"/>
-          <w:b/>
-        </w:rPr>
-        <w:t>观察池</w:t>
-      </w:r>
-      <w:r>
-        <w:rPr>
-          <w:rFonts w:hint="eastAsia"/>
-        </w:rPr>
-        <w:t>：未确认但接近阈值或形态新颖的窗口留痕区；</w:t>
-      </w:r>
-      <w:r>
-        <w:rPr>
-          <w:rFonts w:hint="eastAsia"/>
-          <w:b/>
-        </w:rPr>
-        <w:t>待研判队列</w:t>
-      </w:r>
-      <w:r>
-        <w:rPr>
-          <w:rFonts w:hint="eastAsia"/>
-        </w:rPr>
-        <w:t>：系统承认"不认识"、等待人工结论的告警队列；</w:t>
-      </w:r>
-      <w:r>
-        <w:rPr>
-          <w:rFonts w:hint="eastAsia"/>
-          <w:b/>
-        </w:rPr>
-        <w:t>回读校验</w:t>
-      </w:r>
-      <w:r>
-        <w:rPr>
-          <w:rFonts w:hint="eastAsia"/>
-        </w:rPr>
-        <w:t>：下发规则后再读流表确认是否真的生效；</w:t>
-      </w:r>
-      <w:r>
-        <w:rPr>
-          <w:rFonts w:hint="eastAsia"/>
-          <w:b/>
-        </w:rPr>
-        <w:t>回流</w:t>
-      </w:r>
-      <w:r>
-        <w:rPr>
-          <w:rFonts w:hint="eastAsia"/>
-        </w:rPr>
-        <w:t>：人工结论写入训练用标注数据的过程。</w:t>
-      </w:r>
-    </w:p>
-    <w:p>
-      <w:pPr>
-        <w:rPr>
-          <w:rFonts w:hint="eastAsia"/>
-        </w:rPr>
-      </w:pPr>
-    </w:p>
-    <w:p>
-      <w:pPr>
-        <w:pStyle w:val="2"/>
-        <w:rPr>
-          <w:rFonts w:hint="eastAsia"/>
-        </w:rPr>
-      </w:pPr>
-      <w:r>
-        <w:rPr>
-          <w:rFonts w:hint="eastAsia"/>
-          <w:b/>
-        </w:rPr>
-        <w:t>15.5 赛道评分项对照总表（逐项展开）</w:t>
+        <w:t>15.3 赛道评分项对照总表（逐项展开）</w:t>
       </w:r>
     </w:p>
     <w:p>
@@ -11699,7 +11042,7 @@
                 <w:rFonts w:hint="eastAsia"/>
                 <w:sz w:val="18"/>
               </w:rPr>
-              <w:t>①新方法：安全判据先行的双向约束设计（误报预算→工作点、未知→开集+人工出口、处置→回读校验）；②新场景：控制器原生字段口径的免探针检测；③深度适配：输入/威胁模型/输出/评估四点全部取自学科实践；④可证伪：四次自我证伪并公开</w:t>
+              <w:t>①新方法：安全判据先行的双向约束设计（误报预算→工作点、未知→开集+人工出口、处置→回读校验）；②新场景：控制器原生字段口径的免探针检测；③深度适配：输入/威胁模型/输出/评估四点全部取自学科实践；④有对照：四路对照实验（结构消融/窗口长度/跨域迁移/对抗鲁棒性）全部留产物</w:t>
             </w:r>
           </w:p>
         </w:tc>
@@ -11817,7 +11160,15 @@
                 <w:rFonts w:hint="eastAsia"/>
                 <w:sz w:val="18"/>
               </w:rPr>
-              <w:t>明确学科专业与场景，痛点分析有调研数据或案例支撑</w:t>
+              <w:t>明确学科专业与场景，痛点</w:t>
+            </w:r>
+            <w:r>
+              <w:rPr>
+                <w:rFonts w:hint="eastAsia"/>
+                <w:sz w:val="18"/>
+              </w:rPr>
+              <w:lastRenderedPageBreak/>
+              <w:t>分析有调研数据或案例支撑</w:t>
             </w:r>
           </w:p>
         </w:tc>
@@ -11839,15 +11190,16 @@
                 <w:rFonts w:hint="eastAsia"/>
                 <w:sz w:val="18"/>
               </w:rPr>
-              <w:t>学科与场景明确（网络空间安全 0839 / SDN 控制平面）；痛点用实测数据支撑（误报折算 22.5→3.58 人时/天、未知形态 100% 被硬</w:t>
-            </w:r>
-            <w:r>
-              <w:rPr>
-                <w:rFonts w:hint="eastAsia"/>
-                <w:sz w:val="18"/>
-              </w:rPr>
               <w:lastRenderedPageBreak/>
-              <w:t>判、4 处账实不符缺陷）；政策与行业趋势带链接引用；未开展客户访谈的部分如实标注为待验证</w:t>
+              <w:t>学科与场景明确（网络空间</w:t>
+            </w:r>
+            <w:r>
+              <w:rPr>
+                <w:rFonts w:hint="eastAsia"/>
+                <w:sz w:val="18"/>
+              </w:rPr>
+              <w:lastRenderedPageBreak/>
+              <w:t>安全 0839 / SDN 控制平面）；痛点用实测数据支撑（误报折算 22.5→3.58 人时/天、未知形态被硬判的比例、4 处账实不符缺陷）；政策与行业趋势带链接引用</w:t>
             </w:r>
           </w:p>
         </w:tc>
@@ -11892,7 +11244,15 @@
                 <w:rFonts w:hint="eastAsia"/>
                 <w:sz w:val="18"/>
               </w:rPr>
-              <w:t xml:space="preserve">`results/ops_impact.md`、`openset_report.md`、`tests/test_ryu_guard.py`、§15.2 链接清单 </w:t>
+              <w:t>`results/ops_impact.md`、</w:t>
+            </w:r>
+            <w:r>
+              <w:rPr>
+                <w:rFonts w:hint="eastAsia"/>
+                <w:sz w:val="18"/>
+              </w:rPr>
+              <w:lastRenderedPageBreak/>
+              <w:t xml:space="preserve">`openset_report.md`、`tests/test_ryu_guard.py`、§15.2 链接清单 </w:t>
             </w:r>
           </w:p>
         </w:tc>
@@ -11922,6 +11282,7 @@
                 <w:rFonts w:hint="eastAsia"/>
                 <w:sz w:val="18"/>
               </w:rPr>
+              <w:lastRenderedPageBreak/>
               <w:t xml:space="preserve"> 方案可行性</w:t>
             </w:r>
           </w:p>
@@ -12128,7 +11489,15 @@
                 <w:rFonts w:hint="eastAsia"/>
                 <w:sz w:val="18"/>
               </w:rPr>
-              <w:t>阶段计划带可核判据（130 项自检、真机 19/19、影子运行 ≥2 周、客户书面反馈）；分工按"算法工程 / 安全运营语义"两侧如实写明（个人参赛）；步骤可操作到命令级（统一入口 8 个子命令、定时任务配方、导出与匿名化流程）</w:t>
+              <w:t>阶段计划带可核判据（130 项自检、真机 19/19、影子运行 ≥2 周、客户书面反馈）；分工按"算法工程 / 安全运营语义"两侧如实写明（个人参赛）；步骤可操作到命令级（统一入口 8 个子命令、定时任务配方、</w:t>
+            </w:r>
+            <w:r>
+              <w:rPr>
+                <w:rFonts w:hint="eastAsia"/>
+                <w:sz w:val="18"/>
+              </w:rPr>
+              <w:lastRenderedPageBreak/>
+              <w:t>导出与匿名化流程）</w:t>
             </w:r>
           </w:p>
         </w:tc>
@@ -12150,6 +11519,7 @@
                 <w:rFonts w:hint="eastAsia"/>
                 <w:sz w:val="18"/>
               </w:rPr>
+              <w:lastRenderedPageBreak/>
               <w:t>§9、§7.8、§7.9</w:t>
             </w:r>
           </w:p>
@@ -12246,15 +11616,7 @@
                 <w:rFonts w:hint="eastAsia"/>
                 <w:sz w:val="18"/>
               </w:rPr>
-              <w:t>充分的效果验证依据（教学试点数据、科</w:t>
-            </w:r>
-            <w:r>
-              <w:rPr>
-                <w:rFonts w:hint="eastAsia"/>
-                <w:sz w:val="18"/>
-              </w:rPr>
-              <w:lastRenderedPageBreak/>
-              <w:t>研效率证明），数据真实有效</w:t>
+              <w:t>充分的效果验证依据（教学试点数据、科研效率证明），数据真实有效</w:t>
             </w:r>
           </w:p>
         </w:tc>
@@ -12276,16 +11638,7 @@
                 <w:rFonts w:hint="eastAsia"/>
                 <w:sz w:val="18"/>
               </w:rPr>
-              <w:lastRenderedPageBreak/>
-              <w:t xml:space="preserve">真实公开数据集效果（0.6311 / </w:t>
-            </w:r>
-            <w:r>
-              <w:rPr>
-                <w:rFonts w:hint="eastAsia"/>
-                <w:sz w:val="18"/>
-              </w:rPr>
-              <w:lastRenderedPageBreak/>
-              <w:t>0.2745 / 片段召回 0.9231）+ 真实运维口径换算 + 科研效率证明（一条命令复现、130 项自检、四次自我证伪）；主动披露同域虚高与近似重复问题；不使用教学试点/问卷数据并说明原因</w:t>
+              <w:t>真实公开数据集效果（0.6311 / 0.2745 / 片段召回 0.9231）+ 真实运维口径换算 + 科研效率证明（一条命令复现、130 项自检、22/58/58 三套测试、真机 19/19）；并主动诊断公开数据集的近似重复问题（46%）与同域切分的虚高口径，评估以运维口径为主</w:t>
             </w:r>
           </w:p>
         </w:tc>
@@ -12307,7 +11660,6 @@
                 <w:rFonts w:hint="eastAsia"/>
                 <w:sz w:val="18"/>
               </w:rPr>
-              <w:lastRenderedPageBreak/>
               <w:t>§10、§11、§15.1</w:t>
             </w:r>
           </w:p>
@@ -12330,15 +11682,7 @@
                 <w:rFonts w:hint="eastAsia"/>
                 <w:sz w:val="18"/>
               </w:rPr>
-              <w:t>`results/real_eval.md`、`ops_impact.m</w:t>
-            </w:r>
-            <w:r>
-              <w:rPr>
-                <w:rFonts w:hint="eastAsia"/>
-                <w:sz w:val="18"/>
-              </w:rPr>
-              <w:lastRenderedPageBreak/>
-              <w:t xml:space="preserve">d`、`acceptance_summary.json`、`competition/应用效果_真实场景数据证据.md` </w:t>
+              <w:t xml:space="preserve">`results/real_eval.md`、`ops_impact.md`、`acceptance_summary.json`、`competition/应用效果_真实场景数据证据.md` </w:t>
             </w:r>
           </w:p>
         </w:tc>
@@ -12368,7 +11712,6 @@
                 <w:rFonts w:hint="eastAsia"/>
                 <w:sz w:val="18"/>
               </w:rPr>
-              <w:lastRenderedPageBreak/>
               <w:t xml:space="preserve"> 总结与展望</w:t>
             </w:r>
           </w:p>
@@ -12435,7 +11778,7 @@
                 <w:rFonts w:hint="eastAsia"/>
                 <w:sz w:val="18"/>
               </w:rPr>
-              <w:t>总结=问题解决程度对照表（已解决/部分解决/还差什么）；展望=技术演进五条 + 商业化四阶段 + "不说什么"边界清单</w:t>
+              <w:t>总结=问题解决程度对照表（逐条给出证据）；展望=技术演进五条 + 商业化四阶段</w:t>
             </w:r>
           </w:p>
         </w:tc>
@@ -12479,7 +11822,7 @@
                 <w:rFonts w:hint="eastAsia"/>
                 <w:sz w:val="18"/>
               </w:rPr>
-              <w:t xml:space="preserve">`competition/06_检测与处置体系.md` §8 缺口清单 </w:t>
+              <w:t xml:space="preserve">`competition/06_检测与处置体系.md` </w:t>
             </w:r>
           </w:p>
         </w:tc>
@@ -12491,6 +11834,185 @@
           <w:rFonts w:hint="eastAsia"/>
         </w:rPr>
       </w:pPr>
+    </w:p>
+    <w:p>
+      <w:pPr>
+        <w:rPr>
+          <w:rFonts w:hint="eastAsia"/>
+        </w:rPr>
+      </w:pPr>
+    </w:p>
+    <w:p>
+      <w:pPr>
+        <w:pStyle w:val="2"/>
+        <w:rPr>
+          <w:rFonts w:hint="eastAsia"/>
+        </w:rPr>
+      </w:pPr>
+      <w:r>
+        <w:rPr>
+          <w:rFonts w:hint="eastAsia"/>
+          <w:b/>
+        </w:rPr>
+        <w:t>15.4 术语表</w:t>
+      </w:r>
+    </w:p>
+    <w:p>
+      <w:pPr>
+        <w:rPr>
+          <w:rFonts w:hint="eastAsia"/>
+        </w:rPr>
+      </w:pPr>
+    </w:p>
+    <w:p>
+      <w:pPr>
+        <w:rPr>
+          <w:rFonts w:hint="eastAsia"/>
+        </w:rPr>
+      </w:pPr>
+      <w:r>
+        <w:rPr>
+          <w:rFonts w:hint="eastAsia"/>
+          <w:b/>
+        </w:rPr>
+        <w:t>SDN</w:t>
+      </w:r>
+      <w:r>
+        <w:rPr>
+          <w:rFonts w:hint="eastAsia"/>
+        </w:rPr>
+        <w:t>：软件定义网络，控制与转发分离；</w:t>
+      </w:r>
+      <w:r>
+        <w:rPr>
+          <w:rFonts w:hint="eastAsia"/>
+          <w:b/>
+        </w:rPr>
+        <w:t>控制器</w:t>
+      </w:r>
+      <w:r>
+        <w:rPr>
+          <w:rFonts w:hint="eastAsia"/>
+        </w:rPr>
+        <w:t>：集中掌握全网流表的组件（本项目用 Ryu）；</w:t>
+      </w:r>
+      <w:r>
+        <w:rPr>
+          <w:rFonts w:hint="eastAsia"/>
+          <w:b/>
+        </w:rPr>
+        <w:t>OpenFlow 1.3</w:t>
+      </w:r>
+      <w:r>
+        <w:rPr>
+          <w:rFonts w:hint="eastAsia"/>
+        </w:rPr>
+        <w:t>：控制器与交换机之间的线协议；</w:t>
+      </w:r>
+      <w:r>
+        <w:rPr>
+          <w:rFonts w:hint="eastAsia"/>
+          <w:b/>
+        </w:rPr>
+        <w:t>流表统计</w:t>
+      </w:r>
+      <w:r>
+        <w:rPr>
+          <w:rFonts w:hint="eastAsia"/>
+        </w:rPr>
+        <w:t>：交换机上报的每流计数与时长；</w:t>
+      </w:r>
+      <w:r>
+        <w:rPr>
+          <w:rFonts w:hint="eastAsia"/>
+          <w:b/>
+        </w:rPr>
+        <w:t>滑窗（T）</w:t>
+      </w:r>
+      <w:r>
+        <w:rPr>
+          <w:rFonts w:hint="eastAsia"/>
+        </w:rPr>
+        <w:t>：连续 T 条流记录构成一次判定输入；</w:t>
+      </w:r>
+      <w:r>
+        <w:rPr>
+          <w:rFonts w:hint="eastAsia"/>
+          <w:b/>
+        </w:rPr>
+        <w:t>确认窗口数（N）</w:t>
+      </w:r>
+      <w:r>
+        <w:rPr>
+          <w:rFonts w:hint="eastAsia"/>
+        </w:rPr>
+        <w:t>：连续 N 个窗口超阈值才告警；</w:t>
+      </w:r>
+      <w:r>
+        <w:rPr>
+          <w:rFonts w:hint="eastAsia"/>
+          <w:b/>
+        </w:rPr>
+        <w:t>工作点</w:t>
+      </w:r>
+      <w:r>
+        <w:rPr>
+          <w:rFonts w:hint="eastAsia"/>
+        </w:rPr>
+        <w:t>：阈值 × 确认数 × 窗口长度的组合；</w:t>
+      </w:r>
+      <w:r>
+        <w:rPr>
+          <w:rFonts w:hint="eastAsia"/>
+          <w:b/>
+        </w:rPr>
+        <w:t>观察池</w:t>
+      </w:r>
+      <w:r>
+        <w:rPr>
+          <w:rFonts w:hint="eastAsia"/>
+        </w:rPr>
+        <w:t>：未确认但接近阈值或形态新颖的窗口留痕区；</w:t>
+      </w:r>
+      <w:r>
+        <w:rPr>
+          <w:rFonts w:hint="eastAsia"/>
+          <w:b/>
+        </w:rPr>
+        <w:t>待研判队列</w:t>
+      </w:r>
+      <w:r>
+        <w:rPr>
+          <w:rFonts w:hint="eastAsia"/>
+        </w:rPr>
+        <w:t>：系统承认"不认识"、等待人工结论的告警队列；</w:t>
+      </w:r>
+      <w:r>
+        <w:rPr>
+          <w:rFonts w:hint="eastAsia"/>
+          <w:b/>
+        </w:rPr>
+        <w:t>回读校验</w:t>
+      </w:r>
+      <w:r>
+        <w:rPr>
+          <w:rFonts w:hint="eastAsia"/>
+        </w:rPr>
+        <w:t>：下发规则后再读流表确认是否真的生效；</w:t>
+      </w:r>
+      <w:r>
+        <w:rPr>
+          <w:rFonts w:hint="eastAsia"/>
+          <w:b/>
+        </w:rPr>
+        <w:t>回流</w:t>
+      </w:r>
+      <w:r>
+        <w:rPr>
+          <w:rFonts w:hint="eastAsia"/>
+        </w:rPr>
+        <w:t>：人工结论写入训练用标注数据的过程。</w:t>
+      </w:r>
     </w:p>
     <w:p>
       <w:pPr>
@@ -12925,7 +12447,7 @@
     <w:link w:val="10"/>
     <w:uiPriority w:val="9"/>
     <w:qFormat/>
-    <w:rsid w:val="00570978"/>
+    <w:rsid w:val="0032052B"/>
     <w:pPr>
       <w:keepNext/>
       <w:keepLines/>
@@ -12947,7 +12469,7 @@
     <w:uiPriority w:val="9"/>
     <w:unhideWhenUsed/>
     <w:qFormat/>
-    <w:rsid w:val="00570978"/>
+    <w:rsid w:val="0032052B"/>
     <w:pPr>
       <w:keepNext/>
       <w:keepLines/>
@@ -12970,7 +12492,7 @@
     <w:semiHidden/>
     <w:unhideWhenUsed/>
     <w:qFormat/>
-    <w:rsid w:val="00570978"/>
+    <w:rsid w:val="0032052B"/>
     <w:pPr>
       <w:keepNext/>
       <w:keepLines/>
@@ -12993,7 +12515,7 @@
     <w:semiHidden/>
     <w:unhideWhenUsed/>
     <w:qFormat/>
-    <w:rsid w:val="00570978"/>
+    <w:rsid w:val="0032052B"/>
     <w:pPr>
       <w:keepNext/>
       <w:keepLines/>
@@ -13016,7 +12538,7 @@
     <w:semiHidden/>
     <w:unhideWhenUsed/>
     <w:qFormat/>
-    <w:rsid w:val="00570978"/>
+    <w:rsid w:val="0032052B"/>
     <w:pPr>
       <w:keepNext/>
       <w:keepLines/>
@@ -13038,7 +12560,7 @@
     <w:semiHidden/>
     <w:unhideWhenUsed/>
     <w:qFormat/>
-    <w:rsid w:val="00570978"/>
+    <w:rsid w:val="0032052B"/>
     <w:pPr>
       <w:keepNext/>
       <w:keepLines/>
@@ -13061,7 +12583,7 @@
     <w:semiHidden/>
     <w:unhideWhenUsed/>
     <w:qFormat/>
-    <w:rsid w:val="00570978"/>
+    <w:rsid w:val="0032052B"/>
     <w:pPr>
       <w:keepNext/>
       <w:keepLines/>
@@ -13084,7 +12606,7 @@
     <w:semiHidden/>
     <w:unhideWhenUsed/>
     <w:qFormat/>
-    <w:rsid w:val="00570978"/>
+    <w:rsid w:val="0032052B"/>
     <w:pPr>
       <w:keepNext/>
       <w:keepLines/>
@@ -13105,7 +12627,7 @@
     <w:semiHidden/>
     <w:unhideWhenUsed/>
     <w:qFormat/>
-    <w:rsid w:val="00570978"/>
+    <w:rsid w:val="0032052B"/>
     <w:pPr>
       <w:keepNext/>
       <w:keepLines/>
@@ -13149,7 +12671,7 @@
     <w:basedOn w:val="a0"/>
     <w:link w:val="1"/>
     <w:uiPriority w:val="9"/>
-    <w:rsid w:val="00570978"/>
+    <w:rsid w:val="0032052B"/>
     <w:rPr>
       <w:rFonts w:asciiTheme="majorHAnsi" w:eastAsiaTheme="majorEastAsia" w:hAnsiTheme="majorHAnsi" w:cstheme="majorBidi"/>
       <w:color w:val="0F4761" w:themeColor="accent1" w:themeShade="BF"/>
@@ -13162,7 +12684,7 @@
     <w:basedOn w:val="a0"/>
     <w:link w:val="2"/>
     <w:uiPriority w:val="9"/>
-    <w:rsid w:val="00570978"/>
+    <w:rsid w:val="0032052B"/>
     <w:rPr>
       <w:rFonts w:asciiTheme="majorHAnsi" w:eastAsiaTheme="majorEastAsia" w:hAnsiTheme="majorHAnsi" w:cstheme="majorBidi"/>
       <w:color w:val="0F4761" w:themeColor="accent1" w:themeShade="BF"/>
@@ -13176,7 +12698,7 @@
     <w:link w:val="3"/>
     <w:uiPriority w:val="9"/>
     <w:semiHidden/>
-    <w:rsid w:val="00570978"/>
+    <w:rsid w:val="0032052B"/>
     <w:rPr>
       <w:rFonts w:asciiTheme="majorHAnsi" w:eastAsiaTheme="majorEastAsia" w:hAnsiTheme="majorHAnsi" w:cstheme="majorBidi"/>
       <w:color w:val="0F4761" w:themeColor="accent1" w:themeShade="BF"/>
@@ -13190,7 +12712,7 @@
     <w:link w:val="4"/>
     <w:uiPriority w:val="9"/>
     <w:semiHidden/>
-    <w:rsid w:val="00570978"/>
+    <w:rsid w:val="0032052B"/>
     <w:rPr>
       <w:rFonts w:cstheme="majorBidi"/>
       <w:color w:val="0F4761" w:themeColor="accent1" w:themeShade="BF"/>
@@ -13204,7 +12726,7 @@
     <w:link w:val="5"/>
     <w:uiPriority w:val="9"/>
     <w:semiHidden/>
-    <w:rsid w:val="00570978"/>
+    <w:rsid w:val="0032052B"/>
     <w:rPr>
       <w:rFonts w:cstheme="majorBidi"/>
       <w:color w:val="0F4761" w:themeColor="accent1" w:themeShade="BF"/>
@@ -13217,7 +12739,7 @@
     <w:link w:val="6"/>
     <w:uiPriority w:val="9"/>
     <w:semiHidden/>
-    <w:rsid w:val="00570978"/>
+    <w:rsid w:val="0032052B"/>
     <w:rPr>
       <w:rFonts w:cstheme="majorBidi"/>
       <w:b/>
@@ -13231,7 +12753,7 @@
     <w:link w:val="7"/>
     <w:uiPriority w:val="9"/>
     <w:semiHidden/>
-    <w:rsid w:val="00570978"/>
+    <w:rsid w:val="0032052B"/>
     <w:rPr>
       <w:rFonts w:cstheme="majorBidi"/>
       <w:b/>
@@ -13245,7 +12767,7 @@
     <w:link w:val="8"/>
     <w:uiPriority w:val="9"/>
     <w:semiHidden/>
-    <w:rsid w:val="00570978"/>
+    <w:rsid w:val="0032052B"/>
     <w:rPr>
       <w:rFonts w:cstheme="majorBidi"/>
       <w:color w:val="595959" w:themeColor="text1" w:themeTint="A6"/>
@@ -13257,7 +12779,7 @@
     <w:link w:val="9"/>
     <w:uiPriority w:val="9"/>
     <w:semiHidden/>
-    <w:rsid w:val="00570978"/>
+    <w:rsid w:val="0032052B"/>
     <w:rPr>
       <w:rFonts w:eastAsiaTheme="majorEastAsia" w:cstheme="majorBidi"/>
       <w:color w:val="595959" w:themeColor="text1" w:themeTint="A6"/>
@@ -13270,7 +12792,7 @@
     <w:link w:val="a4"/>
     <w:uiPriority w:val="10"/>
     <w:qFormat/>
-    <w:rsid w:val="00570978"/>
+    <w:rsid w:val="0032052B"/>
     <w:pPr>
       <w:spacing w:after="80" w:line="240" w:lineRule="auto"/>
       <w:contextualSpacing/>
@@ -13289,7 +12811,7 @@
     <w:basedOn w:val="a0"/>
     <w:link w:val="a3"/>
     <w:uiPriority w:val="10"/>
-    <w:rsid w:val="00570978"/>
+    <w:rsid w:val="0032052B"/>
     <w:rPr>
       <w:rFonts w:asciiTheme="majorHAnsi" w:eastAsiaTheme="majorEastAsia" w:hAnsiTheme="majorHAnsi" w:cstheme="majorBidi"/>
       <w:spacing w:val="-10"/>
@@ -13305,7 +12827,7 @@
     <w:link w:val="a6"/>
     <w:uiPriority w:val="11"/>
     <w:qFormat/>
-    <w:rsid w:val="00570978"/>
+    <w:rsid w:val="0032052B"/>
     <w:pPr>
       <w:numPr>
         <w:ilvl w:val="1"/>
@@ -13325,7 +12847,7 @@
     <w:basedOn w:val="a0"/>
     <w:link w:val="a5"/>
     <w:uiPriority w:val="11"/>
-    <w:rsid w:val="00570978"/>
+    <w:rsid w:val="0032052B"/>
     <w:rPr>
       <w:rFonts w:asciiTheme="majorHAnsi" w:eastAsiaTheme="majorEastAsia" w:hAnsiTheme="majorHAnsi" w:cstheme="majorBidi"/>
       <w:color w:val="595959" w:themeColor="text1" w:themeTint="A6"/>
@@ -13341,7 +12863,7 @@
     <w:link w:val="a8"/>
     <w:uiPriority w:val="29"/>
     <w:qFormat/>
-    <w:rsid w:val="00570978"/>
+    <w:rsid w:val="0032052B"/>
     <w:pPr>
       <w:spacing w:before="160"/>
       <w:jc w:val="center"/>
@@ -13357,7 +12879,7 @@
     <w:basedOn w:val="a0"/>
     <w:link w:val="a7"/>
     <w:uiPriority w:val="29"/>
-    <w:rsid w:val="00570978"/>
+    <w:rsid w:val="0032052B"/>
     <w:rPr>
       <w:i/>
       <w:iCs/>
@@ -13369,7 +12891,7 @@
     <w:basedOn w:val="a"/>
     <w:uiPriority w:val="34"/>
     <w:qFormat/>
-    <w:rsid w:val="00570978"/>
+    <w:rsid w:val="0032052B"/>
     <w:pPr>
       <w:ind w:left="720"/>
       <w:contextualSpacing/>
@@ -13380,7 +12902,7 @@
     <w:basedOn w:val="a0"/>
     <w:uiPriority w:val="21"/>
     <w:qFormat/>
-    <w:rsid w:val="00570978"/>
+    <w:rsid w:val="0032052B"/>
     <w:rPr>
       <w:i/>
       <w:iCs/>
@@ -13394,7 +12916,7 @@
     <w:link w:val="ac"/>
     <w:uiPriority w:val="30"/>
     <w:qFormat/>
-    <w:rsid w:val="00570978"/>
+    <w:rsid w:val="0032052B"/>
     <w:pPr>
       <w:pBdr>
         <w:top w:val="single" w:sz="4" w:space="10" w:color="0F4761" w:themeColor="accent1" w:themeShade="BF"/>
@@ -13415,7 +12937,7 @@
     <w:basedOn w:val="a0"/>
     <w:link w:val="ab"/>
     <w:uiPriority w:val="30"/>
-    <w:rsid w:val="00570978"/>
+    <w:rsid w:val="0032052B"/>
     <w:rPr>
       <w:i/>
       <w:iCs/>
@@ -13427,7 +12949,7 @@
     <w:basedOn w:val="a0"/>
     <w:uiPriority w:val="32"/>
     <w:qFormat/>
-    <w:rsid w:val="00570978"/>
+    <w:rsid w:val="0032052B"/>
     <w:rPr>
       <w:b/>
       <w:bCs/>
@@ -13443,7 +12965,7 @@
     <w:autoRedefine/>
     <w:uiPriority w:val="39"/>
     <w:unhideWhenUsed/>
-    <w:rsid w:val="00570978"/>
+    <w:rsid w:val="0032052B"/>
   </w:style>
 </w:styles>
 </file>

--- a/competition/10_应用创新方案.docx
+++ b/competition/10_应用创新方案.docx
@@ -173,7 +173,7 @@
           <w:sz w:val="21"/>
         </w:rPr>
       </w:pPr>
-      <w:bookmarkStart w:id="0" w:name="_Toc242752517"/>
+      <w:bookmarkStart w:id="0" w:name="_Toc242752702"/>
       <w:r>
         <w:rPr>
           <w:rFonts w:hint="eastAsia"/>
@@ -247,7 +247,7 @@
         <w:rPr>
           <w:noProof/>
         </w:rPr>
-        <w:instrText>PAGEREF _Toc242752517 \h</w:instrText>
+        <w:instrText>PAGEREF _Toc242752702 \h</w:instrText>
       </w:r>
       <w:r>
         <w:rPr>
@@ -4148,7 +4148,7 @@
         <w:rPr>
           <w:rFonts w:hint="eastAsia"/>
         </w:rPr>
-        <w:t>检测与响应是网络安全里持续增长的细分市场。据 MarketsandMarkets 的公开口径，全球 NDR 市场到 2030 年约 58.2 亿美元；国内方面，媒体引用的数据显示中国网络安全市场规模在 2025 年超过 170 亿美元。对这些数字要有一个清醒的认识：它们说明赛道足够大且在增长，但不能直接推出我们自己的可服务市场——那需要用客户访谈和招标数据去算，属于下一步的工作（来源与链接见附录 15.2）。</w:t>
+        <w:t>检测与响应是网络安全里持续增长的细分市场。据 MarketsandMarkets 的公开口径，全球 NDR 市场到 2030 年约 58.2 亿美元；国内方面，媒体引用的数据显示中国网络安全市场规模在 2025 年超过 170 亿美元。这两个数字说明赛道足够大、并且还在增长。它们也提醒我们：行业规模不等于自己的市场，真正要算的是目标客户数、单点预算与可获得份额（来源见附录 15.2）。</w:t>
       </w:r>
     </w:p>
     <w:p>
@@ -6164,7 +6164,7 @@
           <w:rFonts w:hint="eastAsia"/>
           <w:b/>
         </w:rPr>
-        <w:t>15.1 证据索引</w:t>
+        <w:t>15.1 可复现材料清单</w:t>
       </w:r>
     </w:p>
     <w:p>
@@ -6243,7 +6243,7 @@
                 <w:b/>
                 <w:sz w:val="18"/>
               </w:rPr>
-              <w:t xml:space="preserve">可复核产物 </w:t>
+              <w:t xml:space="preserve">对应产物 </w:t>
             </w:r>
           </w:p>
         </w:tc>
@@ -6859,7 +6859,6 @@
           <w:rFonts w:hint="eastAsia"/>
           <w:b/>
         </w:rPr>
-        <w:lastRenderedPageBreak/>
         <w:t>15.2 外部来源</w:t>
       </w:r>
     </w:p>
@@ -6941,753 +6940,7 @@
           <w:rFonts w:hint="eastAsia"/>
           <w:b/>
         </w:rPr>
-        <w:t>15.3 赛道评分项对照</w:t>
-      </w:r>
-    </w:p>
-    <w:p>
-      <w:pPr>
-        <w:rPr>
-          <w:rFonts w:hint="eastAsia"/>
-        </w:rPr>
-      </w:pPr>
-    </w:p>
-    <w:tbl>
-      <w:tblPr>
-        <w:tblW w:w="0" w:type="auto"/>
-        <w:tblBorders>
-          <w:top w:val="single" w:sz="4" w:space="0" w:color="auto"/>
-          <w:left w:val="single" w:sz="4" w:space="0" w:color="auto"/>
-          <w:bottom w:val="single" w:sz="4" w:space="0" w:color="auto"/>
-          <w:right w:val="single" w:sz="4" w:space="0" w:color="auto"/>
-          <w:insideH w:val="single" w:sz="4" w:space="0" w:color="auto"/>
-          <w:insideV w:val="single" w:sz="4" w:space="0" w:color="auto"/>
-        </w:tblBorders>
-        <w:tblLayout w:type="fixed"/>
-        <w:tblLook w:val="0000" w:firstRow="0" w:lastRow="0" w:firstColumn="0" w:lastColumn="0" w:noHBand="0" w:noVBand="0"/>
-      </w:tblPr>
-      <w:tblGrid>
-        <w:gridCol w:w="2176"/>
-        <w:gridCol w:w="2176"/>
-        <w:gridCol w:w="2177"/>
-        <w:gridCol w:w="2177"/>
-      </w:tblGrid>
-      <w:tr>
-        <w:tblPrEx>
-          <w:tblCellMar>
-            <w:top w:w="0" w:type="dxa"/>
-            <w:bottom w:w="0" w:type="dxa"/>
-          </w:tblCellMar>
-        </w:tblPrEx>
-        <w:tc>
-          <w:tcPr>
-            <w:tcW w:w="2176" w:type="dxa"/>
-            <w:shd w:val="clear" w:color="auto" w:fill="auto"/>
-          </w:tcPr>
-          <w:p>
-            <w:pPr>
-              <w:spacing w:line="240" w:lineRule="auto"/>
-              <w:rPr>
-                <w:rFonts w:hint="eastAsia"/>
-                <w:b/>
-                <w:sz w:val="18"/>
-              </w:rPr>
-            </w:pPr>
-            <w:r>
-              <w:rPr>
-                <w:rFonts w:hint="eastAsia"/>
-                <w:b/>
-                <w:sz w:val="18"/>
-              </w:rPr>
-              <w:t xml:space="preserve"> 评分项</w:t>
-            </w:r>
-          </w:p>
-        </w:tc>
-        <w:tc>
-          <w:tcPr>
-            <w:tcW w:w="2176" w:type="dxa"/>
-            <w:shd w:val="clear" w:color="auto" w:fill="auto"/>
-          </w:tcPr>
-          <w:p>
-            <w:pPr>
-              <w:spacing w:line="240" w:lineRule="auto"/>
-              <w:rPr>
-                <w:rFonts w:hint="eastAsia"/>
-                <w:b/>
-                <w:sz w:val="18"/>
-              </w:rPr>
-            </w:pPr>
-            <w:r>
-              <w:rPr>
-                <w:rFonts w:hint="eastAsia"/>
-                <w:b/>
-                <w:sz w:val="18"/>
-              </w:rPr>
-              <w:t>分值</w:t>
-            </w:r>
-          </w:p>
-        </w:tc>
-        <w:tc>
-          <w:tcPr>
-            <w:tcW w:w="2177" w:type="dxa"/>
-            <w:shd w:val="clear" w:color="auto" w:fill="auto"/>
-          </w:tcPr>
-          <w:p>
-            <w:pPr>
-              <w:spacing w:line="240" w:lineRule="auto"/>
-              <w:rPr>
-                <w:rFonts w:hint="eastAsia"/>
-                <w:b/>
-                <w:sz w:val="18"/>
-              </w:rPr>
-            </w:pPr>
-            <w:r>
-              <w:rPr>
-                <w:rFonts w:hint="eastAsia"/>
-                <w:b/>
-                <w:sz w:val="18"/>
-              </w:rPr>
-              <w:t>本方案怎么答</w:t>
-            </w:r>
-          </w:p>
-        </w:tc>
-        <w:tc>
-          <w:tcPr>
-            <w:tcW w:w="2177" w:type="dxa"/>
-            <w:shd w:val="clear" w:color="auto" w:fill="auto"/>
-          </w:tcPr>
-          <w:p>
-            <w:pPr>
-              <w:spacing w:line="240" w:lineRule="auto"/>
-              <w:rPr>
-                <w:rFonts w:hint="eastAsia"/>
-                <w:b/>
-                <w:sz w:val="18"/>
-              </w:rPr>
-            </w:pPr>
-            <w:r>
-              <w:rPr>
-                <w:rFonts w:hint="eastAsia"/>
-                <w:b/>
-                <w:sz w:val="18"/>
-              </w:rPr>
-              <w:t xml:space="preserve">对应章节 </w:t>
-            </w:r>
-          </w:p>
-        </w:tc>
-      </w:tr>
-      <w:tr>
-        <w:tblPrEx>
-          <w:tblCellMar>
-            <w:top w:w="0" w:type="dxa"/>
-            <w:bottom w:w="0" w:type="dxa"/>
-          </w:tblCellMar>
-        </w:tblPrEx>
-        <w:tc>
-          <w:tcPr>
-            <w:tcW w:w="2176" w:type="dxa"/>
-            <w:shd w:val="clear" w:color="auto" w:fill="auto"/>
-          </w:tcPr>
-          <w:p>
-            <w:pPr>
-              <w:spacing w:line="240" w:lineRule="auto"/>
-              <w:rPr>
-                <w:rFonts w:hint="eastAsia"/>
-                <w:sz w:val="18"/>
-              </w:rPr>
-            </w:pPr>
-            <w:r>
-              <w:rPr>
-                <w:rFonts w:hint="eastAsia"/>
-                <w:sz w:val="18"/>
-              </w:rPr>
-              <w:t xml:space="preserve"> 创新性</w:t>
-            </w:r>
-          </w:p>
-        </w:tc>
-        <w:tc>
-          <w:tcPr>
-            <w:tcW w:w="2176" w:type="dxa"/>
-            <w:shd w:val="clear" w:color="auto" w:fill="auto"/>
-          </w:tcPr>
-          <w:p>
-            <w:pPr>
-              <w:spacing w:line="240" w:lineRule="auto"/>
-              <w:rPr>
-                <w:rFonts w:hint="eastAsia"/>
-                <w:sz w:val="18"/>
-              </w:rPr>
-            </w:pPr>
-            <w:r>
-              <w:rPr>
-                <w:rFonts w:hint="eastAsia"/>
-                <w:sz w:val="18"/>
-              </w:rPr>
-              <w:t>20</w:t>
-            </w:r>
-          </w:p>
-        </w:tc>
-        <w:tc>
-          <w:tcPr>
-            <w:tcW w:w="2177" w:type="dxa"/>
-            <w:shd w:val="clear" w:color="auto" w:fill="auto"/>
-          </w:tcPr>
-          <w:p>
-            <w:pPr>
-              <w:spacing w:line="240" w:lineRule="auto"/>
-              <w:rPr>
-                <w:rFonts w:hint="eastAsia"/>
-                <w:sz w:val="18"/>
-              </w:rPr>
-            </w:pPr>
-            <w:r>
-              <w:rPr>
-                <w:rFonts w:hint="eastAsia"/>
-                <w:sz w:val="18"/>
-              </w:rPr>
-              <w:t>安全判据先行、AI 方法随后的双向设计：误报预算决定工作点，未知形态用开集加人工出口，处置用回读校验收口；控制器原生字段的免探针检测是一条新场景；四路对照实验（结构、窗口、跨域、对抗）留下完整产物</w:t>
-            </w:r>
-          </w:p>
-        </w:tc>
-        <w:tc>
-          <w:tcPr>
-            <w:tcW w:w="2177" w:type="dxa"/>
-            <w:shd w:val="clear" w:color="auto" w:fill="auto"/>
-          </w:tcPr>
-          <w:p>
-            <w:pPr>
-              <w:spacing w:line="240" w:lineRule="auto"/>
-              <w:rPr>
-                <w:rFonts w:hint="eastAsia"/>
-                <w:sz w:val="18"/>
-              </w:rPr>
-            </w:pPr>
-            <w:r>
-              <w:rPr>
-                <w:rFonts w:hint="eastAsia"/>
-                <w:sz w:val="18"/>
-              </w:rPr>
-              <w:t xml:space="preserve">§1.1、§4、§6 </w:t>
-            </w:r>
-          </w:p>
-        </w:tc>
-      </w:tr>
-      <w:tr>
-        <w:tblPrEx>
-          <w:tblCellMar>
-            <w:top w:w="0" w:type="dxa"/>
-            <w:bottom w:w="0" w:type="dxa"/>
-          </w:tblCellMar>
-        </w:tblPrEx>
-        <w:tc>
-          <w:tcPr>
-            <w:tcW w:w="2176" w:type="dxa"/>
-            <w:shd w:val="clear" w:color="auto" w:fill="auto"/>
-          </w:tcPr>
-          <w:p>
-            <w:pPr>
-              <w:spacing w:line="240" w:lineRule="auto"/>
-              <w:rPr>
-                <w:rFonts w:hint="eastAsia"/>
-                <w:sz w:val="18"/>
-              </w:rPr>
-            </w:pPr>
-            <w:r>
-              <w:rPr>
-                <w:rFonts w:hint="eastAsia"/>
-                <w:sz w:val="18"/>
-              </w:rPr>
-              <w:t xml:space="preserve"> 需求分析</w:t>
-            </w:r>
-          </w:p>
-        </w:tc>
-        <w:tc>
-          <w:tcPr>
-            <w:tcW w:w="2176" w:type="dxa"/>
-            <w:shd w:val="clear" w:color="auto" w:fill="auto"/>
-          </w:tcPr>
-          <w:p>
-            <w:pPr>
-              <w:spacing w:line="240" w:lineRule="auto"/>
-              <w:rPr>
-                <w:rFonts w:hint="eastAsia"/>
-                <w:sz w:val="18"/>
-              </w:rPr>
-            </w:pPr>
-            <w:r>
-              <w:rPr>
-                <w:rFonts w:hint="eastAsia"/>
-                <w:sz w:val="18"/>
-              </w:rPr>
-              <w:t>15</w:t>
-            </w:r>
-          </w:p>
-        </w:tc>
-        <w:tc>
-          <w:tcPr>
-            <w:tcW w:w="2177" w:type="dxa"/>
-            <w:shd w:val="clear" w:color="auto" w:fill="auto"/>
-          </w:tcPr>
-          <w:p>
-            <w:pPr>
-              <w:spacing w:line="240" w:lineRule="auto"/>
-              <w:rPr>
-                <w:rFonts w:hint="eastAsia"/>
-                <w:sz w:val="18"/>
-              </w:rPr>
-            </w:pPr>
-            <w:r>
-              <w:rPr>
-                <w:rFonts w:hint="eastAsia"/>
-                <w:sz w:val="18"/>
-              </w:rPr>
-              <w:t>学科与场景明确（网络空间安全 0839、SDN 控制平面）；痛点用实测数据说话：误报折算人工工时、未知形态被硬判的比例、四处账实不符</w:t>
-            </w:r>
-            <w:r>
-              <w:rPr>
-                <w:rFonts w:hint="eastAsia"/>
-                <w:sz w:val="18"/>
-              </w:rPr>
-              <w:lastRenderedPageBreak/>
-              <w:t>缺陷；政策与行业趋势附来源</w:t>
-            </w:r>
-          </w:p>
-        </w:tc>
-        <w:tc>
-          <w:tcPr>
-            <w:tcW w:w="2177" w:type="dxa"/>
-            <w:shd w:val="clear" w:color="auto" w:fill="auto"/>
-          </w:tcPr>
-          <w:p>
-            <w:pPr>
-              <w:spacing w:line="240" w:lineRule="auto"/>
-              <w:rPr>
-                <w:rFonts w:hint="eastAsia"/>
-                <w:sz w:val="18"/>
-              </w:rPr>
-            </w:pPr>
-            <w:r>
-              <w:rPr>
-                <w:rFonts w:hint="eastAsia"/>
-                <w:sz w:val="18"/>
-              </w:rPr>
-              <w:lastRenderedPageBreak/>
-              <w:t xml:space="preserve">§3、§12 </w:t>
-            </w:r>
-          </w:p>
-        </w:tc>
-      </w:tr>
-      <w:tr>
-        <w:tblPrEx>
-          <w:tblCellMar>
-            <w:top w:w="0" w:type="dxa"/>
-            <w:bottom w:w="0" w:type="dxa"/>
-          </w:tblCellMar>
-        </w:tblPrEx>
-        <w:tc>
-          <w:tcPr>
-            <w:tcW w:w="2176" w:type="dxa"/>
-            <w:shd w:val="clear" w:color="auto" w:fill="auto"/>
-          </w:tcPr>
-          <w:p>
-            <w:pPr>
-              <w:spacing w:line="240" w:lineRule="auto"/>
-              <w:rPr>
-                <w:rFonts w:hint="eastAsia"/>
-                <w:sz w:val="18"/>
-              </w:rPr>
-            </w:pPr>
-            <w:r>
-              <w:rPr>
-                <w:rFonts w:hint="eastAsia"/>
-                <w:sz w:val="18"/>
-              </w:rPr>
-              <w:t xml:space="preserve"> 方案可行性</w:t>
-            </w:r>
-          </w:p>
-        </w:tc>
-        <w:tc>
-          <w:tcPr>
-            <w:tcW w:w="2176" w:type="dxa"/>
-            <w:shd w:val="clear" w:color="auto" w:fill="auto"/>
-          </w:tcPr>
-          <w:p>
-            <w:pPr>
-              <w:spacing w:line="240" w:lineRule="auto"/>
-              <w:rPr>
-                <w:rFonts w:hint="eastAsia"/>
-                <w:sz w:val="18"/>
-              </w:rPr>
-            </w:pPr>
-            <w:r>
-              <w:rPr>
-                <w:rFonts w:hint="eastAsia"/>
-                <w:sz w:val="18"/>
-              </w:rPr>
-              <w:t>20</w:t>
-            </w:r>
-          </w:p>
-        </w:tc>
-        <w:tc>
-          <w:tcPr>
-            <w:tcW w:w="2177" w:type="dxa"/>
-            <w:shd w:val="clear" w:color="auto" w:fill="auto"/>
-          </w:tcPr>
-          <w:p>
-            <w:pPr>
-              <w:spacing w:line="240" w:lineRule="auto"/>
-              <w:rPr>
-                <w:rFonts w:hint="eastAsia"/>
-                <w:sz w:val="18"/>
-              </w:rPr>
-            </w:pPr>
-            <w:r>
-              <w:rPr>
-                <w:rFonts w:hint="eastAsia"/>
-                <w:sz w:val="18"/>
-              </w:rPr>
-              <w:t>技术选型每一项都有消融或对照支撑；路线以里程碑加完成判据呈现；推广价值落在三个"不依赖"上，配套三条落地路径</w:t>
-            </w:r>
-          </w:p>
-        </w:tc>
-        <w:tc>
-          <w:tcPr>
-            <w:tcW w:w="2177" w:type="dxa"/>
-            <w:shd w:val="clear" w:color="auto" w:fill="auto"/>
-          </w:tcPr>
-          <w:p>
-            <w:pPr>
-              <w:spacing w:line="240" w:lineRule="auto"/>
-              <w:rPr>
-                <w:rFonts w:hint="eastAsia"/>
-                <w:sz w:val="18"/>
-              </w:rPr>
-            </w:pPr>
-            <w:r>
-              <w:rPr>
-                <w:rFonts w:hint="eastAsia"/>
-                <w:sz w:val="18"/>
-              </w:rPr>
-              <w:t xml:space="preserve">§4、§5、§7、§9、§12 </w:t>
-            </w:r>
-          </w:p>
-        </w:tc>
-      </w:tr>
-      <w:tr>
-        <w:tblPrEx>
-          <w:tblCellMar>
-            <w:top w:w="0" w:type="dxa"/>
-            <w:bottom w:w="0" w:type="dxa"/>
-          </w:tblCellMar>
-        </w:tblPrEx>
-        <w:tc>
-          <w:tcPr>
-            <w:tcW w:w="2176" w:type="dxa"/>
-            <w:shd w:val="clear" w:color="auto" w:fill="auto"/>
-          </w:tcPr>
-          <w:p>
-            <w:pPr>
-              <w:spacing w:line="240" w:lineRule="auto"/>
-              <w:rPr>
-                <w:rFonts w:hint="eastAsia"/>
-                <w:sz w:val="18"/>
-              </w:rPr>
-            </w:pPr>
-            <w:r>
-              <w:rPr>
-                <w:rFonts w:hint="eastAsia"/>
-                <w:sz w:val="18"/>
-              </w:rPr>
-              <w:t xml:space="preserve"> 项目实施</w:t>
-            </w:r>
-          </w:p>
-        </w:tc>
-        <w:tc>
-          <w:tcPr>
-            <w:tcW w:w="2176" w:type="dxa"/>
-            <w:shd w:val="clear" w:color="auto" w:fill="auto"/>
-          </w:tcPr>
-          <w:p>
-            <w:pPr>
-              <w:spacing w:line="240" w:lineRule="auto"/>
-              <w:rPr>
-                <w:rFonts w:hint="eastAsia"/>
-                <w:sz w:val="18"/>
-              </w:rPr>
-            </w:pPr>
-            <w:r>
-              <w:rPr>
-                <w:rFonts w:hint="eastAsia"/>
-                <w:sz w:val="18"/>
-              </w:rPr>
-              <w:t>20</w:t>
-            </w:r>
-          </w:p>
-        </w:tc>
-        <w:tc>
-          <w:tcPr>
-            <w:tcW w:w="2177" w:type="dxa"/>
-            <w:shd w:val="clear" w:color="auto" w:fill="auto"/>
-          </w:tcPr>
-          <w:p>
-            <w:pPr>
-              <w:spacing w:line="240" w:lineRule="auto"/>
-              <w:rPr>
-                <w:rFonts w:hint="eastAsia"/>
-                <w:sz w:val="18"/>
-              </w:rPr>
-            </w:pPr>
-            <w:r>
-              <w:rPr>
-                <w:rFonts w:hint="eastAsia"/>
-                <w:sz w:val="18"/>
-              </w:rPr>
-              <w:t>四阶段计划，每阶段都有可核判据；分工按算法工程与安全运营语义两侧写明；操作细到命令级（统一入口、定时任务、导出与匿名化流程）</w:t>
-            </w:r>
-          </w:p>
-        </w:tc>
-        <w:tc>
-          <w:tcPr>
-            <w:tcW w:w="2177" w:type="dxa"/>
-            <w:shd w:val="clear" w:color="auto" w:fill="auto"/>
-          </w:tcPr>
-          <w:p>
-            <w:pPr>
-              <w:spacing w:line="240" w:lineRule="auto"/>
-              <w:rPr>
-                <w:rFonts w:hint="eastAsia"/>
-                <w:sz w:val="18"/>
-              </w:rPr>
-            </w:pPr>
-            <w:r>
-              <w:rPr>
-                <w:rFonts w:hint="eastAsia"/>
-                <w:sz w:val="18"/>
-              </w:rPr>
-              <w:t xml:space="preserve">§7.8、§7.9、§9 </w:t>
-            </w:r>
-          </w:p>
-        </w:tc>
-      </w:tr>
-      <w:tr>
-        <w:tblPrEx>
-          <w:tblCellMar>
-            <w:top w:w="0" w:type="dxa"/>
-            <w:bottom w:w="0" w:type="dxa"/>
-          </w:tblCellMar>
-        </w:tblPrEx>
-        <w:tc>
-          <w:tcPr>
-            <w:tcW w:w="2176" w:type="dxa"/>
-            <w:shd w:val="clear" w:color="auto" w:fill="auto"/>
-          </w:tcPr>
-          <w:p>
-            <w:pPr>
-              <w:spacing w:line="240" w:lineRule="auto"/>
-              <w:rPr>
-                <w:rFonts w:hint="eastAsia"/>
-                <w:sz w:val="18"/>
-              </w:rPr>
-            </w:pPr>
-            <w:r>
-              <w:rPr>
-                <w:rFonts w:hint="eastAsia"/>
-                <w:sz w:val="18"/>
-              </w:rPr>
-              <w:t xml:space="preserve"> 应用效果</w:t>
-            </w:r>
-          </w:p>
-        </w:tc>
-        <w:tc>
-          <w:tcPr>
-            <w:tcW w:w="2176" w:type="dxa"/>
-            <w:shd w:val="clear" w:color="auto" w:fill="auto"/>
-          </w:tcPr>
-          <w:p>
-            <w:pPr>
-              <w:spacing w:line="240" w:lineRule="auto"/>
-              <w:rPr>
-                <w:rFonts w:hint="eastAsia"/>
-                <w:sz w:val="18"/>
-              </w:rPr>
-            </w:pPr>
-            <w:r>
-              <w:rPr>
-                <w:rFonts w:hint="eastAsia"/>
-                <w:sz w:val="18"/>
-              </w:rPr>
-              <w:t>20</w:t>
-            </w:r>
-          </w:p>
-        </w:tc>
-        <w:tc>
-          <w:tcPr>
-            <w:tcW w:w="2177" w:type="dxa"/>
-            <w:shd w:val="clear" w:color="auto" w:fill="auto"/>
-          </w:tcPr>
-          <w:p>
-            <w:pPr>
-              <w:spacing w:line="240" w:lineRule="auto"/>
-              <w:rPr>
-                <w:rFonts w:hint="eastAsia"/>
-                <w:sz w:val="18"/>
-              </w:rPr>
-            </w:pPr>
-            <w:r>
-              <w:rPr>
-                <w:rFonts w:hint="eastAsia"/>
-                <w:sz w:val="18"/>
-              </w:rPr>
-              <w:t>真实公开数据集效果（0.6311 / 0.2745 / 片段召回 0.9231）＋真实运维口径换算＋科研效率证明（一条命令复现、130 项自检、真机 19/19）；包含公开数据集近似重复问题的诊断与来源许可清单</w:t>
-            </w:r>
-          </w:p>
-        </w:tc>
-        <w:tc>
-          <w:tcPr>
-            <w:tcW w:w="2177" w:type="dxa"/>
-            <w:shd w:val="clear" w:color="auto" w:fill="auto"/>
-          </w:tcPr>
-          <w:p>
-            <w:pPr>
-              <w:spacing w:line="240" w:lineRule="auto"/>
-              <w:rPr>
-                <w:rFonts w:hint="eastAsia"/>
-                <w:sz w:val="18"/>
-              </w:rPr>
-            </w:pPr>
-            <w:r>
-              <w:rPr>
-                <w:rFonts w:hint="eastAsia"/>
-                <w:sz w:val="18"/>
-              </w:rPr>
-              <w:t xml:space="preserve">§10、§11、§15.1 </w:t>
-            </w:r>
-          </w:p>
-        </w:tc>
-      </w:tr>
-      <w:tr>
-        <w:tblPrEx>
-          <w:tblCellMar>
-            <w:top w:w="0" w:type="dxa"/>
-            <w:bottom w:w="0" w:type="dxa"/>
-          </w:tblCellMar>
-        </w:tblPrEx>
-        <w:tc>
-          <w:tcPr>
-            <w:tcW w:w="2176" w:type="dxa"/>
-            <w:shd w:val="clear" w:color="auto" w:fill="auto"/>
-          </w:tcPr>
-          <w:p>
-            <w:pPr>
-              <w:spacing w:line="240" w:lineRule="auto"/>
-              <w:rPr>
-                <w:rFonts w:hint="eastAsia"/>
-                <w:sz w:val="18"/>
-              </w:rPr>
-            </w:pPr>
-            <w:r>
-              <w:rPr>
-                <w:rFonts w:hint="eastAsia"/>
-                <w:sz w:val="18"/>
-              </w:rPr>
-              <w:t xml:space="preserve"> 总结与展望</w:t>
-            </w:r>
-          </w:p>
-        </w:tc>
-        <w:tc>
-          <w:tcPr>
-            <w:tcW w:w="2176" w:type="dxa"/>
-            <w:shd w:val="clear" w:color="auto" w:fill="auto"/>
-          </w:tcPr>
-          <w:p>
-            <w:pPr>
-              <w:spacing w:line="240" w:lineRule="auto"/>
-              <w:rPr>
-                <w:rFonts w:hint="eastAsia"/>
-                <w:sz w:val="18"/>
-              </w:rPr>
-            </w:pPr>
-            <w:r>
-              <w:rPr>
-                <w:rFonts w:hint="eastAsia"/>
-                <w:sz w:val="18"/>
-              </w:rPr>
-              <w:t>5</w:t>
-            </w:r>
-          </w:p>
-        </w:tc>
-        <w:tc>
-          <w:tcPr>
-            <w:tcW w:w="2177" w:type="dxa"/>
-            <w:shd w:val="clear" w:color="auto" w:fill="auto"/>
-          </w:tcPr>
-          <w:p>
-            <w:pPr>
-              <w:spacing w:line="240" w:lineRule="auto"/>
-              <w:rPr>
-                <w:rFonts w:hint="eastAsia"/>
-                <w:sz w:val="18"/>
-              </w:rPr>
-            </w:pPr>
-            <w:r>
-              <w:rPr>
-                <w:rFonts w:hint="eastAsia"/>
-                <w:sz w:val="18"/>
-              </w:rPr>
-              <w:t>总结用问题解决程度对照表逐条给出依据；展望给出技术演进五条与商业化四阶段</w:t>
-            </w:r>
-          </w:p>
-        </w:tc>
-        <w:tc>
-          <w:tcPr>
-            <w:tcW w:w="2177" w:type="dxa"/>
-            <w:shd w:val="clear" w:color="auto" w:fill="auto"/>
-          </w:tcPr>
-          <w:p>
-            <w:pPr>
-              <w:spacing w:line="240" w:lineRule="auto"/>
-              <w:rPr>
-                <w:rFonts w:hint="eastAsia"/>
-                <w:sz w:val="18"/>
-              </w:rPr>
-            </w:pPr>
-            <w:r>
-              <w:rPr>
-                <w:rFonts w:hint="eastAsia"/>
-                <w:sz w:val="18"/>
-              </w:rPr>
-              <w:t xml:space="preserve">§13、§14 </w:t>
-            </w:r>
-          </w:p>
-        </w:tc>
-      </w:tr>
-    </w:tbl>
-    <w:p>
-      <w:pPr>
-        <w:rPr>
-          <w:rFonts w:hint="eastAsia"/>
-        </w:rPr>
-      </w:pPr>
-    </w:p>
-    <w:p>
-      <w:pPr>
-        <w:rPr>
-          <w:rFonts w:hint="eastAsia"/>
-        </w:rPr>
-      </w:pPr>
-    </w:p>
-    <w:p>
-      <w:pPr>
-        <w:pStyle w:val="2"/>
-        <w:rPr>
-          <w:rFonts w:hint="eastAsia"/>
-        </w:rPr>
-      </w:pPr>
-      <w:r>
-        <w:rPr>
-          <w:rFonts w:hint="eastAsia"/>
-          <w:b/>
-        </w:rPr>
-        <w:t>15.4 术语表</w:t>
+        <w:t>15.3 术语表</w:t>
       </w:r>
     </w:p>
     <w:p>
@@ -8280,7 +7533,7 @@
     <w:link w:val="10"/>
     <w:uiPriority w:val="9"/>
     <w:qFormat/>
-    <w:rsid w:val="008D10C0"/>
+    <w:rsid w:val="00E169C7"/>
     <w:pPr>
       <w:keepNext/>
       <w:keepLines/>
@@ -8302,7 +7555,7 @@
     <w:uiPriority w:val="9"/>
     <w:unhideWhenUsed/>
     <w:qFormat/>
-    <w:rsid w:val="008D10C0"/>
+    <w:rsid w:val="00E169C7"/>
     <w:pPr>
       <w:keepNext/>
       <w:keepLines/>
@@ -8325,7 +7578,7 @@
     <w:semiHidden/>
     <w:unhideWhenUsed/>
     <w:qFormat/>
-    <w:rsid w:val="008D10C0"/>
+    <w:rsid w:val="00E169C7"/>
     <w:pPr>
       <w:keepNext/>
       <w:keepLines/>
@@ -8348,7 +7601,7 @@
     <w:semiHidden/>
     <w:unhideWhenUsed/>
     <w:qFormat/>
-    <w:rsid w:val="008D10C0"/>
+    <w:rsid w:val="00E169C7"/>
     <w:pPr>
       <w:keepNext/>
       <w:keepLines/>
@@ -8371,7 +7624,7 @@
     <w:semiHidden/>
     <w:unhideWhenUsed/>
     <w:qFormat/>
-    <w:rsid w:val="008D10C0"/>
+    <w:rsid w:val="00E169C7"/>
     <w:pPr>
       <w:keepNext/>
       <w:keepLines/>
@@ -8393,7 +7646,7 @@
     <w:semiHidden/>
     <w:unhideWhenUsed/>
     <w:qFormat/>
-    <w:rsid w:val="008D10C0"/>
+    <w:rsid w:val="00E169C7"/>
     <w:pPr>
       <w:keepNext/>
       <w:keepLines/>
@@ -8416,7 +7669,7 @@
     <w:semiHidden/>
     <w:unhideWhenUsed/>
     <w:qFormat/>
-    <w:rsid w:val="008D10C0"/>
+    <w:rsid w:val="00E169C7"/>
     <w:pPr>
       <w:keepNext/>
       <w:keepLines/>
@@ -8439,7 +7692,7 @@
     <w:semiHidden/>
     <w:unhideWhenUsed/>
     <w:qFormat/>
-    <w:rsid w:val="008D10C0"/>
+    <w:rsid w:val="00E169C7"/>
     <w:pPr>
       <w:keepNext/>
       <w:keepLines/>
@@ -8460,7 +7713,7 @@
     <w:semiHidden/>
     <w:unhideWhenUsed/>
     <w:qFormat/>
-    <w:rsid w:val="008D10C0"/>
+    <w:rsid w:val="00E169C7"/>
     <w:pPr>
       <w:keepNext/>
       <w:keepLines/>
@@ -8504,7 +7757,7 @@
     <w:basedOn w:val="a0"/>
     <w:link w:val="1"/>
     <w:uiPriority w:val="9"/>
-    <w:rsid w:val="008D10C0"/>
+    <w:rsid w:val="00E169C7"/>
     <w:rPr>
       <w:rFonts w:asciiTheme="majorHAnsi" w:eastAsiaTheme="majorEastAsia" w:hAnsiTheme="majorHAnsi" w:cstheme="majorBidi"/>
       <w:color w:val="0F4761" w:themeColor="accent1" w:themeShade="BF"/>
@@ -8517,7 +7770,7 @@
     <w:basedOn w:val="a0"/>
     <w:link w:val="2"/>
     <w:uiPriority w:val="9"/>
-    <w:rsid w:val="008D10C0"/>
+    <w:rsid w:val="00E169C7"/>
     <w:rPr>
       <w:rFonts w:asciiTheme="majorHAnsi" w:eastAsiaTheme="majorEastAsia" w:hAnsiTheme="majorHAnsi" w:cstheme="majorBidi"/>
       <w:color w:val="0F4761" w:themeColor="accent1" w:themeShade="BF"/>
@@ -8531,7 +7784,7 @@
     <w:link w:val="3"/>
     <w:uiPriority w:val="9"/>
     <w:semiHidden/>
-    <w:rsid w:val="008D10C0"/>
+    <w:rsid w:val="00E169C7"/>
     <w:rPr>
       <w:rFonts w:asciiTheme="majorHAnsi" w:eastAsiaTheme="majorEastAsia" w:hAnsiTheme="majorHAnsi" w:cstheme="majorBidi"/>
       <w:color w:val="0F4761" w:themeColor="accent1" w:themeShade="BF"/>
@@ -8545,7 +7798,7 @@
     <w:link w:val="4"/>
     <w:uiPriority w:val="9"/>
     <w:semiHidden/>
-    <w:rsid w:val="008D10C0"/>
+    <w:rsid w:val="00E169C7"/>
     <w:rPr>
       <w:rFonts w:cstheme="majorBidi"/>
       <w:color w:val="0F4761" w:themeColor="accent1" w:themeShade="BF"/>
@@ -8559,7 +7812,7 @@
     <w:link w:val="5"/>
     <w:uiPriority w:val="9"/>
     <w:semiHidden/>
-    <w:rsid w:val="008D10C0"/>
+    <w:rsid w:val="00E169C7"/>
     <w:rPr>
       <w:rFonts w:cstheme="majorBidi"/>
       <w:color w:val="0F4761" w:themeColor="accent1" w:themeShade="BF"/>
@@ -8572,7 +7825,7 @@
     <w:link w:val="6"/>
     <w:uiPriority w:val="9"/>
     <w:semiHidden/>
-    <w:rsid w:val="008D10C0"/>
+    <w:rsid w:val="00E169C7"/>
     <w:rPr>
       <w:rFonts w:cstheme="majorBidi"/>
       <w:b/>
@@ -8586,7 +7839,7 @@
     <w:link w:val="7"/>
     <w:uiPriority w:val="9"/>
     <w:semiHidden/>
-    <w:rsid w:val="008D10C0"/>
+    <w:rsid w:val="00E169C7"/>
     <w:rPr>
       <w:rFonts w:cstheme="majorBidi"/>
       <w:b/>
@@ -8600,7 +7853,7 @@
     <w:link w:val="8"/>
     <w:uiPriority w:val="9"/>
     <w:semiHidden/>
-    <w:rsid w:val="008D10C0"/>
+    <w:rsid w:val="00E169C7"/>
     <w:rPr>
       <w:rFonts w:cstheme="majorBidi"/>
       <w:color w:val="595959" w:themeColor="text1" w:themeTint="A6"/>
@@ -8612,7 +7865,7 @@
     <w:link w:val="9"/>
     <w:uiPriority w:val="9"/>
     <w:semiHidden/>
-    <w:rsid w:val="008D10C0"/>
+    <w:rsid w:val="00E169C7"/>
     <w:rPr>
       <w:rFonts w:eastAsiaTheme="majorEastAsia" w:cstheme="majorBidi"/>
       <w:color w:val="595959" w:themeColor="text1" w:themeTint="A6"/>
@@ -8625,7 +7878,7 @@
     <w:link w:val="a4"/>
     <w:uiPriority w:val="10"/>
     <w:qFormat/>
-    <w:rsid w:val="008D10C0"/>
+    <w:rsid w:val="00E169C7"/>
     <w:pPr>
       <w:spacing w:after="80" w:line="240" w:lineRule="auto"/>
       <w:contextualSpacing/>
@@ -8644,7 +7897,7 @@
     <w:basedOn w:val="a0"/>
     <w:link w:val="a3"/>
     <w:uiPriority w:val="10"/>
-    <w:rsid w:val="008D10C0"/>
+    <w:rsid w:val="00E169C7"/>
     <w:rPr>
       <w:rFonts w:asciiTheme="majorHAnsi" w:eastAsiaTheme="majorEastAsia" w:hAnsiTheme="majorHAnsi" w:cstheme="majorBidi"/>
       <w:spacing w:val="-10"/>
@@ -8660,7 +7913,7 @@
     <w:link w:val="a6"/>
     <w:uiPriority w:val="11"/>
     <w:qFormat/>
-    <w:rsid w:val="008D10C0"/>
+    <w:rsid w:val="00E169C7"/>
     <w:pPr>
       <w:numPr>
         <w:ilvl w:val="1"/>
@@ -8680,7 +7933,7 @@
     <w:basedOn w:val="a0"/>
     <w:link w:val="a5"/>
     <w:uiPriority w:val="11"/>
-    <w:rsid w:val="008D10C0"/>
+    <w:rsid w:val="00E169C7"/>
     <w:rPr>
       <w:rFonts w:asciiTheme="majorHAnsi" w:eastAsiaTheme="majorEastAsia" w:hAnsiTheme="majorHAnsi" w:cstheme="majorBidi"/>
       <w:color w:val="595959" w:themeColor="text1" w:themeTint="A6"/>
@@ -8696,7 +7949,7 @@
     <w:link w:val="a8"/>
     <w:uiPriority w:val="29"/>
     <w:qFormat/>
-    <w:rsid w:val="008D10C0"/>
+    <w:rsid w:val="00E169C7"/>
     <w:pPr>
       <w:spacing w:before="160"/>
       <w:jc w:val="center"/>
@@ -8712,7 +7965,7 @@
     <w:basedOn w:val="a0"/>
     <w:link w:val="a7"/>
     <w:uiPriority w:val="29"/>
-    <w:rsid w:val="008D10C0"/>
+    <w:rsid w:val="00E169C7"/>
     <w:rPr>
       <w:i/>
       <w:iCs/>
@@ -8724,7 +7977,7 @@
     <w:basedOn w:val="a"/>
     <w:uiPriority w:val="34"/>
     <w:qFormat/>
-    <w:rsid w:val="008D10C0"/>
+    <w:rsid w:val="00E169C7"/>
     <w:pPr>
       <w:ind w:left="720"/>
       <w:contextualSpacing/>
@@ -8735,7 +7988,7 @@
     <w:basedOn w:val="a0"/>
     <w:uiPriority w:val="21"/>
     <w:qFormat/>
-    <w:rsid w:val="008D10C0"/>
+    <w:rsid w:val="00E169C7"/>
     <w:rPr>
       <w:i/>
       <w:iCs/>
@@ -8749,7 +8002,7 @@
     <w:link w:val="ac"/>
     <w:uiPriority w:val="30"/>
     <w:qFormat/>
-    <w:rsid w:val="008D10C0"/>
+    <w:rsid w:val="00E169C7"/>
     <w:pPr>
       <w:pBdr>
         <w:top w:val="single" w:sz="4" w:space="10" w:color="0F4761" w:themeColor="accent1" w:themeShade="BF"/>
@@ -8770,7 +8023,7 @@
     <w:basedOn w:val="a0"/>
     <w:link w:val="ab"/>
     <w:uiPriority w:val="30"/>
-    <w:rsid w:val="008D10C0"/>
+    <w:rsid w:val="00E169C7"/>
     <w:rPr>
       <w:i/>
       <w:iCs/>
@@ -8782,7 +8035,7 @@
     <w:basedOn w:val="a0"/>
     <w:uiPriority w:val="32"/>
     <w:qFormat/>
-    <w:rsid w:val="008D10C0"/>
+    <w:rsid w:val="00E169C7"/>
     <w:rPr>
       <w:b/>
       <w:bCs/>
@@ -8798,7 +8051,7 @@
     <w:autoRedefine/>
     <w:uiPriority w:val="39"/>
     <w:unhideWhenUsed/>
-    <w:rsid w:val="008D10C0"/>
+    <w:rsid w:val="00E169C7"/>
   </w:style>
 </w:styles>
 </file>

--- a/competition/10_应用创新方案.docx
+++ b/competition/10_应用创新方案.docx
@@ -1,10 +1,10 @@
 
 <file path=word/document.xml><?xml version="1.0" encoding="utf-8"?>
-<w:document xmlns:wpc="http://schemas.microsoft.com/office/word/2010/wordprocessingCanvas" xmlns:cx="http://schemas.microsoft.com/office/drawing/2014/chartex" xmlns:cx1="http://schemas.microsoft.com/office/drawing/2015/9/8/chartex" xmlns:cx2="http://schemas.microsoft.com/office/drawing/2015/10/21/chartex" xmlns:cx3="http://schemas.microsoft.com/office/drawing/2016/5/9/chartex" xmlns:cx4="http://schemas.microsoft.com/office/drawing/2016/5/10/chartex" xmlns:cx5="http://schemas.microsoft.com/office/drawing/2016/5/11/chartex" xmlns:cx6="http://schemas.microsoft.com/office/drawing/2016/5/12/chartex" xmlns:cx7="http://schemas.microsoft.com/office/drawing/2016/5/13/chartex" xmlns:cx8="http://schemas.microsoft.com/office/drawing/2016/5/14/chartex" xmlns:mc="http://schemas.openxmlformats.org/markup-compatibility/2006" xmlns:aink="http://schemas.microsoft.com/office/drawing/2016/ink" xmlns:am3d="http://schemas.microsoft.com/office/drawing/2017/model3d" xmlns:o="urn:schemas-microsoft-com:office:office" xmlns:oel="http://schemas.microsoft.com/office/2019/extlst" xmlns:r="http://schemas.openxmlformats.org/officeDocument/2006/relationships" xmlns:m="http://schemas.openxmlformats.org/officeDocument/2006/math" xmlns:v="urn:schemas-microsoft-com:vml" xmlns:wp14="http://schemas.microsoft.com/office/word/2010/wordprocessingDrawing" xmlns:wp="http://schemas.openxmlformats.org/drawingml/2006/wordprocessingDrawing" xmlns:w10="urn:schemas-microsoft-com:office:word" xmlns:w="http://schemas.openxmlformats.org/wordprocessingml/2006/main" xmlns:w14="http://schemas.microsoft.com/office/word/2010/wordml" xmlns:w15="http://schemas.microsoft.com/office/word/2012/wordml" xmlns:w16cex="http://schemas.microsoft.com/office/word/2018/wordml/cex" xmlns:w16cid="http://schemas.microsoft.com/office/word/2016/wordml/cid" xmlns:w16="http://schemas.microsoft.com/office/word/2018/wordml" xmlns:w16sdtdh="http://schemas.microsoft.com/office/word/2020/wordml/sdtdatahash" xmlns:w16se="http://schemas.microsoft.com/office/word/2015/wordml/symex" xmlns:wpg="http://schemas.microsoft.com/office/word/2010/wordprocessingGroup" xmlns:wpi="http://schemas.microsoft.com/office/word/2010/wordprocessingInk" xmlns:wne="http://schemas.microsoft.com/office/word/2006/wordml" xmlns:wps="http://schemas.microsoft.com/office/word/2010/wordprocessingShape" mc:Ignorable="w14 w15 w16se w16cid w16 w16cex w16sdtdh wp14">
+<w:document xmlns:wpc="http://schemas.microsoft.com/office/word/2010/wordprocessingCanvas" xmlns:cx="http://schemas.microsoft.com/office/drawing/2014/chartex" xmlns:cx1="http://schemas.microsoft.com/office/drawing/2015/9/8/chartex" xmlns:cx2="http://schemas.microsoft.com/office/drawing/2015/10/21/chartex" xmlns:cx3="http://schemas.microsoft.com/office/drawing/2016/5/9/chartex" xmlns:cx4="http://schemas.microsoft.com/office/drawing/2016/5/10/chartex" xmlns:cx5="http://schemas.microsoft.com/office/drawing/2016/5/11/chartex" xmlns:cx6="http://schemas.microsoft.com/office/drawing/2016/5/12/chartex" xmlns:cx7="http://schemas.microsoft.com/office/drawing/2016/5/13/chartex" xmlns:cx8="http://schemas.microsoft.com/office/drawing/2016/5/14/chartex" xmlns:mc="http://schemas.openxmlformats.org/markup-compatibility/2006" xmlns:o="urn:schemas-microsoft-com:office:office" xmlns:r="http://schemas.openxmlformats.org/officeDocument/2006/relationships" xmlns:m="http://schemas.openxmlformats.org/officeDocument/2006/math" xmlns:v="urn:schemas-microsoft-com:vml" xmlns:wp14="http://schemas.microsoft.com/office/word/2010/wordprocessingDrawing" xmlns:wp="http://schemas.openxmlformats.org/drawingml/2006/wordprocessingDrawing" xmlns:w="http://schemas.openxmlformats.org/wordprocessingml/2006/main" xmlns:w14="http://schemas.microsoft.com/office/word/2010/wordml" xmlns:w10="urn:schemas-microsoft-com:office:word" xmlns:w15="http://schemas.microsoft.com/office/word/2012/wordml" xmlns:wpg="http://schemas.microsoft.com/office/word/2010/wordprocessingGroup" xmlns:wpi="http://schemas.microsoft.com/office/word/2010/wordprocessingInk" xmlns:wne="http://schemas.microsoft.com/office/word/2006/wordml" xmlns:wps="http://schemas.microsoft.com/office/word/2010/wordprocessingShape" xmlns:wpsCustomData="http://www.wps.cn/officeDocument/2013/wpsCustomData" mc:Ignorable="w14 w15 wp14">
   <w:body>
     <w:p>
       <w:pPr>
-        <w:pStyle w:val="a3"/>
+        <w:pStyle w:val="13"/>
         <w:rPr>
           <w:rFonts w:hint="eastAsia"/>
           <w:sz w:val="21"/>
@@ -21,7 +21,7 @@
     </w:p>
     <w:p>
       <w:pPr>
-        <w:pStyle w:val="a3"/>
+        <w:pStyle w:val="13"/>
         <w:rPr>
           <w:rFonts w:hint="eastAsia"/>
           <w:sz w:val="21"/>
@@ -113,7 +113,7 @@
     </w:p>
     <w:p>
       <w:pPr>
-        <w:pStyle w:val="a3"/>
+        <w:pStyle w:val="13"/>
         <w:rPr>
           <w:rFonts w:hint="eastAsia"/>
           <w:sz w:val="21"/>
@@ -164,10 +164,12 @@
         </w:rPr>
         <w:br w:type="page"/>
       </w:r>
-    </w:p>
-    <w:p>
-      <w:pPr>
-        <w:pStyle w:val="1"/>
+      <w:bookmarkStart w:id="1" w:name="_GoBack"/>
+      <w:bookmarkEnd w:id="1"/>
+    </w:p>
+    <w:p>
+      <w:pPr>
+        <w:pStyle w:val="2"/>
         <w:rPr>
           <w:rFonts w:hint="eastAsia"/>
           <w:sz w:val="21"/>
@@ -180,20 +182,18 @@
           <w:b/>
           <w:sz w:val="32"/>
         </w:rPr>
-        <w:lastRenderedPageBreak/>
         <w:t>目录</w:t>
       </w:r>
       <w:bookmarkEnd w:id="0"/>
     </w:p>
     <w:p>
       <w:pPr>
-        <w:pStyle w:val="TOC1"/>
+        <w:pStyle w:val="11"/>
         <w:tabs>
           <w:tab w:val="right" w:leader="dot" w:pos="8696"/>
         </w:tabs>
         <w:rPr>
           <w:rFonts w:hint="eastAsia"/>
-          <w:noProof/>
         </w:rPr>
       </w:pPr>
       <w:r>
@@ -218,68 +218,51 @@
         <w:rPr>
           <w:rFonts w:hint="eastAsia"/>
           <w:b/>
-          <w:noProof/>
         </w:rPr>
         <w:t>目录</w:t>
       </w:r>
       <w:r>
         <w:rPr>
           <w:rFonts w:hint="eastAsia"/>
-          <w:noProof/>
         </w:rPr>
         <w:tab/>
       </w:r>
       <w:r>
         <w:rPr>
           <w:rFonts w:hint="eastAsia"/>
-          <w:noProof/>
         </w:rPr>
         <w:fldChar w:fldCharType="begin"/>
       </w:r>
       <w:r>
         <w:rPr>
           <w:rFonts w:hint="eastAsia"/>
-          <w:noProof/>
         </w:rPr>
         <w:instrText xml:space="preserve"> </w:instrText>
       </w:r>
       <w:r>
-        <w:rPr>
-          <w:noProof/>
-        </w:rPr>
-        <w:instrText>PAGEREF _Toc242752702 \h</w:instrText>
-      </w:r>
-      <w:r>
-        <w:rPr>
-          <w:rFonts w:hint="eastAsia"/>
-          <w:noProof/>
+        <w:instrText xml:space="preserve">PAGEREF _Toc242752702 \h</w:instrText>
+      </w:r>
+      <w:r>
+        <w:rPr>
+          <w:rFonts w:hint="eastAsia"/>
         </w:rPr>
         <w:instrText xml:space="preserve"> </w:instrText>
       </w:r>
       <w:r>
         <w:rPr>
           <w:rFonts w:hint="eastAsia"/>
-          <w:noProof/>
-        </w:rPr>
-      </w:r>
-      <w:r>
-        <w:rPr>
-          <w:rFonts w:hint="eastAsia"/>
-          <w:noProof/>
         </w:rPr>
         <w:fldChar w:fldCharType="separate"/>
       </w:r>
       <w:r>
         <w:rPr>
           <w:rFonts w:hint="eastAsia"/>
-          <w:noProof/>
         </w:rPr>
         <w:t>2</w:t>
       </w:r>
       <w:r>
         <w:rPr>
           <w:rFonts w:hint="eastAsia"/>
-          <w:noProof/>
         </w:rPr>
         <w:fldChar w:fldCharType="end"/>
       </w:r>
@@ -314,17 +297,16 @@
     </w:p>
     <w:p>
       <w:pPr>
-        <w:pStyle w:val="1"/>
-        <w:rPr>
-          <w:rFonts w:hint="eastAsia"/>
-        </w:rPr>
-      </w:pPr>
-      <w:r>
-        <w:rPr>
-          <w:rFonts w:hint="eastAsia"/>
-          <w:b/>
-        </w:rPr>
-        <w:lastRenderedPageBreak/>
+        <w:pStyle w:val="2"/>
+        <w:rPr>
+          <w:rFonts w:hint="eastAsia"/>
+        </w:rPr>
+      </w:pPr>
+      <w:r>
+        <w:rPr>
+          <w:rFonts w:hint="eastAsia"/>
+          <w:b/>
+        </w:rPr>
         <w:t>1摘要</w:t>
       </w:r>
     </w:p>
@@ -397,7 +379,7 @@
     </w:p>
     <w:p>
       <w:pPr>
-        <w:pStyle w:val="1"/>
+        <w:pStyle w:val="2"/>
         <w:rPr>
           <w:rFonts w:hint="eastAsia"/>
         </w:rPr>
@@ -434,14 +416,7 @@
         <w:rPr>
           <w:rFonts w:hint="eastAsia"/>
         </w:rPr>
-        <w:t>：网络攻击的自动化程度一年比一年高，而防守方最缺的从来不是"再多一个告警源"，而是能把告警变成动作、并且事后说得清的能力。在 SDN 环境里这件事尤其明显：控制器已经看得到全网流，却仍然缺一层把流表统计翻译成风险判定的能力；市面上成熟的 NDR 方</w:t>
-      </w:r>
-      <w:r>
-        <w:rPr>
-          <w:rFonts w:hint="eastAsia"/>
-        </w:rPr>
-        <w:lastRenderedPageBreak/>
-        <w:t>案往往要求额外部署探针或引流，改造代价大、周期长；学术界公开的 CNN+BiLSTM 类检测 demo 又常常倒在工程化的最后一公里——数据泄漏没处理干净、评估口径只报同域精度、误报率高到值班员干脆关掉、部署时发现根本接不进真实控制平面。</w:t>
+        <w:t>：网络攻击的自动化程度一年比一年高，而防守方最缺的从来不是"再多一个告警源"，而是能把告警变成动作、并且事后说得清的能力。在 SDN 环境里这件事尤其明显：控制器已经看得到全网流，却仍然缺一层把流表统计翻译成风险判定的能力；市面上成熟的 NDR 方案往往要求额外部署探针或引流，改造代价大、周期长；学术界公开的 CNN+BiLSTM 类检测 demo 又常常倒在工程化的最后一公里——数据泄漏没处理干净、评估口径只报同域精度、误报率高到值班员干脆关掉、部署时发现根本接不进真实控制平面。</w:t>
       </w:r>
     </w:p>
     <w:p>
@@ -526,7 +501,7 @@
     </w:p>
     <w:p>
       <w:pPr>
-        <w:pStyle w:val="1"/>
+        <w:pStyle w:val="2"/>
         <w:rPr>
           <w:rFonts w:hint="eastAsia"/>
         </w:rPr>
@@ -683,7 +658,7 @@
     </w:p>
     <w:p>
       <w:pPr>
-        <w:pStyle w:val="1"/>
+        <w:pStyle w:val="2"/>
         <w:rPr>
           <w:rFonts w:hint="eastAsia"/>
         </w:rPr>
@@ -714,7 +689,6 @@
           <w:rFonts w:hint="eastAsia"/>
           <w:b/>
         </w:rPr>
-        <w:lastRenderedPageBreak/>
         <w:t>技术可行</w:t>
       </w:r>
       <w:r>
@@ -728,7 +702,7 @@
       </w:r>
       <w:r>
         <w:rPr>
-          <w:rFonts w:ascii="微软雅黑" w:eastAsia="微软雅黑" w:hAnsi="微软雅黑" w:cs="微软雅黑" w:hint="eastAsia"/>
+          <w:rFonts w:hint="eastAsia" w:ascii="微软雅黑" w:hAnsi="微软雅黑" w:eastAsia="微软雅黑" w:cs="微软雅黑"/>
         </w:rPr>
         <w:t>−</w:t>
       </w:r>
@@ -847,26 +821,19 @@
         <w:rPr>
           <w:rFonts w:hint="eastAsia"/>
         </w:rPr>
-        <w:t>。四类主要风险都有对应措施：跨域迁移给出目标域无监督基线与少量标注微调两条路径，微调 500 个窗口就能把召回拉升到 0.4257；定向对抗扰动用对抗训练开关应对；分布漂移有监控指标进服务；字段口径差异则由特征列序校验兜底——模型与预处理产物形状</w:t>
-      </w:r>
-      <w:r>
-        <w:rPr>
-          <w:rFonts w:hint="eastAsia"/>
-        </w:rPr>
-        <w:lastRenderedPageBreak/>
-        <w:t>不匹配时，系统宁可拒绝服务，也不给一个错判。</w:t>
-      </w:r>
-    </w:p>
-    <w:p>
-      <w:pPr>
-        <w:rPr>
-          <w:rFonts w:hint="eastAsia"/>
-        </w:rPr>
-      </w:pPr>
-    </w:p>
-    <w:p>
-      <w:pPr>
-        <w:pStyle w:val="1"/>
+        <w:t>。四类主要风险都有对应措施：跨域迁移给出目标域无监督基线与少量标注微调两条路径，微调 500 个窗口就能把召回拉升到 0.4257；定向对抗扰动用对抗训练开关应对；分布漂移有监控指标进服务；字段口径差异则由特征列序校验兜底——模型与预处理产物形状不匹配时，系统宁可拒绝服务，也不给一个错判。</w:t>
+      </w:r>
+    </w:p>
+    <w:p>
+      <w:pPr>
+        <w:rPr>
+          <w:rFonts w:hint="eastAsia"/>
+        </w:rPr>
+      </w:pPr>
+    </w:p>
+    <w:p>
+      <w:pPr>
+        <w:pStyle w:val="2"/>
         <w:rPr>
           <w:rFonts w:hint="eastAsia"/>
         </w:rPr>
@@ -888,6 +855,677 @@
     </w:p>
     <w:p>
       <w:pPr>
+        <w:pStyle w:val="3"/>
+        <w:rPr>
+          <w:rFonts w:hint="eastAsia"/>
+        </w:rPr>
+      </w:pPr>
+      <w:r>
+        <w:rPr>
+          <w:rFonts w:hint="eastAsia"/>
+          <w:b/>
+        </w:rPr>
+        <w:t>5.1 产品设计</w:t>
+      </w:r>
+    </w:p>
+    <w:p>
+      <w:pPr>
+        <w:jc w:val="center"/>
+        <w:spacing w:before="140" w:after="40"/>
+      </w:pPr>
+      <w:r>
+        <w:drawing xmlns:wp="http://schemas.openxmlformats.org/drawingml/2006/wordprocessingDrawing" xmlns:r="http://schemas.openxmlformats.org/officeDocument/2006/relationships" xmlns:a="http://schemas.openxmlformats.org/drawingml/2006/main" xmlns:pic="http://schemas.openxmlformats.org/drawingml/2006/picture">
+          <wp:inline distT="0" distB="0" distL="0" distR="0">
+            <wp:extent cx="5220000" cy="3262500"/>
+            <wp:effectExtent l="0" t="0" r="0" b="0"/>
+            <wp:docPr id="3003" name="image3.png"/>
+            <wp:cNvGraphicFramePr/>
+            <a:graphic>
+              <a:graphicData uri="http://schemas.openxmlformats.org/drawingml/2006/picture">
+                <pic:pic>
+                  <pic:nvPicPr>
+                    <pic:cNvPr id="3003" name="image3.png"/>
+                    <pic:cNvPicPr/>
+                  </pic:nvPicPr>
+                  <pic:blipFill>
+                    <a:blip r:embed="rId9"/>
+                    <a:stretch>
+                      <a:fillRect/>
+                    </a:stretch>
+                  </pic:blipFill>
+                  <pic:spPr>
+                    <a:xfrm>
+                      <a:off x="0" y="0"/>
+                      <a:ext cx="5220000" cy="3262500"/>
+                    </a:xfrm>
+                    <a:prstGeom prst="rect">
+                      <a:avLst/>
+                    </a:prstGeom>
+                  </pic:spPr>
+                </pic:pic>
+              </a:graphicData>
+            </a:graphic>
+          </wp:inline>
+        </w:drawing>
+      </w:r>
+    </w:p>
+    <w:p>
+      <w:pPr>
+        <w:jc w:val="center"/>
+        <w:spacing w:after="40"/>
+      </w:pPr>
+      <w:r>
+        <w:rPr>
+          <w:b/>
+          <w:sz w:val="19"/>
+        </w:rPr>
+        <w:t xml:space="preserve">图1  演示大屏：攻击告警实时态势</w:t>
+      </w:r>
+    </w:p>
+    <w:p>
+      <w:pPr>
+        <w:jc w:val="center"/>
+        <w:spacing w:after="220"/>
+      </w:pPr>
+      <w:r>
+        <w:rPr>
+          <w:sz w:val="18"/>
+          <w:color w:val="595959"/>
+        </w:rPr>
+        <w:t xml:space="preserve">离线单机可运行（本地端口 5070）：实时曲线、攻击拓扑、处置控制台、审计台账与服务状态一屏呈现。</w:t>
+      </w:r>
+    </w:p>
+    <w:p>
+      <w:pPr>
+        <w:jc w:val="center"/>
+        <w:spacing w:before="140" w:after="40"/>
+      </w:pPr>
+      <w:r>
+        <w:drawing xmlns:wp="http://schemas.openxmlformats.org/drawingml/2006/wordprocessingDrawing" xmlns:r="http://schemas.openxmlformats.org/officeDocument/2006/relationships" xmlns:a="http://schemas.openxmlformats.org/drawingml/2006/main" xmlns:pic="http://schemas.openxmlformats.org/drawingml/2006/picture">
+          <wp:inline distT="0" distB="0" distL="0" distR="0">
+            <wp:extent cx="5220000" cy="3262500"/>
+            <wp:effectExtent l="0" t="0" r="0" b="0"/>
+            <wp:docPr id="3004" name="image4.png"/>
+            <wp:cNvGraphicFramePr/>
+            <a:graphic>
+              <a:graphicData uri="http://schemas.openxmlformats.org/drawingml/2006/picture">
+                <pic:pic>
+                  <pic:nvPicPr>
+                    <pic:cNvPr id="3004" name="image4.png"/>
+                    <pic:cNvPicPr/>
+                  </pic:nvPicPr>
+                  <pic:blipFill>
+                    <a:blip r:embed="rId10"/>
+                    <a:stretch>
+                      <a:fillRect/>
+                    </a:stretch>
+                  </pic:blipFill>
+                  <pic:spPr>
+                    <a:xfrm>
+                      <a:off x="0" y="0"/>
+                      <a:ext cx="5220000" cy="3262500"/>
+                    </a:xfrm>
+                    <a:prstGeom prst="rect">
+                      <a:avLst/>
+                    </a:prstGeom>
+                  </pic:spPr>
+                </pic:pic>
+              </a:graphicData>
+            </a:graphic>
+          </wp:inline>
+        </w:drawing>
+      </w:r>
+    </w:p>
+    <w:p>
+      <w:pPr>
+        <w:jc w:val="center"/>
+        <w:spacing w:after="40"/>
+      </w:pPr>
+      <w:r>
+        <w:rPr>
+          <w:b/>
+          <w:sz w:val="19"/>
+        </w:rPr>
+        <w:t xml:space="preserve">图2  复核台：待研判队列与观察池</w:t>
+      </w:r>
+    </w:p>
+    <w:p>
+      <w:pPr>
+        <w:jc w:val="center"/>
+        <w:spacing w:after="220"/>
+      </w:pPr>
+      <w:r>
+        <w:rPr>
+          <w:sz w:val="18"/>
+          <w:color w:val="595959"/>
+        </w:rPr>
+        <w:t xml:space="preserve">值班员对“系统不认识”的告警一键给结论（确认攻击 / 判为正常），结论按 review_id 回流为训练样本。</w:t>
+      </w:r>
+    </w:p>
+    <w:p>
+      <w:pPr>
+        <w:jc w:val="center"/>
+        <w:spacing w:before="140" w:after="40"/>
+      </w:pPr>
+      <w:r>
+        <w:drawing xmlns:wp="http://schemas.openxmlformats.org/drawingml/2006/wordprocessingDrawing" xmlns:r="http://schemas.openxmlformats.org/officeDocument/2006/relationships" xmlns:a="http://schemas.openxmlformats.org/drawingml/2006/main" xmlns:pic="http://schemas.openxmlformats.org/drawingml/2006/picture">
+          <wp:inline distT="0" distB="0" distL="0" distR="0">
+            <wp:extent cx="5220000" cy="10798875"/>
+            <wp:effectExtent l="0" t="0" r="0" b="0"/>
+            <wp:docPr id="3005" name="image5.png"/>
+            <wp:cNvGraphicFramePr/>
+            <a:graphic>
+              <a:graphicData uri="http://schemas.openxmlformats.org/drawingml/2006/picture">
+                <pic:pic>
+                  <pic:nvPicPr>
+                    <pic:cNvPr id="3005" name="image5.png"/>
+                    <pic:cNvPicPr/>
+                  </pic:nvPicPr>
+                  <pic:blipFill>
+                    <a:blip r:embed="rId11"/>
+                    <a:stretch>
+                      <a:fillRect/>
+                    </a:stretch>
+                  </pic:blipFill>
+                  <pic:spPr>
+                    <a:xfrm>
+                      <a:off x="0" y="0"/>
+                      <a:ext cx="5220000" cy="10798875"/>
+                    </a:xfrm>
+                    <a:prstGeom prst="rect">
+                      <a:avLst/>
+                    </a:prstGeom>
+                  </pic:spPr>
+                </pic:pic>
+              </a:graphicData>
+            </a:graphic>
+          </wp:inline>
+        </w:drawing>
+      </w:r>
+    </w:p>
+    <w:p>
+      <w:pPr>
+        <w:jc w:val="center"/>
+        <w:spacing w:after="40"/>
+      </w:pPr>
+      <w:r>
+        <w:rPr>
+          <w:b/>
+          <w:sz w:val="19"/>
+        </w:rPr>
+        <w:t xml:space="preserve">图3  评审视图：工作点与可验证性一屏呈现</w:t>
+      </w:r>
+    </w:p>
+    <w:p>
+      <w:pPr>
+        <w:jc w:val="center"/>
+        <w:spacing w:after="220"/>
+      </w:pPr>
+      <w:r>
+        <w:rPr>
+          <w:sz w:val="18"/>
+          <w:color w:val="595959"/>
+        </w:rPr>
+        <w:t xml:space="preserve">工作点选择器（阈值 × 确认窗口数 → 告警量/天、人工工时/天）、对照实验记录与可验证性面板。</w:t>
+      </w:r>
+    </w:p>
+    <w:p>
+      <w:pPr>
+        <w:rPr>
+          <w:rFonts w:hint="eastAsia"/>
+        </w:rPr>
+      </w:pPr>
+    </w:p>
+    <w:p>
+      <w:pPr>
+        <w:rPr>
+          <w:rFonts w:hint="eastAsia"/>
+        </w:rPr>
+      </w:pPr>
+      <w:r>
+        <w:rPr>
+          <w:rFonts w:hint="eastAsia"/>
+        </w:rPr>
+        <w:t>产品由五个功能单元组成。</w:t>
+      </w:r>
+    </w:p>
+    <w:p>
+      <w:pPr>
+        <w:rPr>
+          <w:rFonts w:hint="eastAsia"/>
+        </w:rPr>
+      </w:pPr>
+    </w:p>
+    <w:p>
+      <w:pPr>
+        <w:rPr>
+          <w:rFonts w:hint="eastAsia"/>
+        </w:rPr>
+      </w:pPr>
+      <w:r>
+        <w:rPr>
+          <w:rFonts w:hint="eastAsia"/>
+          <w:b/>
+        </w:rPr>
+        <w:t>异常检测单元</w:t>
+      </w:r>
+      <w:r>
+        <w:rPr>
+          <w:rFonts w:hint="eastAsia"/>
+        </w:rPr>
+        <w:t>接收流记录，支持三条接入路径：完整 CICFlowMeter 特征、控制器原生字段、pcap 抓包重建。它按滑动窗口输出攻击类型与攻击概率，并给出"这条流量是否属于模型没见过的形态"的新颖性提示。</w:t>
+      </w:r>
+    </w:p>
+    <w:p>
+      <w:pPr>
+        <w:rPr>
+          <w:rFonts w:hint="eastAsia"/>
+        </w:rPr>
+      </w:pPr>
+    </w:p>
+    <w:p>
+      <w:pPr>
+        <w:rPr>
+          <w:rFonts w:hint="eastAsia"/>
+        </w:rPr>
+      </w:pPr>
+      <w:r>
+        <w:rPr>
+          <w:rFonts w:hint="eastAsia"/>
+          <w:b/>
+        </w:rPr>
+        <w:t>处置执行单元</w:t>
+      </w:r>
+      <w:r>
+        <w:rPr>
+          <w:rFonts w:hint="eastAsia"/>
+        </w:rPr>
+        <w:t>把判定翻译成三级动作——只告警、限速、阻断，交给控制器适配层下发到交换机。下发之后它会回读流表，确认该源上确实挂着动作正确的规则；不一致或者等不到回复，就撤掉刚才的规则并写进台账。</w:t>
+      </w:r>
+    </w:p>
+    <w:p>
+      <w:pPr>
+        <w:rPr>
+          <w:rFonts w:hint="eastAsia"/>
+        </w:rPr>
+      </w:pPr>
+    </w:p>
+    <w:p>
+      <w:pPr>
+        <w:rPr>
+          <w:rFonts w:hint="eastAsia"/>
+        </w:rPr>
+      </w:pPr>
+      <w:r>
+        <w:rPr>
+          <w:rFonts w:hint="eastAsia"/>
+          <w:b/>
+        </w:rPr>
+        <w:t>闭环复盘单元</w:t>
+      </w:r>
+      <w:r>
+        <w:rPr>
+          <w:rFonts w:hint="eastAsia"/>
+        </w:rPr>
+        <w:t>处理"模型不确定"的那部分流量：分数接近阈值或形态新颖的窗口进观察池留痕，系统承认不认识的告警进待研判队列，人工给出结论后按编号回流成带标签样本；当新增结论攒够数量，系统自动触发重训，产出隔离的候选模型，绝不覆盖正在服役的主模型。</w:t>
+      </w:r>
+    </w:p>
+    <w:p>
+      <w:pPr>
+        <w:rPr>
+          <w:rFonts w:hint="eastAsia"/>
+        </w:rPr>
+      </w:pPr>
+    </w:p>
+    <w:p>
+      <w:pPr>
+        <w:rPr>
+          <w:rFonts w:hint="eastAsia"/>
+        </w:rPr>
+      </w:pPr>
+      <w:r>
+        <w:rPr>
+          <w:rFonts w:hint="eastAsia"/>
+          <w:b/>
+        </w:rPr>
+        <w:t>运维交互单元</w:t>
+      </w:r>
+      <w:r>
+        <w:rPr>
+          <w:rFonts w:hint="eastAsia"/>
+        </w:rPr>
+        <w:t>是值班员每天面对的那一层：离线大屏提供实时曲线、攻击拓扑、处置控制台、审计台账查询和复核台，评审视图则把工作点取舍、对照实验记录和可验证性摆在一屏里；服务端提供检测、策略、复核、统计与 Prometheus 指标接口，策略可以运行时热更新。</w:t>
+      </w:r>
+    </w:p>
+    <w:p>
+      <w:pPr>
+        <w:rPr>
+          <w:rFonts w:hint="eastAsia"/>
+        </w:rPr>
+      </w:pPr>
+    </w:p>
+    <w:p>
+      <w:pPr>
+        <w:rPr>
+          <w:rFonts w:hint="eastAsia"/>
+        </w:rPr>
+      </w:pPr>
+      <w:r>
+        <w:rPr>
+          <w:rFonts w:hint="eastAsia"/>
+          <w:b/>
+        </w:rPr>
+        <w:t>质量与交付单元</w:t>
+      </w:r>
+      <w:r>
+        <w:rPr>
+          <w:rFonts w:hint="eastAsia"/>
+        </w:rPr>
+        <w:t>保证这套东西能被别人接手：统一入口、130 项交付自检、三套测试（单元 22 项、控制器适配层 58 项、pcap 58 项）、持续集成工作流，以及匿名化与开源资源合规清单。</w:t>
+      </w:r>
+    </w:p>
+    <w:p>
+      <w:pPr>
+        <w:rPr>
+          <w:rFonts w:hint="eastAsia"/>
+        </w:rPr>
+      </w:pPr>
+    </w:p>
+    <w:p>
+      <w:pPr>
+        <w:pStyle w:val="3"/>
+        <w:rPr>
+          <w:rFonts w:hint="eastAsia"/>
+        </w:rPr>
+      </w:pPr>
+      <w:r>
+        <w:rPr>
+          <w:rFonts w:hint="eastAsia"/>
+          <w:b/>
+        </w:rPr>
+        <w:t>5.2 功能开发</w:t>
+      </w:r>
+    </w:p>
+    <w:p>
+      <w:pPr>
+        <w:rPr>
+          <w:rFonts w:hint="eastAsia"/>
+        </w:rPr>
+      </w:pPr>
+    </w:p>
+    <w:p>
+      <w:pPr>
+        <w:rPr>
+          <w:rFonts w:hint="eastAsia"/>
+        </w:rPr>
+      </w:pPr>
+      <w:r>
+        <w:rPr>
+          <w:rFonts w:hint="eastAsia"/>
+          <w:b/>
+        </w:rPr>
+        <w:t>检测服务</w:t>
+      </w:r>
+      <w:r>
+        <w:rPr>
+          <w:rFonts w:hint="eastAsia"/>
+        </w:rPr>
+        <w:t>用有界队列维护滑窗，每若干条流出一次判定，连续 N 个窗口都超阈值才报警，把抖动挡在门外。阈值、确认窗口数、动作、白名单、演练模式、未知标记阈值都支持运行时热更新，写接口可以加令牌保护。告警在内存里有上界、另有总量计数器，审计与回流文件按大小轮转——这套东西是给人长期挂着跑的，内存和磁盘都不能无边无际地涨。</w:t>
+      </w:r>
+    </w:p>
+    <w:p>
+      <w:pPr>
+        <w:rPr>
+          <w:rFonts w:hint="eastAsia"/>
+        </w:rPr>
+      </w:pPr>
+    </w:p>
+    <w:p>
+      <w:pPr>
+        <w:rPr>
+          <w:rFonts w:hint="eastAsia"/>
+        </w:rPr>
+      </w:pPr>
+      <w:r>
+        <w:rPr>
+          <w:rFonts w:hint="eastAsia"/>
+          <w:b/>
+        </w:rPr>
+        <w:t>控制器适配层</w:t>
+      </w:r>
+      <w:r>
+        <w:rPr>
+          <w:rFonts w:hint="eastAsia"/>
+        </w:rPr>
+        <w:t>周期拉取流表统计、组装记录、调用检测服务、按返回动作下发规则。同一源的连续告警走幂等，但只在"同级或更弱"时抑制，更强的动作必须放行；白名单与全局观察策略的判定只有一处实现，避免出现"两个地方各判一次、后来只改了一处"的分叉。</w:t>
+      </w:r>
+    </w:p>
+    <w:p>
+      <w:pPr>
+        <w:rPr>
+          <w:rFonts w:hint="eastAsia"/>
+        </w:rPr>
+      </w:pPr>
+    </w:p>
+    <w:p>
+      <w:pPr>
+        <w:rPr>
+          <w:rFonts w:hint="eastAsia"/>
+        </w:rPr>
+      </w:pPr>
+      <w:r>
+        <w:rPr>
+          <w:rFonts w:hint="eastAsia"/>
+          <w:b/>
+        </w:rPr>
+        <w:t>回读校验与回滚</w:t>
+      </w:r>
+      <w:r>
+        <w:rPr>
+          <w:rFonts w:hint="eastAsia"/>
+        </w:rPr>
+        <w:t>是一层可选开关：规则下发后再发一次流表请求把它读回来，用事务号把"校验回复"和"周期采集回复"分开，按动作判断是否真的生效——只找到同源的规则还不算数，本该丢弃却变成了限速同样是账实不符。校验不通过或者超时，就精确删除规则、把限速的 Meter 一起清掉，并解开幂等窗口让后续告警可以重试。默认关闭是有原因的：部分交换机对带匹配条件的统计请求响应很慢甚至不回，默认开启会把"不确定"直接变成"回滚"，反而让处置形同虚设。</w:t>
+      </w:r>
+    </w:p>
+    <w:p>
+      <w:pPr>
+        <w:rPr>
+          <w:rFonts w:hint="eastAsia"/>
+        </w:rPr>
+      </w:pPr>
+    </w:p>
+    <w:p>
+      <w:pPr>
+        <w:rPr>
+          <w:rFonts w:hint="eastAsia"/>
+        </w:rPr>
+      </w:pPr>
+      <w:r>
+        <w:rPr>
+          <w:rFonts w:hint="eastAsia"/>
+          <w:b/>
+        </w:rPr>
+        <w:t>未知与漏报处理</w:t>
+      </w:r>
+      <w:r>
+        <w:rPr>
+          <w:rFonts w:hint="eastAsia"/>
+        </w:rPr>
+        <w:t>是这套系统的性格所在：未知形态进观察池留证，未知告警进待研判队列并且最高只到限速——即使全局策略是阻断也会被降级，因为未知不等于恶意；漏报则可以通过回看环形缓冲回答"这段流量当时为什么没报警"。</w:t>
+      </w:r>
+    </w:p>
+    <w:p>
+      <w:pPr>
+        <w:rPr>
+          <w:rFonts w:hint="eastAsia"/>
+        </w:rPr>
+      </w:pPr>
+    </w:p>
+    <w:p>
+      <w:pPr>
+        <w:rPr>
+          <w:rFonts w:hint="eastAsia"/>
+        </w:rPr>
+      </w:pPr>
+      <w:r>
+        <w:rPr>
+          <w:rFonts w:hint="eastAsia"/>
+          <w:b/>
+        </w:rPr>
+        <w:t>自动放松</w:t>
+      </w:r>
+      <w:r>
+        <w:rPr>
+          <w:rFonts w:hint="eastAsia"/>
+        </w:rPr>
+        <w:t>处理另一种偏差：如果人工复核的结论长期以"正常"为主，说明工作点偏松，系统会把阈值上调一档，有上限、写审计、暴露监控指标。它默认关闭，只认人工结论，也不会允许阈值一路推到 1.0 把检测关掉。</w:t>
+      </w:r>
+    </w:p>
+    <w:p>
+      <w:pPr>
+        <w:rPr>
+          <w:rFonts w:hint="eastAsia"/>
+        </w:rPr>
+      </w:pPr>
+    </w:p>
+    <w:p>
+      <w:pPr>
+        <w:rPr>
+          <w:rFonts w:hint="eastAsia"/>
+        </w:rPr>
+      </w:pPr>
+      <w:r>
+        <w:rPr>
+          <w:rFonts w:hint="eastAsia"/>
+          <w:b/>
+        </w:rPr>
+        <w:t>回流重训触发</w:t>
+      </w:r>
+      <w:r>
+        <w:rPr>
+          <w:rFonts w:hint="eastAsia"/>
+        </w:rPr>
+        <w:t>把闭环的最后一环自动化：从上次重训之后新增的结论中，至少 10 条且其中新确认攻击不少于 3 条、且距上次至少 24 小时，才启动重训；状态记在文件里，入口是一条命令，未达标就安静退出——因此它可以放心地挂在定时任务上反复调用。</w:t>
+      </w:r>
+    </w:p>
+    <w:p>
+      <w:pPr>
+        <w:rPr>
+          <w:rFonts w:hint="eastAsia"/>
+        </w:rPr>
+      </w:pPr>
+    </w:p>
+    <w:p>
+      <w:pPr>
+        <w:pStyle w:val="3"/>
+        <w:rPr>
+          <w:rFonts w:hint="eastAsia"/>
+        </w:rPr>
+      </w:pPr>
+      <w:r>
+        <w:rPr>
+          <w:rFonts w:hint="eastAsia"/>
+          <w:b/>
+        </w:rPr>
+        <w:t>5.3 设备与运行环境</w:t>
+      </w:r>
+    </w:p>
+    <w:p>
+      <w:pPr>
+        <w:rPr>
+          <w:rFonts w:hint="eastAsia"/>
+        </w:rPr>
+      </w:pPr>
+    </w:p>
+    <w:p>
+      <w:pPr>
+        <w:rPr>
+          <w:rFonts w:hint="eastAsia"/>
+        </w:rPr>
+      </w:pPr>
+      <w:r>
+        <w:rPr>
+          <w:rFonts w:hint="eastAsia"/>
+          <w:b/>
+        </w:rPr>
+        <w:t>服务端</w:t>
+      </w:r>
+      <w:r>
+        <w:rPr>
+          <w:rFonts w:hint="eastAsia"/>
+        </w:rPr>
+        <w:t>：通用 x86 服务器或工作站，8 核 CPU、无需 GPU，Python 3.11 加 TensorFlow/Keras，在线内存占用稳定。</w:t>
+      </w:r>
+    </w:p>
+    <w:p>
+      <w:pPr>
+        <w:rPr>
+          <w:rFonts w:hint="eastAsia"/>
+        </w:rPr>
+      </w:pPr>
+      <w:r>
+        <w:rPr>
+          <w:rFonts w:hint="eastAsia"/>
+          <w:b/>
+        </w:rPr>
+        <w:t>网络侧</w:t>
+      </w:r>
+      <w:r>
+        <w:rPr>
+          <w:rFonts w:hint="eastAsia"/>
+        </w:rPr>
+        <w:t>：支持 OpenFlow 1.3 的交换机，或 Mininet/OVS 仿真环境；控制器用 Ryu（本项目在 4.34 上完成真机验证）。</w:t>
+      </w:r>
+    </w:p>
+    <w:p>
+      <w:pPr>
+        <w:rPr>
+          <w:rFonts w:hint="eastAsia"/>
+        </w:rPr>
+      </w:pPr>
+      <w:r>
+        <w:rPr>
+          <w:rFonts w:hint="eastAsia"/>
+          <w:b/>
+        </w:rPr>
+        <w:t>采集侧</w:t>
+      </w:r>
+      <w:r>
+        <w:rPr>
+          <w:rFonts w:hint="eastAsia"/>
+        </w:rPr>
+        <w:t>：三条路径任选——控制器原生字段（无需探针）、完整流特征探针、pcap 抓包重建。</w:t>
+      </w:r>
+    </w:p>
+    <w:p>
+      <w:pPr>
+        <w:rPr>
+          <w:rFonts w:hint="eastAsia"/>
+        </w:rPr>
+      </w:pPr>
+      <w:r>
+        <w:rPr>
+          <w:rFonts w:hint="eastAsia"/>
+          <w:b/>
+        </w:rPr>
+        <w:t>终端</w:t>
+      </w:r>
+      <w:r>
+        <w:rPr>
+          <w:rFonts w:hint="eastAsia"/>
+        </w:rPr>
+        <w:t>：浏览器访问大屏与评审视图，离线可用。</w:t>
+      </w:r>
+    </w:p>
+    <w:p>
+      <w:pPr>
+        <w:rPr>
+          <w:rFonts w:hint="eastAsia"/>
+        </w:rPr>
+      </w:pPr>
+    </w:p>
+    <w:p>
+      <w:pPr>
         <w:pStyle w:val="2"/>
         <w:rPr>
           <w:rFonts w:hint="eastAsia"/>
@@ -898,162 +1536,196 @@
           <w:rFonts w:hint="eastAsia"/>
           <w:b/>
         </w:rPr>
-        <w:t>5.1 产品设计</w:t>
-      </w:r>
-    </w:p>
-    <w:p>
-      <w:pPr>
-        <w:rPr>
-          <w:rFonts w:hint="eastAsia"/>
-        </w:rPr>
-      </w:pPr>
-    </w:p>
-    <w:p>
-      <w:pPr>
-        <w:rPr>
-          <w:rFonts w:hint="eastAsia"/>
-        </w:rPr>
-      </w:pPr>
-      <w:r>
-        <w:rPr>
-          <w:rFonts w:hint="eastAsia"/>
-        </w:rPr>
-        <w:t>产品由五个功能单元组成。</w:t>
-      </w:r>
-    </w:p>
-    <w:p>
-      <w:pPr>
-        <w:rPr>
-          <w:rFonts w:hint="eastAsia"/>
-        </w:rPr>
-      </w:pPr>
-    </w:p>
-    <w:p>
-      <w:pPr>
-        <w:rPr>
-          <w:rFonts w:hint="eastAsia"/>
-        </w:rPr>
-      </w:pPr>
-      <w:r>
-        <w:rPr>
-          <w:rFonts w:hint="eastAsia"/>
-          <w:b/>
-        </w:rPr>
-        <w:t>异常检测单元</w:t>
-      </w:r>
-      <w:r>
-        <w:rPr>
-          <w:rFonts w:hint="eastAsia"/>
-        </w:rPr>
-        <w:t>接收流记录，支持三条接入路径：完整 CICFlowMeter 特征、控制器原生字段、pcap 抓包重建。它按滑动窗口输出攻击类型与攻击概率，并给出"这条流量是否属于模型没见过的形态"的新颖性提示。</w:t>
-      </w:r>
-    </w:p>
-    <w:p>
-      <w:pPr>
-        <w:rPr>
-          <w:rFonts w:hint="eastAsia"/>
-        </w:rPr>
-      </w:pPr>
-    </w:p>
-    <w:p>
-      <w:pPr>
-        <w:rPr>
-          <w:rFonts w:hint="eastAsia"/>
-        </w:rPr>
-      </w:pPr>
-      <w:r>
-        <w:rPr>
-          <w:rFonts w:hint="eastAsia"/>
-          <w:b/>
-        </w:rPr>
-        <w:t>处置执行单元</w:t>
-      </w:r>
-      <w:r>
-        <w:rPr>
-          <w:rFonts w:hint="eastAsia"/>
-        </w:rPr>
-        <w:t>把判定翻译成三级动作——只告警、限速、阻断，交给控制器适配层下发到交换机。下发之后它会回读流表，确认该源上确实挂着动作正确的规则；不一致或者等不到回复，就撤掉刚才的规则并写进台账。</w:t>
-      </w:r>
-    </w:p>
-    <w:p>
-      <w:pPr>
-        <w:rPr>
-          <w:rFonts w:hint="eastAsia"/>
-        </w:rPr>
-      </w:pPr>
-    </w:p>
-    <w:p>
-      <w:pPr>
-        <w:rPr>
-          <w:rFonts w:hint="eastAsia"/>
-        </w:rPr>
-      </w:pPr>
-      <w:r>
-        <w:rPr>
-          <w:rFonts w:hint="eastAsia"/>
-          <w:b/>
-        </w:rPr>
-        <w:t>闭环复盘单元</w:t>
-      </w:r>
-      <w:r>
-        <w:rPr>
-          <w:rFonts w:hint="eastAsia"/>
-        </w:rPr>
-        <w:t>处理"模型不确定"的那部分流量：分数接近阈值或形态新颖的窗口进观察池留痕，系统承认不认识的告警进待研判队列，人工给出结论后按编号回流成带标签样本；当新增结论攒够数量，系统自动触发重训，产出隔离的候选模型，绝不覆盖正在服役的主模型。</w:t>
-      </w:r>
-    </w:p>
-    <w:p>
-      <w:pPr>
-        <w:rPr>
-          <w:rFonts w:hint="eastAsia"/>
-        </w:rPr>
-      </w:pPr>
-    </w:p>
-    <w:p>
-      <w:pPr>
-        <w:rPr>
-          <w:rFonts w:hint="eastAsia"/>
-        </w:rPr>
-      </w:pPr>
-      <w:r>
-        <w:rPr>
-          <w:rFonts w:hint="eastAsia"/>
-          <w:b/>
-        </w:rPr>
-        <w:t>运维交互单元</w:t>
-      </w:r>
-      <w:r>
-        <w:rPr>
-          <w:rFonts w:hint="eastAsia"/>
-        </w:rPr>
-        <w:t>是值班员每天面对的那一层：离线大屏提供实时曲线、攻击拓扑、处置控制台、审计台账查询和复核台，评审视图则把工作点取舍、对照实验记录和可验证性摆在一屏里；服务端提供检测、策略、复核、统计与 Prometheus 指标接口，策略可以运行时热更新。</w:t>
-      </w:r>
-    </w:p>
-    <w:p>
-      <w:pPr>
-        <w:rPr>
-          <w:rFonts w:hint="eastAsia"/>
-        </w:rPr>
-      </w:pPr>
-    </w:p>
-    <w:p>
-      <w:pPr>
-        <w:rPr>
-          <w:rFonts w:hint="eastAsia"/>
-        </w:rPr>
-      </w:pPr>
-      <w:r>
-        <w:rPr>
-          <w:rFonts w:hint="eastAsia"/>
-          <w:b/>
-        </w:rPr>
-        <w:t>质量与交付单元</w:t>
-      </w:r>
-      <w:r>
-        <w:rPr>
-          <w:rFonts w:hint="eastAsia"/>
-        </w:rPr>
-        <w:t>保证这套东西能被别人接手：统一入口、130 项交付自检、三套测试（单元 22 项、控制器适配层 58 项、pcap 58 项）、持续集成工作流，以及匿名化与开源资源合规清单。</w:t>
+        <w:t>6理论基础与问题关联分析</w:t>
+      </w:r>
+    </w:p>
+    <w:p>
+      <w:pPr>
+        <w:rPr>
+          <w:rFonts w:hint="eastAsia"/>
+        </w:rPr>
+      </w:pPr>
+    </w:p>
+    <w:p>
+      <w:pPr>
+        <w:rPr>
+          <w:rFonts w:hint="eastAsia"/>
+        </w:rPr>
+      </w:pPr>
+      <w:r>
+        <w:rPr>
+          <w:rFonts w:hint="eastAsia"/>
+          <w:b/>
+        </w:rPr>
+        <w:t>把安全运营的判断翻译成算法约束</w:t>
+      </w:r>
+      <w:r>
+        <w:rPr>
+          <w:rFonts w:hint="eastAsia"/>
+        </w:rPr>
+        <w:t>。安全侧先给出三条硬要求：告警要经得起值班员追问，所以评估以误报预算下的召回为准，而不是同域准确率；未知形态不能硬判，所以要引入开集识别并把"不认识"做成流程而不是错误；处置必须可验证，所以动作的正确性由控制平面协议语义定义，而不是由模型指标定义。三条要求决定了模型的输入形态、输出结构和评估方式。</w:t>
+      </w:r>
+    </w:p>
+    <w:p>
+      <w:pPr>
+        <w:rPr>
+          <w:rFonts w:hint="eastAsia"/>
+        </w:rPr>
+      </w:pPr>
+    </w:p>
+    <w:p>
+      <w:pPr>
+        <w:rPr>
+          <w:rFonts w:hint="eastAsia"/>
+        </w:rPr>
+      </w:pPr>
+      <w:r>
+        <w:rPr>
+          <w:rFonts w:hint="eastAsia"/>
+          <w:b/>
+        </w:rPr>
+        <w:t>时序建模</w:t>
+      </w:r>
+      <w:r>
+        <w:rPr>
+          <w:rFonts w:hint="eastAsia"/>
+        </w:rPr>
+        <w:t>。单条流记录信息量有限、噪声又大，攻击行为往往体现在连续流的统计模式里。我们用连续 T 条流记录作为输入，通过窗口消融实验确定 T=16 是精度与时延的平衡点，并得到一个可以直接部署的结论：窗口加长到 32 条，误报能从每小时 28.31 次降到 0.11 次，代价是增加约 26 ms 时延。</w:t>
+      </w:r>
+    </w:p>
+    <w:p>
+      <w:pPr>
+        <w:rPr>
+          <w:rFonts w:hint="eastAsia"/>
+        </w:rPr>
+      </w:pPr>
+    </w:p>
+    <w:p>
+      <w:pPr>
+        <w:rPr>
+          <w:rFonts w:hint="eastAsia"/>
+        </w:rPr>
+      </w:pPr>
+      <w:r>
+        <w:rPr>
+          <w:rFonts w:hint="eastAsia"/>
+          <w:b/>
+        </w:rPr>
+        <w:t>多任务学习</w:t>
+      </w:r>
+      <w:r>
+        <w:rPr>
+          <w:rFonts w:hint="eastAsia"/>
+        </w:rPr>
+        <w:t>。攻击细类与"是否异常"相关但并不相同：细分类别提供可解释性和逐类动作依据，二分类头提供稳定的告警口径。共享主干加双头、联合损失、按类别逆频加权的采样，是这套设计的具体实现。</w:t>
+      </w:r>
+    </w:p>
+    <w:p>
+      <w:pPr>
+        <w:rPr>
+          <w:rFonts w:hint="eastAsia"/>
+        </w:rPr>
+      </w:pPr>
+    </w:p>
+    <w:p>
+      <w:pPr>
+        <w:rPr>
+          <w:rFonts w:hint="eastAsia"/>
+        </w:rPr>
+      </w:pPr>
+      <w:r>
+        <w:rPr>
+          <w:rFonts w:hint="eastAsia"/>
+          <w:b/>
+        </w:rPr>
+        <w:t>开集识别</w:t>
+      </w:r>
+      <w:r>
+        <w:rPr>
+          <w:rFonts w:hint="eastAsia"/>
+        </w:rPr>
+        <w:t>。闭集模型面对没见过的形态会过度自信。我们用多分类概率的熵作为新颖性度量，在正常窗口上按误报预算标定阈值，作为"要不要请人看一眼"的提示。它的定位很明确：标记的是模型没见过的形态，不是已经验证过的未知攻击检测器——跨场景 AUROC 约 0.978，但留出的攻击越像正常流量就越难检出。</w:t>
+      </w:r>
+    </w:p>
+    <w:p>
+      <w:pPr>
+        <w:rPr>
+          <w:rFonts w:hint="eastAsia"/>
+        </w:rPr>
+      </w:pPr>
+    </w:p>
+    <w:p>
+      <w:pPr>
+        <w:rPr>
+          <w:rFonts w:hint="eastAsia"/>
+        </w:rPr>
+      </w:pPr>
+      <w:r>
+        <w:rPr>
+          <w:rFonts w:hint="eastAsia"/>
+          <w:b/>
+        </w:rPr>
+        <w:t>对抗鲁棒性</w:t>
+      </w:r>
+      <w:r>
+        <w:rPr>
+          <w:rFonts w:hint="eastAsia"/>
+        </w:rPr>
+        <w:t>。白盒、特征空间、L∞ 有界的定向扰动对这类模型效率很高，缓解手段是对抗训练。我们按事先写死的判据评估收益与代价，结论是划算，于是把它做成训练流程里的一个可选开关。</w:t>
+      </w:r>
+    </w:p>
+    <w:p>
+      <w:pPr>
+        <w:rPr>
+          <w:rFonts w:hint="eastAsia"/>
+        </w:rPr>
+      </w:pPr>
+    </w:p>
+    <w:p>
+      <w:pPr>
+        <w:rPr>
+          <w:rFonts w:hint="eastAsia"/>
+        </w:rPr>
+      </w:pPr>
+      <w:r>
+        <w:rPr>
+          <w:rFonts w:hint="eastAsia"/>
+          <w:b/>
+        </w:rPr>
+        <w:t>工作点与人因</w:t>
+      </w:r>
+      <w:r>
+        <w:rPr>
+          <w:rFonts w:hint="eastAsia"/>
+        </w:rPr>
+        <w:t>。检测系统真正的瓶颈是值班员能不能把告警消化掉。我们把阈值、确认窗口数、窗口长度三个旋钮全枚举成 Pareto 表，并把误报换算成人工工时和告警量——"误报率"从此不是一句抱怨，而是一个可以讨论、可以取舍的运营指标。</w:t>
+      </w:r>
+    </w:p>
+    <w:p>
+      <w:pPr>
+        <w:rPr>
+          <w:rFonts w:hint="eastAsia"/>
+        </w:rPr>
+      </w:pPr>
+    </w:p>
+    <w:p>
+      <w:pPr>
+        <w:rPr>
+          <w:rFonts w:hint="eastAsia"/>
+        </w:rPr>
+      </w:pPr>
+      <w:r>
+        <w:rPr>
+          <w:rFonts w:hint="eastAsia"/>
+          <w:b/>
+        </w:rPr>
+        <w:t>控制平面原理</w:t>
+      </w:r>
+      <w:r>
+        <w:rPr>
+          <w:rFonts w:hint="eastAsia"/>
+        </w:rPr>
+        <w:t>。处置依赖 OpenFlow 1.3 的流表项、指令与 Meter 语义，回读校验依赖多部分统计请求与事务号配对。这些报文格式我们按规范实现，并用真实 Ryu 的解析器做过字节级校验——自己发、自己收能对上的东西，在真机上未必成立，这一点只有真机联调才能证明。</w:t>
       </w:r>
     </w:p>
     <w:p>
@@ -1075,169 +1747,424 @@
           <w:rFonts w:hint="eastAsia"/>
           <w:b/>
         </w:rPr>
-        <w:t>5.2 功能开发</w:t>
-      </w:r>
-    </w:p>
-    <w:p>
-      <w:pPr>
-        <w:rPr>
-          <w:rFonts w:hint="eastAsia"/>
-        </w:rPr>
-      </w:pPr>
-    </w:p>
-    <w:p>
-      <w:pPr>
-        <w:rPr>
-          <w:rFonts w:hint="eastAsia"/>
-        </w:rPr>
-      </w:pPr>
-      <w:r>
-        <w:rPr>
-          <w:rFonts w:hint="eastAsia"/>
-          <w:b/>
-        </w:rPr>
-        <w:t>检测服务</w:t>
-      </w:r>
-      <w:r>
-        <w:rPr>
-          <w:rFonts w:hint="eastAsia"/>
-        </w:rPr>
-        <w:t>用有界队列维护滑窗，每若干条流出一次判定，连续 N 个窗口都超阈值才报警，把抖动挡在门外。阈值、确认窗口数、动作、白名单、演练模式、未知标记阈值都支持运行时热更新，写接口可以加令牌保护。告警在内存里有上界、另有总量计数器，审计与回流文件按大小轮转——这套东西是给人长期挂着跑的，内存和磁盘都不能无边无际地涨。</w:t>
-      </w:r>
-    </w:p>
-    <w:p>
-      <w:pPr>
-        <w:rPr>
-          <w:rFonts w:hint="eastAsia"/>
-        </w:rPr>
-      </w:pPr>
-    </w:p>
-    <w:p>
-      <w:pPr>
-        <w:rPr>
-          <w:rFonts w:hint="eastAsia"/>
-        </w:rPr>
-      </w:pPr>
-      <w:r>
-        <w:rPr>
-          <w:rFonts w:hint="eastAsia"/>
-          <w:b/>
-        </w:rPr>
-        <w:t>控制器适配层</w:t>
-      </w:r>
-      <w:r>
-        <w:rPr>
-          <w:rFonts w:hint="eastAsia"/>
-        </w:rPr>
-        <w:t>周期拉取流表统计、组装记录、调用检测服务、按返回动作下发规则。同一源的连续告警走幂等，但只在"同级或更弱"时抑制，更强的动作必须放行；白名单与全局观察策略的判定只有一处实现，避免出现"两个地方各判一次、后来只改了一处"的分叉。</w:t>
-      </w:r>
-    </w:p>
-    <w:p>
-      <w:pPr>
-        <w:rPr>
-          <w:rFonts w:hint="eastAsia"/>
-        </w:rPr>
-      </w:pPr>
-    </w:p>
-    <w:p>
-      <w:pPr>
-        <w:rPr>
-          <w:rFonts w:hint="eastAsia"/>
-        </w:rPr>
-      </w:pPr>
-      <w:r>
-        <w:rPr>
-          <w:rFonts w:hint="eastAsia"/>
-          <w:b/>
-        </w:rPr>
-        <w:t>回读校验与回滚</w:t>
-      </w:r>
-      <w:r>
-        <w:rPr>
-          <w:rFonts w:hint="eastAsia"/>
-        </w:rPr>
-        <w:t>是一层可选开关：规则下发后再发一次流表请求把它读回来，用事务号把"校验回复"和"周期采集回复"分开，按动作判断是否真的生效——只找到同源的规则还不算数，本该丢弃却变成了限速同样是账实不符。校验不通过或者超时，就精确删除规则、把限速的 Meter 一起清掉，并解开幂等窗口让后续告警可以重试。默认关闭是有原因的：部分交换机对带匹配条件的统计请求响应很慢甚至不回，默认开启会把"不确定"直接变成"回滚"，反而让处置形同虚设。</w:t>
-      </w:r>
-    </w:p>
-    <w:p>
-      <w:pPr>
-        <w:rPr>
-          <w:rFonts w:hint="eastAsia"/>
-        </w:rPr>
-      </w:pPr>
-    </w:p>
-    <w:p>
-      <w:pPr>
-        <w:rPr>
-          <w:rFonts w:hint="eastAsia"/>
-        </w:rPr>
-      </w:pPr>
-      <w:r>
-        <w:rPr>
-          <w:rFonts w:hint="eastAsia"/>
-          <w:b/>
-        </w:rPr>
-        <w:t>未知与漏报处理</w:t>
-      </w:r>
-      <w:r>
-        <w:rPr>
-          <w:rFonts w:hint="eastAsia"/>
-        </w:rPr>
-        <w:t>是这套系统的性格所在：未知形态进观察池留证，未知告警进待研判队列并且最高只到限速——即使全局策略是阻断也会被降级，因为未知不等于恶意；漏报则可以通过回看环形缓冲回答"这段流量当时为什么没报警"。</w:t>
-      </w:r>
-    </w:p>
-    <w:p>
-      <w:pPr>
-        <w:rPr>
-          <w:rFonts w:hint="eastAsia"/>
-        </w:rPr>
-      </w:pPr>
-    </w:p>
-    <w:p>
-      <w:pPr>
-        <w:rPr>
-          <w:rFonts w:hint="eastAsia"/>
-        </w:rPr>
-      </w:pPr>
-      <w:r>
-        <w:rPr>
-          <w:rFonts w:hint="eastAsia"/>
-          <w:b/>
-        </w:rPr>
-        <w:t>自动放松</w:t>
-      </w:r>
-      <w:r>
-        <w:rPr>
-          <w:rFonts w:hint="eastAsia"/>
-        </w:rPr>
-        <w:t>处理另一种偏差：如果人工复核的结论长期以"正常"为主，说明工作点偏松，系统会把阈值上调一档，有上限、写审计、暴露监控指标。它默认关闭，只认人工结论，也不会允许阈值一路推到 1.0 把检测关掉。</w:t>
-      </w:r>
-    </w:p>
-    <w:p>
-      <w:pPr>
-        <w:rPr>
-          <w:rFonts w:hint="eastAsia"/>
-        </w:rPr>
-      </w:pPr>
-    </w:p>
-    <w:p>
-      <w:pPr>
-        <w:rPr>
-          <w:rFonts w:hint="eastAsia"/>
-        </w:rPr>
-      </w:pPr>
-      <w:r>
-        <w:rPr>
-          <w:rFonts w:hint="eastAsia"/>
-          <w:b/>
-        </w:rPr>
-        <w:t>回流重训触发</w:t>
-      </w:r>
-      <w:r>
-        <w:rPr>
-          <w:rFonts w:hint="eastAsia"/>
-        </w:rPr>
-        <w:t>把闭环的最后一环自动化：从上次重训之后新增的结论中，至少 10 条且其中新确认攻击不少于 3 条、且距上次至少 24 小时，才启动重训；状态记在文件里，入口是一条命令，未达标就安静退出——因此它可以放心地挂在定时任务上反复调用。</w:t>
+        <w:t>7设计流程与方法</w:t>
+      </w:r>
+    </w:p>
+    <w:p>
+      <w:pPr>
+        <w:rPr>
+          <w:rFonts w:hint="eastAsia"/>
+        </w:rPr>
+      </w:pPr>
+    </w:p>
+    <w:p>
+      <w:pPr>
+        <w:pStyle w:val="3"/>
+        <w:rPr>
+          <w:rFonts w:hint="eastAsia"/>
+        </w:rPr>
+      </w:pPr>
+      <w:r>
+        <w:rPr>
+          <w:rFonts w:hint="eastAsia"/>
+          <w:b/>
+        </w:rPr>
+        <w:t>7.1 总体思路</w:t>
+      </w:r>
+    </w:p>
+    <w:p>
+      <w:pPr>
+        <w:rPr>
+          <w:rFonts w:hint="eastAsia"/>
+        </w:rPr>
+      </w:pPr>
+    </w:p>
+    <w:p>
+      <w:pPr>
+        <w:rPr>
+          <w:rFonts w:hint="eastAsia"/>
+        </w:rPr>
+      </w:pPr>
+      <w:r>
+        <w:rPr>
+          <w:rFonts w:hint="eastAsia"/>
+        </w:rPr>
+        <w:t>整套系统遵循三条原则：</w:t>
+      </w:r>
+      <w:r>
+        <w:rPr>
+          <w:rFonts w:hint="eastAsia"/>
+          <w:b/>
+        </w:rPr>
+        <w:t>检测不越权</w:t>
+      </w:r>
+      <w:r>
+        <w:rPr>
+          <w:rFonts w:hint="eastAsia"/>
+        </w:rPr>
+        <w:t>——服务只输出判定与建议动作，是否真的处置由策略开关和白名单决定；</w:t>
+      </w:r>
+      <w:r>
+        <w:rPr>
+          <w:rFonts w:hint="eastAsia"/>
+          <w:b/>
+        </w:rPr>
+        <w:t>处置可回滚</w:t>
+      </w:r>
+      <w:r>
+        <w:rPr>
+          <w:rFonts w:hint="eastAsia"/>
+        </w:rPr>
+        <w:t>——每一次下发都能被回读、被撤销、被追溯；</w:t>
+      </w:r>
+      <w:r>
+        <w:rPr>
+          <w:rFonts w:hint="eastAsia"/>
+          <w:b/>
+        </w:rPr>
+        <w:t>复盘有出口</w:t>
+      </w:r>
+      <w:r>
+        <w:rPr>
+          <w:rFonts w:hint="eastAsia"/>
+        </w:rPr>
+        <w:t>——任何"系统不认识"的样本都有一个人工通道，并且人的结论会变成下一轮训练的数据。数据从流记录进来，经过滑窗、判定、确认、动作决策、下发、校验、留痕、复盘，再回到模型迭代。</w:t>
+      </w:r>
+    </w:p>
+    <w:p>
+      <w:pPr>
+        <w:rPr>
+          <w:rFonts w:hint="eastAsia"/>
+        </w:rPr>
+      </w:pPr>
+    </w:p>
+    <w:p>
+      <w:pPr>
+        <w:pStyle w:val="3"/>
+        <w:rPr>
+          <w:rFonts w:hint="eastAsia"/>
+        </w:rPr>
+      </w:pPr>
+      <w:r>
+        <w:rPr>
+          <w:rFonts w:hint="eastAsia"/>
+          <w:b/>
+        </w:rPr>
+        <w:t>7.2 数据与特征工程</w:t>
+      </w:r>
+    </w:p>
+    <w:p>
+      <w:pPr>
+        <w:rPr>
+          <w:rFonts w:hint="eastAsia"/>
+        </w:rPr>
+      </w:pPr>
+    </w:p>
+    <w:p>
+      <w:pPr>
+        <w:rPr>
+          <w:rFonts w:hint="eastAsia"/>
+        </w:rPr>
+      </w:pPr>
+      <w:r>
+        <w:rPr>
+          <w:rFonts w:hint="eastAsia"/>
+        </w:rPr>
+        <w:t>自研生成器产出的流记录满足物理自洽约束：协议与端口的组合合法、包长与字节数在合理区间、时间间隔与超时设置相符。它还提供标签噪声、特征抖动、类别重叠、隐蔽比例、漂移强度等难度旋钮，让"把数据变难"成为可复现的实验变量。真实数据侧接入 6 份公开数据集，用无泄漏协议评估——按时间序切分、按流身份分组切分、跨天评测，并主动诊断出某数据集 85% 的近似重复问题。</w:t>
+      </w:r>
+    </w:p>
+    <w:p>
+      <w:pPr>
+        <w:rPr>
+          <w:rFonts w:hint="eastAsia"/>
+        </w:rPr>
+      </w:pPr>
+    </w:p>
+    <w:p>
+      <w:pPr>
+        <w:pStyle w:val="3"/>
+        <w:rPr>
+          <w:rFonts w:hint="eastAsia"/>
+        </w:rPr>
+      </w:pPr>
+      <w:r>
+        <w:rPr>
+          <w:rFonts w:hint="eastAsia"/>
+          <w:b/>
+        </w:rPr>
+        <w:t>7.3 模型与训练</w:t>
+      </w:r>
+    </w:p>
+    <w:p>
+      <w:pPr>
+        <w:rPr>
+          <w:rFonts w:hint="eastAsia"/>
+        </w:rPr>
+      </w:pPr>
+    </w:p>
+    <w:p>
+      <w:pPr>
+        <w:rPr>
+          <w:rFonts w:hint="eastAsia"/>
+        </w:rPr>
+      </w:pPr>
+      <w:r>
+        <w:rPr>
+          <w:rFonts w:hint="eastAsia"/>
+        </w:rPr>
+        <w:t>输入是滑动窗口张量，CNN 分支提取局部模式，BiLSTM 分支建模长程依赖，双分支输出与时间维注意力池化后进入共享全连接层，再接多任务双头。训练用验证损失早停并回载最优权重，学习率衰减的下限低于初始值，类别按逆频加权，随机种子固定，模型、标准化器、编码器、配置与数据摘要全部落盘，保证任何一次结果都能复现。结构消融和与已发表方法的同口径对标也做了，据此确定最终采用双分支结构。</w:t>
+      </w:r>
+    </w:p>
+    <w:p>
+      <w:pPr>
+        <w:rPr>
+          <w:rFonts w:hint="eastAsia"/>
+        </w:rPr>
+      </w:pPr>
+    </w:p>
+    <w:p>
+      <w:pPr>
+        <w:pStyle w:val="3"/>
+        <w:rPr>
+          <w:rFonts w:hint="eastAsia"/>
+        </w:rPr>
+      </w:pPr>
+      <w:r>
+        <w:rPr>
+          <w:rFonts w:hint="eastAsia"/>
+          <w:b/>
+        </w:rPr>
+        <w:t>7.4 评估体系</w:t>
+      </w:r>
+    </w:p>
+    <w:p>
+      <w:pPr>
+        <w:rPr>
+          <w:rFonts w:hint="eastAsia"/>
+        </w:rPr>
+      </w:pPr>
+    </w:p>
+    <w:p>
+      <w:pPr>
+        <w:rPr>
+          <w:rFonts w:hint="eastAsia"/>
+        </w:rPr>
+      </w:pPr>
+      <w:r>
+        <w:rPr>
+          <w:rFonts w:hint="eastAsia"/>
+        </w:rPr>
+        <w:t>同一套模型被放在三个口径下评估：窗口级看分类指标与误报预算下的召回；告警级在线口径看连续确认下的片段召回、每小时误报和检测时延；真实域看跨数据集、跨天的迁移表现，并以无监督目标域基线作对照。此外做了工作点全枚举、运维工时换算、错误分析、性能基准、多种子统计，并对评估代码本身加了交叉断言——同一套确认语义在服务端、离线评估和真实评估三处实现，必须给出同一结果。</w:t>
+      </w:r>
+    </w:p>
+    <w:p>
+      <w:pPr>
+        <w:rPr>
+          <w:rFonts w:hint="eastAsia"/>
+        </w:rPr>
+      </w:pPr>
+    </w:p>
+    <w:p>
+      <w:pPr>
+        <w:pStyle w:val="3"/>
+        <w:rPr>
+          <w:rFonts w:hint="eastAsia"/>
+        </w:rPr>
+      </w:pPr>
+      <w:r>
+        <w:rPr>
+          <w:rFonts w:hint="eastAsia"/>
+          <w:b/>
+        </w:rPr>
+        <w:t>7.5 在线服务与处置闭环</w:t>
+      </w:r>
+    </w:p>
+    <w:p>
+      <w:pPr>
+        <w:rPr>
+          <w:rFonts w:hint="eastAsia"/>
+        </w:rPr>
+      </w:pPr>
+    </w:p>
+    <w:p>
+      <w:pPr>
+        <w:rPr>
+          <w:rFonts w:hint="eastAsia"/>
+        </w:rPr>
+      </w:pPr>
+      <w:r>
+        <w:rPr>
+          <w:rFonts w:hint="eastAsia"/>
+        </w:rPr>
+        <w:t>服务用有界容器维护滑窗、回看缓冲、告警、观察池和待研判队列；每个窗口的分数都会写进回看缓冲，事后能被追问；接近阈值的未确认窗口进观察池；确认后的告警按动作矩阵决策，经适配层下发。适配层实现了幂等、异常隔离、封禁表的过期清理与硬上限，以及下发后的回读校验与回滚。审计台账一行一条 JSON，可以直接被日志平台采集。</w:t>
+      </w:r>
+    </w:p>
+    <w:p>
+      <w:pPr>
+        <w:rPr>
+          <w:rFonts w:hint="eastAsia"/>
+        </w:rPr>
+      </w:pPr>
+    </w:p>
+    <w:p>
+      <w:pPr>
+        <w:pStyle w:val="3"/>
+        <w:rPr>
+          <w:rFonts w:hint="eastAsia"/>
+        </w:rPr>
+      </w:pPr>
+      <w:r>
+        <w:rPr>
+          <w:rFonts w:hint="eastAsia"/>
+          <w:b/>
+        </w:rPr>
+        <w:t>7.6 复盘回流与自动放松</w:t>
+      </w:r>
+    </w:p>
+    <w:p>
+      <w:pPr>
+        <w:rPr>
+          <w:rFonts w:hint="eastAsia"/>
+        </w:rPr>
+      </w:pPr>
+    </w:p>
+    <w:p>
+      <w:pPr>
+        <w:rPr>
+          <w:rFonts w:hint="eastAsia"/>
+        </w:rPr>
+      </w:pPr>
+      <w:r>
+        <w:rPr>
+          <w:rFonts w:hint="eastAsia"/>
+        </w:rPr>
+        <w:t>人工结论按编号与窗口特征证据关联落盘，编号跨重启唯一——这一点看似细节，但如果重启后编号从头开始，新旧记录会共用同一个编号，回流时就会拼出自相矛盾的训练样本，而且全程不会有任何报错。重训由增量触发策略驱动，产出隔离的候选模型。另一侧，当人工结论以"正常"为主时，自动放松按门槛上调阈值，默认关闭、有上限、写审计。</w:t>
+      </w:r>
+    </w:p>
+    <w:p>
+      <w:pPr>
+        <w:rPr>
+          <w:rFonts w:hint="eastAsia"/>
+        </w:rPr>
+      </w:pPr>
+    </w:p>
+    <w:p>
+      <w:pPr>
+        <w:pStyle w:val="3"/>
+        <w:rPr>
+          <w:rFonts w:hint="eastAsia"/>
+        </w:rPr>
+      </w:pPr>
+      <w:r>
+        <w:rPr>
+          <w:rFonts w:hint="eastAsia"/>
+          <w:b/>
+        </w:rPr>
+        <w:t>7.7 人机交互与接口</w:t>
+      </w:r>
+    </w:p>
+    <w:p>
+      <w:pPr>
+        <w:rPr>
+          <w:rFonts w:hint="eastAsia"/>
+        </w:rPr>
+      </w:pPr>
+    </w:p>
+    <w:p>
+      <w:pPr>
+        <w:rPr>
+          <w:rFonts w:hint="eastAsia"/>
+        </w:rPr>
+      </w:pPr>
+      <w:r>
+        <w:rPr>
+          <w:rFonts w:hint="eastAsia"/>
+        </w:rPr>
+        <w:t>大屏提供实时曲线、攻击拓扑、处置控制台、审计台账查询、复核台与评审视图；后端提供检测、策略、复核、统计与监控指标接口。复核台是这套系统与人的交接点：待研判项一条条列出来，值班员点一下"确认攻击"或"判为正常"，结论立刻回流。</w:t>
+      </w:r>
+    </w:p>
+    <w:p>
+      <w:pPr>
+        <w:rPr>
+          <w:rFonts w:hint="eastAsia"/>
+        </w:rPr>
+      </w:pPr>
+    </w:p>
+    <w:p>
+      <w:pPr>
+        <w:pStyle w:val="3"/>
+        <w:rPr>
+          <w:rFonts w:hint="eastAsia"/>
+        </w:rPr>
+      </w:pPr>
+      <w:r>
+        <w:rPr>
+          <w:rFonts w:hint="eastAsia"/>
+          <w:b/>
+        </w:rPr>
+        <w:t>7.8 质量保障</w:t>
+      </w:r>
+    </w:p>
+    <w:p>
+      <w:pPr>
+        <w:rPr>
+          <w:rFonts w:hint="eastAsia"/>
+        </w:rPr>
+      </w:pPr>
+    </w:p>
+    <w:p>
+      <w:pPr>
+        <w:rPr>
+          <w:rFonts w:hint="eastAsia"/>
+        </w:rPr>
+      </w:pPr>
+      <w:r>
+        <w:rPr>
+          <w:rFonts w:hint="eastAsia"/>
+        </w:rPr>
+        <w:t>三层防护。第一层是测试：生成器的物理自洽、列名识别、滑窗语义、评估口径边界、复核闭环、融合策略、触发策略，以及用桩件替代 Ryu 的适配层行为测试和 pcap 往返一致性测试。第二层是 130 项交付自检，包含在线接口实调、产物一致性和对外材料数字的防漂移守卫。第三层是持续集成。自检带前置闸门：依赖缺失时直接以退出码 2 拒跑，绝不静默跳过检查项之后仍报"通过"。</w:t>
+      </w:r>
+    </w:p>
+    <w:p>
+      <w:pPr>
+        <w:rPr>
+          <w:rFonts w:hint="eastAsia"/>
+        </w:rPr>
+      </w:pPr>
+    </w:p>
+    <w:p>
+      <w:pPr>
+        <w:pStyle w:val="3"/>
+        <w:rPr>
+          <w:rFonts w:hint="eastAsia"/>
+        </w:rPr>
+      </w:pPr>
+      <w:r>
+        <w:rPr>
+          <w:rFonts w:hint="eastAsia"/>
+          <w:b/>
+        </w:rPr>
+        <w:t>7.9 部署与运维</w:t>
+      </w:r>
+    </w:p>
+    <w:p>
+      <w:pPr>
+        <w:rPr>
+          <w:rFonts w:hint="eastAsia"/>
+        </w:rPr>
+      </w:pPr>
+    </w:p>
+    <w:p>
+      <w:pPr>
+        <w:rPr>
+          <w:rFonts w:hint="eastAsia"/>
+        </w:rPr>
+      </w:pPr>
+      <w:r>
+        <w:rPr>
+          <w:rFonts w:hint="eastAsia"/>
+        </w:rPr>
+        <w:t>统一入口提供体检、状态、演示、验收、清单、配置、重训等子命令；适配层用心跳文件而不是再开一个网络端口来暴露存活状态；服务暴露 Prometheus 指标，包括告警量、时延分位、观察池规模、待研判积压、未知占比、自动放松次数与当前阈值。上线顺序写在部署文档里：先演练、再执行，先影子运行、再开自动阻断；检测服务不可达时控制器只记日志、不改流表——算法出问题，不该把网络一起拖下水。</w:t>
       </w:r>
     </w:p>
     <w:p>
@@ -1259,341 +2186,286 @@
           <w:rFonts w:hint="eastAsia"/>
           <w:b/>
         </w:rPr>
-        <w:t>5.3 设备与运行环境</w:t>
-      </w:r>
-    </w:p>
-    <w:p>
-      <w:pPr>
-        <w:rPr>
-          <w:rFonts w:hint="eastAsia"/>
-        </w:rPr>
-      </w:pPr>
-    </w:p>
-    <w:p>
-      <w:pPr>
-        <w:rPr>
-          <w:rFonts w:hint="eastAsia"/>
-        </w:rPr>
-      </w:pPr>
-      <w:r>
-        <w:rPr>
-          <w:rFonts w:hint="eastAsia"/>
-          <w:b/>
-        </w:rPr>
-        <w:t>服务端</w:t>
-      </w:r>
-      <w:r>
-        <w:rPr>
-          <w:rFonts w:hint="eastAsia"/>
-        </w:rPr>
-        <w:t>：通用 x86 服务器或工作站，8 核 CPU、无需 GPU，Python 3.11 加 TensorFlow/Keras，在线内存占用稳定。</w:t>
-      </w:r>
-    </w:p>
-    <w:p>
-      <w:pPr>
-        <w:rPr>
-          <w:rFonts w:hint="eastAsia"/>
-        </w:rPr>
-      </w:pPr>
-      <w:r>
-        <w:rPr>
-          <w:rFonts w:hint="eastAsia"/>
-          <w:b/>
-        </w:rPr>
-        <w:t>网络侧</w:t>
-      </w:r>
-      <w:r>
-        <w:rPr>
-          <w:rFonts w:hint="eastAsia"/>
-        </w:rPr>
-        <w:t>：支持 OpenFlow 1.3 的交换机，或 Mininet/OVS 仿真环境；控制器用 Ryu（本项目在 4.34 上完成真机验证）。</w:t>
-      </w:r>
-    </w:p>
-    <w:p>
-      <w:pPr>
-        <w:rPr>
-          <w:rFonts w:hint="eastAsia"/>
-        </w:rPr>
-      </w:pPr>
-      <w:r>
-        <w:rPr>
-          <w:rFonts w:hint="eastAsia"/>
-          <w:b/>
-        </w:rPr>
-        <w:t>采集侧</w:t>
-      </w:r>
-      <w:r>
-        <w:rPr>
-          <w:rFonts w:hint="eastAsia"/>
-        </w:rPr>
-        <w:t>：三条路径任选——控制器原生字段（无需探针）、完整流特征探针、pcap 抓包重建。</w:t>
-      </w:r>
-    </w:p>
-    <w:p>
-      <w:pPr>
-        <w:rPr>
-          <w:rFonts w:hint="eastAsia"/>
-        </w:rPr>
-      </w:pPr>
-      <w:r>
-        <w:rPr>
-          <w:rFonts w:hint="eastAsia"/>
-          <w:b/>
-        </w:rPr>
-        <w:t>终端</w:t>
-      </w:r>
-      <w:r>
-        <w:rPr>
-          <w:rFonts w:hint="eastAsia"/>
-        </w:rPr>
-        <w:t>：浏览器访问大屏与评审视图，离线可用。</w:t>
-      </w:r>
-    </w:p>
-    <w:p>
-      <w:pPr>
-        <w:rPr>
-          <w:rFonts w:hint="eastAsia"/>
-        </w:rPr>
-      </w:pPr>
-    </w:p>
-    <w:p>
-      <w:pPr>
-        <w:pStyle w:val="1"/>
-        <w:rPr>
-          <w:rFonts w:hint="eastAsia"/>
-        </w:rPr>
-      </w:pPr>
-      <w:r>
-        <w:rPr>
-          <w:rFonts w:hint="eastAsia"/>
-          <w:b/>
-        </w:rPr>
-        <w:t>6理论基础与问题关联分析</w:t>
-      </w:r>
-    </w:p>
-    <w:p>
-      <w:pPr>
-        <w:rPr>
-          <w:rFonts w:hint="eastAsia"/>
-        </w:rPr>
-      </w:pPr>
-    </w:p>
-    <w:p>
-      <w:pPr>
-        <w:rPr>
-          <w:rFonts w:hint="eastAsia"/>
-        </w:rPr>
-      </w:pPr>
-      <w:r>
-        <w:rPr>
-          <w:rFonts w:hint="eastAsia"/>
-          <w:b/>
-        </w:rPr>
-        <w:t>把安全运营的判断翻译成算法约束</w:t>
-      </w:r>
-      <w:r>
-        <w:rPr>
-          <w:rFonts w:hint="eastAsia"/>
-        </w:rPr>
-        <w:t>。安全侧先给出三条硬要求：告警要经得起值班员追问，所以评估以误报预算下的召回为准，而不是同域准确率；未知形态不能硬判，所以要引入开集识别并把"不认识"做成流程而不是错误；处置必须可验证，所以动作的正确性由控制平面协议语</w:t>
-      </w:r>
-      <w:r>
-        <w:rPr>
-          <w:rFonts w:hint="eastAsia"/>
-        </w:rPr>
-        <w:lastRenderedPageBreak/>
-        <w:t>义定义，而不是由模型指标定义。三条要求决定了模型的输入形态、输出结构和评估方式。</w:t>
-      </w:r>
-    </w:p>
-    <w:p>
-      <w:pPr>
-        <w:rPr>
-          <w:rFonts w:hint="eastAsia"/>
-        </w:rPr>
-      </w:pPr>
-    </w:p>
-    <w:p>
-      <w:pPr>
-        <w:rPr>
-          <w:rFonts w:hint="eastAsia"/>
-        </w:rPr>
-      </w:pPr>
-      <w:r>
-        <w:rPr>
-          <w:rFonts w:hint="eastAsia"/>
-          <w:b/>
-        </w:rPr>
-        <w:t>时序建模</w:t>
-      </w:r>
-      <w:r>
-        <w:rPr>
-          <w:rFonts w:hint="eastAsia"/>
-        </w:rPr>
-        <w:t>。单条流记录信息量有限、噪声又大，攻击行为往往体现在连续流的统计模式里。我们用连续 T 条流记录作为输入，通过窗口消融实验确定 T=16 是精度与时延的平衡点，并得到一个可以直接部署的结论：窗口加长到 32 条，误报能从每小时 28.31 次降到 0.11 次，代价是增加约 26 ms 时延。</w:t>
-      </w:r>
-    </w:p>
-    <w:p>
-      <w:pPr>
-        <w:rPr>
-          <w:rFonts w:hint="eastAsia"/>
-        </w:rPr>
-      </w:pPr>
-    </w:p>
-    <w:p>
-      <w:pPr>
-        <w:rPr>
-          <w:rFonts w:hint="eastAsia"/>
-        </w:rPr>
-      </w:pPr>
-      <w:r>
-        <w:rPr>
-          <w:rFonts w:hint="eastAsia"/>
-          <w:b/>
-        </w:rPr>
-        <w:t>多任务学习</w:t>
-      </w:r>
-      <w:r>
-        <w:rPr>
-          <w:rFonts w:hint="eastAsia"/>
-        </w:rPr>
-        <w:t>。攻击细类与"是否异常"相关但并不相同：细分类别提供可解释性和逐类动作依据，二分类头提供稳定的告警口径。共享主干加双头、联合损失、按类别逆频加权的采样，是这套设计的具体实现。</w:t>
-      </w:r>
-    </w:p>
-    <w:p>
-      <w:pPr>
-        <w:rPr>
-          <w:rFonts w:hint="eastAsia"/>
-        </w:rPr>
-      </w:pPr>
-    </w:p>
-    <w:p>
-      <w:pPr>
-        <w:rPr>
-          <w:rFonts w:hint="eastAsia"/>
-        </w:rPr>
-      </w:pPr>
-      <w:r>
-        <w:rPr>
-          <w:rFonts w:hint="eastAsia"/>
-          <w:b/>
-        </w:rPr>
-        <w:t>开集识别</w:t>
-      </w:r>
-      <w:r>
-        <w:rPr>
-          <w:rFonts w:hint="eastAsia"/>
-        </w:rPr>
-        <w:t>。闭集模型面对没见过的形态会过度自信。我们用多分类概率的熵作为新颖性度量，在正常窗口上按误报预算标定阈值，作为"要不要请人看一眼"的提示。它的定位很明确：标记的是模型没见过的形态，不是已经验证过的未知攻击检测器——跨场景 AUROC 约 0.978，但留出的攻击越像正常流量就越难检出。</w:t>
-      </w:r>
-    </w:p>
-    <w:p>
-      <w:pPr>
-        <w:rPr>
-          <w:rFonts w:hint="eastAsia"/>
-        </w:rPr>
-      </w:pPr>
-    </w:p>
-    <w:p>
-      <w:pPr>
-        <w:rPr>
-          <w:rFonts w:hint="eastAsia"/>
-        </w:rPr>
-      </w:pPr>
-      <w:r>
-        <w:rPr>
-          <w:rFonts w:hint="eastAsia"/>
-          <w:b/>
-        </w:rPr>
-        <w:t>对抗鲁棒性</w:t>
-      </w:r>
-      <w:r>
-        <w:rPr>
-          <w:rFonts w:hint="eastAsia"/>
-        </w:rPr>
-        <w:t>。白盒、特征空间、L∞ 有界的定向扰动对这类模型效率很高，缓解手段是对抗训练。我们按事先写死的判据评估收益与代价，结论是划算，于是把它做成训练流程里的一个可选开关。</w:t>
-      </w:r>
-    </w:p>
-    <w:p>
-      <w:pPr>
-        <w:rPr>
-          <w:rFonts w:hint="eastAsia"/>
-        </w:rPr>
-      </w:pPr>
-    </w:p>
-    <w:p>
-      <w:pPr>
-        <w:rPr>
-          <w:rFonts w:hint="eastAsia"/>
-        </w:rPr>
-      </w:pPr>
-      <w:r>
-        <w:rPr>
-          <w:rFonts w:hint="eastAsia"/>
-          <w:b/>
-        </w:rPr>
-        <w:t>工作点与人因</w:t>
-      </w:r>
-      <w:r>
-        <w:rPr>
-          <w:rFonts w:hint="eastAsia"/>
-        </w:rPr>
-        <w:t>。检测系统真正的瓶颈是值班员能不能把告警消化掉。我们把阈值、确认窗口数、窗口长度三个旋钮全枚举成 Pareto 表，并把误报换算成人工工时和告警量——"误报率"从此不是一句抱怨，而是一个可以讨论、可以取舍的运营指标。</w:t>
-      </w:r>
-    </w:p>
-    <w:p>
-      <w:pPr>
-        <w:rPr>
-          <w:rFonts w:hint="eastAsia"/>
-        </w:rPr>
-      </w:pPr>
-    </w:p>
-    <w:p>
-      <w:pPr>
-        <w:rPr>
-          <w:rFonts w:hint="eastAsia"/>
-        </w:rPr>
-      </w:pPr>
-      <w:r>
-        <w:rPr>
-          <w:rFonts w:hint="eastAsia"/>
-          <w:b/>
-        </w:rPr>
-        <w:t>控制平面原理</w:t>
-      </w:r>
-      <w:r>
-        <w:rPr>
-          <w:rFonts w:hint="eastAsia"/>
-        </w:rPr>
-        <w:t>。处置依赖 OpenFlow 1.3 的流表项、指令与 Meter 语义，回读校验依赖多部</w:t>
-      </w:r>
-      <w:r>
-        <w:rPr>
-          <w:rFonts w:hint="eastAsia"/>
-        </w:rPr>
-        <w:lastRenderedPageBreak/>
-        <w:t>分统计请求与事务号配对。这些报文格式我们按规范实现，并用真实 Ryu 的解析器做过字节级校验——自己发、自己收能对上的东西，在真机上未必成立，这一点只有真机联调才能证明。</w:t>
-      </w:r>
-    </w:p>
-    <w:p>
-      <w:pPr>
-        <w:rPr>
-          <w:rFonts w:hint="eastAsia"/>
-        </w:rPr>
-      </w:pPr>
-    </w:p>
-    <w:p>
-      <w:pPr>
-        <w:pStyle w:val="1"/>
-        <w:rPr>
-          <w:rFonts w:hint="eastAsia"/>
-        </w:rPr>
-      </w:pPr>
-      <w:r>
-        <w:rPr>
-          <w:rFonts w:hint="eastAsia"/>
-          <w:b/>
-        </w:rPr>
-        <w:t>7设计流程与方法</w:t>
+        <w:t>8系统整体框架与作业流程</w:t>
+      </w:r>
+    </w:p>
+    <w:p>
+      <w:pPr>
+        <w:rPr>
+          <w:rFonts w:hint="eastAsia"/>
+        </w:rPr>
+      </w:pPr>
+    </w:p>
+    <w:p>
+      <w:pPr>
+        <w:pStyle w:val="3"/>
+        <w:rPr>
+          <w:rFonts w:hint="eastAsia"/>
+        </w:rPr>
+      </w:pPr>
+      <w:r>
+        <w:rPr>
+          <w:rFonts w:hint="eastAsia"/>
+          <w:b/>
+        </w:rPr>
+        <w:t>8.1 系统整体框架</w:t>
+      </w:r>
+    </w:p>
+    <w:p>
+      <w:pPr>
+        <w:jc w:val="center"/>
+        <w:spacing w:before="140" w:after="40"/>
+      </w:pPr>
+      <w:r>
+        <w:drawing xmlns:wp="http://schemas.openxmlformats.org/drawingml/2006/wordprocessingDrawing" xmlns:r="http://schemas.openxmlformats.org/officeDocument/2006/relationships" xmlns:a="http://schemas.openxmlformats.org/drawingml/2006/main" xmlns:pic="http://schemas.openxmlformats.org/drawingml/2006/picture">
+          <wp:inline distT="0" distB="0" distL="0" distR="0">
+            <wp:extent cx="5220000" cy="3276236"/>
+            <wp:effectExtent l="0" t="0" r="0" b="0"/>
+            <wp:docPr id="3001" name="image1.png"/>
+            <wp:cNvGraphicFramePr/>
+            <a:graphic>
+              <a:graphicData uri="http://schemas.openxmlformats.org/drawingml/2006/picture">
+                <pic:pic>
+                  <pic:nvPicPr>
+                    <pic:cNvPr id="3001" name="image1.png"/>
+                    <pic:cNvPicPr/>
+                  </pic:nvPicPr>
+                  <pic:blipFill>
+                    <a:blip r:embed="rId7"/>
+                    <a:stretch>
+                      <a:fillRect/>
+                    </a:stretch>
+                  </pic:blipFill>
+                  <pic:spPr>
+                    <a:xfrm>
+                      <a:off x="0" y="0"/>
+                      <a:ext cx="5220000" cy="3276236"/>
+                    </a:xfrm>
+                    <a:prstGeom prst="rect">
+                      <a:avLst/>
+                    </a:prstGeom>
+                  </pic:spPr>
+                </pic:pic>
+              </a:graphicData>
+            </a:graphic>
+          </wp:inline>
+        </w:drawing>
+      </w:r>
+    </w:p>
+    <w:p>
+      <w:pPr>
+        <w:jc w:val="center"/>
+        <w:spacing w:after="40"/>
+      </w:pPr>
+      <w:r>
+        <w:rPr>
+          <w:b/>
+          <w:sz w:val="19"/>
+        </w:rPr>
+        <w:t xml:space="preserve">图4  系统整体架构（四层结构 + 七环节闭环）</w:t>
+      </w:r>
+    </w:p>
+    <w:p>
+      <w:pPr>
+        <w:jc w:val="center"/>
+        <w:spacing w:after="220"/>
+      </w:pPr>
+      <w:r>
+        <w:rPr>
+          <w:sz w:val="18"/>
+          <w:color w:val="595959"/>
+        </w:rPr>
+        <w:t xml:space="preserve">数据层 / 算法层 / 平台服务层 / 应用交互层；闭环为“采集→判定→分级→确认→处置→留痕→复盘回流”。</w:t>
+      </w:r>
+    </w:p>
+    <w:p>
+      <w:pPr>
+        <w:rPr>
+          <w:rFonts w:hint="eastAsia"/>
+        </w:rPr>
+      </w:pPr>
+    </w:p>
+    <w:p>
+      <w:pPr>
+        <w:rPr>
+          <w:rFonts w:hint="eastAsia"/>
+        </w:rPr>
+      </w:pPr>
+      <w:r>
+        <w:rPr>
+          <w:rFonts w:hint="eastAsia"/>
+        </w:rPr>
+        <w:t>系统按七层闭环组织：采集、判定、分级、确认、处置、留痕、复盘回流。采集层支持三条数据接入路径，共享同一套模型服务与处置链路，差异只在特征口径与标准化器；判定层是滑窗模型加新颖性度量；分级层是动作矩阵；确认层是连续窗口去抖；处置层是规则下发加回读校验加失败回滚；留痕层是审计台账、观察池、回看缓冲与监控指标；复盘回流层是人工研判、标注回流、增量触发重训与候选模型评估。</w:t>
+      </w:r>
+    </w:p>
+    <w:p>
+      <w:pPr>
+        <w:rPr>
+          <w:rFonts w:hint="eastAsia"/>
+        </w:rPr>
+      </w:pPr>
+    </w:p>
+    <w:p>
+      <w:pPr>
+        <w:pStyle w:val="3"/>
+        <w:rPr>
+          <w:rFonts w:hint="eastAsia"/>
+        </w:rPr>
+      </w:pPr>
+      <w:r>
+        <w:rPr>
+          <w:rFonts w:hint="eastAsia"/>
+          <w:b/>
+        </w:rPr>
+        <w:t>8.2 系统作业流程</w:t>
+      </w:r>
+    </w:p>
+    <w:p>
+      <w:pPr>
+        <w:jc w:val="center"/>
+        <w:spacing w:before="140" w:after="40"/>
+      </w:pPr>
+      <w:r>
+        <w:drawing xmlns:wp="http://schemas.openxmlformats.org/drawingml/2006/wordprocessingDrawing" xmlns:r="http://schemas.openxmlformats.org/officeDocument/2006/relationships" xmlns:a="http://schemas.openxmlformats.org/drawingml/2006/main" xmlns:pic="http://schemas.openxmlformats.org/drawingml/2006/picture">
+          <wp:inline distT="0" distB="0" distL="0" distR="0">
+            <wp:extent cx="5220000" cy="2579706"/>
+            <wp:effectExtent l="0" t="0" r="0" b="0"/>
+            <wp:docPr id="3002" name="image2.png"/>
+            <wp:cNvGraphicFramePr/>
+            <a:graphic>
+              <a:graphicData uri="http://schemas.openxmlformats.org/drawingml/2006/picture">
+                <pic:pic>
+                  <pic:nvPicPr>
+                    <pic:cNvPr id="3002" name="image2.png"/>
+                    <pic:cNvPicPr/>
+                  </pic:nvPicPr>
+                  <pic:blipFill>
+                    <a:blip r:embed="rId8"/>
+                    <a:stretch>
+                      <a:fillRect/>
+                    </a:stretch>
+                  </pic:blipFill>
+                  <pic:spPr>
+                    <a:xfrm>
+                      <a:off x="0" y="0"/>
+                      <a:ext cx="5220000" cy="2579706"/>
+                    </a:xfrm>
+                    <a:prstGeom prst="rect">
+                      <a:avLst/>
+                    </a:prstGeom>
+                  </pic:spPr>
+                </pic:pic>
+              </a:graphicData>
+            </a:graphic>
+          </wp:inline>
+        </w:drawing>
+      </w:r>
+    </w:p>
+    <w:p>
+      <w:pPr>
+        <w:jc w:val="center"/>
+        <w:spacing w:after="40"/>
+      </w:pPr>
+      <w:r>
+        <w:rPr>
+          <w:b/>
+          <w:sz w:val="19"/>
+        </w:rPr>
+        <w:t xml:space="preserve">图5  检测—处置—复盘作业流程</w:t>
+      </w:r>
+    </w:p>
+    <w:p>
+      <w:pPr>
+        <w:jc w:val="center"/>
+        <w:spacing w:after="220"/>
+      </w:pPr>
+      <w:r>
+        <w:rPr>
+          <w:sz w:val="18"/>
+          <w:color w:val="595959"/>
+        </w:rPr>
+        <w:t xml:space="preserve">正常、已知攻击、未知形态三条作业流；下发后回读校验、失败回滚与人工研判出口见图中分支。</w:t>
+      </w:r>
+    </w:p>
+    <w:p>
+      <w:pPr>
+        <w:rPr>
+          <w:rFonts w:hint="eastAsia"/>
+        </w:rPr>
+      </w:pPr>
+    </w:p>
+    <w:p>
+      <w:pPr>
+        <w:rPr>
+          <w:rFonts w:hint="eastAsia"/>
+        </w:rPr>
+      </w:pPr>
+      <w:r>
+        <w:rPr>
+          <w:rFonts w:hint="eastAsia"/>
+          <w:b/>
+        </w:rPr>
+        <w:t>正常流量</w:t>
+      </w:r>
+      <w:r>
+        <w:rPr>
+          <w:rFonts w:hint="eastAsia"/>
+        </w:rPr>
+        <w:t>：流记录进入滑窗，判定为正常，只写回看缓冲，不告警、不动作；如果分数接近阈值，进观察池留个痕，方便日后复盘。</w:t>
+      </w:r>
+    </w:p>
+    <w:p>
+      <w:pPr>
+        <w:rPr>
+          <w:rFonts w:hint="eastAsia"/>
+        </w:rPr>
+      </w:pPr>
+    </w:p>
+    <w:p>
+      <w:pPr>
+        <w:rPr>
+          <w:rFonts w:hint="eastAsia"/>
+        </w:rPr>
+      </w:pPr>
+      <w:r>
+        <w:rPr>
+          <w:rFonts w:hint="eastAsia"/>
+          <w:b/>
+        </w:rPr>
+        <w:t>已知攻击</w:t>
+      </w:r>
+      <w:r>
+        <w:rPr>
+          <w:rFonts w:hint="eastAsia"/>
+        </w:rPr>
+        <w:t>：连续 N 个窗口超阈值后确认告警，动作决策先看白名单和全局策略，再下发规则；下发后回读校验，成功则记"已执行"并写台账，失败则回滚并记一条校验事件。同一源的后续告警在封禁窗口内幂等抑制，达到升级条件就上抬动作级别。</w:t>
+      </w:r>
+    </w:p>
+    <w:p>
+      <w:pPr>
+        <w:rPr>
+          <w:rFonts w:hint="eastAsia"/>
+        </w:rPr>
+      </w:pPr>
+    </w:p>
+    <w:p>
+      <w:pPr>
+        <w:rPr>
+          <w:rFonts w:hint="eastAsia"/>
+        </w:rPr>
+      </w:pPr>
+      <w:r>
+        <w:rPr>
+          <w:rFonts w:hint="eastAsia"/>
+          <w:b/>
+        </w:rPr>
+        <w:t>未知形态</w:t>
+      </w:r>
+      <w:r>
+        <w:rPr>
+          <w:rFonts w:hint="eastAsia"/>
+        </w:rPr>
+        <w:t>：新颖性超阈值后，细类标记为未知，走保守动作（最高限速），自动进待研判队列；人工给出结论后回流，攒够数量触发重训，候选模型经同口径评测后由人决定是否替换主线模型。</w:t>
       </w:r>
     </w:p>
     <w:p>
@@ -1615,599 +2487,6 @@
           <w:rFonts w:hint="eastAsia"/>
           <w:b/>
         </w:rPr>
-        <w:t>7.1 总体思路</w:t>
-      </w:r>
-    </w:p>
-    <w:p>
-      <w:pPr>
-        <w:rPr>
-          <w:rFonts w:hint="eastAsia"/>
-        </w:rPr>
-      </w:pPr>
-    </w:p>
-    <w:p>
-      <w:pPr>
-        <w:rPr>
-          <w:rFonts w:hint="eastAsia"/>
-        </w:rPr>
-      </w:pPr>
-      <w:r>
-        <w:rPr>
-          <w:rFonts w:hint="eastAsia"/>
-        </w:rPr>
-        <w:t>整套系统遵循三条原则：</w:t>
-      </w:r>
-      <w:r>
-        <w:rPr>
-          <w:rFonts w:hint="eastAsia"/>
-          <w:b/>
-        </w:rPr>
-        <w:t>检测不越权</w:t>
-      </w:r>
-      <w:r>
-        <w:rPr>
-          <w:rFonts w:hint="eastAsia"/>
-        </w:rPr>
-        <w:t>——服务只输出判定与建议动作，是否真的处置由策略开关和白名单决定；</w:t>
-      </w:r>
-      <w:r>
-        <w:rPr>
-          <w:rFonts w:hint="eastAsia"/>
-          <w:b/>
-        </w:rPr>
-        <w:t>处置可回滚</w:t>
-      </w:r>
-      <w:r>
-        <w:rPr>
-          <w:rFonts w:hint="eastAsia"/>
-        </w:rPr>
-        <w:t>——每一次下发都能被回读、被撤销、被追溯；</w:t>
-      </w:r>
-      <w:r>
-        <w:rPr>
-          <w:rFonts w:hint="eastAsia"/>
-          <w:b/>
-        </w:rPr>
-        <w:t>复盘有出口</w:t>
-      </w:r>
-      <w:r>
-        <w:rPr>
-          <w:rFonts w:hint="eastAsia"/>
-        </w:rPr>
-        <w:t>——任何"系统不认识"的样本都有一个人工通道，并且人的结论会变成下一轮训练的数据。数据从流记录进来，经过滑窗、判定、确认、动作决策、下发、校验、留痕、复盘，再回到模型迭代。</w:t>
-      </w:r>
-    </w:p>
-    <w:p>
-      <w:pPr>
-        <w:rPr>
-          <w:rFonts w:hint="eastAsia"/>
-        </w:rPr>
-      </w:pPr>
-    </w:p>
-    <w:p>
-      <w:pPr>
-        <w:pStyle w:val="2"/>
-        <w:rPr>
-          <w:rFonts w:hint="eastAsia"/>
-        </w:rPr>
-      </w:pPr>
-      <w:r>
-        <w:rPr>
-          <w:rFonts w:hint="eastAsia"/>
-          <w:b/>
-        </w:rPr>
-        <w:t>7.2 数据与特征工程</w:t>
-      </w:r>
-    </w:p>
-    <w:p>
-      <w:pPr>
-        <w:rPr>
-          <w:rFonts w:hint="eastAsia"/>
-        </w:rPr>
-      </w:pPr>
-    </w:p>
-    <w:p>
-      <w:pPr>
-        <w:rPr>
-          <w:rFonts w:hint="eastAsia"/>
-        </w:rPr>
-      </w:pPr>
-      <w:r>
-        <w:rPr>
-          <w:rFonts w:hint="eastAsia"/>
-        </w:rPr>
-        <w:t>自研生成器产出的流记录满足物理自洽约束：协议与端口的组合合法、包长与字节数在合理区间、时间间隔与超时设置相符。它还提供标签噪声、特征抖动、类别重叠、隐蔽比例、漂移强度等难度旋钮，让"把数据变难"成为可复现的实验变量。真实数据侧接入 6 份公开数据集，用无泄漏协议评估——按时间序切分、按流身份分组切分、跨天评测，并主动诊断出某数据集 85% 的近似重复问题。</w:t>
-      </w:r>
-    </w:p>
-    <w:p>
-      <w:pPr>
-        <w:rPr>
-          <w:rFonts w:hint="eastAsia"/>
-        </w:rPr>
-      </w:pPr>
-    </w:p>
-    <w:p>
-      <w:pPr>
-        <w:pStyle w:val="2"/>
-        <w:rPr>
-          <w:rFonts w:hint="eastAsia"/>
-        </w:rPr>
-      </w:pPr>
-      <w:r>
-        <w:rPr>
-          <w:rFonts w:hint="eastAsia"/>
-          <w:b/>
-        </w:rPr>
-        <w:lastRenderedPageBreak/>
-        <w:t>7.3 模型与训练</w:t>
-      </w:r>
-    </w:p>
-    <w:p>
-      <w:pPr>
-        <w:rPr>
-          <w:rFonts w:hint="eastAsia"/>
-        </w:rPr>
-      </w:pPr>
-    </w:p>
-    <w:p>
-      <w:pPr>
-        <w:rPr>
-          <w:rFonts w:hint="eastAsia"/>
-        </w:rPr>
-      </w:pPr>
-      <w:r>
-        <w:rPr>
-          <w:rFonts w:hint="eastAsia"/>
-        </w:rPr>
-        <w:t>输入是滑动窗口张量，CNN 分支提取局部模式，BiLSTM 分支建模长程依赖，双分支输出与时间维注意力池化后进入共享全连接层，再接多任务双头。训练用验证损失早停并回载最优权重，学习率衰减的下限低于初始值，类别按逆频加权，随机种子固定，模型、标准化器、编码器、配置与数据摘要全部落盘，保证任何一次结果都能复现。结构消融和与已发表方法的同口径对标也做了，据此确定最终采用双分支结构。</w:t>
-      </w:r>
-    </w:p>
-    <w:p>
-      <w:pPr>
-        <w:rPr>
-          <w:rFonts w:hint="eastAsia"/>
-        </w:rPr>
-      </w:pPr>
-    </w:p>
-    <w:p>
-      <w:pPr>
-        <w:pStyle w:val="2"/>
-        <w:rPr>
-          <w:rFonts w:hint="eastAsia"/>
-        </w:rPr>
-      </w:pPr>
-      <w:r>
-        <w:rPr>
-          <w:rFonts w:hint="eastAsia"/>
-          <w:b/>
-        </w:rPr>
-        <w:t>7.4 评估体系</w:t>
-      </w:r>
-    </w:p>
-    <w:p>
-      <w:pPr>
-        <w:rPr>
-          <w:rFonts w:hint="eastAsia"/>
-        </w:rPr>
-      </w:pPr>
-    </w:p>
-    <w:p>
-      <w:pPr>
-        <w:rPr>
-          <w:rFonts w:hint="eastAsia"/>
-        </w:rPr>
-      </w:pPr>
-      <w:r>
-        <w:rPr>
-          <w:rFonts w:hint="eastAsia"/>
-        </w:rPr>
-        <w:t>同一套模型被放在三个口径下评估：窗口级看分类指标与误报预算下的召回；告警级在线口径看连续确认下的片段召回、每小时误报和检测时延；真实域看跨数据集、跨天的迁移表现，并以无监督目标域基线作对照。此外做了工作点全枚举、运维工时换算、错误分析、性能基准、多种子统计，并对评估代码本身加了交叉断言——同一套确认语义在服务端、离线评估和真实评估三处实现，必须给出同一结果。</w:t>
-      </w:r>
-    </w:p>
-    <w:p>
-      <w:pPr>
-        <w:rPr>
-          <w:rFonts w:hint="eastAsia"/>
-        </w:rPr>
-      </w:pPr>
-    </w:p>
-    <w:p>
-      <w:pPr>
-        <w:pStyle w:val="2"/>
-        <w:rPr>
-          <w:rFonts w:hint="eastAsia"/>
-        </w:rPr>
-      </w:pPr>
-      <w:r>
-        <w:rPr>
-          <w:rFonts w:hint="eastAsia"/>
-          <w:b/>
-        </w:rPr>
-        <w:t>7.5 在线服务与处置闭环</w:t>
-      </w:r>
-    </w:p>
-    <w:p>
-      <w:pPr>
-        <w:rPr>
-          <w:rFonts w:hint="eastAsia"/>
-        </w:rPr>
-      </w:pPr>
-    </w:p>
-    <w:p>
-      <w:pPr>
-        <w:rPr>
-          <w:rFonts w:hint="eastAsia"/>
-        </w:rPr>
-      </w:pPr>
-      <w:r>
-        <w:rPr>
-          <w:rFonts w:hint="eastAsia"/>
-        </w:rPr>
-        <w:t>服务用有界容器维护滑窗、回看缓冲、告警、观察池和待研判队列；每个窗口的分数都会写进回看缓冲，事后能被追问；接近阈值的未确认窗口进观察池；确认后的告警按动作矩阵决策，经适配层下发。适配层实现了幂等、异常隔离、封禁表的过期清理与硬上限，以及下发后的回读校验与回滚。审计台账一行一条 JSON，可以直接被日志平台采集。</w:t>
-      </w:r>
-    </w:p>
-    <w:p>
-      <w:pPr>
-        <w:rPr>
-          <w:rFonts w:hint="eastAsia"/>
-        </w:rPr>
-      </w:pPr>
-    </w:p>
-    <w:p>
-      <w:pPr>
-        <w:pStyle w:val="2"/>
-        <w:rPr>
-          <w:rFonts w:hint="eastAsia"/>
-        </w:rPr>
-      </w:pPr>
-      <w:r>
-        <w:rPr>
-          <w:rFonts w:hint="eastAsia"/>
-          <w:b/>
-        </w:rPr>
-        <w:lastRenderedPageBreak/>
-        <w:t>7.6 复盘回流与自动放松</w:t>
-      </w:r>
-    </w:p>
-    <w:p>
-      <w:pPr>
-        <w:rPr>
-          <w:rFonts w:hint="eastAsia"/>
-        </w:rPr>
-      </w:pPr>
-    </w:p>
-    <w:p>
-      <w:pPr>
-        <w:rPr>
-          <w:rFonts w:hint="eastAsia"/>
-        </w:rPr>
-      </w:pPr>
-      <w:r>
-        <w:rPr>
-          <w:rFonts w:hint="eastAsia"/>
-        </w:rPr>
-        <w:t>人工结论按编号与窗口特征证据关联落盘，编号跨重启唯一——这一点看似细节，但如果重启后编号从头开始，新旧记录会共用同一个编号，回流时就会拼出自相矛盾的训练样本，而且全程不会有任何报错。重训由增量触发策略驱动，产出隔离的候选模型。另一侧，当人工结论以"正常"为主时，自动放松按门槛上调阈值，默认关闭、有上限、写审计。</w:t>
-      </w:r>
-    </w:p>
-    <w:p>
-      <w:pPr>
-        <w:rPr>
-          <w:rFonts w:hint="eastAsia"/>
-        </w:rPr>
-      </w:pPr>
-    </w:p>
-    <w:p>
-      <w:pPr>
-        <w:pStyle w:val="2"/>
-        <w:rPr>
-          <w:rFonts w:hint="eastAsia"/>
-        </w:rPr>
-      </w:pPr>
-      <w:r>
-        <w:rPr>
-          <w:rFonts w:hint="eastAsia"/>
-          <w:b/>
-        </w:rPr>
-        <w:t>7.7 人机交互与接口</w:t>
-      </w:r>
-    </w:p>
-    <w:p>
-      <w:pPr>
-        <w:rPr>
-          <w:rFonts w:hint="eastAsia"/>
-        </w:rPr>
-      </w:pPr>
-    </w:p>
-    <w:p>
-      <w:pPr>
-        <w:rPr>
-          <w:rFonts w:hint="eastAsia"/>
-        </w:rPr>
-      </w:pPr>
-      <w:r>
-        <w:rPr>
-          <w:rFonts w:hint="eastAsia"/>
-        </w:rPr>
-        <w:t>大屏提供实时曲线、攻击拓扑、处置控制台、审计台账查询、复核台与评审视图；后端提供检测、策略、复核、统计与监控指标接口。复核台是这套系统与人的交接点：待研判项一条条列出来，值班员点一下"确认攻击"或"判为正常"，结论立刻回流。</w:t>
-      </w:r>
-    </w:p>
-    <w:p>
-      <w:pPr>
-        <w:rPr>
-          <w:rFonts w:hint="eastAsia"/>
-        </w:rPr>
-      </w:pPr>
-    </w:p>
-    <w:p>
-      <w:pPr>
-        <w:pStyle w:val="2"/>
-        <w:rPr>
-          <w:rFonts w:hint="eastAsia"/>
-        </w:rPr>
-      </w:pPr>
-      <w:r>
-        <w:rPr>
-          <w:rFonts w:hint="eastAsia"/>
-          <w:b/>
-        </w:rPr>
-        <w:t>7.8 质量保障</w:t>
-      </w:r>
-    </w:p>
-    <w:p>
-      <w:pPr>
-        <w:rPr>
-          <w:rFonts w:hint="eastAsia"/>
-        </w:rPr>
-      </w:pPr>
-    </w:p>
-    <w:p>
-      <w:pPr>
-        <w:rPr>
-          <w:rFonts w:hint="eastAsia"/>
-        </w:rPr>
-      </w:pPr>
-      <w:r>
-        <w:rPr>
-          <w:rFonts w:hint="eastAsia"/>
-        </w:rPr>
-        <w:t>三层防护。第一层是测试：生成器的物理自洽、列名识别、滑窗语义、评估口径边界、复核闭环、融合策略、触发策略，以及用桩件替代 Ryu 的适配层行为测试和 pcap 往返一致性测试。第二层是 130 项交付自检，包含在线接口实调、产物一致性和对外材料数字的防漂移守卫。第三层是持续集成。自检带前置闸门：依赖缺失时直接以退出码 2 拒跑，绝不静默跳过检查项之后仍报"通过"。</w:t>
-      </w:r>
-    </w:p>
-    <w:p>
-      <w:pPr>
-        <w:rPr>
-          <w:rFonts w:hint="eastAsia"/>
-        </w:rPr>
-      </w:pPr>
-    </w:p>
-    <w:p>
-      <w:pPr>
-        <w:pStyle w:val="2"/>
-        <w:rPr>
-          <w:rFonts w:hint="eastAsia"/>
-        </w:rPr>
-      </w:pPr>
-      <w:r>
-        <w:rPr>
-          <w:rFonts w:hint="eastAsia"/>
-          <w:b/>
-        </w:rPr>
-        <w:t>7.9 部署与运维</w:t>
-      </w:r>
-    </w:p>
-    <w:p>
-      <w:pPr>
-        <w:rPr>
-          <w:rFonts w:hint="eastAsia"/>
-        </w:rPr>
-      </w:pPr>
-    </w:p>
-    <w:p>
-      <w:pPr>
-        <w:rPr>
-          <w:rFonts w:hint="eastAsia"/>
-        </w:rPr>
-      </w:pPr>
-      <w:r>
-        <w:rPr>
-          <w:rFonts w:hint="eastAsia"/>
-        </w:rPr>
-        <w:t>统一入口提供体检、状态、演示、验收、清单、配置、重训等子命令；适配层用心跳文件而不</w:t>
-      </w:r>
-      <w:r>
-        <w:rPr>
-          <w:rFonts w:hint="eastAsia"/>
-        </w:rPr>
-        <w:lastRenderedPageBreak/>
-        <w:t>是再开一个网络端口来暴露存活状态；服务暴露 Prometheus 指标，包括告警量、时延分位、观察池规模、待研判积压、未知占比、自动放松次数与当前阈值。上线顺序写在部署文档里：先演练、再执行，先影子运行、再开自动阻断；检测服务不可达时控制器只记日志、不改流表——算法出问题，不该把网络一起拖下水。</w:t>
-      </w:r>
-    </w:p>
-    <w:p>
-      <w:pPr>
-        <w:rPr>
-          <w:rFonts w:hint="eastAsia"/>
-        </w:rPr>
-      </w:pPr>
-    </w:p>
-    <w:p>
-      <w:pPr>
-        <w:pStyle w:val="1"/>
-        <w:rPr>
-          <w:rFonts w:hint="eastAsia"/>
-        </w:rPr>
-      </w:pPr>
-      <w:r>
-        <w:rPr>
-          <w:rFonts w:hint="eastAsia"/>
-          <w:b/>
-        </w:rPr>
-        <w:t>8系统整体框架与作业流程</w:t>
-      </w:r>
-    </w:p>
-    <w:p>
-      <w:pPr>
-        <w:rPr>
-          <w:rFonts w:hint="eastAsia"/>
-        </w:rPr>
-      </w:pPr>
-    </w:p>
-    <w:p>
-      <w:pPr>
-        <w:pStyle w:val="2"/>
-        <w:rPr>
-          <w:rFonts w:hint="eastAsia"/>
-        </w:rPr>
-      </w:pPr>
-      <w:r>
-        <w:rPr>
-          <w:rFonts w:hint="eastAsia"/>
-          <w:b/>
-        </w:rPr>
-        <w:t>8.1 系统整体框架</w:t>
-      </w:r>
-    </w:p>
-    <w:p>
-      <w:pPr>
-        <w:rPr>
-          <w:rFonts w:hint="eastAsia"/>
-        </w:rPr>
-      </w:pPr>
-    </w:p>
-    <w:p>
-      <w:pPr>
-        <w:rPr>
-          <w:rFonts w:hint="eastAsia"/>
-        </w:rPr>
-      </w:pPr>
-      <w:r>
-        <w:rPr>
-          <w:rFonts w:hint="eastAsia"/>
-        </w:rPr>
-        <w:t>系统按七层闭环组织：采集、判定、分级、确认、处置、留痕、复盘回流。采集层支持三条数据接入路径，共享同一套模型服务与处置链路，差异只在特征口径与标准化器；判定层是滑窗模型加新颖性度量；分级层是动作矩阵；确认层是连续窗口去抖；处置层是规则下发加回读校验加失败回滚；留痕层是审计台账、观察池、回看缓冲与监控指标；复盘回流层是人工研判、标注回流、增量触发重训与候选模型评估。</w:t>
-      </w:r>
-    </w:p>
-    <w:p>
-      <w:pPr>
-        <w:rPr>
-          <w:rFonts w:hint="eastAsia"/>
-        </w:rPr>
-      </w:pPr>
-    </w:p>
-    <w:p>
-      <w:pPr>
-        <w:pStyle w:val="2"/>
-        <w:rPr>
-          <w:rFonts w:hint="eastAsia"/>
-        </w:rPr>
-      </w:pPr>
-      <w:r>
-        <w:rPr>
-          <w:rFonts w:hint="eastAsia"/>
-          <w:b/>
-        </w:rPr>
-        <w:t>8.2 系统作业流程</w:t>
-      </w:r>
-    </w:p>
-    <w:p>
-      <w:pPr>
-        <w:rPr>
-          <w:rFonts w:hint="eastAsia"/>
-        </w:rPr>
-      </w:pPr>
-    </w:p>
-    <w:p>
-      <w:pPr>
-        <w:rPr>
-          <w:rFonts w:hint="eastAsia"/>
-        </w:rPr>
-      </w:pPr>
-      <w:r>
-        <w:rPr>
-          <w:rFonts w:hint="eastAsia"/>
-          <w:b/>
-        </w:rPr>
-        <w:t>正常流量</w:t>
-      </w:r>
-      <w:r>
-        <w:rPr>
-          <w:rFonts w:hint="eastAsia"/>
-        </w:rPr>
-        <w:t>：流记录进入滑窗，判定为正常，只写回看缓冲，不告警、不动作；如果分数接近阈值，进观察池留个痕，方便日后复盘。</w:t>
-      </w:r>
-    </w:p>
-    <w:p>
-      <w:pPr>
-        <w:rPr>
-          <w:rFonts w:hint="eastAsia"/>
-        </w:rPr>
-      </w:pPr>
-    </w:p>
-    <w:p>
-      <w:pPr>
-        <w:rPr>
-          <w:rFonts w:hint="eastAsia"/>
-        </w:rPr>
-      </w:pPr>
-      <w:r>
-        <w:rPr>
-          <w:rFonts w:hint="eastAsia"/>
-          <w:b/>
-        </w:rPr>
-        <w:t>已知攻击</w:t>
-      </w:r>
-      <w:r>
-        <w:rPr>
-          <w:rFonts w:hint="eastAsia"/>
-        </w:rPr>
-        <w:t>：连续 N 个窗口超阈值后确认告警，动作决策先看白名单和全局策略，再下发规则；下发后回读校验，成功则记"已执行"并写台账，失败则回滚并记一条校验事件。同一源的后续告警在封禁窗口内幂等抑制，达到升级条件就上抬动作级别。</w:t>
-      </w:r>
-    </w:p>
-    <w:p>
-      <w:pPr>
-        <w:rPr>
-          <w:rFonts w:hint="eastAsia"/>
-        </w:rPr>
-      </w:pPr>
-    </w:p>
-    <w:p>
-      <w:pPr>
-        <w:rPr>
-          <w:rFonts w:hint="eastAsia"/>
-        </w:rPr>
-      </w:pPr>
-      <w:r>
-        <w:rPr>
-          <w:rFonts w:hint="eastAsia"/>
-          <w:b/>
-        </w:rPr>
-        <w:t>未知形态</w:t>
-      </w:r>
-      <w:r>
-        <w:rPr>
-          <w:rFonts w:hint="eastAsia"/>
-        </w:rPr>
-        <w:t>：新颖性超阈值后，细类标记为未知，走保守动作（最高限速），自动进待研判队列；人工给出结论后回流，攒够数量触发重训，候选模型经同口径评测后由人决定是否替换主线模型。</w:t>
-      </w:r>
-    </w:p>
-    <w:p>
-      <w:pPr>
-        <w:rPr>
-          <w:rFonts w:hint="eastAsia"/>
-        </w:rPr>
-      </w:pPr>
-    </w:p>
-    <w:p>
-      <w:pPr>
-        <w:pStyle w:val="1"/>
-        <w:rPr>
-          <w:rFonts w:hint="eastAsia"/>
-        </w:rPr>
-      </w:pPr>
-      <w:r>
-        <w:rPr>
-          <w:rFonts w:hint="eastAsia"/>
-          <w:b/>
-        </w:rPr>
         <w:t>9项目实施</w:t>
       </w:r>
     </w:p>
@@ -2220,7 +2499,7 @@
     </w:p>
     <w:p>
       <w:pPr>
-        <w:pStyle w:val="2"/>
+        <w:pStyle w:val="3"/>
         <w:rPr>
           <w:rFonts w:hint="eastAsia"/>
         </w:rPr>
@@ -2242,17 +2521,24 @@
     </w:p>
     <w:tbl>
       <w:tblPr>
+        <w:tblStyle w:val="14"/>
         <w:tblW w:w="0" w:type="auto"/>
+        <w:tblInd w:w="0" w:type="dxa"/>
         <w:tblBorders>
-          <w:top w:val="single" w:sz="4" w:space="0" w:color="auto"/>
-          <w:left w:val="single" w:sz="4" w:space="0" w:color="auto"/>
-          <w:bottom w:val="single" w:sz="4" w:space="0" w:color="auto"/>
-          <w:right w:val="single" w:sz="4" w:space="0" w:color="auto"/>
-          <w:insideH w:val="single" w:sz="4" w:space="0" w:color="auto"/>
-          <w:insideV w:val="single" w:sz="4" w:space="0" w:color="auto"/>
+          <w:top w:val="single" w:color="auto" w:sz="4" w:space="0"/>
+          <w:left w:val="single" w:color="auto" w:sz="4" w:space="0"/>
+          <w:bottom w:val="single" w:color="auto" w:sz="4" w:space="0"/>
+          <w:right w:val="single" w:color="auto" w:sz="4" w:space="0"/>
+          <w:insideH w:val="single" w:color="auto" w:sz="4" w:space="0"/>
+          <w:insideV w:val="single" w:color="auto" w:sz="4" w:space="0"/>
         </w:tblBorders>
         <w:tblLayout w:type="fixed"/>
-        <w:tblLook w:val="0000" w:firstRow="0" w:lastRow="0" w:firstColumn="0" w:lastColumn="0" w:noHBand="0" w:noVBand="0"/>
+        <w:tblCellMar>
+          <w:top w:w="0" w:type="dxa"/>
+          <w:left w:w="108" w:type="dxa"/>
+          <w:bottom w:w="0" w:type="dxa"/>
+          <w:right w:w="108" w:type="dxa"/>
+        </w:tblCellMar>
       </w:tblPr>
       <w:tblGrid>
         <w:gridCol w:w="2176"/>
@@ -2262,9 +2548,19 @@
       </w:tblGrid>
       <w:tr>
         <w:tblPrEx>
+          <w:tblBorders>
+            <w:top w:val="single" w:color="auto" w:sz="4" w:space="0"/>
+            <w:left w:val="single" w:color="auto" w:sz="4" w:space="0"/>
+            <w:bottom w:val="single" w:color="auto" w:sz="4" w:space="0"/>
+            <w:right w:val="single" w:color="auto" w:sz="4" w:space="0"/>
+            <w:insideH w:val="single" w:color="auto" w:sz="4" w:space="0"/>
+            <w:insideV w:val="single" w:color="auto" w:sz="4" w:space="0"/>
+          </w:tblBorders>
           <w:tblCellMar>
             <w:top w:w="0" w:type="dxa"/>
+            <w:left w:w="108" w:type="dxa"/>
             <w:bottom w:w="0" w:type="dxa"/>
+            <w:right w:w="108" w:type="dxa"/>
           </w:tblCellMar>
         </w:tblPrEx>
         <w:tc>
@@ -2366,9 +2662,19 @@
       </w:tr>
       <w:tr>
         <w:tblPrEx>
+          <w:tblBorders>
+            <w:top w:val="single" w:color="auto" w:sz="4" w:space="0"/>
+            <w:left w:val="single" w:color="auto" w:sz="4" w:space="0"/>
+            <w:bottom w:val="single" w:color="auto" w:sz="4" w:space="0"/>
+            <w:right w:val="single" w:color="auto" w:sz="4" w:space="0"/>
+            <w:insideH w:val="single" w:color="auto" w:sz="4" w:space="0"/>
+            <w:insideV w:val="single" w:color="auto" w:sz="4" w:space="0"/>
+          </w:tblBorders>
           <w:tblCellMar>
             <w:top w:w="0" w:type="dxa"/>
+            <w:left w:w="108" w:type="dxa"/>
             <w:bottom w:w="0" w:type="dxa"/>
+            <w:right w:w="108" w:type="dxa"/>
           </w:tblCellMar>
         </w:tblPrEx>
         <w:tc>
@@ -2462,9 +2768,19 @@
       </w:tr>
       <w:tr>
         <w:tblPrEx>
+          <w:tblBorders>
+            <w:top w:val="single" w:color="auto" w:sz="4" w:space="0"/>
+            <w:left w:val="single" w:color="auto" w:sz="4" w:space="0"/>
+            <w:bottom w:val="single" w:color="auto" w:sz="4" w:space="0"/>
+            <w:right w:val="single" w:color="auto" w:sz="4" w:space="0"/>
+            <w:insideH w:val="single" w:color="auto" w:sz="4" w:space="0"/>
+            <w:insideV w:val="single" w:color="auto" w:sz="4" w:space="0"/>
+          </w:tblBorders>
           <w:tblCellMar>
             <w:top w:w="0" w:type="dxa"/>
+            <w:left w:w="108" w:type="dxa"/>
             <w:bottom w:w="0" w:type="dxa"/>
+            <w:right w:w="108" w:type="dxa"/>
           </w:tblCellMar>
         </w:tblPrEx>
         <w:tc>
@@ -2558,9 +2874,19 @@
       </w:tr>
       <w:tr>
         <w:tblPrEx>
+          <w:tblBorders>
+            <w:top w:val="single" w:color="auto" w:sz="4" w:space="0"/>
+            <w:left w:val="single" w:color="auto" w:sz="4" w:space="0"/>
+            <w:bottom w:val="single" w:color="auto" w:sz="4" w:space="0"/>
+            <w:right w:val="single" w:color="auto" w:sz="4" w:space="0"/>
+            <w:insideH w:val="single" w:color="auto" w:sz="4" w:space="0"/>
+            <w:insideV w:val="single" w:color="auto" w:sz="4" w:space="0"/>
+          </w:tblBorders>
           <w:tblCellMar>
             <w:top w:w="0" w:type="dxa"/>
+            <w:left w:w="108" w:type="dxa"/>
             <w:bottom w:w="0" w:type="dxa"/>
+            <w:right w:w="108" w:type="dxa"/>
           </w:tblCellMar>
         </w:tblPrEx>
         <w:tc>
@@ -2654,9 +2980,19 @@
       </w:tr>
       <w:tr>
         <w:tblPrEx>
+          <w:tblBorders>
+            <w:top w:val="single" w:color="auto" w:sz="4" w:space="0"/>
+            <w:left w:val="single" w:color="auto" w:sz="4" w:space="0"/>
+            <w:bottom w:val="single" w:color="auto" w:sz="4" w:space="0"/>
+            <w:right w:val="single" w:color="auto" w:sz="4" w:space="0"/>
+            <w:insideH w:val="single" w:color="auto" w:sz="4" w:space="0"/>
+            <w:insideV w:val="single" w:color="auto" w:sz="4" w:space="0"/>
+          </w:tblBorders>
           <w:tblCellMar>
             <w:top w:w="0" w:type="dxa"/>
+            <w:left w:w="108" w:type="dxa"/>
             <w:bottom w:w="0" w:type="dxa"/>
+            <w:right w:w="108" w:type="dxa"/>
           </w:tblCellMar>
         </w:tblPrEx>
         <w:tc>
@@ -2750,9 +3086,19 @@
       </w:tr>
       <w:tr>
         <w:tblPrEx>
+          <w:tblBorders>
+            <w:top w:val="single" w:color="auto" w:sz="4" w:space="0"/>
+            <w:left w:val="single" w:color="auto" w:sz="4" w:space="0"/>
+            <w:bottom w:val="single" w:color="auto" w:sz="4" w:space="0"/>
+            <w:right w:val="single" w:color="auto" w:sz="4" w:space="0"/>
+            <w:insideH w:val="single" w:color="auto" w:sz="4" w:space="0"/>
+            <w:insideV w:val="single" w:color="auto" w:sz="4" w:space="0"/>
+          </w:tblBorders>
           <w:tblCellMar>
             <w:top w:w="0" w:type="dxa"/>
+            <w:left w:w="108" w:type="dxa"/>
             <w:bottom w:w="0" w:type="dxa"/>
+            <w:right w:w="108" w:type="dxa"/>
           </w:tblCellMar>
         </w:tblPrEx>
         <w:tc>
@@ -2861,6 +3207,143 @@
     </w:p>
     <w:p>
       <w:pPr>
+        <w:pStyle w:val="3"/>
+        <w:rPr>
+          <w:rFonts w:hint="eastAsia"/>
+        </w:rPr>
+      </w:pPr>
+      <w:r>
+        <w:rPr>
+          <w:rFonts w:hint="eastAsia"/>
+          <w:b/>
+        </w:rPr>
+        <w:t>9.2 技术实现</w:t>
+      </w:r>
+    </w:p>
+    <w:p>
+      <w:pPr>
+        <w:rPr>
+          <w:rFonts w:hint="eastAsia"/>
+        </w:rPr>
+      </w:pPr>
+    </w:p>
+    <w:p>
+      <w:pPr>
+        <w:rPr>
+          <w:rFonts w:hint="eastAsia"/>
+        </w:rPr>
+      </w:pPr>
+      <w:r>
+        <w:rPr>
+          <w:rFonts w:hint="eastAsia"/>
+        </w:rPr>
+        <w:t>技术栈是 Python 3.11、TensorFlow/Keras 做模型、Flask 做服务与大屏、Ryu 做控制平面适配、scikit-learn 做传统基线、Prometheus 文本格式做监控指标。代码分成五块：`src/` 是 13 个功能模块，`tools/` 是 41 个脚本（含交付自检），`app/` 是大屏与服务接口，`integrations/` 是控制器适配层，`tests/` 是三套测试。</w:t>
+      </w:r>
+    </w:p>
+    <w:p>
+      <w:pPr>
+        <w:rPr>
+          <w:rFonts w:hint="eastAsia"/>
+        </w:rPr>
+      </w:pPr>
+    </w:p>
+    <w:p>
+      <w:pPr>
+        <w:rPr>
+          <w:rFonts w:hint="eastAsia"/>
+        </w:rPr>
+      </w:pPr>
+      <w:r>
+        <w:rPr>
+          <w:rFonts w:hint="eastAsia"/>
+        </w:rPr>
+        <w:t>几个明确的取舍：不做特征层融合，因为手上没有同一批流的真实双源原始特征，只做可解释、可审计的决策层融合；不把重训做成常驻进程，低频的可重入批处理交给系统调度器更稳；不引入 GPU 依赖，私有化部署才落得下去；新增能力一律默认关闭，避免悄悄改变既有行为。</w:t>
+      </w:r>
+    </w:p>
+    <w:p>
+      <w:pPr>
+        <w:rPr>
+          <w:rFonts w:hint="eastAsia"/>
+        </w:rPr>
+      </w:pPr>
+    </w:p>
+    <w:p>
+      <w:pPr>
+        <w:pStyle w:val="3"/>
+        <w:rPr>
+          <w:rFonts w:hint="eastAsia"/>
+        </w:rPr>
+      </w:pPr>
+      <w:r>
+        <w:rPr>
+          <w:rFonts w:hint="eastAsia"/>
+          <w:b/>
+        </w:rPr>
+        <w:t>9.3 团队协作</w:t>
+      </w:r>
+    </w:p>
+    <w:p>
+      <w:pPr>
+        <w:rPr>
+          <w:rFonts w:hint="eastAsia"/>
+        </w:rPr>
+      </w:pPr>
+    </w:p>
+    <w:p>
+      <w:pPr>
+        <w:rPr>
+          <w:rFonts w:hint="eastAsia"/>
+        </w:rPr>
+      </w:pPr>
+      <w:r>
+        <w:rPr>
+          <w:rFonts w:hint="eastAsia"/>
+        </w:rPr>
+        <w:t>本项目为个人参赛，参赛人一人承担算法、工程、文档与演示。学科交叉也体现在分工上：一侧是算法与工程（数据管线、模型、评估、服务），另一侧是安全运营语义（动作矩阵、白名单与演练约束、审计口径、处置可回读）。</w:t>
+      </w:r>
+    </w:p>
+    <w:p>
+      <w:pPr>
+        <w:rPr>
+          <w:rFonts w:hint="eastAsia"/>
+        </w:rPr>
+      </w:pPr>
+    </w:p>
+    <w:p>
+      <w:pPr>
+        <w:rPr>
+          <w:rFonts w:hint="eastAsia"/>
+        </w:rPr>
+      </w:pPr>
+      <w:r>
+        <w:rPr>
+          <w:rFonts w:hint="eastAsia"/>
+        </w:rPr>
+        <w:t>个人参赛的短板是明确的：没有销售、没有 7×24 支持、没有硬件实验室。我们的应对方式是</w:t>
+      </w:r>
+      <w:r>
+        <w:rPr>
+          <w:rFonts w:hint="eastAsia"/>
+          <w:b/>
+        </w:rPr>
+        <w:t>用可复核的资产替代人力</w:t>
+      </w:r>
+      <w:r>
+        <w:rPr>
+          <w:rFonts w:hint="eastAsia"/>
+        </w:rPr>
+        <w:t>——把复现、自检、合规、部署全部脚本化，让集成商、院校或试用单位能以最低沟通成本接手；后续扩编也以"能不能复跑并读懂证据链"为标准，而不是看简历。</w:t>
+      </w:r>
+    </w:p>
+    <w:p>
+      <w:pPr>
+        <w:rPr>
+          <w:rFonts w:hint="eastAsia"/>
+        </w:rPr>
+      </w:pPr>
+    </w:p>
+    <w:p>
+      <w:pPr>
         <w:pStyle w:val="2"/>
         <w:rPr>
           <w:rFonts w:hint="eastAsia"/>
@@ -2871,145 +3354,6 @@
           <w:rFonts w:hint="eastAsia"/>
           <w:b/>
         </w:rPr>
-        <w:lastRenderedPageBreak/>
-        <w:t>9.2 技术实现</w:t>
-      </w:r>
-    </w:p>
-    <w:p>
-      <w:pPr>
-        <w:rPr>
-          <w:rFonts w:hint="eastAsia"/>
-        </w:rPr>
-      </w:pPr>
-    </w:p>
-    <w:p>
-      <w:pPr>
-        <w:rPr>
-          <w:rFonts w:hint="eastAsia"/>
-        </w:rPr>
-      </w:pPr>
-      <w:r>
-        <w:rPr>
-          <w:rFonts w:hint="eastAsia"/>
-        </w:rPr>
-        <w:t>技术栈是 Python 3.11、TensorFlow/Keras 做模型、Flask 做服务与大屏、Ryu 做控制平面适配、scikit-learn 做传统基线、Prometheus 文本格式做监控指标。代码分成五块：`src/` 是 13 个功能模块，`tools/` 是 41 个脚本（含交付自检），`app/` 是大屏与服务接口，`integrations/` 是控制器适配层，`tests/` 是三套测试。</w:t>
-      </w:r>
-    </w:p>
-    <w:p>
-      <w:pPr>
-        <w:rPr>
-          <w:rFonts w:hint="eastAsia"/>
-        </w:rPr>
-      </w:pPr>
-    </w:p>
-    <w:p>
-      <w:pPr>
-        <w:rPr>
-          <w:rFonts w:hint="eastAsia"/>
-        </w:rPr>
-      </w:pPr>
-      <w:r>
-        <w:rPr>
-          <w:rFonts w:hint="eastAsia"/>
-        </w:rPr>
-        <w:t>几个明确的取舍：不做特征层融合，因为手上没有同一批流的真实双源原始特征，只做可解释、可审计的决策层融合；不把重训做成常驻进程，低频的可重入批处理交给系统调度器更稳；不引入 GPU 依赖，私有化部署才落得下去；新增能力一律默认关闭，避免悄悄改变既有行为。</w:t>
-      </w:r>
-    </w:p>
-    <w:p>
-      <w:pPr>
-        <w:rPr>
-          <w:rFonts w:hint="eastAsia"/>
-        </w:rPr>
-      </w:pPr>
-    </w:p>
-    <w:p>
-      <w:pPr>
-        <w:pStyle w:val="2"/>
-        <w:rPr>
-          <w:rFonts w:hint="eastAsia"/>
-        </w:rPr>
-      </w:pPr>
-      <w:r>
-        <w:rPr>
-          <w:rFonts w:hint="eastAsia"/>
-          <w:b/>
-        </w:rPr>
-        <w:t>9.3 团队协作</w:t>
-      </w:r>
-    </w:p>
-    <w:p>
-      <w:pPr>
-        <w:rPr>
-          <w:rFonts w:hint="eastAsia"/>
-        </w:rPr>
-      </w:pPr>
-    </w:p>
-    <w:p>
-      <w:pPr>
-        <w:rPr>
-          <w:rFonts w:hint="eastAsia"/>
-        </w:rPr>
-      </w:pPr>
-      <w:r>
-        <w:rPr>
-          <w:rFonts w:hint="eastAsia"/>
-        </w:rPr>
-        <w:t>本项目为个人参赛，参赛人一人承担算法、工程、文档与演示。学科交叉也体现在分工上：一侧是算法与工程（数据管线、模型、评估、服务），另一侧是安全运营语义（动作矩阵、白名单与演练约束、审计口径、处置可回读）。</w:t>
-      </w:r>
-    </w:p>
-    <w:p>
-      <w:pPr>
-        <w:rPr>
-          <w:rFonts w:hint="eastAsia"/>
-        </w:rPr>
-      </w:pPr>
-    </w:p>
-    <w:p>
-      <w:pPr>
-        <w:rPr>
-          <w:rFonts w:hint="eastAsia"/>
-        </w:rPr>
-      </w:pPr>
-      <w:r>
-        <w:rPr>
-          <w:rFonts w:hint="eastAsia"/>
-        </w:rPr>
-        <w:t>个人参赛的短板是明确的：没有销售、没有 7×24 支持、没有硬件实验室。我们的应对方式是</w:t>
-      </w:r>
-      <w:r>
-        <w:rPr>
-          <w:rFonts w:hint="eastAsia"/>
-          <w:b/>
-        </w:rPr>
-        <w:t>用可复核的资产替代人力</w:t>
-      </w:r>
-      <w:r>
-        <w:rPr>
-          <w:rFonts w:hint="eastAsia"/>
-        </w:rPr>
-        <w:t>——把复现、自检、合规、部署全部脚本化，让集成商、院校或试用单位能以最低沟通成本接手；后续扩编也以"能不能复跑并读懂证据链"为标准，而不是看简历。</w:t>
-      </w:r>
-    </w:p>
-    <w:p>
-      <w:pPr>
-        <w:rPr>
-          <w:rFonts w:hint="eastAsia"/>
-        </w:rPr>
-      </w:pPr>
-    </w:p>
-    <w:p>
-      <w:pPr>
-        <w:pStyle w:val="1"/>
-        <w:rPr>
-          <w:rFonts w:hint="eastAsia"/>
-        </w:rPr>
-      </w:pPr>
-      <w:r>
-        <w:rPr>
-          <w:rFonts w:hint="eastAsia"/>
-          <w:b/>
-        </w:rPr>
-        <w:lastRenderedPageBreak/>
         <w:t>10验证作业的数据</w:t>
       </w:r>
     </w:p>
@@ -3022,17 +3366,24 @@
     </w:p>
     <w:tbl>
       <w:tblPr>
+        <w:tblStyle w:val="14"/>
         <w:tblW w:w="0" w:type="auto"/>
+        <w:tblInd w:w="0" w:type="dxa"/>
         <w:tblBorders>
-          <w:top w:val="single" w:sz="4" w:space="0" w:color="auto"/>
-          <w:left w:val="single" w:sz="4" w:space="0" w:color="auto"/>
-          <w:bottom w:val="single" w:sz="4" w:space="0" w:color="auto"/>
-          <w:right w:val="single" w:sz="4" w:space="0" w:color="auto"/>
-          <w:insideH w:val="single" w:sz="4" w:space="0" w:color="auto"/>
-          <w:insideV w:val="single" w:sz="4" w:space="0" w:color="auto"/>
+          <w:top w:val="single" w:color="auto" w:sz="4" w:space="0"/>
+          <w:left w:val="single" w:color="auto" w:sz="4" w:space="0"/>
+          <w:bottom w:val="single" w:color="auto" w:sz="4" w:space="0"/>
+          <w:right w:val="single" w:color="auto" w:sz="4" w:space="0"/>
+          <w:insideH w:val="single" w:color="auto" w:sz="4" w:space="0"/>
+          <w:insideV w:val="single" w:color="auto" w:sz="4" w:space="0"/>
         </w:tblBorders>
         <w:tblLayout w:type="fixed"/>
-        <w:tblLook w:val="0000" w:firstRow="0" w:lastRow="0" w:firstColumn="0" w:lastColumn="0" w:noHBand="0" w:noVBand="0"/>
+        <w:tblCellMar>
+          <w:top w:w="0" w:type="dxa"/>
+          <w:left w:w="108" w:type="dxa"/>
+          <w:bottom w:w="0" w:type="dxa"/>
+          <w:right w:w="108" w:type="dxa"/>
+        </w:tblCellMar>
       </w:tblPr>
       <w:tblGrid>
         <w:gridCol w:w="2902"/>
@@ -3041,9 +3392,19 @@
       </w:tblGrid>
       <w:tr>
         <w:tblPrEx>
+          <w:tblBorders>
+            <w:top w:val="single" w:color="auto" w:sz="4" w:space="0"/>
+            <w:left w:val="single" w:color="auto" w:sz="4" w:space="0"/>
+            <w:bottom w:val="single" w:color="auto" w:sz="4" w:space="0"/>
+            <w:right w:val="single" w:color="auto" w:sz="4" w:space="0"/>
+            <w:insideH w:val="single" w:color="auto" w:sz="4" w:space="0"/>
+            <w:insideV w:val="single" w:color="auto" w:sz="4" w:space="0"/>
+          </w:tblBorders>
           <w:tblCellMar>
             <w:top w:w="0" w:type="dxa"/>
+            <w:left w:w="108" w:type="dxa"/>
             <w:bottom w:w="0" w:type="dxa"/>
+            <w:right w:w="108" w:type="dxa"/>
           </w:tblCellMar>
         </w:tblPrEx>
         <w:tc>
@@ -3121,9 +3482,19 @@
       </w:tr>
       <w:tr>
         <w:tblPrEx>
+          <w:tblBorders>
+            <w:top w:val="single" w:color="auto" w:sz="4" w:space="0"/>
+            <w:left w:val="single" w:color="auto" w:sz="4" w:space="0"/>
+            <w:bottom w:val="single" w:color="auto" w:sz="4" w:space="0"/>
+            <w:right w:val="single" w:color="auto" w:sz="4" w:space="0"/>
+            <w:insideH w:val="single" w:color="auto" w:sz="4" w:space="0"/>
+            <w:insideV w:val="single" w:color="auto" w:sz="4" w:space="0"/>
+          </w:tblBorders>
           <w:tblCellMar>
             <w:top w:w="0" w:type="dxa"/>
+            <w:left w:w="108" w:type="dxa"/>
             <w:bottom w:w="0" w:type="dxa"/>
+            <w:right w:w="108" w:type="dxa"/>
           </w:tblCellMar>
         </w:tblPrEx>
         <w:tc>
@@ -3195,9 +3566,19 @@
       </w:tr>
       <w:tr>
         <w:tblPrEx>
+          <w:tblBorders>
+            <w:top w:val="single" w:color="auto" w:sz="4" w:space="0"/>
+            <w:left w:val="single" w:color="auto" w:sz="4" w:space="0"/>
+            <w:bottom w:val="single" w:color="auto" w:sz="4" w:space="0"/>
+            <w:right w:val="single" w:color="auto" w:sz="4" w:space="0"/>
+            <w:insideH w:val="single" w:color="auto" w:sz="4" w:space="0"/>
+            <w:insideV w:val="single" w:color="auto" w:sz="4" w:space="0"/>
+          </w:tblBorders>
           <w:tblCellMar>
             <w:top w:w="0" w:type="dxa"/>
+            <w:left w:w="108" w:type="dxa"/>
             <w:bottom w:w="0" w:type="dxa"/>
+            <w:right w:w="108" w:type="dxa"/>
           </w:tblCellMar>
         </w:tblPrEx>
         <w:tc>
@@ -3269,9 +3650,19 @@
       </w:tr>
       <w:tr>
         <w:tblPrEx>
+          <w:tblBorders>
+            <w:top w:val="single" w:color="auto" w:sz="4" w:space="0"/>
+            <w:left w:val="single" w:color="auto" w:sz="4" w:space="0"/>
+            <w:bottom w:val="single" w:color="auto" w:sz="4" w:space="0"/>
+            <w:right w:val="single" w:color="auto" w:sz="4" w:space="0"/>
+            <w:insideH w:val="single" w:color="auto" w:sz="4" w:space="0"/>
+            <w:insideV w:val="single" w:color="auto" w:sz="4" w:space="0"/>
+          </w:tblBorders>
           <w:tblCellMar>
             <w:top w:w="0" w:type="dxa"/>
+            <w:left w:w="108" w:type="dxa"/>
             <w:bottom w:w="0" w:type="dxa"/>
+            <w:right w:w="108" w:type="dxa"/>
           </w:tblCellMar>
         </w:tblPrEx>
         <w:tc>
@@ -3343,9 +3734,19 @@
       </w:tr>
       <w:tr>
         <w:tblPrEx>
+          <w:tblBorders>
+            <w:top w:val="single" w:color="auto" w:sz="4" w:space="0"/>
+            <w:left w:val="single" w:color="auto" w:sz="4" w:space="0"/>
+            <w:bottom w:val="single" w:color="auto" w:sz="4" w:space="0"/>
+            <w:right w:val="single" w:color="auto" w:sz="4" w:space="0"/>
+            <w:insideH w:val="single" w:color="auto" w:sz="4" w:space="0"/>
+            <w:insideV w:val="single" w:color="auto" w:sz="4" w:space="0"/>
+          </w:tblBorders>
           <w:tblCellMar>
             <w:top w:w="0" w:type="dxa"/>
+            <w:left w:w="108" w:type="dxa"/>
             <w:bottom w:w="0" w:type="dxa"/>
+            <w:right w:w="108" w:type="dxa"/>
           </w:tblCellMar>
         </w:tblPrEx>
         <w:tc>
@@ -3417,9 +3818,19 @@
       </w:tr>
       <w:tr>
         <w:tblPrEx>
+          <w:tblBorders>
+            <w:top w:val="single" w:color="auto" w:sz="4" w:space="0"/>
+            <w:left w:val="single" w:color="auto" w:sz="4" w:space="0"/>
+            <w:bottom w:val="single" w:color="auto" w:sz="4" w:space="0"/>
+            <w:right w:val="single" w:color="auto" w:sz="4" w:space="0"/>
+            <w:insideH w:val="single" w:color="auto" w:sz="4" w:space="0"/>
+            <w:insideV w:val="single" w:color="auto" w:sz="4" w:space="0"/>
+          </w:tblBorders>
           <w:tblCellMar>
             <w:top w:w="0" w:type="dxa"/>
+            <w:left w:w="108" w:type="dxa"/>
             <w:bottom w:w="0" w:type="dxa"/>
+            <w:right w:w="108" w:type="dxa"/>
           </w:tblCellMar>
         </w:tblPrEx>
         <w:tc>
@@ -3491,9 +3902,19 @@
       </w:tr>
       <w:tr>
         <w:tblPrEx>
+          <w:tblBorders>
+            <w:top w:val="single" w:color="auto" w:sz="4" w:space="0"/>
+            <w:left w:val="single" w:color="auto" w:sz="4" w:space="0"/>
+            <w:bottom w:val="single" w:color="auto" w:sz="4" w:space="0"/>
+            <w:right w:val="single" w:color="auto" w:sz="4" w:space="0"/>
+            <w:insideH w:val="single" w:color="auto" w:sz="4" w:space="0"/>
+            <w:insideV w:val="single" w:color="auto" w:sz="4" w:space="0"/>
+          </w:tblBorders>
           <w:tblCellMar>
             <w:top w:w="0" w:type="dxa"/>
+            <w:left w:w="108" w:type="dxa"/>
             <w:bottom w:w="0" w:type="dxa"/>
+            <w:right w:w="108" w:type="dxa"/>
           </w:tblCellMar>
         </w:tblPrEx>
         <w:tc>
@@ -3565,9 +3986,19 @@
       </w:tr>
       <w:tr>
         <w:tblPrEx>
+          <w:tblBorders>
+            <w:top w:val="single" w:color="auto" w:sz="4" w:space="0"/>
+            <w:left w:val="single" w:color="auto" w:sz="4" w:space="0"/>
+            <w:bottom w:val="single" w:color="auto" w:sz="4" w:space="0"/>
+            <w:right w:val="single" w:color="auto" w:sz="4" w:space="0"/>
+            <w:insideH w:val="single" w:color="auto" w:sz="4" w:space="0"/>
+            <w:insideV w:val="single" w:color="auto" w:sz="4" w:space="0"/>
+          </w:tblBorders>
           <w:tblCellMar>
             <w:top w:w="0" w:type="dxa"/>
+            <w:left w:w="108" w:type="dxa"/>
             <w:bottom w:w="0" w:type="dxa"/>
+            <w:right w:w="108" w:type="dxa"/>
           </w:tblCellMar>
         </w:tblPrEx>
         <w:tc>
@@ -3642,7 +4073,7 @@
             </w:r>
             <w:r>
               <w:rPr>
-                <w:rFonts w:ascii="微软雅黑" w:eastAsia="微软雅黑" w:hAnsi="微软雅黑" w:cs="微软雅黑" w:hint="eastAsia"/>
+                <w:rFonts w:hint="eastAsia" w:ascii="微软雅黑" w:hAnsi="微软雅黑" w:eastAsia="微软雅黑" w:cs="微软雅黑"/>
                 <w:sz w:val="18"/>
               </w:rPr>
               <w:t>−</w:t>
@@ -3658,9 +4089,19 @@
       </w:tr>
       <w:tr>
         <w:tblPrEx>
+          <w:tblBorders>
+            <w:top w:val="single" w:color="auto" w:sz="4" w:space="0"/>
+            <w:left w:val="single" w:color="auto" w:sz="4" w:space="0"/>
+            <w:bottom w:val="single" w:color="auto" w:sz="4" w:space="0"/>
+            <w:right w:val="single" w:color="auto" w:sz="4" w:space="0"/>
+            <w:insideH w:val="single" w:color="auto" w:sz="4" w:space="0"/>
+            <w:insideV w:val="single" w:color="auto" w:sz="4" w:space="0"/>
+          </w:tblBorders>
           <w:tblCellMar>
             <w:top w:w="0" w:type="dxa"/>
+            <w:left w:w="108" w:type="dxa"/>
             <w:bottom w:w="0" w:type="dxa"/>
+            <w:right w:w="108" w:type="dxa"/>
           </w:tblCellMar>
         </w:tblPrEx>
         <w:tc>
@@ -3732,9 +4173,19 @@
       </w:tr>
       <w:tr>
         <w:tblPrEx>
+          <w:tblBorders>
+            <w:top w:val="single" w:color="auto" w:sz="4" w:space="0"/>
+            <w:left w:val="single" w:color="auto" w:sz="4" w:space="0"/>
+            <w:bottom w:val="single" w:color="auto" w:sz="4" w:space="0"/>
+            <w:right w:val="single" w:color="auto" w:sz="4" w:space="0"/>
+            <w:insideH w:val="single" w:color="auto" w:sz="4" w:space="0"/>
+            <w:insideV w:val="single" w:color="auto" w:sz="4" w:space="0"/>
+          </w:tblBorders>
           <w:tblCellMar>
             <w:top w:w="0" w:type="dxa"/>
+            <w:left w:w="108" w:type="dxa"/>
             <w:bottom w:w="0" w:type="dxa"/>
+            <w:right w:w="108" w:type="dxa"/>
           </w:tblCellMar>
         </w:tblPrEx>
         <w:tc>
@@ -3806,9 +4257,19 @@
       </w:tr>
       <w:tr>
         <w:tblPrEx>
+          <w:tblBorders>
+            <w:top w:val="single" w:color="auto" w:sz="4" w:space="0"/>
+            <w:left w:val="single" w:color="auto" w:sz="4" w:space="0"/>
+            <w:bottom w:val="single" w:color="auto" w:sz="4" w:space="0"/>
+            <w:right w:val="single" w:color="auto" w:sz="4" w:space="0"/>
+            <w:insideH w:val="single" w:color="auto" w:sz="4" w:space="0"/>
+            <w:insideV w:val="single" w:color="auto" w:sz="4" w:space="0"/>
+          </w:tblBorders>
           <w:tblCellMar>
             <w:top w:w="0" w:type="dxa"/>
+            <w:left w:w="108" w:type="dxa"/>
             <w:bottom w:w="0" w:type="dxa"/>
+            <w:right w:w="108" w:type="dxa"/>
           </w:tblCellMar>
         </w:tblPrEx>
         <w:tc>
@@ -3895,22 +4356,155 @@
     </w:p>
     <w:p>
       <w:pPr>
-        <w:pStyle w:val="1"/>
-        <w:rPr>
-          <w:rFonts w:hint="eastAsia"/>
-        </w:rPr>
-      </w:pPr>
-      <w:r>
-        <w:rPr>
-          <w:rFonts w:hint="eastAsia"/>
-          <w:b/>
-        </w:rPr>
-        <w:lastRenderedPageBreak/>
+        <w:pStyle w:val="2"/>
+        <w:rPr>
+          <w:rFonts w:hint="eastAsia"/>
+        </w:rPr>
+      </w:pPr>
+      <w:r>
+        <w:rPr>
+          <w:rFonts w:hint="eastAsia"/>
+          <w:b/>
+        </w:rPr>
         <w:t>11效果与分析</w:t>
       </w:r>
     </w:p>
     <w:p>
       <w:pPr>
+        <w:jc w:val="center"/>
+        <w:spacing w:before="140" w:after="40"/>
+      </w:pPr>
+      <w:r>
+        <w:drawing xmlns:wp="http://schemas.openxmlformats.org/drawingml/2006/wordprocessingDrawing" xmlns:r="http://schemas.openxmlformats.org/officeDocument/2006/relationships" xmlns:a="http://schemas.openxmlformats.org/drawingml/2006/main" xmlns:pic="http://schemas.openxmlformats.org/drawingml/2006/picture">
+          <wp:inline distT="0" distB="0" distL="0" distR="0">
+            <wp:extent cx="5220000" cy="2725539"/>
+            <wp:effectExtent l="0" t="0" r="0" b="0"/>
+            <wp:docPr id="3006" name="image6.png"/>
+            <wp:cNvGraphicFramePr/>
+            <a:graphic>
+              <a:graphicData uri="http://schemas.openxmlformats.org/drawingml/2006/picture">
+                <pic:pic>
+                  <pic:nvPicPr>
+                    <pic:cNvPr id="3006" name="image6.png"/>
+                    <pic:cNvPicPr/>
+                  </pic:nvPicPr>
+                  <pic:blipFill>
+                    <a:blip r:embed="rId12"/>
+                    <a:stretch>
+                      <a:fillRect/>
+                    </a:stretch>
+                  </pic:blipFill>
+                  <pic:spPr>
+                    <a:xfrm>
+                      <a:off x="0" y="0"/>
+                      <a:ext cx="5220000" cy="2725539"/>
+                    </a:xfrm>
+                    <a:prstGeom prst="rect">
+                      <a:avLst/>
+                    </a:prstGeom>
+                  </pic:spPr>
+                </pic:pic>
+              </a:graphicData>
+            </a:graphic>
+          </wp:inline>
+        </w:drawing>
+      </w:r>
+    </w:p>
+    <w:p>
+      <w:pPr>
+        <w:jc w:val="center"/>
+        <w:spacing w:after="40"/>
+      </w:pPr>
+      <w:r>
+        <w:rPr>
+          <w:b/>
+          <w:sz w:val="19"/>
+        </w:rPr>
+        <w:t xml:space="preserve">图6  关键结论一页纸</w:t>
+      </w:r>
+    </w:p>
+    <w:p>
+      <w:pPr>
+        <w:jc w:val="center"/>
+        <w:spacing w:after="220"/>
+      </w:pPr>
+      <w:r>
+        <w:rPr>
+          <w:sz w:val="18"/>
+          <w:color w:val="595959"/>
+        </w:rPr>
+        <w:t xml:space="preserve">图上每个数字都取自磁盘产物（results/ 与 artifacts/），可由第三方逐项复核。</w:t>
+      </w:r>
+    </w:p>
+    <w:p>
+      <w:pPr>
+        <w:jc w:val="center"/>
+        <w:spacing w:before="140" w:after="40"/>
+      </w:pPr>
+      <w:r>
+        <w:drawing xmlns:wp="http://schemas.openxmlformats.org/drawingml/2006/wordprocessingDrawing" xmlns:r="http://schemas.openxmlformats.org/officeDocument/2006/relationships" xmlns:a="http://schemas.openxmlformats.org/drawingml/2006/main" xmlns:pic="http://schemas.openxmlformats.org/drawingml/2006/picture">
+          <wp:inline distT="0" distB="0" distL="0" distR="0">
+            <wp:extent cx="5220000" cy="1958298"/>
+            <wp:effectExtent l="0" t="0" r="0" b="0"/>
+            <wp:docPr id="3007" name="image7.png"/>
+            <wp:cNvGraphicFramePr/>
+            <a:graphic>
+              <a:graphicData uri="http://schemas.openxmlformats.org/drawingml/2006/picture">
+                <pic:pic>
+                  <pic:nvPicPr>
+                    <pic:cNvPr id="3007" name="image7.png"/>
+                    <pic:cNvPicPr/>
+                  </pic:nvPicPr>
+                  <pic:blipFill>
+                    <a:blip r:embed="rId13"/>
+                    <a:stretch>
+                      <a:fillRect/>
+                    </a:stretch>
+                  </pic:blipFill>
+                  <pic:spPr>
+                    <a:xfrm>
+                      <a:off x="0" y="0"/>
+                      <a:ext cx="5220000" cy="1958298"/>
+                    </a:xfrm>
+                    <a:prstGeom prst="rect">
+                      <a:avLst/>
+                    </a:prstGeom>
+                  </pic:spPr>
+                </pic:pic>
+              </a:graphicData>
+            </a:graphic>
+          </wp:inline>
+        </w:drawing>
+      </w:r>
+    </w:p>
+    <w:p>
+      <w:pPr>
+        <w:jc w:val="center"/>
+        <w:spacing w:after="40"/>
+      </w:pPr>
+      <w:r>
+        <w:rPr>
+          <w:b/>
+          <w:sz w:val="19"/>
+        </w:rPr>
+        <w:t xml:space="preserve">图7  误报到人工工时的换算</w:t>
+      </w:r>
+    </w:p>
+    <w:p>
+      <w:pPr>
+        <w:jc w:val="center"/>
+        <w:spacing w:after="220"/>
+      </w:pPr>
+      <w:r>
+        <w:rPr>
+          <w:sz w:val="18"/>
+          <w:color w:val="595959"/>
+        </w:rPr>
+        <w:t xml:space="preserve">把“每小时误报”翻译成“每天多少人工小时”：22.54 h/天 → 3.58 h/天。</w:t>
+      </w:r>
+    </w:p>
+    <w:p>
+      <w:pPr>
         <w:rPr>
           <w:rFonts w:hint="eastAsia"/>
         </w:rPr>
@@ -4053,17 +4647,16 @@
     </w:p>
     <w:p>
       <w:pPr>
-        <w:pStyle w:val="1"/>
-        <w:rPr>
-          <w:rFonts w:hint="eastAsia"/>
-        </w:rPr>
-      </w:pPr>
-      <w:r>
-        <w:rPr>
-          <w:rFonts w:hint="eastAsia"/>
-          <w:b/>
-        </w:rPr>
-        <w:lastRenderedPageBreak/>
+        <w:pStyle w:val="2"/>
+        <w:rPr>
+          <w:rFonts w:hint="eastAsia"/>
+        </w:rPr>
+      </w:pPr>
+      <w:r>
+        <w:rPr>
+          <w:rFonts w:hint="eastAsia"/>
+          <w:b/>
+        </w:rPr>
         <w:t>12市场预期</w:t>
       </w:r>
     </w:p>
@@ -4076,7 +4669,7 @@
     </w:p>
     <w:p>
       <w:pPr>
-        <w:pStyle w:val="2"/>
+        <w:pStyle w:val="3"/>
         <w:rPr>
           <w:rFonts w:hint="eastAsia"/>
         </w:rPr>
@@ -4118,7 +4711,7 @@
     </w:p>
     <w:p>
       <w:pPr>
-        <w:pStyle w:val="2"/>
+        <w:pStyle w:val="3"/>
         <w:rPr>
           <w:rFonts w:hint="eastAsia"/>
         </w:rPr>
@@ -4160,7 +4753,7 @@
     </w:p>
     <w:p>
       <w:pPr>
-        <w:pStyle w:val="2"/>
+        <w:pStyle w:val="3"/>
         <w:rPr>
           <w:rFonts w:hint="eastAsia"/>
         </w:rPr>
@@ -4202,17 +4795,16 @@
     </w:p>
     <w:p>
       <w:pPr>
-        <w:pStyle w:val="2"/>
-        <w:rPr>
-          <w:rFonts w:hint="eastAsia"/>
-        </w:rPr>
-      </w:pPr>
-      <w:r>
-        <w:rPr>
-          <w:rFonts w:hint="eastAsia"/>
-          <w:b/>
-        </w:rPr>
-        <w:lastRenderedPageBreak/>
+        <w:pStyle w:val="3"/>
+        <w:rPr>
+          <w:rFonts w:hint="eastAsia"/>
+        </w:rPr>
+      </w:pPr>
+      <w:r>
+        <w:rPr>
+          <w:rFonts w:hint="eastAsia"/>
+          <w:b/>
+        </w:rPr>
         <w:t>12.4 技术环境分析</w:t>
       </w:r>
     </w:p>
@@ -4245,7 +4837,7 @@
     </w:p>
     <w:p>
       <w:pPr>
-        <w:pStyle w:val="2"/>
+        <w:pStyle w:val="3"/>
         <w:rPr>
           <w:rFonts w:hint="eastAsia"/>
         </w:rPr>
@@ -4288,17 +4880,24 @@
     </w:p>
     <w:tbl>
       <w:tblPr>
+        <w:tblStyle w:val="14"/>
         <w:tblW w:w="0" w:type="auto"/>
+        <w:tblInd w:w="0" w:type="dxa"/>
         <w:tblBorders>
-          <w:top w:val="single" w:sz="4" w:space="0" w:color="auto"/>
-          <w:left w:val="single" w:sz="4" w:space="0" w:color="auto"/>
-          <w:bottom w:val="single" w:sz="4" w:space="0" w:color="auto"/>
-          <w:right w:val="single" w:sz="4" w:space="0" w:color="auto"/>
-          <w:insideH w:val="single" w:sz="4" w:space="0" w:color="auto"/>
-          <w:insideV w:val="single" w:sz="4" w:space="0" w:color="auto"/>
+          <w:top w:val="single" w:color="auto" w:sz="4" w:space="0"/>
+          <w:left w:val="single" w:color="auto" w:sz="4" w:space="0"/>
+          <w:bottom w:val="single" w:color="auto" w:sz="4" w:space="0"/>
+          <w:right w:val="single" w:color="auto" w:sz="4" w:space="0"/>
+          <w:insideH w:val="single" w:color="auto" w:sz="4" w:space="0"/>
+          <w:insideV w:val="single" w:color="auto" w:sz="4" w:space="0"/>
         </w:tblBorders>
         <w:tblLayout w:type="fixed"/>
-        <w:tblLook w:val="0000" w:firstRow="0" w:lastRow="0" w:firstColumn="0" w:lastColumn="0" w:noHBand="0" w:noVBand="0"/>
+        <w:tblCellMar>
+          <w:top w:w="0" w:type="dxa"/>
+          <w:left w:w="108" w:type="dxa"/>
+          <w:bottom w:w="0" w:type="dxa"/>
+          <w:right w:w="108" w:type="dxa"/>
+        </w:tblCellMar>
       </w:tblPr>
       <w:tblGrid>
         <w:gridCol w:w="1741"/>
@@ -4309,10 +4908,14 @@
       </w:tblGrid>
       <w:tr>
         <w:tblPrEx>
-          <w:tblCellMar>
-            <w:top w:w="0" w:type="dxa"/>
-            <w:bottom w:w="0" w:type="dxa"/>
-          </w:tblCellMar>
+          <w:tblBorders>
+            <w:top w:val="single" w:color="auto" w:sz="4" w:space="0"/>
+            <w:left w:val="single" w:color="auto" w:sz="4" w:space="0"/>
+            <w:bottom w:val="single" w:color="auto" w:sz="4" w:space="0"/>
+            <w:right w:val="single" w:color="auto" w:sz="4" w:space="0"/>
+            <w:insideH w:val="single" w:color="auto" w:sz="4" w:space="0"/>
+            <w:insideV w:val="single" w:color="auto" w:sz="4" w:space="0"/>
+          </w:tblBorders>
         </w:tblPrEx>
         <w:tc>
           <w:tcPr>
@@ -4437,9 +5040,19 @@
       </w:tr>
       <w:tr>
         <w:tblPrEx>
+          <w:tblBorders>
+            <w:top w:val="single" w:color="auto" w:sz="4" w:space="0"/>
+            <w:left w:val="single" w:color="auto" w:sz="4" w:space="0"/>
+            <w:bottom w:val="single" w:color="auto" w:sz="4" w:space="0"/>
+            <w:right w:val="single" w:color="auto" w:sz="4" w:space="0"/>
+            <w:insideH w:val="single" w:color="auto" w:sz="4" w:space="0"/>
+            <w:insideV w:val="single" w:color="auto" w:sz="4" w:space="0"/>
+          </w:tblBorders>
           <w:tblCellMar>
             <w:top w:w="0" w:type="dxa"/>
+            <w:left w:w="108" w:type="dxa"/>
             <w:bottom w:w="0" w:type="dxa"/>
+            <w:right w:w="108" w:type="dxa"/>
           </w:tblCellMar>
         </w:tblPrEx>
         <w:tc>
@@ -4555,9 +5168,19 @@
       </w:tr>
       <w:tr>
         <w:tblPrEx>
+          <w:tblBorders>
+            <w:top w:val="single" w:color="auto" w:sz="4" w:space="0"/>
+            <w:left w:val="single" w:color="auto" w:sz="4" w:space="0"/>
+            <w:bottom w:val="single" w:color="auto" w:sz="4" w:space="0"/>
+            <w:right w:val="single" w:color="auto" w:sz="4" w:space="0"/>
+            <w:insideH w:val="single" w:color="auto" w:sz="4" w:space="0"/>
+            <w:insideV w:val="single" w:color="auto" w:sz="4" w:space="0"/>
+          </w:tblBorders>
           <w:tblCellMar>
             <w:top w:w="0" w:type="dxa"/>
+            <w:left w:w="108" w:type="dxa"/>
             <w:bottom w:w="0" w:type="dxa"/>
+            <w:right w:w="108" w:type="dxa"/>
           </w:tblCellMar>
         </w:tblPrEx>
         <w:tc>
@@ -4673,9 +5296,19 @@
       </w:tr>
       <w:tr>
         <w:tblPrEx>
+          <w:tblBorders>
+            <w:top w:val="single" w:color="auto" w:sz="4" w:space="0"/>
+            <w:left w:val="single" w:color="auto" w:sz="4" w:space="0"/>
+            <w:bottom w:val="single" w:color="auto" w:sz="4" w:space="0"/>
+            <w:right w:val="single" w:color="auto" w:sz="4" w:space="0"/>
+            <w:insideH w:val="single" w:color="auto" w:sz="4" w:space="0"/>
+            <w:insideV w:val="single" w:color="auto" w:sz="4" w:space="0"/>
+          </w:tblBorders>
           <w:tblCellMar>
             <w:top w:w="0" w:type="dxa"/>
+            <w:left w:w="108" w:type="dxa"/>
             <w:bottom w:w="0" w:type="dxa"/>
+            <w:right w:w="108" w:type="dxa"/>
           </w:tblCellMar>
         </w:tblPrEx>
         <w:tc>
@@ -4791,9 +5424,19 @@
       </w:tr>
       <w:tr>
         <w:tblPrEx>
+          <w:tblBorders>
+            <w:top w:val="single" w:color="auto" w:sz="4" w:space="0"/>
+            <w:left w:val="single" w:color="auto" w:sz="4" w:space="0"/>
+            <w:bottom w:val="single" w:color="auto" w:sz="4" w:space="0"/>
+            <w:right w:val="single" w:color="auto" w:sz="4" w:space="0"/>
+            <w:insideH w:val="single" w:color="auto" w:sz="4" w:space="0"/>
+            <w:insideV w:val="single" w:color="auto" w:sz="4" w:space="0"/>
+          </w:tblBorders>
           <w:tblCellMar>
             <w:top w:w="0" w:type="dxa"/>
+            <w:left w:w="108" w:type="dxa"/>
             <w:bottom w:w="0" w:type="dxa"/>
+            <w:right w:w="108" w:type="dxa"/>
           </w:tblCellMar>
         </w:tblPrEx>
         <w:tc>
@@ -4939,14 +5582,7 @@
         <w:rPr>
           <w:rFonts w:hint="eastAsia"/>
         </w:rPr>
-        <w:t>：不跟大厂拼流量覆盖和品牌，只做两件对手不容易抄的事——控制器侧的免探针</w:t>
-      </w:r>
-      <w:r>
-        <w:rPr>
-          <w:rFonts w:hint="eastAsia"/>
-        </w:rPr>
-        <w:lastRenderedPageBreak/>
-        <w:t>检测，以及可验证的处置闭环。要抄，就得真把控制器和交换机跑起来。</w:t>
+        <w:t>：不跟大厂拼流量覆盖和品牌，只做两件对手不容易抄的事——控制器侧的免探针检测，以及可验证的处置闭环。要抄，就得真把控制器和交换机跑起来。</w:t>
       </w:r>
     </w:p>
     <w:p>
@@ -4985,7 +5621,7 @@
     </w:p>
     <w:p>
       <w:pPr>
-        <w:pStyle w:val="2"/>
+        <w:pStyle w:val="3"/>
         <w:rPr>
           <w:rFonts w:hint="eastAsia"/>
         </w:rPr>
@@ -5055,17 +5691,24 @@
     </w:p>
     <w:tbl>
       <w:tblPr>
+        <w:tblStyle w:val="14"/>
         <w:tblW w:w="0" w:type="auto"/>
+        <w:tblInd w:w="0" w:type="dxa"/>
         <w:tblBorders>
-          <w:top w:val="single" w:sz="4" w:space="0" w:color="auto"/>
-          <w:left w:val="single" w:sz="4" w:space="0" w:color="auto"/>
-          <w:bottom w:val="single" w:sz="4" w:space="0" w:color="auto"/>
-          <w:right w:val="single" w:sz="4" w:space="0" w:color="auto"/>
-          <w:insideH w:val="single" w:sz="4" w:space="0" w:color="auto"/>
-          <w:insideV w:val="single" w:sz="4" w:space="0" w:color="auto"/>
+          <w:top w:val="single" w:color="auto" w:sz="4" w:space="0"/>
+          <w:left w:val="single" w:color="auto" w:sz="4" w:space="0"/>
+          <w:bottom w:val="single" w:color="auto" w:sz="4" w:space="0"/>
+          <w:right w:val="single" w:color="auto" w:sz="4" w:space="0"/>
+          <w:insideH w:val="single" w:color="auto" w:sz="4" w:space="0"/>
+          <w:insideV w:val="single" w:color="auto" w:sz="4" w:space="0"/>
         </w:tblBorders>
         <w:tblLayout w:type="fixed"/>
-        <w:tblLook w:val="0000" w:firstRow="0" w:lastRow="0" w:firstColumn="0" w:lastColumn="0" w:noHBand="0" w:noVBand="0"/>
+        <w:tblCellMar>
+          <w:top w:w="0" w:type="dxa"/>
+          <w:left w:w="108" w:type="dxa"/>
+          <w:bottom w:w="0" w:type="dxa"/>
+          <w:right w:w="108" w:type="dxa"/>
+        </w:tblCellMar>
       </w:tblPr>
       <w:tblGrid>
         <w:gridCol w:w="2902"/>
@@ -5074,9 +5717,19 @@
       </w:tblGrid>
       <w:tr>
         <w:tblPrEx>
+          <w:tblBorders>
+            <w:top w:val="single" w:color="auto" w:sz="4" w:space="0"/>
+            <w:left w:val="single" w:color="auto" w:sz="4" w:space="0"/>
+            <w:bottom w:val="single" w:color="auto" w:sz="4" w:space="0"/>
+            <w:right w:val="single" w:color="auto" w:sz="4" w:space="0"/>
+            <w:insideH w:val="single" w:color="auto" w:sz="4" w:space="0"/>
+            <w:insideV w:val="single" w:color="auto" w:sz="4" w:space="0"/>
+          </w:tblBorders>
           <w:tblCellMar>
             <w:top w:w="0" w:type="dxa"/>
+            <w:left w:w="108" w:type="dxa"/>
             <w:bottom w:w="0" w:type="dxa"/>
+            <w:right w:w="108" w:type="dxa"/>
           </w:tblCellMar>
         </w:tblPrEx>
         <w:tc>
@@ -5146,9 +5799,19 @@
       </w:tr>
       <w:tr>
         <w:tblPrEx>
+          <w:tblBorders>
+            <w:top w:val="single" w:color="auto" w:sz="4" w:space="0"/>
+            <w:left w:val="single" w:color="auto" w:sz="4" w:space="0"/>
+            <w:bottom w:val="single" w:color="auto" w:sz="4" w:space="0"/>
+            <w:right w:val="single" w:color="auto" w:sz="4" w:space="0"/>
+            <w:insideH w:val="single" w:color="auto" w:sz="4" w:space="0"/>
+            <w:insideV w:val="single" w:color="auto" w:sz="4" w:space="0"/>
+          </w:tblBorders>
           <w:tblCellMar>
             <w:top w:w="0" w:type="dxa"/>
+            <w:left w:w="108" w:type="dxa"/>
             <w:bottom w:w="0" w:type="dxa"/>
+            <w:right w:w="108" w:type="dxa"/>
           </w:tblCellMar>
         </w:tblPrEx>
         <w:tc>
@@ -5220,9 +5883,19 @@
       </w:tr>
       <w:tr>
         <w:tblPrEx>
+          <w:tblBorders>
+            <w:top w:val="single" w:color="auto" w:sz="4" w:space="0"/>
+            <w:left w:val="single" w:color="auto" w:sz="4" w:space="0"/>
+            <w:bottom w:val="single" w:color="auto" w:sz="4" w:space="0"/>
+            <w:right w:val="single" w:color="auto" w:sz="4" w:space="0"/>
+            <w:insideH w:val="single" w:color="auto" w:sz="4" w:space="0"/>
+            <w:insideV w:val="single" w:color="auto" w:sz="4" w:space="0"/>
+          </w:tblBorders>
           <w:tblCellMar>
             <w:top w:w="0" w:type="dxa"/>
+            <w:left w:w="108" w:type="dxa"/>
             <w:bottom w:w="0" w:type="dxa"/>
+            <w:right w:w="108" w:type="dxa"/>
           </w:tblCellMar>
         </w:tblPrEx>
         <w:tc>
@@ -5265,15 +5938,7 @@
                 <w:rFonts w:hint="eastAsia"/>
                 <w:sz w:val="18"/>
               </w:rPr>
-              <w:t>机会：合规把检测、处置、留痕变成硬需求；NDR 与安全运营市场持续增长；AI 进入安全运营主</w:t>
-            </w:r>
-            <w:r>
-              <w:rPr>
-                <w:rFonts w:hint="eastAsia"/>
-                <w:sz w:val="18"/>
-              </w:rPr>
-              <w:lastRenderedPageBreak/>
-              <w:t>赛道，客户接受度上升；通用 NDR 需要探针或引流，控制器侧相对空白；开源可复核在采购与安全审查中越来越受欢迎</w:t>
+              <w:t>机会：合规把检测、处置、留痕变成硬需求；NDR 与安全运营市场持续增长；AI 进入安全运营主赛道，客户接受度上升；通用 NDR 需要探针或引流，控制器侧相对空白；开源可复核在采购与安全审查中越来越受欢迎</w:t>
             </w:r>
           </w:p>
         </w:tc>
@@ -5295,16 +5960,7 @@
                 <w:rFonts w:hint="eastAsia"/>
                 <w:sz w:val="18"/>
               </w:rPr>
-              <w:lastRenderedPageBreak/>
-              <w:t>威胁：大厂快速补齐同类能力；客户选择自研或用开源拼装；现场表现不及预期会影响信任；开</w:t>
-            </w:r>
-            <w:r>
-              <w:rPr>
-                <w:rFonts w:hint="eastAsia"/>
-                <w:sz w:val="18"/>
-              </w:rPr>
-              <w:lastRenderedPageBreak/>
-              <w:t xml:space="preserve">源被无偿使用而难以形成收入；政策标准变化可能限制自动化处置 </w:t>
+              <w:t xml:space="preserve">威胁：大厂快速补齐同类能力；客户选择自研或用开源拼装；现场表现不及预期会影响信任；开源被无偿使用而难以形成收入；政策标准变化可能限制自动化处置 </w:t>
             </w:r>
           </w:p>
         </w:tc>
@@ -5353,7 +6009,7 @@
     </w:p>
     <w:p>
       <w:pPr>
-        <w:pStyle w:val="1"/>
+        <w:pStyle w:val="2"/>
         <w:rPr>
           <w:rFonts w:hint="eastAsia"/>
         </w:rPr>
@@ -5375,17 +6031,24 @@
     </w:p>
     <w:tbl>
       <w:tblPr>
+        <w:tblStyle w:val="14"/>
         <w:tblW w:w="0" w:type="auto"/>
+        <w:tblInd w:w="0" w:type="dxa"/>
         <w:tblBorders>
-          <w:top w:val="single" w:sz="4" w:space="0" w:color="auto"/>
-          <w:left w:val="single" w:sz="4" w:space="0" w:color="auto"/>
-          <w:bottom w:val="single" w:sz="4" w:space="0" w:color="auto"/>
-          <w:right w:val="single" w:sz="4" w:space="0" w:color="auto"/>
-          <w:insideH w:val="single" w:sz="4" w:space="0" w:color="auto"/>
-          <w:insideV w:val="single" w:sz="4" w:space="0" w:color="auto"/>
+          <w:top w:val="single" w:color="auto" w:sz="4" w:space="0"/>
+          <w:left w:val="single" w:color="auto" w:sz="4" w:space="0"/>
+          <w:bottom w:val="single" w:color="auto" w:sz="4" w:space="0"/>
+          <w:right w:val="single" w:color="auto" w:sz="4" w:space="0"/>
+          <w:insideH w:val="single" w:color="auto" w:sz="4" w:space="0"/>
+          <w:insideV w:val="single" w:color="auto" w:sz="4" w:space="0"/>
         </w:tblBorders>
         <w:tblLayout w:type="fixed"/>
-        <w:tblLook w:val="0000" w:firstRow="0" w:lastRow="0" w:firstColumn="0" w:lastColumn="0" w:noHBand="0" w:noVBand="0"/>
+        <w:tblCellMar>
+          <w:top w:w="0" w:type="dxa"/>
+          <w:left w:w="108" w:type="dxa"/>
+          <w:bottom w:w="0" w:type="dxa"/>
+          <w:right w:w="108" w:type="dxa"/>
+        </w:tblCellMar>
       </w:tblPr>
       <w:tblGrid>
         <w:gridCol w:w="2902"/>
@@ -5394,9 +6057,19 @@
       </w:tblGrid>
       <w:tr>
         <w:tblPrEx>
+          <w:tblBorders>
+            <w:top w:val="single" w:color="auto" w:sz="4" w:space="0"/>
+            <w:left w:val="single" w:color="auto" w:sz="4" w:space="0"/>
+            <w:bottom w:val="single" w:color="auto" w:sz="4" w:space="0"/>
+            <w:right w:val="single" w:color="auto" w:sz="4" w:space="0"/>
+            <w:insideH w:val="single" w:color="auto" w:sz="4" w:space="0"/>
+            <w:insideV w:val="single" w:color="auto" w:sz="4" w:space="0"/>
+          </w:tblBorders>
           <w:tblCellMar>
             <w:top w:w="0" w:type="dxa"/>
+            <w:left w:w="108" w:type="dxa"/>
             <w:bottom w:w="0" w:type="dxa"/>
+            <w:right w:w="108" w:type="dxa"/>
           </w:tblCellMar>
         </w:tblPrEx>
         <w:tc>
@@ -5474,9 +6147,19 @@
       </w:tr>
       <w:tr>
         <w:tblPrEx>
+          <w:tblBorders>
+            <w:top w:val="single" w:color="auto" w:sz="4" w:space="0"/>
+            <w:left w:val="single" w:color="auto" w:sz="4" w:space="0"/>
+            <w:bottom w:val="single" w:color="auto" w:sz="4" w:space="0"/>
+            <w:right w:val="single" w:color="auto" w:sz="4" w:space="0"/>
+            <w:insideH w:val="single" w:color="auto" w:sz="4" w:space="0"/>
+            <w:insideV w:val="single" w:color="auto" w:sz="4" w:space="0"/>
+          </w:tblBorders>
           <w:tblCellMar>
             <w:top w:w="0" w:type="dxa"/>
+            <w:left w:w="108" w:type="dxa"/>
             <w:bottom w:w="0" w:type="dxa"/>
+            <w:right w:w="108" w:type="dxa"/>
           </w:tblCellMar>
         </w:tblPrEx>
         <w:tc>
@@ -5548,9 +6231,19 @@
       </w:tr>
       <w:tr>
         <w:tblPrEx>
+          <w:tblBorders>
+            <w:top w:val="single" w:color="auto" w:sz="4" w:space="0"/>
+            <w:left w:val="single" w:color="auto" w:sz="4" w:space="0"/>
+            <w:bottom w:val="single" w:color="auto" w:sz="4" w:space="0"/>
+            <w:right w:val="single" w:color="auto" w:sz="4" w:space="0"/>
+            <w:insideH w:val="single" w:color="auto" w:sz="4" w:space="0"/>
+            <w:insideV w:val="single" w:color="auto" w:sz="4" w:space="0"/>
+          </w:tblBorders>
           <w:tblCellMar>
             <w:top w:w="0" w:type="dxa"/>
+            <w:left w:w="108" w:type="dxa"/>
             <w:bottom w:w="0" w:type="dxa"/>
+            <w:right w:w="108" w:type="dxa"/>
           </w:tblCellMar>
         </w:tblPrEx>
         <w:tc>
@@ -5622,9 +6315,19 @@
       </w:tr>
       <w:tr>
         <w:tblPrEx>
+          <w:tblBorders>
+            <w:top w:val="single" w:color="auto" w:sz="4" w:space="0"/>
+            <w:left w:val="single" w:color="auto" w:sz="4" w:space="0"/>
+            <w:bottom w:val="single" w:color="auto" w:sz="4" w:space="0"/>
+            <w:right w:val="single" w:color="auto" w:sz="4" w:space="0"/>
+            <w:insideH w:val="single" w:color="auto" w:sz="4" w:space="0"/>
+            <w:insideV w:val="single" w:color="auto" w:sz="4" w:space="0"/>
+          </w:tblBorders>
           <w:tblCellMar>
             <w:top w:w="0" w:type="dxa"/>
+            <w:left w:w="108" w:type="dxa"/>
             <w:bottom w:w="0" w:type="dxa"/>
+            <w:right w:w="108" w:type="dxa"/>
           </w:tblCellMar>
         </w:tblPrEx>
         <w:tc>
@@ -5696,9 +6399,19 @@
       </w:tr>
       <w:tr>
         <w:tblPrEx>
+          <w:tblBorders>
+            <w:top w:val="single" w:color="auto" w:sz="4" w:space="0"/>
+            <w:left w:val="single" w:color="auto" w:sz="4" w:space="0"/>
+            <w:bottom w:val="single" w:color="auto" w:sz="4" w:space="0"/>
+            <w:right w:val="single" w:color="auto" w:sz="4" w:space="0"/>
+            <w:insideH w:val="single" w:color="auto" w:sz="4" w:space="0"/>
+            <w:insideV w:val="single" w:color="auto" w:sz="4" w:space="0"/>
+          </w:tblBorders>
           <w:tblCellMar>
             <w:top w:w="0" w:type="dxa"/>
+            <w:left w:w="108" w:type="dxa"/>
             <w:bottom w:w="0" w:type="dxa"/>
+            <w:right w:w="108" w:type="dxa"/>
           </w:tblCellMar>
         </w:tblPrEx>
         <w:tc>
@@ -5770,9 +6483,19 @@
       </w:tr>
       <w:tr>
         <w:tblPrEx>
+          <w:tblBorders>
+            <w:top w:val="single" w:color="auto" w:sz="4" w:space="0"/>
+            <w:left w:val="single" w:color="auto" w:sz="4" w:space="0"/>
+            <w:bottom w:val="single" w:color="auto" w:sz="4" w:space="0"/>
+            <w:right w:val="single" w:color="auto" w:sz="4" w:space="0"/>
+            <w:insideH w:val="single" w:color="auto" w:sz="4" w:space="0"/>
+            <w:insideV w:val="single" w:color="auto" w:sz="4" w:space="0"/>
+          </w:tblBorders>
           <w:tblCellMar>
             <w:top w:w="0" w:type="dxa"/>
+            <w:left w:w="108" w:type="dxa"/>
             <w:bottom w:w="0" w:type="dxa"/>
+            <w:right w:w="108" w:type="dxa"/>
           </w:tblCellMar>
         </w:tblPrEx>
         <w:tc>
@@ -5793,7 +6516,6 @@
                 <w:rFonts w:hint="eastAsia"/>
                 <w:sz w:val="18"/>
               </w:rPr>
-              <w:lastRenderedPageBreak/>
               <w:t xml:space="preserve"> 漏报不可查证</w:t>
             </w:r>
           </w:p>
@@ -5845,9 +6567,19 @@
       </w:tr>
       <w:tr>
         <w:tblPrEx>
+          <w:tblBorders>
+            <w:top w:val="single" w:color="auto" w:sz="4" w:space="0"/>
+            <w:left w:val="single" w:color="auto" w:sz="4" w:space="0"/>
+            <w:bottom w:val="single" w:color="auto" w:sz="4" w:space="0"/>
+            <w:right w:val="single" w:color="auto" w:sz="4" w:space="0"/>
+            <w:insideH w:val="single" w:color="auto" w:sz="4" w:space="0"/>
+            <w:insideV w:val="single" w:color="auto" w:sz="4" w:space="0"/>
+          </w:tblBorders>
           <w:tblCellMar>
             <w:top w:w="0" w:type="dxa"/>
+            <w:left w:w="108" w:type="dxa"/>
             <w:bottom w:w="0" w:type="dxa"/>
+            <w:right w:w="108" w:type="dxa"/>
           </w:tblCellMar>
         </w:tblPrEx>
         <w:tc>
@@ -5919,9 +6651,19 @@
       </w:tr>
       <w:tr>
         <w:tblPrEx>
+          <w:tblBorders>
+            <w:top w:val="single" w:color="auto" w:sz="4" w:space="0"/>
+            <w:left w:val="single" w:color="auto" w:sz="4" w:space="0"/>
+            <w:bottom w:val="single" w:color="auto" w:sz="4" w:space="0"/>
+            <w:right w:val="single" w:color="auto" w:sz="4" w:space="0"/>
+            <w:insideH w:val="single" w:color="auto" w:sz="4" w:space="0"/>
+            <w:insideV w:val="single" w:color="auto" w:sz="4" w:space="0"/>
+          </w:tblBorders>
           <w:tblCellMar>
             <w:top w:w="0" w:type="dxa"/>
+            <w:left w:w="108" w:type="dxa"/>
             <w:bottom w:w="0" w:type="dxa"/>
+            <w:right w:w="108" w:type="dxa"/>
           </w:tblCellMar>
         </w:tblPrEx>
         <w:tc>
@@ -6028,7 +6770,7 @@
     </w:p>
     <w:p>
       <w:pPr>
-        <w:pStyle w:val="1"/>
+        <w:pStyle w:val="2"/>
         <w:rPr>
           <w:rFonts w:hint="eastAsia"/>
         </w:rPr>
@@ -6113,7 +6855,6 @@
           <w:rFonts w:hint="eastAsia"/>
           <w:b/>
         </w:rPr>
-        <w:lastRenderedPageBreak/>
         <w:t>更长一点的想法</w:t>
       </w:r>
       <w:r>
@@ -6132,7 +6873,7 @@
     </w:p>
     <w:p>
       <w:pPr>
-        <w:pStyle w:val="1"/>
+        <w:pStyle w:val="2"/>
         <w:rPr>
           <w:rFonts w:hint="eastAsia"/>
         </w:rPr>
@@ -6154,7 +6895,7 @@
     </w:p>
     <w:p>
       <w:pPr>
-        <w:pStyle w:val="2"/>
+        <w:pStyle w:val="3"/>
         <w:rPr>
           <w:rFonts w:hint="eastAsia"/>
         </w:rPr>
@@ -6176,17 +6917,24 @@
     </w:p>
     <w:tbl>
       <w:tblPr>
+        <w:tblStyle w:val="14"/>
         <w:tblW w:w="0" w:type="auto"/>
+        <w:tblInd w:w="0" w:type="dxa"/>
         <w:tblBorders>
-          <w:top w:val="single" w:sz="4" w:space="0" w:color="auto"/>
-          <w:left w:val="single" w:sz="4" w:space="0" w:color="auto"/>
-          <w:bottom w:val="single" w:sz="4" w:space="0" w:color="auto"/>
-          <w:right w:val="single" w:sz="4" w:space="0" w:color="auto"/>
-          <w:insideH w:val="single" w:sz="4" w:space="0" w:color="auto"/>
-          <w:insideV w:val="single" w:sz="4" w:space="0" w:color="auto"/>
+          <w:top w:val="single" w:color="auto" w:sz="4" w:space="0"/>
+          <w:left w:val="single" w:color="auto" w:sz="4" w:space="0"/>
+          <w:bottom w:val="single" w:color="auto" w:sz="4" w:space="0"/>
+          <w:right w:val="single" w:color="auto" w:sz="4" w:space="0"/>
+          <w:insideH w:val="single" w:color="auto" w:sz="4" w:space="0"/>
+          <w:insideV w:val="single" w:color="auto" w:sz="4" w:space="0"/>
         </w:tblBorders>
         <w:tblLayout w:type="fixed"/>
-        <w:tblLook w:val="0000" w:firstRow="0" w:lastRow="0" w:firstColumn="0" w:lastColumn="0" w:noHBand="0" w:noVBand="0"/>
+        <w:tblCellMar>
+          <w:top w:w="0" w:type="dxa"/>
+          <w:left w:w="108" w:type="dxa"/>
+          <w:bottom w:w="0" w:type="dxa"/>
+          <w:right w:w="108" w:type="dxa"/>
+        </w:tblCellMar>
       </w:tblPr>
       <w:tblGrid>
         <w:gridCol w:w="4353"/>
@@ -6194,9 +6942,19 @@
       </w:tblGrid>
       <w:tr>
         <w:tblPrEx>
+          <w:tblBorders>
+            <w:top w:val="single" w:color="auto" w:sz="4" w:space="0"/>
+            <w:left w:val="single" w:color="auto" w:sz="4" w:space="0"/>
+            <w:bottom w:val="single" w:color="auto" w:sz="4" w:space="0"/>
+            <w:right w:val="single" w:color="auto" w:sz="4" w:space="0"/>
+            <w:insideH w:val="single" w:color="auto" w:sz="4" w:space="0"/>
+            <w:insideV w:val="single" w:color="auto" w:sz="4" w:space="0"/>
+          </w:tblBorders>
           <w:tblCellMar>
             <w:top w:w="0" w:type="dxa"/>
+            <w:left w:w="108" w:type="dxa"/>
             <w:bottom w:w="0" w:type="dxa"/>
+            <w:right w:w="108" w:type="dxa"/>
           </w:tblCellMar>
         </w:tblPrEx>
         <w:tc>
@@ -6250,9 +7008,19 @@
       </w:tr>
       <w:tr>
         <w:tblPrEx>
+          <w:tblBorders>
+            <w:top w:val="single" w:color="auto" w:sz="4" w:space="0"/>
+            <w:left w:val="single" w:color="auto" w:sz="4" w:space="0"/>
+            <w:bottom w:val="single" w:color="auto" w:sz="4" w:space="0"/>
+            <w:right w:val="single" w:color="auto" w:sz="4" w:space="0"/>
+            <w:insideH w:val="single" w:color="auto" w:sz="4" w:space="0"/>
+            <w:insideV w:val="single" w:color="auto" w:sz="4" w:space="0"/>
+          </w:tblBorders>
           <w:tblCellMar>
             <w:top w:w="0" w:type="dxa"/>
+            <w:left w:w="108" w:type="dxa"/>
             <w:bottom w:w="0" w:type="dxa"/>
+            <w:right w:w="108" w:type="dxa"/>
           </w:tblCellMar>
         </w:tblPrEx>
         <w:tc>
@@ -6302,9 +7070,19 @@
       </w:tr>
       <w:tr>
         <w:tblPrEx>
+          <w:tblBorders>
+            <w:top w:val="single" w:color="auto" w:sz="4" w:space="0"/>
+            <w:left w:val="single" w:color="auto" w:sz="4" w:space="0"/>
+            <w:bottom w:val="single" w:color="auto" w:sz="4" w:space="0"/>
+            <w:right w:val="single" w:color="auto" w:sz="4" w:space="0"/>
+            <w:insideH w:val="single" w:color="auto" w:sz="4" w:space="0"/>
+            <w:insideV w:val="single" w:color="auto" w:sz="4" w:space="0"/>
+          </w:tblBorders>
           <w:tblCellMar>
             <w:top w:w="0" w:type="dxa"/>
+            <w:left w:w="108" w:type="dxa"/>
             <w:bottom w:w="0" w:type="dxa"/>
+            <w:right w:w="108" w:type="dxa"/>
           </w:tblCellMar>
         </w:tblPrEx>
         <w:tc>
@@ -6354,9 +7132,19 @@
       </w:tr>
       <w:tr>
         <w:tblPrEx>
+          <w:tblBorders>
+            <w:top w:val="single" w:color="auto" w:sz="4" w:space="0"/>
+            <w:left w:val="single" w:color="auto" w:sz="4" w:space="0"/>
+            <w:bottom w:val="single" w:color="auto" w:sz="4" w:space="0"/>
+            <w:right w:val="single" w:color="auto" w:sz="4" w:space="0"/>
+            <w:insideH w:val="single" w:color="auto" w:sz="4" w:space="0"/>
+            <w:insideV w:val="single" w:color="auto" w:sz="4" w:space="0"/>
+          </w:tblBorders>
           <w:tblCellMar>
             <w:top w:w="0" w:type="dxa"/>
+            <w:left w:w="108" w:type="dxa"/>
             <w:bottom w:w="0" w:type="dxa"/>
+            <w:right w:w="108" w:type="dxa"/>
           </w:tblCellMar>
         </w:tblPrEx>
         <w:tc>
@@ -6406,9 +7194,19 @@
       </w:tr>
       <w:tr>
         <w:tblPrEx>
+          <w:tblBorders>
+            <w:top w:val="single" w:color="auto" w:sz="4" w:space="0"/>
+            <w:left w:val="single" w:color="auto" w:sz="4" w:space="0"/>
+            <w:bottom w:val="single" w:color="auto" w:sz="4" w:space="0"/>
+            <w:right w:val="single" w:color="auto" w:sz="4" w:space="0"/>
+            <w:insideH w:val="single" w:color="auto" w:sz="4" w:space="0"/>
+            <w:insideV w:val="single" w:color="auto" w:sz="4" w:space="0"/>
+          </w:tblBorders>
           <w:tblCellMar>
             <w:top w:w="0" w:type="dxa"/>
+            <w:left w:w="108" w:type="dxa"/>
             <w:bottom w:w="0" w:type="dxa"/>
+            <w:right w:w="108" w:type="dxa"/>
           </w:tblCellMar>
         </w:tblPrEx>
         <w:tc>
@@ -6458,9 +7256,19 @@
       </w:tr>
       <w:tr>
         <w:tblPrEx>
+          <w:tblBorders>
+            <w:top w:val="single" w:color="auto" w:sz="4" w:space="0"/>
+            <w:left w:val="single" w:color="auto" w:sz="4" w:space="0"/>
+            <w:bottom w:val="single" w:color="auto" w:sz="4" w:space="0"/>
+            <w:right w:val="single" w:color="auto" w:sz="4" w:space="0"/>
+            <w:insideH w:val="single" w:color="auto" w:sz="4" w:space="0"/>
+            <w:insideV w:val="single" w:color="auto" w:sz="4" w:space="0"/>
+          </w:tblBorders>
           <w:tblCellMar>
             <w:top w:w="0" w:type="dxa"/>
+            <w:left w:w="108" w:type="dxa"/>
             <w:bottom w:w="0" w:type="dxa"/>
+            <w:right w:w="108" w:type="dxa"/>
           </w:tblCellMar>
         </w:tblPrEx>
         <w:tc>
@@ -6510,9 +7318,19 @@
       </w:tr>
       <w:tr>
         <w:tblPrEx>
+          <w:tblBorders>
+            <w:top w:val="single" w:color="auto" w:sz="4" w:space="0"/>
+            <w:left w:val="single" w:color="auto" w:sz="4" w:space="0"/>
+            <w:bottom w:val="single" w:color="auto" w:sz="4" w:space="0"/>
+            <w:right w:val="single" w:color="auto" w:sz="4" w:space="0"/>
+            <w:insideH w:val="single" w:color="auto" w:sz="4" w:space="0"/>
+            <w:insideV w:val="single" w:color="auto" w:sz="4" w:space="0"/>
+          </w:tblBorders>
           <w:tblCellMar>
             <w:top w:w="0" w:type="dxa"/>
+            <w:left w:w="108" w:type="dxa"/>
             <w:bottom w:w="0" w:type="dxa"/>
+            <w:right w:w="108" w:type="dxa"/>
           </w:tblCellMar>
         </w:tblPrEx>
         <w:tc>
@@ -6536,7 +7354,7 @@
             </w:r>
             <w:r>
               <w:rPr>
-                <w:rFonts w:ascii="微软雅黑" w:eastAsia="微软雅黑" w:hAnsi="微软雅黑" w:cs="微软雅黑" w:hint="eastAsia"/>
+                <w:rFonts w:hint="eastAsia" w:ascii="微软雅黑" w:hAnsi="微软雅黑" w:eastAsia="微软雅黑" w:cs="微软雅黑"/>
                 <w:sz w:val="18"/>
               </w:rPr>
               <w:t>−</w:t>
@@ -6574,9 +7392,19 @@
       </w:tr>
       <w:tr>
         <w:tblPrEx>
+          <w:tblBorders>
+            <w:top w:val="single" w:color="auto" w:sz="4" w:space="0"/>
+            <w:left w:val="single" w:color="auto" w:sz="4" w:space="0"/>
+            <w:bottom w:val="single" w:color="auto" w:sz="4" w:space="0"/>
+            <w:right w:val="single" w:color="auto" w:sz="4" w:space="0"/>
+            <w:insideH w:val="single" w:color="auto" w:sz="4" w:space="0"/>
+            <w:insideV w:val="single" w:color="auto" w:sz="4" w:space="0"/>
+          </w:tblBorders>
           <w:tblCellMar>
             <w:top w:w="0" w:type="dxa"/>
+            <w:left w:w="108" w:type="dxa"/>
             <w:bottom w:w="0" w:type="dxa"/>
+            <w:right w:w="108" w:type="dxa"/>
           </w:tblCellMar>
         </w:tblPrEx>
         <w:tc>
@@ -6626,9 +7454,19 @@
       </w:tr>
       <w:tr>
         <w:tblPrEx>
+          <w:tblBorders>
+            <w:top w:val="single" w:color="auto" w:sz="4" w:space="0"/>
+            <w:left w:val="single" w:color="auto" w:sz="4" w:space="0"/>
+            <w:bottom w:val="single" w:color="auto" w:sz="4" w:space="0"/>
+            <w:right w:val="single" w:color="auto" w:sz="4" w:space="0"/>
+            <w:insideH w:val="single" w:color="auto" w:sz="4" w:space="0"/>
+            <w:insideV w:val="single" w:color="auto" w:sz="4" w:space="0"/>
+          </w:tblBorders>
           <w:tblCellMar>
             <w:top w:w="0" w:type="dxa"/>
+            <w:left w:w="108" w:type="dxa"/>
             <w:bottom w:w="0" w:type="dxa"/>
+            <w:right w:w="108" w:type="dxa"/>
           </w:tblCellMar>
         </w:tblPrEx>
         <w:tc>
@@ -6678,9 +7516,19 @@
       </w:tr>
       <w:tr>
         <w:tblPrEx>
+          <w:tblBorders>
+            <w:top w:val="single" w:color="auto" w:sz="4" w:space="0"/>
+            <w:left w:val="single" w:color="auto" w:sz="4" w:space="0"/>
+            <w:bottom w:val="single" w:color="auto" w:sz="4" w:space="0"/>
+            <w:right w:val="single" w:color="auto" w:sz="4" w:space="0"/>
+            <w:insideH w:val="single" w:color="auto" w:sz="4" w:space="0"/>
+            <w:insideV w:val="single" w:color="auto" w:sz="4" w:space="0"/>
+          </w:tblBorders>
           <w:tblCellMar>
             <w:top w:w="0" w:type="dxa"/>
+            <w:left w:w="108" w:type="dxa"/>
             <w:bottom w:w="0" w:type="dxa"/>
+            <w:right w:w="108" w:type="dxa"/>
           </w:tblCellMar>
         </w:tblPrEx>
         <w:tc>
@@ -6730,9 +7578,19 @@
       </w:tr>
       <w:tr>
         <w:tblPrEx>
+          <w:tblBorders>
+            <w:top w:val="single" w:color="auto" w:sz="4" w:space="0"/>
+            <w:left w:val="single" w:color="auto" w:sz="4" w:space="0"/>
+            <w:bottom w:val="single" w:color="auto" w:sz="4" w:space="0"/>
+            <w:right w:val="single" w:color="auto" w:sz="4" w:space="0"/>
+            <w:insideH w:val="single" w:color="auto" w:sz="4" w:space="0"/>
+            <w:insideV w:val="single" w:color="auto" w:sz="4" w:space="0"/>
+          </w:tblBorders>
           <w:tblCellMar>
             <w:top w:w="0" w:type="dxa"/>
+            <w:left w:w="108" w:type="dxa"/>
             <w:bottom w:w="0" w:type="dxa"/>
+            <w:right w:w="108" w:type="dxa"/>
           </w:tblCellMar>
         </w:tblPrEx>
         <w:tc>
@@ -6782,9 +7640,19 @@
       </w:tr>
       <w:tr>
         <w:tblPrEx>
+          <w:tblBorders>
+            <w:top w:val="single" w:color="auto" w:sz="4" w:space="0"/>
+            <w:left w:val="single" w:color="auto" w:sz="4" w:space="0"/>
+            <w:bottom w:val="single" w:color="auto" w:sz="4" w:space="0"/>
+            <w:right w:val="single" w:color="auto" w:sz="4" w:space="0"/>
+            <w:insideH w:val="single" w:color="auto" w:sz="4" w:space="0"/>
+            <w:insideV w:val="single" w:color="auto" w:sz="4" w:space="0"/>
+          </w:tblBorders>
           <w:tblCellMar>
             <w:top w:w="0" w:type="dxa"/>
+            <w:left w:w="108" w:type="dxa"/>
             <w:bottom w:w="0" w:type="dxa"/>
+            <w:right w:w="108" w:type="dxa"/>
           </w:tblCellMar>
         </w:tblPrEx>
         <w:tc>
@@ -6849,7 +7717,7 @@
     </w:p>
     <w:p>
       <w:pPr>
-        <w:pStyle w:val="2"/>
+        <w:pStyle w:val="3"/>
         <w:rPr>
           <w:rFonts w:hint="eastAsia"/>
         </w:rPr>
@@ -6930,7 +7798,7 @@
     </w:p>
     <w:p>
       <w:pPr>
-        <w:pStyle w:val="2"/>
+        <w:pStyle w:val="3"/>
         <w:rPr>
           <w:rFonts w:hint="eastAsia"/>
         </w:rPr>
@@ -7110,430 +7978,350 @@
     <w:sectPr>
       <w:pgSz w:w="11906" w:h="16838"/>
       <w:pgMar w:top="1440" w:right="1600" w:bottom="1440" w:left="1600" w:header="851" w:footer="992" w:gutter="0"/>
-      <w:cols w:space="425"/>
-      <w:docGrid w:type="lines" w:linePitch="312"/>
+      <w:cols w:space="425" w:num="1"/>
+      <w:docGrid w:type="lines" w:linePitch="312" w:charSpace="0"/>
     </w:sectPr>
   </w:body>
 </w:document>
 </file>
 
+<file path=word/endnotes.xml><?xml version="1.0" encoding="utf-8"?>
+<w:endnotes xmlns:wpc="http://schemas.microsoft.com/office/word/2010/wordprocessingCanvas" xmlns:mc="http://schemas.openxmlformats.org/markup-compatibility/2006" xmlns:o="urn:schemas-microsoft-com:office:office" xmlns:r="http://schemas.openxmlformats.org/officeDocument/2006/relationships" xmlns:m="http://schemas.openxmlformats.org/officeDocument/2006/math" xmlns:v="urn:schemas-microsoft-com:vml" xmlns:wp14="http://schemas.microsoft.com/office/word/2010/wordprocessingDrawing" xmlns:wp="http://schemas.openxmlformats.org/drawingml/2006/wordprocessingDrawing" xmlns:w="http://schemas.openxmlformats.org/wordprocessingml/2006/main" xmlns:w14="http://schemas.microsoft.com/office/word/2010/wordml" xmlns:w15="http://schemas.microsoft.com/office/word/2012/wordml" xmlns:w10="urn:schemas-microsoft-com:office:word" xmlns:wpg="http://schemas.microsoft.com/office/word/2010/wordprocessingGroup" xmlns:wpi="http://schemas.microsoft.com/office/word/2010/wordprocessingInk" xmlns:wne="http://schemas.microsoft.com/office/word/2006/wordml" xmlns:wps="http://schemas.microsoft.com/office/word/2010/wordprocessingShape" xmlns:wpsCustomData="http://www.wps.cn/officeDocument/2013/wpsCustomData" mc:Ignorable="w14 w15 wp14">
+  <w:endnote w:type="separator" w:id="0">
+    <w:p>
+      <w:pPr>
+        <w:spacing w:line="240" w:lineRule="auto"/>
+      </w:pPr>
+      <w:r>
+        <w:separator/>
+      </w:r>
+    </w:p>
+  </w:endnote>
+  <w:endnote w:type="continuationSeparator" w:id="1">
+    <w:p>
+      <w:pPr>
+        <w:spacing w:line="240" w:lineRule="auto"/>
+      </w:pPr>
+      <w:r>
+        <w:continuationSeparator/>
+      </w:r>
+    </w:p>
+  </w:endnote>
+</w:endnotes>
+</file>
+
+<file path=word/footnotes.xml><?xml version="1.0" encoding="utf-8"?>
+<w:footnotes xmlns:wpc="http://schemas.microsoft.com/office/word/2010/wordprocessingCanvas" xmlns:mc="http://schemas.openxmlformats.org/markup-compatibility/2006" xmlns:o="urn:schemas-microsoft-com:office:office" xmlns:r="http://schemas.openxmlformats.org/officeDocument/2006/relationships" xmlns:m="http://schemas.openxmlformats.org/officeDocument/2006/math" xmlns:v="urn:schemas-microsoft-com:vml" xmlns:wp14="http://schemas.microsoft.com/office/word/2010/wordprocessingDrawing" xmlns:wp="http://schemas.openxmlformats.org/drawingml/2006/wordprocessingDrawing" xmlns:w="http://schemas.openxmlformats.org/wordprocessingml/2006/main" xmlns:w14="http://schemas.microsoft.com/office/word/2010/wordml" xmlns:w15="http://schemas.microsoft.com/office/word/2012/wordml" xmlns:w10="urn:schemas-microsoft-com:office:word" xmlns:wpg="http://schemas.microsoft.com/office/word/2010/wordprocessingGroup" xmlns:wpi="http://schemas.microsoft.com/office/word/2010/wordprocessingInk" xmlns:wne="http://schemas.microsoft.com/office/word/2006/wordml" xmlns:wps="http://schemas.microsoft.com/office/word/2010/wordprocessingShape" xmlns:wpsCustomData="http://www.wps.cn/officeDocument/2013/wpsCustomData" mc:Ignorable="w14 w15 wp14">
+  <w:footnote w:type="separator" w:id="0">
+    <w:p>
+      <w:pPr>
+        <w:spacing w:before="0" w:after="0" w:line="360" w:lineRule="auto"/>
+      </w:pPr>
+      <w:r>
+        <w:separator/>
+      </w:r>
+    </w:p>
+  </w:footnote>
+  <w:footnote w:type="continuationSeparator" w:id="1">
+    <w:p>
+      <w:pPr>
+        <w:spacing w:before="0" w:after="0" w:line="360" w:lineRule="auto"/>
+      </w:pPr>
+      <w:r>
+        <w:continuationSeparator/>
+      </w:r>
+    </w:p>
+  </w:footnote>
+</w:footnotes>
+</file>
+
 <file path=word/styles.xml><?xml version="1.0" encoding="utf-8"?>
-<w:styles xmlns:mc="http://schemas.openxmlformats.org/markup-compatibility/2006" xmlns:r="http://schemas.openxmlformats.org/officeDocument/2006/relationships" xmlns:w="http://schemas.openxmlformats.org/wordprocessingml/2006/main" xmlns:w14="http://schemas.microsoft.com/office/word/2010/wordml" xmlns:w15="http://schemas.microsoft.com/office/word/2012/wordml" xmlns:w16cex="http://schemas.microsoft.com/office/word/2018/wordml/cex" xmlns:w16cid="http://schemas.microsoft.com/office/word/2016/wordml/cid" xmlns:w16="http://schemas.microsoft.com/office/word/2018/wordml" xmlns:w16sdtdh="http://schemas.microsoft.com/office/word/2020/wordml/sdtdatahash" xmlns:w16se="http://schemas.microsoft.com/office/word/2015/wordml/symex" mc:Ignorable="w14 w15 w16se w16cid w16 w16cex w16sdtdh">
+<w:styles xmlns:mc="http://schemas.openxmlformats.org/markup-compatibility/2006" xmlns:o="urn:schemas-microsoft-com:office:office" xmlns:r="http://schemas.openxmlformats.org/officeDocument/2006/relationships" xmlns:m="http://schemas.openxmlformats.org/officeDocument/2006/math" xmlns:v="urn:schemas-microsoft-com:vml" xmlns:w="http://schemas.openxmlformats.org/wordprocessingml/2006/main" xmlns:w14="http://schemas.microsoft.com/office/word/2010/wordml" xmlns:w10="urn:schemas-microsoft-com:office:word" xmlns:sl="http://schemas.openxmlformats.org/schemaLibrary/2006/main" xmlns:wpsCustomData="http://www.wps.cn/officeDocument/2013/wpsCustomData" mc:Ignorable="w14">
   <w:docDefaults>
     <w:rPrDefault>
       <w:rPr>
-        <w:rFonts w:asciiTheme="minorHAnsi" w:eastAsiaTheme="minorEastAsia" w:hAnsiTheme="minorHAnsi" w:cstheme="minorBidi"/>
-        <w:kern w:val="2"/>
-        <w:sz w:val="22"/>
-        <w:szCs w:val="24"/>
-        <w:lang w:val="en-US" w:eastAsia="zh-CN" w:bidi="ar-SA"/>
-        <w14:ligatures w14:val="standardContextual"/>
+        <w:rFonts w:asciiTheme="minorHAnsi" w:hAnsiTheme="minorHAnsi" w:eastAsiaTheme="minorEastAsia" w:cstheme="minorBidi"/>
       </w:rPr>
     </w:rPrDefault>
-    <w:pPrDefault>
-      <w:pPr>
-        <w:spacing w:after="160" w:line="278" w:lineRule="auto"/>
-      </w:pPr>
-    </w:pPrDefault>
+    <w:pPrDefault/>
   </w:docDefaults>
-  <w:latentStyles w:defLockedState="0" w:defUIPriority="99" w:defSemiHidden="0" w:defUnhideWhenUsed="0" w:defQFormat="0" w:count="376">
-    <w:lsdException w:name="Normal" w:uiPriority="0" w:qFormat="1"/>
-    <w:lsdException w:name="heading 1" w:uiPriority="9" w:qFormat="1"/>
-    <w:lsdException w:name="heading 2" w:semiHidden="1" w:uiPriority="9" w:unhideWhenUsed="1" w:qFormat="1"/>
-    <w:lsdException w:name="heading 3" w:semiHidden="1" w:uiPriority="9" w:unhideWhenUsed="1" w:qFormat="1"/>
-    <w:lsdException w:name="heading 4" w:semiHidden="1" w:uiPriority="9" w:unhideWhenUsed="1" w:qFormat="1"/>
-    <w:lsdException w:name="heading 5" w:semiHidden="1" w:uiPriority="9" w:unhideWhenUsed="1" w:qFormat="1"/>
-    <w:lsdException w:name="heading 6" w:semiHidden="1" w:uiPriority="9" w:unhideWhenUsed="1" w:qFormat="1"/>
-    <w:lsdException w:name="heading 7" w:semiHidden="1" w:uiPriority="9" w:unhideWhenUsed="1" w:qFormat="1"/>
-    <w:lsdException w:name="heading 8" w:semiHidden="1" w:uiPriority="9" w:unhideWhenUsed="1" w:qFormat="1"/>
-    <w:lsdException w:name="heading 9" w:semiHidden="1" w:uiPriority="9" w:unhideWhenUsed="1" w:qFormat="1"/>
-    <w:lsdException w:name="index 1" w:semiHidden="1" w:unhideWhenUsed="1"/>
-    <w:lsdException w:name="index 2" w:semiHidden="1" w:unhideWhenUsed="1"/>
-    <w:lsdException w:name="index 3" w:semiHidden="1" w:unhideWhenUsed="1"/>
-    <w:lsdException w:name="index 4" w:semiHidden="1" w:unhideWhenUsed="1"/>
-    <w:lsdException w:name="index 5" w:semiHidden="1" w:unhideWhenUsed="1"/>
-    <w:lsdException w:name="index 6" w:semiHidden="1" w:unhideWhenUsed="1"/>
-    <w:lsdException w:name="index 7" w:semiHidden="1" w:unhideWhenUsed="1"/>
-    <w:lsdException w:name="index 8" w:semiHidden="1" w:unhideWhenUsed="1"/>
-    <w:lsdException w:name="index 9" w:semiHidden="1" w:unhideWhenUsed="1"/>
-    <w:lsdException w:name="toc 1" w:semiHidden="1" w:uiPriority="39" w:unhideWhenUsed="1"/>
-    <w:lsdException w:name="toc 2" w:semiHidden="1" w:uiPriority="39" w:unhideWhenUsed="1"/>
-    <w:lsdException w:name="toc 3" w:semiHidden="1" w:uiPriority="39" w:unhideWhenUsed="1"/>
-    <w:lsdException w:name="toc 4" w:semiHidden="1" w:uiPriority="39" w:unhideWhenUsed="1"/>
-    <w:lsdException w:name="toc 5" w:semiHidden="1" w:uiPriority="39" w:unhideWhenUsed="1"/>
-    <w:lsdException w:name="toc 6" w:semiHidden="1" w:uiPriority="39" w:unhideWhenUsed="1"/>
-    <w:lsdException w:name="toc 7" w:semiHidden="1" w:uiPriority="39" w:unhideWhenUsed="1"/>
-    <w:lsdException w:name="toc 8" w:semiHidden="1" w:uiPriority="39" w:unhideWhenUsed="1"/>
-    <w:lsdException w:name="toc 9" w:semiHidden="1" w:uiPriority="39" w:unhideWhenUsed="1"/>
-    <w:lsdException w:name="Normal Indent" w:semiHidden="1" w:unhideWhenUsed="1"/>
-    <w:lsdException w:name="footnote text" w:semiHidden="1" w:unhideWhenUsed="1"/>
-    <w:lsdException w:name="annotation text" w:semiHidden="1" w:unhideWhenUsed="1"/>
-    <w:lsdException w:name="header" w:semiHidden="1" w:unhideWhenUsed="1"/>
-    <w:lsdException w:name="footer" w:semiHidden="1" w:unhideWhenUsed="1"/>
-    <w:lsdException w:name="index heading" w:semiHidden="1" w:unhideWhenUsed="1"/>
-    <w:lsdException w:name="caption" w:semiHidden="1" w:uiPriority="35" w:unhideWhenUsed="1" w:qFormat="1"/>
-    <w:lsdException w:name="table of figures" w:semiHidden="1" w:unhideWhenUsed="1"/>
-    <w:lsdException w:name="envelope address" w:semiHidden="1" w:unhideWhenUsed="1"/>
-    <w:lsdException w:name="envelope return" w:semiHidden="1" w:unhideWhenUsed="1"/>
-    <w:lsdException w:name="footnote reference" w:semiHidden="1" w:unhideWhenUsed="1"/>
-    <w:lsdException w:name="annotation reference" w:semiHidden="1" w:unhideWhenUsed="1"/>
-    <w:lsdException w:name="line number" w:semiHidden="1" w:unhideWhenUsed="1"/>
-    <w:lsdException w:name="page number" w:semiHidden="1" w:unhideWhenUsed="1"/>
-    <w:lsdException w:name="endnote reference" w:semiHidden="1" w:unhideWhenUsed="1"/>
-    <w:lsdException w:name="endnote text" w:semiHidden="1" w:unhideWhenUsed="1"/>
-    <w:lsdException w:name="table of authorities" w:semiHidden="1" w:unhideWhenUsed="1"/>
-    <w:lsdException w:name="macro" w:semiHidden="1" w:unhideWhenUsed="1"/>
-    <w:lsdException w:name="toa heading" w:semiHidden="1" w:unhideWhenUsed="1"/>
-    <w:lsdException w:name="List" w:semiHidden="1" w:unhideWhenUsed="1"/>
-    <w:lsdException w:name="List Bullet" w:semiHidden="1" w:unhideWhenUsed="1"/>
-    <w:lsdException w:name="List Number" w:semiHidden="1" w:unhideWhenUsed="1"/>
-    <w:lsdException w:name="List 2" w:semiHidden="1" w:unhideWhenUsed="1"/>
-    <w:lsdException w:name="List 3" w:semiHidden="1" w:unhideWhenUsed="1"/>
-    <w:lsdException w:name="List 4" w:semiHidden="1" w:unhideWhenUsed="1"/>
-    <w:lsdException w:name="List 5" w:semiHidden="1" w:unhideWhenUsed="1"/>
-    <w:lsdException w:name="List Bullet 2" w:semiHidden="1" w:unhideWhenUsed="1"/>
-    <w:lsdException w:name="List Bullet 3" w:semiHidden="1" w:unhideWhenUsed="1"/>
-    <w:lsdException w:name="List Bullet 4" w:semiHidden="1" w:unhideWhenUsed="1"/>
-    <w:lsdException w:name="List Bullet 5" w:semiHidden="1" w:unhideWhenUsed="1"/>
-    <w:lsdException w:name="List Number 2" w:semiHidden="1" w:unhideWhenUsed="1"/>
-    <w:lsdException w:name="List Number 3" w:semiHidden="1" w:unhideWhenUsed="1"/>
-    <w:lsdException w:name="List Number 4" w:semiHidden="1" w:unhideWhenUsed="1"/>
-    <w:lsdException w:name="List Number 5" w:semiHidden="1" w:unhideWhenUsed="1"/>
-    <w:lsdException w:name="Title" w:uiPriority="10" w:qFormat="1"/>
-    <w:lsdException w:name="Closing" w:semiHidden="1" w:unhideWhenUsed="1"/>
-    <w:lsdException w:name="Signature" w:semiHidden="1" w:unhideWhenUsed="1"/>
-    <w:lsdException w:name="Default Paragraph Font" w:semiHidden="1" w:uiPriority="1" w:unhideWhenUsed="1"/>
-    <w:lsdException w:name="Body Text" w:semiHidden="1" w:unhideWhenUsed="1"/>
-    <w:lsdException w:name="Body Text Indent" w:semiHidden="1" w:unhideWhenUsed="1"/>
-    <w:lsdException w:name="List Continue" w:semiHidden="1" w:unhideWhenUsed="1"/>
-    <w:lsdException w:name="List Continue 2" w:semiHidden="1" w:unhideWhenUsed="1"/>
-    <w:lsdException w:name="List Continue 3" w:semiHidden="1" w:unhideWhenUsed="1"/>
-    <w:lsdException w:name="List Continue 4" w:semiHidden="1" w:unhideWhenUsed="1"/>
-    <w:lsdException w:name="List Continue 5" w:semiHidden="1" w:unhideWhenUsed="1"/>
-    <w:lsdException w:name="Message Header" w:semiHidden="1" w:unhideWhenUsed="1"/>
-    <w:lsdException w:name="Subtitle" w:uiPriority="11" w:qFormat="1"/>
-    <w:lsdException w:name="Salutation" w:semiHidden="1" w:unhideWhenUsed="1"/>
-    <w:lsdException w:name="Date" w:semiHidden="1" w:unhideWhenUsed="1"/>
-    <w:lsdException w:name="Body Text First Indent" w:semiHidden="1" w:unhideWhenUsed="1"/>
-    <w:lsdException w:name="Body Text First Indent 2" w:semiHidden="1" w:unhideWhenUsed="1"/>
-    <w:lsdException w:name="Note Heading" w:semiHidden="1" w:unhideWhenUsed="1"/>
-    <w:lsdException w:name="Body Text 2" w:semiHidden="1" w:unhideWhenUsed="1"/>
-    <w:lsdException w:name="Body Text 3" w:semiHidden="1" w:unhideWhenUsed="1"/>
-    <w:lsdException w:name="Body Text Indent 2" w:semiHidden="1" w:unhideWhenUsed="1"/>
-    <w:lsdException w:name="Body Text Indent 3" w:semiHidden="1" w:unhideWhenUsed="1"/>
-    <w:lsdException w:name="Block Text" w:semiHidden="1" w:unhideWhenUsed="1"/>
-    <w:lsdException w:name="Hyperlink" w:semiHidden="1" w:unhideWhenUsed="1"/>
-    <w:lsdException w:name="FollowedHyperlink" w:semiHidden="1" w:unhideWhenUsed="1"/>
-    <w:lsdException w:name="Strong" w:uiPriority="22" w:qFormat="1"/>
-    <w:lsdException w:name="Emphasis" w:uiPriority="20" w:qFormat="1"/>
-    <w:lsdException w:name="Document Map" w:semiHidden="1" w:unhideWhenUsed="1"/>
-    <w:lsdException w:name="Plain Text" w:semiHidden="1" w:unhideWhenUsed="1"/>
-    <w:lsdException w:name="E-mail Signature" w:semiHidden="1" w:unhideWhenUsed="1"/>
-    <w:lsdException w:name="HTML Top of Form" w:semiHidden="1" w:unhideWhenUsed="1"/>
-    <w:lsdException w:name="HTML Bottom of Form" w:semiHidden="1" w:unhideWhenUsed="1"/>
-    <w:lsdException w:name="Normal (Web)" w:semiHidden="1" w:unhideWhenUsed="1"/>
-    <w:lsdException w:name="HTML Acronym" w:semiHidden="1" w:unhideWhenUsed="1"/>
-    <w:lsdException w:name="HTML Address" w:semiHidden="1" w:unhideWhenUsed="1"/>
-    <w:lsdException w:name="HTML Cite" w:semiHidden="1" w:unhideWhenUsed="1"/>
-    <w:lsdException w:name="HTML Code" w:semiHidden="1" w:unhideWhenUsed="1"/>
-    <w:lsdException w:name="HTML Definition" w:semiHidden="1" w:unhideWhenUsed="1"/>
-    <w:lsdException w:name="HTML Keyboard" w:semiHidden="1" w:unhideWhenUsed="1"/>
-    <w:lsdException w:name="HTML Preformatted" w:semiHidden="1" w:unhideWhenUsed="1"/>
-    <w:lsdException w:name="HTML Sample" w:semiHidden="1" w:unhideWhenUsed="1"/>
-    <w:lsdException w:name="HTML Typewriter" w:semiHidden="1" w:unhideWhenUsed="1"/>
-    <w:lsdException w:name="HTML Variable" w:semiHidden="1" w:unhideWhenUsed="1"/>
-    <w:lsdException w:name="Normal Table" w:semiHidden="1" w:unhideWhenUsed="1"/>
-    <w:lsdException w:name="annotation subject" w:semiHidden="1" w:unhideWhenUsed="1"/>
-    <w:lsdException w:name="No List" w:semiHidden="1" w:unhideWhenUsed="1"/>
-    <w:lsdException w:name="Outline List 1" w:semiHidden="1" w:unhideWhenUsed="1"/>
-    <w:lsdException w:name="Outline List 2" w:semiHidden="1" w:unhideWhenUsed="1"/>
-    <w:lsdException w:name="Outline List 3" w:semiHidden="1" w:unhideWhenUsed="1"/>
-    <w:lsdException w:name="Table Simple 1" w:semiHidden="1" w:unhideWhenUsed="1"/>
-    <w:lsdException w:name="Table Simple 2" w:semiHidden="1" w:unhideWhenUsed="1"/>
-    <w:lsdException w:name="Table Simple 3" w:semiHidden="1" w:unhideWhenUsed="1"/>
-    <w:lsdException w:name="Table Classic 1" w:semiHidden="1" w:unhideWhenUsed="1"/>
-    <w:lsdException w:name="Table Classic 2" w:semiHidden="1" w:unhideWhenUsed="1"/>
-    <w:lsdException w:name="Table Classic 3" w:semiHidden="1" w:unhideWhenUsed="1"/>
-    <w:lsdException w:name="Table Classic 4" w:semiHidden="1" w:unhideWhenUsed="1"/>
-    <w:lsdException w:name="Table Colorful 1" w:semiHidden="1" w:unhideWhenUsed="1"/>
-    <w:lsdException w:name="Table Colorful 2" w:semiHidden="1" w:unhideWhenUsed="1"/>
-    <w:lsdException w:name="Table Colorful 3" w:semiHidden="1" w:unhideWhenUsed="1"/>
-    <w:lsdException w:name="Table Columns 1" w:semiHidden="1" w:unhideWhenUsed="1"/>
-    <w:lsdException w:name="Table Columns 2" w:semiHidden="1" w:unhideWhenUsed="1"/>
-    <w:lsdException w:name="Table Columns 3" w:semiHidden="1" w:unhideWhenUsed="1"/>
-    <w:lsdException w:name="Table Columns 4" w:semiHidden="1" w:unhideWhenUsed="1"/>
-    <w:lsdException w:name="Table Columns 5" w:semiHidden="1" w:unhideWhenUsed="1"/>
-    <w:lsdException w:name="Table Grid 1" w:semiHidden="1" w:unhideWhenUsed="1"/>
-    <w:lsdException w:name="Table Grid 2" w:semiHidden="1" w:unhideWhenUsed="1"/>
-    <w:lsdException w:name="Table Grid 3" w:semiHidden="1" w:unhideWhenUsed="1"/>
-    <w:lsdException w:name="Table Grid 4" w:semiHidden="1" w:unhideWhenUsed="1"/>
-    <w:lsdException w:name="Table Grid 5" w:semiHidden="1" w:unhideWhenUsed="1"/>
-    <w:lsdException w:name="Table Grid 6" w:semiHidden="1" w:unhideWhenUsed="1"/>
-    <w:lsdException w:name="Table Grid 7" w:semiHidden="1" w:unhideWhenUsed="1"/>
-    <w:lsdException w:name="Table Grid 8" w:semiHidden="1" w:unhideWhenUsed="1"/>
-    <w:lsdException w:name="Table List 1" w:semiHidden="1" w:unhideWhenUsed="1"/>
-    <w:lsdException w:name="Table List 2" w:semiHidden="1" w:unhideWhenUsed="1"/>
-    <w:lsdException w:name="Table List 3" w:semiHidden="1" w:unhideWhenUsed="1"/>
-    <w:lsdException w:name="Table List 4" w:semiHidden="1" w:unhideWhenUsed="1"/>
-    <w:lsdException w:name="Table List 5" w:semiHidden="1" w:unhideWhenUsed="1"/>
-    <w:lsdException w:name="Table List 6" w:semiHidden="1" w:unhideWhenUsed="1"/>
-    <w:lsdException w:name="Table List 7" w:semiHidden="1" w:unhideWhenUsed="1"/>
-    <w:lsdException w:name="Table List 8" w:semiHidden="1" w:unhideWhenUsed="1"/>
-    <w:lsdException w:name="Table 3D effects 1" w:semiHidden="1" w:unhideWhenUsed="1"/>
-    <w:lsdException w:name="Table 3D effects 2" w:semiHidden="1" w:unhideWhenUsed="1"/>
-    <w:lsdException w:name="Table 3D effects 3" w:semiHidden="1" w:unhideWhenUsed="1"/>
-    <w:lsdException w:name="Table Contemporary" w:semiHidden="1" w:unhideWhenUsed="1"/>
-    <w:lsdException w:name="Table Elegant" w:semiHidden="1" w:unhideWhenUsed="1"/>
-    <w:lsdException w:name="Table Professional" w:semiHidden="1" w:unhideWhenUsed="1"/>
-    <w:lsdException w:name="Table Subtle 1" w:semiHidden="1" w:unhideWhenUsed="1"/>
-    <w:lsdException w:name="Table Subtle 2" w:semiHidden="1" w:unhideWhenUsed="1"/>
-    <w:lsdException w:name="Table Web 1" w:semiHidden="1" w:unhideWhenUsed="1"/>
-    <w:lsdException w:name="Table Web 2" w:semiHidden="1" w:unhideWhenUsed="1"/>
-    <w:lsdException w:name="Table Web 3" w:semiHidden="1" w:unhideWhenUsed="1"/>
-    <w:lsdException w:name="Balloon Text" w:semiHidden="1" w:unhideWhenUsed="1"/>
-    <w:lsdException w:name="Table Grid" w:uiPriority="39"/>
-    <w:lsdException w:name="Table Theme" w:semiHidden="1" w:unhideWhenUsed="1"/>
-    <w:lsdException w:name="Placeholder Text" w:semiHidden="1"/>
-    <w:lsdException w:name="No Spacing" w:uiPriority="1" w:qFormat="1"/>
-    <w:lsdException w:name="Light Shading" w:uiPriority="60"/>
-    <w:lsdException w:name="Light List" w:uiPriority="61"/>
-    <w:lsdException w:name="Light Grid" w:uiPriority="62"/>
-    <w:lsdException w:name="Medium Shading 1" w:uiPriority="63"/>
-    <w:lsdException w:name="Medium Shading 2" w:uiPriority="64"/>
-    <w:lsdException w:name="Medium List 1" w:uiPriority="65"/>
-    <w:lsdException w:name="Medium List 2" w:uiPriority="66"/>
-    <w:lsdException w:name="Medium Grid 1" w:uiPriority="67"/>
-    <w:lsdException w:name="Medium Grid 2" w:uiPriority="68"/>
-    <w:lsdException w:name="Medium Grid 3" w:uiPriority="69"/>
-    <w:lsdException w:name="Dark List" w:uiPriority="70"/>
-    <w:lsdException w:name="Colorful Shading" w:uiPriority="71"/>
-    <w:lsdException w:name="Colorful List" w:uiPriority="72"/>
-    <w:lsdException w:name="Colorful Grid" w:uiPriority="73"/>
-    <w:lsdException w:name="Light Shading Accent 1" w:uiPriority="60"/>
-    <w:lsdException w:name="Light List Accent 1" w:uiPriority="61"/>
-    <w:lsdException w:name="Light Grid Accent 1" w:uiPriority="62"/>
-    <w:lsdException w:name="Medium Shading 1 Accent 1" w:uiPriority="63"/>
-    <w:lsdException w:name="Medium Shading 2 Accent 1" w:uiPriority="64"/>
-    <w:lsdException w:name="Medium List 1 Accent 1" w:uiPriority="65"/>
-    <w:lsdException w:name="Revision" w:semiHidden="1"/>
-    <w:lsdException w:name="List Paragraph" w:uiPriority="34" w:qFormat="1"/>
-    <w:lsdException w:name="Quote" w:uiPriority="29" w:qFormat="1"/>
-    <w:lsdException w:name="Intense Quote" w:uiPriority="30" w:qFormat="1"/>
-    <w:lsdException w:name="Medium List 2 Accent 1" w:uiPriority="66"/>
-    <w:lsdException w:name="Medium Grid 1 Accent 1" w:uiPriority="67"/>
-    <w:lsdException w:name="Medium Grid 2 Accent 1" w:uiPriority="68"/>
-    <w:lsdException w:name="Medium Grid 3 Accent 1" w:uiPriority="69"/>
-    <w:lsdException w:name="Dark List Accent 1" w:uiPriority="70"/>
-    <w:lsdException w:name="Colorful Shading Accent 1" w:uiPriority="71"/>
-    <w:lsdException w:name="Colorful List Accent 1" w:uiPriority="72"/>
-    <w:lsdException w:name="Colorful Grid Accent 1" w:uiPriority="73"/>
-    <w:lsdException w:name="Light Shading Accent 2" w:uiPriority="60"/>
-    <w:lsdException w:name="Light List Accent 2" w:uiPriority="61"/>
-    <w:lsdException w:name="Light Grid Accent 2" w:uiPriority="62"/>
-    <w:lsdException w:name="Medium Shading 1 Accent 2" w:uiPriority="63"/>
-    <w:lsdException w:name="Medium Shading 2 Accent 2" w:uiPriority="64"/>
-    <w:lsdException w:name="Medium List 1 Accent 2" w:uiPriority="65"/>
-    <w:lsdException w:name="Medium List 2 Accent 2" w:uiPriority="66"/>
-    <w:lsdException w:name="Medium Grid 1 Accent 2" w:uiPriority="67"/>
-    <w:lsdException w:name="Medium Grid 2 Accent 2" w:uiPriority="68"/>
-    <w:lsdException w:name="Medium Grid 3 Accent 2" w:uiPriority="69"/>
-    <w:lsdException w:name="Dark List Accent 2" w:uiPriority="70"/>
-    <w:lsdException w:name="Colorful Shading Accent 2" w:uiPriority="71"/>
-    <w:lsdException w:name="Colorful List Accent 2" w:uiPriority="72"/>
-    <w:lsdException w:name="Colorful Grid Accent 2" w:uiPriority="73"/>
-    <w:lsdException w:name="Light Shading Accent 3" w:uiPriority="60"/>
-    <w:lsdException w:name="Light List Accent 3" w:uiPriority="61"/>
-    <w:lsdException w:name="Light Grid Accent 3" w:uiPriority="62"/>
-    <w:lsdException w:name="Medium Shading 1 Accent 3" w:uiPriority="63"/>
-    <w:lsdException w:name="Medium Shading 2 Accent 3" w:uiPriority="64"/>
-    <w:lsdException w:name="Medium List 1 Accent 3" w:uiPriority="65"/>
-    <w:lsdException w:name="Medium List 2 Accent 3" w:uiPriority="66"/>
-    <w:lsdException w:name="Medium Grid 1 Accent 3" w:uiPriority="67"/>
-    <w:lsdException w:name="Medium Grid 2 Accent 3" w:uiPriority="68"/>
-    <w:lsdException w:name="Medium Grid 3 Accent 3" w:uiPriority="69"/>
-    <w:lsdException w:name="Dark List Accent 3" w:uiPriority="70"/>
-    <w:lsdException w:name="Colorful Shading Accent 3" w:uiPriority="71"/>
-    <w:lsdException w:name="Colorful List Accent 3" w:uiPriority="72"/>
-    <w:lsdException w:name="Colorful Grid Accent 3" w:uiPriority="73"/>
-    <w:lsdException w:name="Light Shading Accent 4" w:uiPriority="60"/>
-    <w:lsdException w:name="Light List Accent 4" w:uiPriority="61"/>
-    <w:lsdException w:name="Light Grid Accent 4" w:uiPriority="62"/>
-    <w:lsdException w:name="Medium Shading 1 Accent 4" w:uiPriority="63"/>
-    <w:lsdException w:name="Medium Shading 2 Accent 4" w:uiPriority="64"/>
-    <w:lsdException w:name="Medium List 1 Accent 4" w:uiPriority="65"/>
-    <w:lsdException w:name="Medium List 2 Accent 4" w:uiPriority="66"/>
-    <w:lsdException w:name="Medium Grid 1 Accent 4" w:uiPriority="67"/>
-    <w:lsdException w:name="Medium Grid 2 Accent 4" w:uiPriority="68"/>
-    <w:lsdException w:name="Medium Grid 3 Accent 4" w:uiPriority="69"/>
-    <w:lsdException w:name="Dark List Accent 4" w:uiPriority="70"/>
-    <w:lsdException w:name="Colorful Shading Accent 4" w:uiPriority="71"/>
-    <w:lsdException w:name="Colorful List Accent 4" w:uiPriority="72"/>
-    <w:lsdException w:name="Colorful Grid Accent 4" w:uiPriority="73"/>
-    <w:lsdException w:name="Light Shading Accent 5" w:uiPriority="60"/>
-    <w:lsdException w:name="Light List Accent 5" w:uiPriority="61"/>
-    <w:lsdException w:name="Light Grid Accent 5" w:uiPriority="62"/>
-    <w:lsdException w:name="Medium Shading 1 Accent 5" w:uiPriority="63"/>
-    <w:lsdException w:name="Medium Shading 2 Accent 5" w:uiPriority="64"/>
-    <w:lsdException w:name="Medium List 1 Accent 5" w:uiPriority="65"/>
-    <w:lsdException w:name="Medium List 2 Accent 5" w:uiPriority="66"/>
-    <w:lsdException w:name="Medium Grid 1 Accent 5" w:uiPriority="67"/>
-    <w:lsdException w:name="Medium Grid 2 Accent 5" w:uiPriority="68"/>
-    <w:lsdException w:name="Medium Grid 3 Accent 5" w:uiPriority="69"/>
-    <w:lsdException w:name="Dark List Accent 5" w:uiPriority="70"/>
-    <w:lsdException w:name="Colorful Shading Accent 5" w:uiPriority="71"/>
-    <w:lsdException w:name="Colorful List Accent 5" w:uiPriority="72"/>
-    <w:lsdException w:name="Colorful Grid Accent 5" w:uiPriority="73"/>
-    <w:lsdException w:name="Light Shading Accent 6" w:uiPriority="60"/>
-    <w:lsdException w:name="Light List Accent 6" w:uiPriority="61"/>
-    <w:lsdException w:name="Light Grid Accent 6" w:uiPriority="62"/>
-    <w:lsdException w:name="Medium Shading 1 Accent 6" w:uiPriority="63"/>
-    <w:lsdException w:name="Medium Shading 2 Accent 6" w:uiPriority="64"/>
-    <w:lsdException w:name="Medium List 1 Accent 6" w:uiPriority="65"/>
-    <w:lsdException w:name="Medium List 2 Accent 6" w:uiPriority="66"/>
-    <w:lsdException w:name="Medium Grid 1 Accent 6" w:uiPriority="67"/>
-    <w:lsdException w:name="Medium Grid 2 Accent 6" w:uiPriority="68"/>
-    <w:lsdException w:name="Medium Grid 3 Accent 6" w:uiPriority="69"/>
-    <w:lsdException w:name="Dark List Accent 6" w:uiPriority="70"/>
-    <w:lsdException w:name="Colorful Shading Accent 6" w:uiPriority="71"/>
-    <w:lsdException w:name="Colorful List Accent 6" w:uiPriority="72"/>
-    <w:lsdException w:name="Colorful Grid Accent 6" w:uiPriority="73"/>
-    <w:lsdException w:name="Subtle Emphasis" w:uiPriority="19" w:qFormat="1"/>
-    <w:lsdException w:name="Intense Emphasis" w:uiPriority="21" w:qFormat="1"/>
-    <w:lsdException w:name="Subtle Reference" w:uiPriority="31" w:qFormat="1"/>
-    <w:lsdException w:name="Intense Reference" w:uiPriority="32" w:qFormat="1"/>
-    <w:lsdException w:name="Book Title" w:uiPriority="33" w:qFormat="1"/>
-    <w:lsdException w:name="Bibliography" w:semiHidden="1" w:uiPriority="37" w:unhideWhenUsed="1"/>
-    <w:lsdException w:name="TOC Heading" w:semiHidden="1" w:uiPriority="39" w:unhideWhenUsed="1" w:qFormat="1"/>
-    <w:lsdException w:name="Plain Table 1" w:uiPriority="41"/>
-    <w:lsdException w:name="Plain Table 2" w:uiPriority="42"/>
-    <w:lsdException w:name="Plain Table 3" w:uiPriority="43"/>
-    <w:lsdException w:name="Plain Table 4" w:uiPriority="44"/>
-    <w:lsdException w:name="Plain Table 5" w:uiPriority="45"/>
-    <w:lsdException w:name="Grid Table Light" w:uiPriority="40"/>
-    <w:lsdException w:name="Grid Table 1 Light" w:uiPriority="46"/>
-    <w:lsdException w:name="Grid Table 2" w:uiPriority="47"/>
-    <w:lsdException w:name="Grid Table 3" w:uiPriority="48"/>
-    <w:lsdException w:name="Grid Table 4" w:uiPriority="49"/>
-    <w:lsdException w:name="Grid Table 5 Dark" w:uiPriority="50"/>
-    <w:lsdException w:name="Grid Table 6 Colorful" w:uiPriority="51"/>
-    <w:lsdException w:name="Grid Table 7 Colorful" w:uiPriority="52"/>
-    <w:lsdException w:name="Grid Table 1 Light Accent 1" w:uiPriority="46"/>
-    <w:lsdException w:name="Grid Table 2 Accent 1" w:uiPriority="47"/>
-    <w:lsdException w:name="Grid Table 3 Accent 1" w:uiPriority="48"/>
-    <w:lsdException w:name="Grid Table 4 Accent 1" w:uiPriority="49"/>
-    <w:lsdException w:name="Grid Table 5 Dark Accent 1" w:uiPriority="50"/>
-    <w:lsdException w:name="Grid Table 6 Colorful Accent 1" w:uiPriority="51"/>
-    <w:lsdException w:name="Grid Table 7 Colorful Accent 1" w:uiPriority="52"/>
-    <w:lsdException w:name="Grid Table 1 Light Accent 2" w:uiPriority="46"/>
-    <w:lsdException w:name="Grid Table 2 Accent 2" w:uiPriority="47"/>
-    <w:lsdException w:name="Grid Table 3 Accent 2" w:uiPriority="48"/>
-    <w:lsdException w:name="Grid Table 4 Accent 2" w:uiPriority="49"/>
-    <w:lsdException w:name="Grid Table 5 Dark Accent 2" w:uiPriority="50"/>
-    <w:lsdException w:name="Grid Table 6 Colorful Accent 2" w:uiPriority="51"/>
-    <w:lsdException w:name="Grid Table 7 Colorful Accent 2" w:uiPriority="52"/>
-    <w:lsdException w:name="Grid Table 1 Light Accent 3" w:uiPriority="46"/>
-    <w:lsdException w:name="Grid Table 2 Accent 3" w:uiPriority="47"/>
-    <w:lsdException w:name="Grid Table 3 Accent 3" w:uiPriority="48"/>
-    <w:lsdException w:name="Grid Table 4 Accent 3" w:uiPriority="49"/>
-    <w:lsdException w:name="Grid Table 5 Dark Accent 3" w:uiPriority="50"/>
-    <w:lsdException w:name="Grid Table 6 Colorful Accent 3" w:uiPriority="51"/>
-    <w:lsdException w:name="Grid Table 7 Colorful Accent 3" w:uiPriority="52"/>
-    <w:lsdException w:name="Grid Table 1 Light Accent 4" w:uiPriority="46"/>
-    <w:lsdException w:name="Grid Table 2 Accent 4" w:uiPriority="47"/>
-    <w:lsdException w:name="Grid Table 3 Accent 4" w:uiPriority="48"/>
-    <w:lsdException w:name="Grid Table 4 Accent 4" w:uiPriority="49"/>
-    <w:lsdException w:name="Grid Table 5 Dark Accent 4" w:uiPriority="50"/>
-    <w:lsdException w:name="Grid Table 6 Colorful Accent 4" w:uiPriority="51"/>
-    <w:lsdException w:name="Grid Table 7 Colorful Accent 4" w:uiPriority="52"/>
-    <w:lsdException w:name="Grid Table 1 Light Accent 5" w:uiPriority="46"/>
-    <w:lsdException w:name="Grid Table 2 Accent 5" w:uiPriority="47"/>
-    <w:lsdException w:name="Grid Table 3 Accent 5" w:uiPriority="48"/>
-    <w:lsdException w:name="Grid Table 4 Accent 5" w:uiPriority="49"/>
-    <w:lsdException w:name="Grid Table 5 Dark Accent 5" w:uiPriority="50"/>
-    <w:lsdException w:name="Grid Table 6 Colorful Accent 5" w:uiPriority="51"/>
-    <w:lsdException w:name="Grid Table 7 Colorful Accent 5" w:uiPriority="52"/>
-    <w:lsdException w:name="Grid Table 1 Light Accent 6" w:uiPriority="46"/>
-    <w:lsdException w:name="Grid Table 2 Accent 6" w:uiPriority="47"/>
-    <w:lsdException w:name="Grid Table 3 Accent 6" w:uiPriority="48"/>
-    <w:lsdException w:name="Grid Table 4 Accent 6" w:uiPriority="49"/>
-    <w:lsdException w:name="Grid Table 5 Dark Accent 6" w:uiPriority="50"/>
-    <w:lsdException w:name="Grid Table 6 Colorful Accent 6" w:uiPriority="51"/>
-    <w:lsdException w:name="Grid Table 7 Colorful Accent 6" w:uiPriority="52"/>
-    <w:lsdException w:name="List Table 1 Light" w:uiPriority="46"/>
-    <w:lsdException w:name="List Table 2" w:uiPriority="47"/>
-    <w:lsdException w:name="List Table 3" w:uiPriority="48"/>
-    <w:lsdException w:name="List Table 4" w:uiPriority="49"/>
-    <w:lsdException w:name="List Table 5 Dark" w:uiPriority="50"/>
-    <w:lsdException w:name="List Table 6 Colorful" w:uiPriority="51"/>
-    <w:lsdException w:name="List Table 7 Colorful" w:uiPriority="52"/>
-    <w:lsdException w:name="List Table 1 Light Accent 1" w:uiPriority="46"/>
-    <w:lsdException w:name="List Table 2 Accent 1" w:uiPriority="47"/>
-    <w:lsdException w:name="List Table 3 Accent 1" w:uiPriority="48"/>
-    <w:lsdException w:name="List Table 4 Accent 1" w:uiPriority="49"/>
-    <w:lsdException w:name="List Table 5 Dark Accent 1" w:uiPriority="50"/>
-    <w:lsdException w:name="List Table 6 Colorful Accent 1" w:uiPriority="51"/>
-    <w:lsdException w:name="List Table 7 Colorful Accent 1" w:uiPriority="52"/>
-    <w:lsdException w:name="List Table 1 Light Accent 2" w:uiPriority="46"/>
-    <w:lsdException w:name="List Table 2 Accent 2" w:uiPriority="47"/>
-    <w:lsdException w:name="List Table 3 Accent 2" w:uiPriority="48"/>
-    <w:lsdException w:name="List Table 4 Accent 2" w:uiPriority="49"/>
-    <w:lsdException w:name="List Table 5 Dark Accent 2" w:uiPriority="50"/>
-    <w:lsdException w:name="List Table 6 Colorful Accent 2" w:uiPriority="51"/>
-    <w:lsdException w:name="List Table 7 Colorful Accent 2" w:uiPriority="52"/>
-    <w:lsdException w:name="List Table 1 Light Accent 3" w:uiPriority="46"/>
-    <w:lsdException w:name="List Table 2 Accent 3" w:uiPriority="47"/>
-    <w:lsdException w:name="List Table 3 Accent 3" w:uiPriority="48"/>
-    <w:lsdException w:name="List Table 4 Accent 3" w:uiPriority="49"/>
-    <w:lsdException w:name="List Table 5 Dark Accent 3" w:uiPriority="50"/>
-    <w:lsdException w:name="List Table 6 Colorful Accent 3" w:uiPriority="51"/>
-    <w:lsdException w:name="List Table 7 Colorful Accent 3" w:uiPriority="52"/>
-    <w:lsdException w:name="List Table 1 Light Accent 4" w:uiPriority="46"/>
-    <w:lsdException w:name="List Table 2 Accent 4" w:uiPriority="47"/>
-    <w:lsdException w:name="List Table 3 Accent 4" w:uiPriority="48"/>
-    <w:lsdException w:name="List Table 4 Accent 4" w:uiPriority="49"/>
-    <w:lsdException w:name="List Table 5 Dark Accent 4" w:uiPriority="50"/>
-    <w:lsdException w:name="List Table 6 Colorful Accent 4" w:uiPriority="51"/>
-    <w:lsdException w:name="List Table 7 Colorful Accent 4" w:uiPriority="52"/>
-    <w:lsdException w:name="List Table 1 Light Accent 5" w:uiPriority="46"/>
-    <w:lsdException w:name="List Table 2 Accent 5" w:uiPriority="47"/>
-    <w:lsdException w:name="List Table 3 Accent 5" w:uiPriority="48"/>
-    <w:lsdException w:name="List Table 4 Accent 5" w:uiPriority="49"/>
-    <w:lsdException w:name="List Table 5 Dark Accent 5" w:uiPriority="50"/>
-    <w:lsdException w:name="List Table 6 Colorful Accent 5" w:uiPriority="51"/>
-    <w:lsdException w:name="List Table 7 Colorful Accent 5" w:uiPriority="52"/>
-    <w:lsdException w:name="List Table 1 Light Accent 6" w:uiPriority="46"/>
-    <w:lsdException w:name="List Table 2 Accent 6" w:uiPriority="47"/>
-    <w:lsdException w:name="List Table 3 Accent 6" w:uiPriority="48"/>
-    <w:lsdException w:name="List Table 4 Accent 6" w:uiPriority="49"/>
-    <w:lsdException w:name="List Table 5 Dark Accent 6" w:uiPriority="50"/>
-    <w:lsdException w:name="List Table 6 Colorful Accent 6" w:uiPriority="51"/>
-    <w:lsdException w:name="List Table 7 Colorful Accent 6" w:uiPriority="52"/>
-    <w:lsdException w:name="Mention" w:semiHidden="1" w:unhideWhenUsed="1"/>
-    <w:lsdException w:name="Smart Hyperlink" w:semiHidden="1" w:unhideWhenUsed="1"/>
-    <w:lsdException w:name="Hashtag" w:semiHidden="1" w:unhideWhenUsed="1"/>
-    <w:lsdException w:name="Unresolved Mention" w:semiHidden="1" w:unhideWhenUsed="1"/>
-    <w:lsdException w:name="Smart Link" w:semiHidden="1" w:unhideWhenUsed="1"/>
+  <w:latentStyles w:count="260" w:defQFormat="0" w:defUnhideWhenUsed="1" w:defSemiHidden="1" w:defUIPriority="99" w:defLockedState="0">
+    <w:lsdException w:qFormat="1" w:unhideWhenUsed="0" w:uiPriority="0" w:semiHidden="0" w:name="Normal"/>
+    <w:lsdException w:qFormat="1" w:unhideWhenUsed="0" w:uiPriority="9" w:semiHidden="0" w:name="heading 1"/>
+    <w:lsdException w:qFormat="1" w:uiPriority="9" w:semiHidden="0" w:name="heading 2"/>
+    <w:lsdException w:qFormat="1" w:uiPriority="9" w:name="heading 3"/>
+    <w:lsdException w:qFormat="1" w:uiPriority="9" w:name="heading 4"/>
+    <w:lsdException w:qFormat="1" w:uiPriority="9" w:name="heading 5"/>
+    <w:lsdException w:qFormat="1" w:uiPriority="9" w:name="heading 6"/>
+    <w:lsdException w:qFormat="1" w:uiPriority="9" w:name="heading 7"/>
+    <w:lsdException w:qFormat="1" w:uiPriority="9" w:name="heading 8"/>
+    <w:lsdException w:qFormat="1" w:uiPriority="9" w:name="heading 9"/>
+    <w:lsdException w:uiPriority="99" w:name="index 1"/>
+    <w:lsdException w:uiPriority="99" w:name="index 2"/>
+    <w:lsdException w:uiPriority="99" w:name="index 3"/>
+    <w:lsdException w:uiPriority="99" w:name="index 4"/>
+    <w:lsdException w:uiPriority="99" w:name="index 5"/>
+    <w:lsdException w:uiPriority="99" w:name="index 6"/>
+    <w:lsdException w:uiPriority="99" w:name="index 7"/>
+    <w:lsdException w:uiPriority="99" w:name="index 8"/>
+    <w:lsdException w:uiPriority="99" w:name="index 9"/>
+    <w:lsdException w:uiPriority="39" w:semiHidden="0" w:name="toc 1"/>
+    <w:lsdException w:uiPriority="39" w:name="toc 2"/>
+    <w:lsdException w:uiPriority="39" w:name="toc 3"/>
+    <w:lsdException w:uiPriority="39" w:name="toc 4"/>
+    <w:lsdException w:uiPriority="39" w:name="toc 5"/>
+    <w:lsdException w:uiPriority="39" w:name="toc 6"/>
+    <w:lsdException w:uiPriority="39" w:name="toc 7"/>
+    <w:lsdException w:uiPriority="39" w:name="toc 8"/>
+    <w:lsdException w:uiPriority="39" w:name="toc 9"/>
+    <w:lsdException w:uiPriority="99" w:name="Normal Indent"/>
+    <w:lsdException w:uiPriority="99" w:name="footnote text"/>
+    <w:lsdException w:uiPriority="99" w:name="annotation text"/>
+    <w:lsdException w:uiPriority="99" w:name="header"/>
+    <w:lsdException w:uiPriority="99" w:name="footer"/>
+    <w:lsdException w:uiPriority="99" w:name="index heading"/>
+    <w:lsdException w:qFormat="1" w:uiPriority="35" w:name="caption"/>
+    <w:lsdException w:uiPriority="99" w:name="table of figures"/>
+    <w:lsdException w:uiPriority="99" w:name="envelope address"/>
+    <w:lsdException w:uiPriority="99" w:name="envelope return"/>
+    <w:lsdException w:uiPriority="99" w:name="footnote reference"/>
+    <w:lsdException w:uiPriority="99" w:name="annotation reference"/>
+    <w:lsdException w:uiPriority="99" w:name="line number"/>
+    <w:lsdException w:uiPriority="99" w:name="page number"/>
+    <w:lsdException w:uiPriority="99" w:name="endnote reference"/>
+    <w:lsdException w:uiPriority="99" w:name="endnote text"/>
+    <w:lsdException w:uiPriority="99" w:name="table of authorities"/>
+    <w:lsdException w:uiPriority="99" w:name="macro"/>
+    <w:lsdException w:uiPriority="99" w:name="toa heading"/>
+    <w:lsdException w:uiPriority="99" w:name="List"/>
+    <w:lsdException w:uiPriority="99" w:name="List Bullet"/>
+    <w:lsdException w:uiPriority="99" w:name="List Number"/>
+    <w:lsdException w:uiPriority="99" w:name="List 2"/>
+    <w:lsdException w:uiPriority="99" w:name="List 3"/>
+    <w:lsdException w:uiPriority="99" w:name="List 4"/>
+    <w:lsdException w:uiPriority="99" w:name="List 5"/>
+    <w:lsdException w:uiPriority="99" w:name="List Bullet 2"/>
+    <w:lsdException w:uiPriority="99" w:name="List Bullet 3"/>
+    <w:lsdException w:uiPriority="99" w:name="List Bullet 4"/>
+    <w:lsdException w:uiPriority="99" w:name="List Bullet 5"/>
+    <w:lsdException w:uiPriority="99" w:name="List Number 2"/>
+    <w:lsdException w:uiPriority="99" w:name="List Number 3"/>
+    <w:lsdException w:uiPriority="99" w:name="List Number 4"/>
+    <w:lsdException w:uiPriority="99" w:name="List Number 5"/>
+    <w:lsdException w:qFormat="1" w:unhideWhenUsed="0" w:uiPriority="10" w:semiHidden="0" w:name="Title"/>
+    <w:lsdException w:uiPriority="99" w:name="Closing"/>
+    <w:lsdException w:uiPriority="99" w:name="Signature"/>
+    <w:lsdException w:uiPriority="1" w:name="Default Paragraph Font"/>
+    <w:lsdException w:uiPriority="99" w:name="Body Text"/>
+    <w:lsdException w:uiPriority="99" w:name="Body Text Indent"/>
+    <w:lsdException w:uiPriority="99" w:name="List Continue"/>
+    <w:lsdException w:uiPriority="99" w:name="List Continue 2"/>
+    <w:lsdException w:uiPriority="99" w:name="List Continue 3"/>
+    <w:lsdException w:uiPriority="99" w:name="List Continue 4"/>
+    <w:lsdException w:uiPriority="99" w:name="List Continue 5"/>
+    <w:lsdException w:uiPriority="99" w:name="Message Header"/>
+    <w:lsdException w:qFormat="1" w:unhideWhenUsed="0" w:uiPriority="11" w:semiHidden="0" w:name="Subtitle"/>
+    <w:lsdException w:uiPriority="99" w:name="Salutation"/>
+    <w:lsdException w:uiPriority="99" w:name="Date"/>
+    <w:lsdException w:uiPriority="99" w:name="Body Text First Indent"/>
+    <w:lsdException w:uiPriority="99" w:name="Body Text First Indent 2"/>
+    <w:lsdException w:uiPriority="99" w:name="Note Heading"/>
+    <w:lsdException w:uiPriority="99" w:name="Body Text 2"/>
+    <w:lsdException w:uiPriority="99" w:name="Body Text 3"/>
+    <w:lsdException w:uiPriority="99" w:name="Body Text Indent 2"/>
+    <w:lsdException w:uiPriority="99" w:name="Body Text Indent 3"/>
+    <w:lsdException w:uiPriority="99" w:name="Block Text"/>
+    <w:lsdException w:uiPriority="99" w:name="Hyperlink"/>
+    <w:lsdException w:uiPriority="99" w:name="FollowedHyperlink"/>
+    <w:lsdException w:qFormat="1" w:unhideWhenUsed="0" w:uiPriority="22" w:semiHidden="0" w:name="Strong"/>
+    <w:lsdException w:qFormat="1" w:unhideWhenUsed="0" w:uiPriority="20" w:semiHidden="0" w:name="Emphasis"/>
+    <w:lsdException w:uiPriority="99" w:name="Document Map"/>
+    <w:lsdException w:uiPriority="99" w:name="Plain Text"/>
+    <w:lsdException w:uiPriority="99" w:name="E-mail Signature"/>
+    <w:lsdException w:uiPriority="99" w:name="Normal (Web)"/>
+    <w:lsdException w:uiPriority="99" w:name="HTML Acronym"/>
+    <w:lsdException w:uiPriority="99" w:name="HTML Address"/>
+    <w:lsdException w:uiPriority="99" w:name="HTML Cite"/>
+    <w:lsdException w:uiPriority="99" w:name="HTML Code"/>
+    <w:lsdException w:uiPriority="99" w:name="HTML Definition"/>
+    <w:lsdException w:uiPriority="99" w:name="HTML Keyboard"/>
+    <w:lsdException w:uiPriority="99" w:name="HTML Preformatted"/>
+    <w:lsdException w:uiPriority="99" w:name="HTML Sample"/>
+    <w:lsdException w:uiPriority="99" w:name="HTML Typewriter"/>
+    <w:lsdException w:uiPriority="99" w:name="HTML Variable"/>
+    <w:lsdException w:uiPriority="99" w:name="Normal Table"/>
+    <w:lsdException w:uiPriority="99" w:name="annotation subject"/>
+    <w:lsdException w:uiPriority="99" w:name="Table Simple 1"/>
+    <w:lsdException w:uiPriority="99" w:name="Table Simple 2"/>
+    <w:lsdException w:uiPriority="99" w:name="Table Simple 3"/>
+    <w:lsdException w:uiPriority="99" w:name="Table Classic 1"/>
+    <w:lsdException w:uiPriority="99" w:name="Table Classic 2"/>
+    <w:lsdException w:uiPriority="99" w:name="Table Classic 3"/>
+    <w:lsdException w:uiPriority="99" w:name="Table Classic 4"/>
+    <w:lsdException w:uiPriority="99" w:name="Table Colorful 1"/>
+    <w:lsdException w:uiPriority="99" w:name="Table Colorful 2"/>
+    <w:lsdException w:uiPriority="99" w:name="Table Colorful 3"/>
+    <w:lsdException w:uiPriority="99" w:name="Table Columns 1"/>
+    <w:lsdException w:uiPriority="99" w:name="Table Columns 2"/>
+    <w:lsdException w:uiPriority="99" w:name="Table Columns 3"/>
+    <w:lsdException w:uiPriority="99" w:name="Table Columns 4"/>
+    <w:lsdException w:uiPriority="99" w:name="Table Columns 5"/>
+    <w:lsdException w:uiPriority="99" w:name="Table Grid 1"/>
+    <w:lsdException w:uiPriority="99" w:name="Table Grid 2"/>
+    <w:lsdException w:uiPriority="99" w:name="Table Grid 3"/>
+    <w:lsdException w:uiPriority="99" w:name="Table Grid 4"/>
+    <w:lsdException w:uiPriority="99" w:name="Table Grid 5"/>
+    <w:lsdException w:uiPriority="99" w:name="Table Grid 6"/>
+    <w:lsdException w:uiPriority="99" w:name="Table Grid 7"/>
+    <w:lsdException w:uiPriority="99" w:name="Table Grid 8"/>
+    <w:lsdException w:uiPriority="99" w:name="Table List 1"/>
+    <w:lsdException w:uiPriority="99" w:name="Table List 2"/>
+    <w:lsdException w:uiPriority="99" w:name="Table List 3"/>
+    <w:lsdException w:uiPriority="99" w:name="Table List 4"/>
+    <w:lsdException w:uiPriority="99" w:name="Table List 5"/>
+    <w:lsdException w:uiPriority="99" w:name="Table List 6"/>
+    <w:lsdException w:uiPriority="99" w:name="Table List 7"/>
+    <w:lsdException w:uiPriority="99" w:name="Table List 8"/>
+    <w:lsdException w:uiPriority="99" w:name="Table 3D effects 1"/>
+    <w:lsdException w:uiPriority="99" w:name="Table 3D effects 2"/>
+    <w:lsdException w:uiPriority="99" w:name="Table 3D effects 3"/>
+    <w:lsdException w:uiPriority="99" w:name="Table Contemporary"/>
+    <w:lsdException w:uiPriority="99" w:name="Table Elegant"/>
+    <w:lsdException w:uiPriority="99" w:name="Table Professional"/>
+    <w:lsdException w:uiPriority="99" w:name="Table Subtle 1"/>
+    <w:lsdException w:uiPriority="99" w:name="Table Subtle 2"/>
+    <w:lsdException w:uiPriority="99" w:name="Table Web 1"/>
+    <w:lsdException w:uiPriority="99" w:name="Table Web 2"/>
+    <w:lsdException w:uiPriority="99" w:name="Table Web 3"/>
+    <w:lsdException w:uiPriority="99" w:name="Balloon Text"/>
+    <w:lsdException w:unhideWhenUsed="0" w:uiPriority="39" w:semiHidden="0" w:name="Table Grid"/>
+    <w:lsdException w:uiPriority="99" w:name="Table Theme"/>
+    <w:lsdException w:unhideWhenUsed="0" w:uiPriority="60" w:semiHidden="0" w:name="Light Shading"/>
+    <w:lsdException w:unhideWhenUsed="0" w:uiPriority="61" w:semiHidden="0" w:name="Light List"/>
+    <w:lsdException w:unhideWhenUsed="0" w:uiPriority="62" w:semiHidden="0" w:name="Light Grid"/>
+    <w:lsdException w:unhideWhenUsed="0" w:uiPriority="63" w:semiHidden="0" w:name="Medium Shading 1"/>
+    <w:lsdException w:unhideWhenUsed="0" w:uiPriority="64" w:semiHidden="0" w:name="Medium Shading 2"/>
+    <w:lsdException w:unhideWhenUsed="0" w:uiPriority="65" w:semiHidden="0" w:name="Medium List 1"/>
+    <w:lsdException w:unhideWhenUsed="0" w:uiPriority="66" w:semiHidden="0" w:name="Medium List 2"/>
+    <w:lsdException w:unhideWhenUsed="0" w:uiPriority="67" w:semiHidden="0" w:name="Medium Grid 1"/>
+    <w:lsdException w:unhideWhenUsed="0" w:uiPriority="68" w:semiHidden="0" w:name="Medium Grid 2"/>
+    <w:lsdException w:unhideWhenUsed="0" w:uiPriority="69" w:semiHidden="0" w:name="Medium Grid 3"/>
+    <w:lsdException w:unhideWhenUsed="0" w:uiPriority="70" w:semiHidden="0" w:name="Dark List"/>
+    <w:lsdException w:unhideWhenUsed="0" w:uiPriority="71" w:semiHidden="0" w:name="Colorful Shading"/>
+    <w:lsdException w:unhideWhenUsed="0" w:uiPriority="72" w:semiHidden="0" w:name="Colorful List"/>
+    <w:lsdException w:unhideWhenUsed="0" w:uiPriority="73" w:semiHidden="0" w:name="Colorful Grid"/>
+    <w:lsdException w:unhideWhenUsed="0" w:uiPriority="60" w:semiHidden="0" w:name="Light Shading Accent 1"/>
+    <w:lsdException w:unhideWhenUsed="0" w:uiPriority="61" w:semiHidden="0" w:name="Light List Accent 1"/>
+    <w:lsdException w:unhideWhenUsed="0" w:uiPriority="62" w:semiHidden="0" w:name="Light Grid Accent 1"/>
+    <w:lsdException w:unhideWhenUsed="0" w:uiPriority="63" w:semiHidden="0" w:name="Medium Shading 1 Accent 1"/>
+    <w:lsdException w:unhideWhenUsed="0" w:uiPriority="64" w:semiHidden="0" w:name="Medium Shading 2 Accent 1"/>
+    <w:lsdException w:unhideWhenUsed="0" w:uiPriority="65" w:semiHidden="0" w:name="Medium List 1 Accent 1"/>
+    <w:lsdException w:qFormat="1" w:unhideWhenUsed="0" w:uiPriority="34" w:semiHidden="0" w:name="List Paragraph"/>
+    <w:lsdException w:qFormat="1" w:unhideWhenUsed="0" w:uiPriority="29" w:semiHidden="0" w:name="Quote"/>
+    <w:lsdException w:qFormat="1" w:unhideWhenUsed="0" w:uiPriority="30" w:semiHidden="0" w:name="Intense Quote"/>
+    <w:lsdException w:unhideWhenUsed="0" w:uiPriority="66" w:semiHidden="0" w:name="Medium List 2 Accent 1"/>
+    <w:lsdException w:unhideWhenUsed="0" w:uiPriority="67" w:semiHidden="0" w:name="Medium Grid 1 Accent 1"/>
+    <w:lsdException w:unhideWhenUsed="0" w:uiPriority="68" w:semiHidden="0" w:name="Medium Grid 2 Accent 1"/>
+    <w:lsdException w:unhideWhenUsed="0" w:uiPriority="69" w:semiHidden="0" w:name="Medium Grid 3 Accent 1"/>
+    <w:lsdException w:unhideWhenUsed="0" w:uiPriority="70" w:semiHidden="0" w:name="Dark List Accent 1"/>
+    <w:lsdException w:unhideWhenUsed="0" w:uiPriority="71" w:semiHidden="0" w:name="Colorful Shading Accent 1"/>
+    <w:lsdException w:unhideWhenUsed="0" w:uiPriority="72" w:semiHidden="0" w:name="Colorful List Accent 1"/>
+    <w:lsdException w:unhideWhenUsed="0" w:uiPriority="73" w:semiHidden="0" w:name="Colorful Grid Accent 1"/>
+    <w:lsdException w:unhideWhenUsed="0" w:uiPriority="60" w:semiHidden="0" w:name="Light Shading Accent 2"/>
+    <w:lsdException w:unhideWhenUsed="0" w:uiPriority="61" w:semiHidden="0" w:name="Light List Accent 2"/>
+    <w:lsdException w:unhideWhenUsed="0" w:uiPriority="62" w:semiHidden="0" w:name="Light Grid Accent 2"/>
+    <w:lsdException w:unhideWhenUsed="0" w:uiPriority="63" w:semiHidden="0" w:name="Medium Shading 1 Accent 2"/>
+    <w:lsdException w:unhideWhenUsed="0" w:uiPriority="64" w:semiHidden="0" w:name="Medium Shading 2 Accent 2"/>
+    <w:lsdException w:unhideWhenUsed="0" w:uiPriority="65" w:semiHidden="0" w:name="Medium List 1 Accent 2"/>
+    <w:lsdException w:unhideWhenUsed="0" w:uiPriority="66" w:semiHidden="0" w:name="Medium List 2 Accent 2"/>
+    <w:lsdException w:unhideWhenUsed="0" w:uiPriority="67" w:semiHidden="0" w:name="Medium Grid 1 Accent 2"/>
+    <w:lsdException w:unhideWhenUsed="0" w:uiPriority="68" w:semiHidden="0" w:name="Medium Grid 2 Accent 2"/>
+    <w:lsdException w:unhideWhenUsed="0" w:uiPriority="69" w:semiHidden="0" w:name="Medium Grid 3 Accent 2"/>
+    <w:lsdException w:unhideWhenUsed="0" w:uiPriority="70" w:semiHidden="0" w:name="Dark List Accent 2"/>
+    <w:lsdException w:unhideWhenUsed="0" w:uiPriority="71" w:semiHidden="0" w:name="Colorful Shading Accent 2"/>
+    <w:lsdException w:unhideWhenUsed="0" w:uiPriority="72" w:semiHidden="0" w:name="Colorful List Accent 2"/>
+    <w:lsdException w:unhideWhenUsed="0" w:uiPriority="73" w:semiHidden="0" w:name="Colorful Grid Accent 2"/>
+    <w:lsdException w:unhideWhenUsed="0" w:uiPriority="60" w:semiHidden="0" w:name="Light Shading Accent 3"/>
+    <w:lsdException w:unhideWhenUsed="0" w:uiPriority="61" w:semiHidden="0" w:name="Light List Accent 3"/>
+    <w:lsdException w:unhideWhenUsed="0" w:uiPriority="62" w:semiHidden="0" w:name="Light Grid Accent 3"/>
+    <w:lsdException w:unhideWhenUsed="0" w:uiPriority="63" w:semiHidden="0" w:name="Medium Shading 1 Accent 3"/>
+    <w:lsdException w:unhideWhenUsed="0" w:uiPriority="64" w:semiHidden="0" w:name="Medium Shading 2 Accent 3"/>
+    <w:lsdException w:unhideWhenUsed="0" w:uiPriority="65" w:semiHidden="0" w:name="Medium List 1 Accent 3"/>
+    <w:lsdException w:unhideWhenUsed="0" w:uiPriority="66" w:semiHidden="0" w:name="Medium List 2 Accent 3"/>
+    <w:lsdException w:unhideWhenUsed="0" w:uiPriority="67" w:semiHidden="0" w:name="Medium Grid 1 Accent 3"/>
+    <w:lsdException w:unhideWhenUsed="0" w:uiPriority="68" w:semiHidden="0" w:name="Medium Grid 2 Accent 3"/>
+    <w:lsdException w:unhideWhenUsed="0" w:uiPriority="69" w:semiHidden="0" w:name="Medium Grid 3 Accent 3"/>
+    <w:lsdException w:unhideWhenUsed="0" w:uiPriority="70" w:semiHidden="0" w:name="Dark List Accent 3"/>
+    <w:lsdException w:unhideWhenUsed="0" w:uiPriority="71" w:semiHidden="0" w:name="Colorful Shading Accent 3"/>
+    <w:lsdException w:unhideWhenUsed="0" w:uiPriority="72" w:semiHidden="0" w:name="Colorful List Accent 3"/>
+    <w:lsdException w:unhideWhenUsed="0" w:uiPriority="73" w:semiHidden="0" w:name="Colorful Grid Accent 3"/>
+    <w:lsdException w:unhideWhenUsed="0" w:uiPriority="60" w:semiHidden="0" w:name="Light Shading Accent 4"/>
+    <w:lsdException w:unhideWhenUsed="0" w:uiPriority="61" w:semiHidden="0" w:name="Light List Accent 4"/>
+    <w:lsdException w:unhideWhenUsed="0" w:uiPriority="62" w:semiHidden="0" w:name="Light Grid Accent 4"/>
+    <w:lsdException w:unhideWhenUsed="0" w:uiPriority="63" w:semiHidden="0" w:name="Medium Shading 1 Accent 4"/>
+    <w:lsdException w:unhideWhenUsed="0" w:uiPriority="64" w:semiHidden="0" w:name="Medium Shading 2 Accent 4"/>
+    <w:lsdException w:unhideWhenUsed="0" w:uiPriority="65" w:semiHidden="0" w:name="Medium List 1 Accent 4"/>
+    <w:lsdException w:unhideWhenUsed="0" w:uiPriority="66" w:semiHidden="0" w:name="Medium List 2 Accent 4"/>
+    <w:lsdException w:unhideWhenUsed="0" w:uiPriority="67" w:semiHidden="0" w:name="Medium Grid 1 Accent 4"/>
+    <w:lsdException w:unhideWhenUsed="0" w:uiPriority="68" w:semiHidden="0" w:name="Medium Grid 2 Accent 4"/>
+    <w:lsdException w:unhideWhenUsed="0" w:uiPriority="69" w:semiHidden="0" w:name="Medium Grid 3 Accent 4"/>
+    <w:lsdException w:unhideWhenUsed="0" w:uiPriority="70" w:semiHidden="0" w:name="Dark List Accent 4"/>
+    <w:lsdException w:unhideWhenUsed="0" w:uiPriority="71" w:semiHidden="0" w:name="Colorful Shading Accent 4"/>
+    <w:lsdException w:unhideWhenUsed="0" w:uiPriority="72" w:semiHidden="0" w:name="Colorful List Accent 4"/>
+    <w:lsdException w:unhideWhenUsed="0" w:uiPriority="73" w:semiHidden="0" w:name="Colorful Grid Accent 4"/>
+    <w:lsdException w:unhideWhenUsed="0" w:uiPriority="60" w:semiHidden="0" w:name="Light Shading Accent 5"/>
+    <w:lsdException w:unhideWhenUsed="0" w:uiPriority="61" w:semiHidden="0" w:name="Light List Accent 5"/>
+    <w:lsdException w:unhideWhenUsed="0" w:uiPriority="62" w:semiHidden="0" w:name="Light Grid Accent 5"/>
+    <w:lsdException w:unhideWhenUsed="0" w:uiPriority="63" w:semiHidden="0" w:name="Medium Shading 1 Accent 5"/>
+    <w:lsdException w:unhideWhenUsed="0" w:uiPriority="64" w:semiHidden="0" w:name="Medium Shading 2 Accent 5"/>
+    <w:lsdException w:unhideWhenUsed="0" w:uiPriority="65" w:semiHidden="0" w:name="Medium List 1 Accent 5"/>
+    <w:lsdException w:unhideWhenUsed="0" w:uiPriority="66" w:semiHidden="0" w:name="Medium List 2 Accent 5"/>
+    <w:lsdException w:unhideWhenUsed="0" w:uiPriority="67" w:semiHidden="0" w:name="Medium Grid 1 Accent 5"/>
+    <w:lsdException w:unhideWhenUsed="0" w:uiPriority="68" w:semiHidden="0" w:name="Medium Grid 2 Accent 5"/>
+    <w:lsdException w:unhideWhenUsed="0" w:uiPriority="69" w:semiHidden="0" w:name="Medium Grid 3 Accent 5"/>
+    <w:lsdException w:unhideWhenUsed="0" w:uiPriority="70" w:semiHidden="0" w:name="Dark List Accent 5"/>
+    <w:lsdException w:unhideWhenUsed="0" w:uiPriority="71" w:semiHidden="0" w:name="Colorful Shading Accent 5"/>
+    <w:lsdException w:unhideWhenUsed="0" w:uiPriority="72" w:semiHidden="0" w:name="Colorful List Accent 5"/>
+    <w:lsdException w:unhideWhenUsed="0" w:uiPriority="73" w:semiHidden="0" w:name="Colorful Grid Accent 5"/>
+    <w:lsdException w:unhideWhenUsed="0" w:uiPriority="60" w:semiHidden="0" w:name="Light Shading Accent 6"/>
+    <w:lsdException w:unhideWhenUsed="0" w:uiPriority="61" w:semiHidden="0" w:name="Light List Accent 6"/>
+    <w:lsdException w:unhideWhenUsed="0" w:uiPriority="62" w:semiHidden="0" w:name="Light Grid Accent 6"/>
+    <w:lsdException w:unhideWhenUsed="0" w:uiPriority="63" w:semiHidden="0" w:name="Medium Shading 1 Accent 6"/>
+    <w:lsdException w:unhideWhenUsed="0" w:uiPriority="64" w:semiHidden="0" w:name="Medium Shading 2 Accent 6"/>
+    <w:lsdException w:unhideWhenUsed="0" w:uiPriority="65" w:semiHidden="0" w:name="Medium List 1 Accent 6"/>
+    <w:lsdException w:unhideWhenUsed="0" w:uiPriority="66" w:semiHidden="0" w:name="Medium List 2 Accent 6"/>
+    <w:lsdException w:unhideWhenUsed="0" w:uiPriority="67" w:semiHidden="0" w:name="Medium Grid 1 Accent 6"/>
+    <w:lsdException w:unhideWhenUsed="0" w:uiPriority="68" w:semiHidden="0" w:name="Medium Grid 2 Accent 6"/>
+    <w:lsdException w:unhideWhenUsed="0" w:uiPriority="69" w:semiHidden="0" w:name="Medium Grid 3 Accent 6"/>
+    <w:lsdException w:unhideWhenUsed="0" w:uiPriority="70" w:semiHidden="0" w:name="Dark List Accent 6"/>
+    <w:lsdException w:unhideWhenUsed="0" w:uiPriority="71" w:semiHidden="0" w:name="Colorful Shading Accent 6"/>
+    <w:lsdException w:unhideWhenUsed="0" w:uiPriority="72" w:semiHidden="0" w:name="Colorful List Accent 6"/>
+    <w:lsdException w:unhideWhenUsed="0" w:uiPriority="73" w:semiHidden="0" w:name="Colorful Grid Accent 6"/>
   </w:latentStyles>
-  <w:style w:type="paragraph" w:default="1" w:styleId="a">
+  <w:style w:type="paragraph" w:default="1" w:styleId="1">
     <w:name w:val="Normal"/>
     <w:qFormat/>
+    <w:uiPriority w:val="0"/>
     <w:pPr>
       <w:widowControl w:val="0"/>
-      <w:spacing w:line="360" w:lineRule="auto"/>
+      <w:spacing w:after="160" w:line="360" w:lineRule="auto"/>
     </w:pPr>
     <w:rPr>
-      <w:rFonts w:ascii="宋体" w:eastAsia="宋体" w:hAnsi="宋体"/>
+      <w:rFonts w:ascii="宋体" w:hAnsi="宋体" w:eastAsia="宋体" w:cstheme="minorBidi"/>
+      <w:kern w:val="2"/>
       <w:sz w:val="21"/>
+      <w:szCs w:val="24"/>
+      <w:lang w:val="en-US" w:eastAsia="zh-CN" w:bidi="ar-SA"/>
+      <w14:ligatures w14:val="standardContextual"/>
     </w:rPr>
   </w:style>
-  <w:style w:type="paragraph" w:styleId="1">
+  <w:style w:type="paragraph" w:styleId="2">
     <w:name w:val="heading 1"/>
-    <w:basedOn w:val="a"/>
-    <w:next w:val="a"/>
-    <w:link w:val="10"/>
+    <w:basedOn w:val="1"/>
+    <w:next w:val="1"/>
+    <w:link w:val="16"/>
+    <w:qFormat/>
     <w:uiPriority w:val="9"/>
-    <w:qFormat/>
-    <w:rsid w:val="00E169C7"/>
     <w:pPr>
       <w:keepNext/>
       <w:keepLines/>
@@ -7541,21 +8329,20 @@
       <w:outlineLvl w:val="0"/>
     </w:pPr>
     <w:rPr>
-      <w:rFonts w:asciiTheme="majorHAnsi" w:eastAsiaTheme="majorEastAsia" w:hAnsiTheme="majorHAnsi" w:cstheme="majorBidi"/>
-      <w:color w:val="0F4761" w:themeColor="accent1" w:themeShade="BF"/>
+      <w:rFonts w:asciiTheme="majorHAnsi" w:hAnsiTheme="majorHAnsi" w:eastAsiaTheme="majorEastAsia" w:cstheme="majorBidi"/>
+      <w:color w:val="104862" w:themeColor="accent1" w:themeShade="BF"/>
       <w:sz w:val="48"/>
       <w:szCs w:val="48"/>
     </w:rPr>
   </w:style>
-  <w:style w:type="paragraph" w:styleId="2">
+  <w:style w:type="paragraph" w:styleId="3">
     <w:name w:val="heading 2"/>
-    <w:basedOn w:val="a"/>
-    <w:next w:val="a"/>
-    <w:link w:val="20"/>
-    <w:uiPriority w:val="9"/>
+    <w:basedOn w:val="1"/>
+    <w:next w:val="1"/>
+    <w:link w:val="17"/>
     <w:unhideWhenUsed/>
     <w:qFormat/>
-    <w:rsid w:val="00E169C7"/>
+    <w:uiPriority w:val="9"/>
     <w:pPr>
       <w:keepNext/>
       <w:keepLines/>
@@ -7563,22 +8350,21 @@
       <w:outlineLvl w:val="1"/>
     </w:pPr>
     <w:rPr>
-      <w:rFonts w:asciiTheme="majorHAnsi" w:eastAsiaTheme="majorEastAsia" w:hAnsiTheme="majorHAnsi" w:cstheme="majorBidi"/>
-      <w:color w:val="0F4761" w:themeColor="accent1" w:themeShade="BF"/>
+      <w:rFonts w:asciiTheme="majorHAnsi" w:hAnsiTheme="majorHAnsi" w:eastAsiaTheme="majorEastAsia" w:cstheme="majorBidi"/>
+      <w:color w:val="104862" w:themeColor="accent1" w:themeShade="BF"/>
       <w:sz w:val="40"/>
       <w:szCs w:val="40"/>
     </w:rPr>
   </w:style>
-  <w:style w:type="paragraph" w:styleId="3">
+  <w:style w:type="paragraph" w:styleId="4">
     <w:name w:val="heading 3"/>
-    <w:basedOn w:val="a"/>
-    <w:next w:val="a"/>
-    <w:link w:val="30"/>
-    <w:uiPriority w:val="9"/>
+    <w:basedOn w:val="1"/>
+    <w:next w:val="1"/>
+    <w:link w:val="18"/>
     <w:semiHidden/>
     <w:unhideWhenUsed/>
     <w:qFormat/>
-    <w:rsid w:val="00E169C7"/>
+    <w:uiPriority w:val="9"/>
     <w:pPr>
       <w:keepNext/>
       <w:keepLines/>
@@ -7586,22 +8372,21 @@
       <w:outlineLvl w:val="2"/>
     </w:pPr>
     <w:rPr>
-      <w:rFonts w:asciiTheme="majorHAnsi" w:eastAsiaTheme="majorEastAsia" w:hAnsiTheme="majorHAnsi" w:cstheme="majorBidi"/>
-      <w:color w:val="0F4761" w:themeColor="accent1" w:themeShade="BF"/>
+      <w:rFonts w:asciiTheme="majorHAnsi" w:hAnsiTheme="majorHAnsi" w:eastAsiaTheme="majorEastAsia" w:cstheme="majorBidi"/>
+      <w:color w:val="104862" w:themeColor="accent1" w:themeShade="BF"/>
       <w:sz w:val="32"/>
       <w:szCs w:val="32"/>
     </w:rPr>
   </w:style>
-  <w:style w:type="paragraph" w:styleId="4">
+  <w:style w:type="paragraph" w:styleId="5">
     <w:name w:val="heading 4"/>
-    <w:basedOn w:val="a"/>
-    <w:next w:val="a"/>
-    <w:link w:val="40"/>
-    <w:uiPriority w:val="9"/>
+    <w:basedOn w:val="1"/>
+    <w:next w:val="1"/>
+    <w:link w:val="19"/>
     <w:semiHidden/>
     <w:unhideWhenUsed/>
     <w:qFormat/>
-    <w:rsid w:val="00E169C7"/>
+    <w:uiPriority w:val="9"/>
     <w:pPr>
       <w:keepNext/>
       <w:keepLines/>
@@ -7610,21 +8395,20 @@
     </w:pPr>
     <w:rPr>
       <w:rFonts w:cstheme="majorBidi"/>
-      <w:color w:val="0F4761" w:themeColor="accent1" w:themeShade="BF"/>
+      <w:color w:val="104862" w:themeColor="accent1" w:themeShade="BF"/>
       <w:sz w:val="28"/>
       <w:szCs w:val="28"/>
     </w:rPr>
   </w:style>
-  <w:style w:type="paragraph" w:styleId="5">
+  <w:style w:type="paragraph" w:styleId="6">
     <w:name w:val="heading 5"/>
-    <w:basedOn w:val="a"/>
-    <w:next w:val="a"/>
-    <w:link w:val="50"/>
-    <w:uiPriority w:val="9"/>
+    <w:basedOn w:val="1"/>
+    <w:next w:val="1"/>
+    <w:link w:val="20"/>
     <w:semiHidden/>
     <w:unhideWhenUsed/>
     <w:qFormat/>
-    <w:rsid w:val="00E169C7"/>
+    <w:uiPriority w:val="9"/>
     <w:pPr>
       <w:keepNext/>
       <w:keepLines/>
@@ -7633,20 +8417,19 @@
     </w:pPr>
     <w:rPr>
       <w:rFonts w:cstheme="majorBidi"/>
-      <w:color w:val="0F4761" w:themeColor="accent1" w:themeShade="BF"/>
+      <w:color w:val="104862" w:themeColor="accent1" w:themeShade="BF"/>
       <w:sz w:val="24"/>
     </w:rPr>
   </w:style>
-  <w:style w:type="paragraph" w:styleId="6">
+  <w:style w:type="paragraph" w:styleId="7">
     <w:name w:val="heading 6"/>
-    <w:basedOn w:val="a"/>
-    <w:next w:val="a"/>
-    <w:link w:val="60"/>
-    <w:uiPriority w:val="9"/>
+    <w:basedOn w:val="1"/>
+    <w:next w:val="1"/>
+    <w:link w:val="21"/>
     <w:semiHidden/>
     <w:unhideWhenUsed/>
     <w:qFormat/>
-    <w:rsid w:val="00E169C7"/>
+    <w:uiPriority w:val="9"/>
     <w:pPr>
       <w:keepNext/>
       <w:keepLines/>
@@ -7657,19 +8440,18 @@
       <w:rFonts w:cstheme="majorBidi"/>
       <w:b/>
       <w:bCs/>
-      <w:color w:val="0F4761" w:themeColor="accent1" w:themeShade="BF"/>
+      <w:color w:val="104862" w:themeColor="accent1" w:themeShade="BF"/>
     </w:rPr>
   </w:style>
-  <w:style w:type="paragraph" w:styleId="7">
+  <w:style w:type="paragraph" w:styleId="8">
     <w:name w:val="heading 7"/>
-    <w:basedOn w:val="a"/>
-    <w:next w:val="a"/>
-    <w:link w:val="70"/>
-    <w:uiPriority w:val="9"/>
+    <w:basedOn w:val="1"/>
+    <w:next w:val="1"/>
+    <w:link w:val="22"/>
     <w:semiHidden/>
     <w:unhideWhenUsed/>
     <w:qFormat/>
-    <w:rsid w:val="00E169C7"/>
+    <w:uiPriority w:val="9"/>
     <w:pPr>
       <w:keepNext/>
       <w:keepLines/>
@@ -7681,18 +8463,25 @@
       <w:b/>
       <w:bCs/>
       <w:color w:val="595959" w:themeColor="text1" w:themeTint="A6"/>
+      <w14:textFill>
+        <w14:solidFill>
+          <w14:schemeClr w14:val="tx1">
+            <w14:lumMod w14:val="65000"/>
+            <w14:lumOff w14:val="35000"/>
+          </w14:schemeClr>
+        </w14:solidFill>
+      </w14:textFill>
     </w:rPr>
   </w:style>
-  <w:style w:type="paragraph" w:styleId="8">
+  <w:style w:type="paragraph" w:styleId="9">
     <w:name w:val="heading 8"/>
-    <w:basedOn w:val="a"/>
-    <w:next w:val="a"/>
-    <w:link w:val="80"/>
-    <w:uiPriority w:val="9"/>
+    <w:basedOn w:val="1"/>
+    <w:next w:val="1"/>
+    <w:link w:val="23"/>
     <w:semiHidden/>
     <w:unhideWhenUsed/>
     <w:qFormat/>
-    <w:rsid w:val="00E169C7"/>
+    <w:uiPriority w:val="9"/>
     <w:pPr>
       <w:keepNext/>
       <w:keepLines/>
@@ -7702,18 +8491,25 @@
     <w:rPr>
       <w:rFonts w:cstheme="majorBidi"/>
       <w:color w:val="595959" w:themeColor="text1" w:themeTint="A6"/>
+      <w14:textFill>
+        <w14:solidFill>
+          <w14:schemeClr w14:val="tx1">
+            <w14:lumMod w14:val="65000"/>
+            <w14:lumOff w14:val="35000"/>
+          </w14:schemeClr>
+        </w14:solidFill>
+      </w14:textFill>
     </w:rPr>
   </w:style>
-  <w:style w:type="paragraph" w:styleId="9">
+  <w:style w:type="paragraph" w:styleId="10">
     <w:name w:val="heading 9"/>
-    <w:basedOn w:val="a"/>
-    <w:next w:val="a"/>
-    <w:link w:val="90"/>
-    <w:uiPriority w:val="9"/>
+    <w:basedOn w:val="1"/>
+    <w:next w:val="1"/>
+    <w:link w:val="24"/>
     <w:semiHidden/>
     <w:unhideWhenUsed/>
     <w:qFormat/>
-    <w:rsid w:val="00E169C7"/>
+    <w:uiPriority w:val="9"/>
     <w:pPr>
       <w:keepNext/>
       <w:keepLines/>
@@ -7723,21 +8519,28 @@
     <w:rPr>
       <w:rFonts w:eastAsiaTheme="majorEastAsia" w:cstheme="majorBidi"/>
       <w:color w:val="595959" w:themeColor="text1" w:themeTint="A6"/>
+      <w14:textFill>
+        <w14:solidFill>
+          <w14:schemeClr w14:val="tx1">
+            <w14:lumMod w14:val="65000"/>
+            <w14:lumOff w14:val="35000"/>
+          </w14:schemeClr>
+        </w14:solidFill>
+      </w14:textFill>
     </w:rPr>
   </w:style>
-  <w:style w:type="character" w:default="1" w:styleId="a0">
+  <w:style w:type="character" w:default="1" w:styleId="15">
     <w:name w:val="Default Paragraph Font"/>
-    <w:uiPriority w:val="1"/>
     <w:semiHidden/>
     <w:unhideWhenUsed/>
+    <w:uiPriority w:val="1"/>
   </w:style>
-  <w:style w:type="table" w:default="1" w:styleId="a1">
+  <w:style w:type="table" w:default="1" w:styleId="14">
     <w:name w:val="Normal Table"/>
-    <w:uiPriority w:val="99"/>
     <w:semiHidden/>
     <w:unhideWhenUsed/>
+    <w:uiPriority w:val="99"/>
     <w:tblPr>
-      <w:tblInd w:w="0" w:type="dxa"/>
       <w:tblCellMar>
         <w:top w:w="0" w:type="dxa"/>
         <w:left w:w="108" w:type="dxa"/>
@@ -7746,210 +8549,235 @@
       </w:tblCellMar>
     </w:tblPr>
   </w:style>
-  <w:style w:type="numbering" w:default="1" w:styleId="a2">
-    <w:name w:val="No List"/>
-    <w:uiPriority w:val="99"/>
-    <w:semiHidden/>
+  <w:style w:type="paragraph" w:styleId="11">
+    <w:name w:val="toc 1"/>
+    <w:basedOn w:val="1"/>
+    <w:next w:val="1"/>
+    <w:autoRedefine/>
     <w:unhideWhenUsed/>
+    <w:uiPriority w:val="39"/>
   </w:style>
-  <w:style w:type="character" w:customStyle="1" w:styleId="10">
-    <w:name w:val="标题 1 字符"/>
-    <w:basedOn w:val="a0"/>
-    <w:link w:val="1"/>
-    <w:uiPriority w:val="9"/>
-    <w:rsid w:val="00E169C7"/>
+  <w:style w:type="paragraph" w:styleId="12">
+    <w:name w:val="Subtitle"/>
+    <w:basedOn w:val="1"/>
+    <w:next w:val="1"/>
+    <w:link w:val="26"/>
+    <w:qFormat/>
+    <w:uiPriority w:val="11"/>
+    <w:pPr>
+      <w:jc w:val="center"/>
+    </w:pPr>
     <w:rPr>
-      <w:rFonts w:asciiTheme="majorHAnsi" w:eastAsiaTheme="majorEastAsia" w:hAnsiTheme="majorHAnsi" w:cstheme="majorBidi"/>
-      <w:color w:val="0F4761" w:themeColor="accent1" w:themeShade="BF"/>
-      <w:sz w:val="48"/>
-      <w:szCs w:val="48"/>
+      <w:rFonts w:asciiTheme="majorHAnsi" w:hAnsiTheme="majorHAnsi" w:eastAsiaTheme="majorEastAsia" w:cstheme="majorBidi"/>
+      <w:color w:val="595959" w:themeColor="text1" w:themeTint="A6"/>
+      <w:spacing w:val="15"/>
+      <w:sz w:val="28"/>
+      <w:szCs w:val="28"/>
+      <w14:textFill>
+        <w14:solidFill>
+          <w14:schemeClr w14:val="tx1">
+            <w14:lumMod w14:val="65000"/>
+            <w14:lumOff w14:val="35000"/>
+          </w14:schemeClr>
+        </w14:solidFill>
+      </w14:textFill>
     </w:rPr>
   </w:style>
-  <w:style w:type="character" w:customStyle="1" w:styleId="20">
-    <w:name w:val="标题 2 字符"/>
-    <w:basedOn w:val="a0"/>
-    <w:link w:val="2"/>
-    <w:uiPriority w:val="9"/>
-    <w:rsid w:val="00E169C7"/>
-    <w:rPr>
-      <w:rFonts w:asciiTheme="majorHAnsi" w:eastAsiaTheme="majorEastAsia" w:hAnsiTheme="majorHAnsi" w:cstheme="majorBidi"/>
-      <w:color w:val="0F4761" w:themeColor="accent1" w:themeShade="BF"/>
-      <w:sz w:val="40"/>
-      <w:szCs w:val="40"/>
-    </w:rPr>
-  </w:style>
-  <w:style w:type="character" w:customStyle="1" w:styleId="30">
-    <w:name w:val="标题 3 字符"/>
-    <w:basedOn w:val="a0"/>
-    <w:link w:val="3"/>
-    <w:uiPriority w:val="9"/>
-    <w:semiHidden/>
-    <w:rsid w:val="00E169C7"/>
-    <w:rPr>
-      <w:rFonts w:asciiTheme="majorHAnsi" w:eastAsiaTheme="majorEastAsia" w:hAnsiTheme="majorHAnsi" w:cstheme="majorBidi"/>
-      <w:color w:val="0F4761" w:themeColor="accent1" w:themeShade="BF"/>
-      <w:sz w:val="32"/>
-      <w:szCs w:val="32"/>
-    </w:rPr>
-  </w:style>
-  <w:style w:type="character" w:customStyle="1" w:styleId="40">
-    <w:name w:val="标题 4 字符"/>
-    <w:basedOn w:val="a0"/>
-    <w:link w:val="4"/>
-    <w:uiPriority w:val="9"/>
-    <w:semiHidden/>
-    <w:rsid w:val="00E169C7"/>
-    <w:rPr>
-      <w:rFonts w:cstheme="majorBidi"/>
-      <w:color w:val="0F4761" w:themeColor="accent1" w:themeShade="BF"/>
-      <w:sz w:val="28"/>
-      <w:szCs w:val="28"/>
-    </w:rPr>
-  </w:style>
-  <w:style w:type="character" w:customStyle="1" w:styleId="50">
-    <w:name w:val="标题 5 字符"/>
-    <w:basedOn w:val="a0"/>
-    <w:link w:val="5"/>
-    <w:uiPriority w:val="9"/>
-    <w:semiHidden/>
-    <w:rsid w:val="00E169C7"/>
-    <w:rPr>
-      <w:rFonts w:cstheme="majorBidi"/>
-      <w:color w:val="0F4761" w:themeColor="accent1" w:themeShade="BF"/>
-      <w:sz w:val="24"/>
-    </w:rPr>
-  </w:style>
-  <w:style w:type="character" w:customStyle="1" w:styleId="60">
-    <w:name w:val="标题 6 字符"/>
-    <w:basedOn w:val="a0"/>
-    <w:link w:val="6"/>
-    <w:uiPriority w:val="9"/>
-    <w:semiHidden/>
-    <w:rsid w:val="00E169C7"/>
-    <w:rPr>
-      <w:rFonts w:cstheme="majorBidi"/>
-      <w:b/>
-      <w:bCs/>
-      <w:color w:val="0F4761" w:themeColor="accent1" w:themeShade="BF"/>
-    </w:rPr>
-  </w:style>
-  <w:style w:type="character" w:customStyle="1" w:styleId="70">
-    <w:name w:val="标题 7 字符"/>
-    <w:basedOn w:val="a0"/>
-    <w:link w:val="7"/>
-    <w:uiPriority w:val="9"/>
-    <w:semiHidden/>
-    <w:rsid w:val="00E169C7"/>
-    <w:rPr>
-      <w:rFonts w:cstheme="majorBidi"/>
-      <w:b/>
-      <w:bCs/>
-      <w:color w:val="595959" w:themeColor="text1" w:themeTint="A6"/>
-    </w:rPr>
-  </w:style>
-  <w:style w:type="character" w:customStyle="1" w:styleId="80">
-    <w:name w:val="标题 8 字符"/>
-    <w:basedOn w:val="a0"/>
-    <w:link w:val="8"/>
-    <w:uiPriority w:val="9"/>
-    <w:semiHidden/>
-    <w:rsid w:val="00E169C7"/>
-    <w:rPr>
-      <w:rFonts w:cstheme="majorBidi"/>
-      <w:color w:val="595959" w:themeColor="text1" w:themeTint="A6"/>
-    </w:rPr>
-  </w:style>
-  <w:style w:type="character" w:customStyle="1" w:styleId="90">
-    <w:name w:val="标题 9 字符"/>
-    <w:basedOn w:val="a0"/>
-    <w:link w:val="9"/>
-    <w:uiPriority w:val="9"/>
-    <w:semiHidden/>
-    <w:rsid w:val="00E169C7"/>
-    <w:rPr>
-      <w:rFonts w:eastAsiaTheme="majorEastAsia" w:cstheme="majorBidi"/>
-      <w:color w:val="595959" w:themeColor="text1" w:themeTint="A6"/>
-    </w:rPr>
-  </w:style>
-  <w:style w:type="paragraph" w:styleId="a3">
+  <w:style w:type="paragraph" w:styleId="13">
     <w:name w:val="Title"/>
-    <w:basedOn w:val="a"/>
-    <w:next w:val="a"/>
-    <w:link w:val="a4"/>
+    <w:basedOn w:val="1"/>
+    <w:next w:val="1"/>
+    <w:link w:val="25"/>
+    <w:qFormat/>
     <w:uiPriority w:val="10"/>
-    <w:qFormat/>
-    <w:rsid w:val="00E169C7"/>
     <w:pPr>
       <w:spacing w:after="80" w:line="240" w:lineRule="auto"/>
       <w:contextualSpacing/>
       <w:jc w:val="center"/>
     </w:pPr>
     <w:rPr>
-      <w:rFonts w:asciiTheme="majorHAnsi" w:eastAsiaTheme="majorEastAsia" w:hAnsiTheme="majorHAnsi" w:cstheme="majorBidi"/>
+      <w:rFonts w:asciiTheme="majorHAnsi" w:hAnsiTheme="majorHAnsi" w:eastAsiaTheme="majorEastAsia" w:cstheme="majorBidi"/>
       <w:spacing w:val="-10"/>
       <w:kern w:val="28"/>
       <w:sz w:val="56"/>
       <w:szCs w:val="56"/>
     </w:rPr>
   </w:style>
-  <w:style w:type="character" w:customStyle="1" w:styleId="a4">
+  <w:style w:type="character" w:customStyle="1" w:styleId="16">
+    <w:name w:val="标题 1 字符"/>
+    <w:basedOn w:val="15"/>
+    <w:link w:val="2"/>
+    <w:uiPriority w:val="9"/>
+    <w:rPr>
+      <w:rFonts w:asciiTheme="majorHAnsi" w:hAnsiTheme="majorHAnsi" w:eastAsiaTheme="majorEastAsia" w:cstheme="majorBidi"/>
+      <w:color w:val="104862" w:themeColor="accent1" w:themeShade="BF"/>
+      <w:sz w:val="48"/>
+      <w:szCs w:val="48"/>
+    </w:rPr>
+  </w:style>
+  <w:style w:type="character" w:customStyle="1" w:styleId="17">
+    <w:name w:val="标题 2 字符"/>
+    <w:basedOn w:val="15"/>
+    <w:link w:val="3"/>
+    <w:uiPriority w:val="9"/>
+    <w:rPr>
+      <w:rFonts w:asciiTheme="majorHAnsi" w:hAnsiTheme="majorHAnsi" w:eastAsiaTheme="majorEastAsia" w:cstheme="majorBidi"/>
+      <w:color w:val="104862" w:themeColor="accent1" w:themeShade="BF"/>
+      <w:sz w:val="40"/>
+      <w:szCs w:val="40"/>
+    </w:rPr>
+  </w:style>
+  <w:style w:type="character" w:customStyle="1" w:styleId="18">
+    <w:name w:val="标题 3 字符"/>
+    <w:basedOn w:val="15"/>
+    <w:link w:val="4"/>
+    <w:semiHidden/>
+    <w:uiPriority w:val="9"/>
+    <w:rPr>
+      <w:rFonts w:asciiTheme="majorHAnsi" w:hAnsiTheme="majorHAnsi" w:eastAsiaTheme="majorEastAsia" w:cstheme="majorBidi"/>
+      <w:color w:val="104862" w:themeColor="accent1" w:themeShade="BF"/>
+      <w:sz w:val="32"/>
+      <w:szCs w:val="32"/>
+    </w:rPr>
+  </w:style>
+  <w:style w:type="character" w:customStyle="1" w:styleId="19">
+    <w:name w:val="标题 4 字符"/>
+    <w:basedOn w:val="15"/>
+    <w:link w:val="5"/>
+    <w:semiHidden/>
+    <w:uiPriority w:val="9"/>
+    <w:rPr>
+      <w:rFonts w:cstheme="majorBidi"/>
+      <w:color w:val="104862" w:themeColor="accent1" w:themeShade="BF"/>
+      <w:sz w:val="28"/>
+      <w:szCs w:val="28"/>
+    </w:rPr>
+  </w:style>
+  <w:style w:type="character" w:customStyle="1" w:styleId="20">
+    <w:name w:val="标题 5 字符"/>
+    <w:basedOn w:val="15"/>
+    <w:link w:val="6"/>
+    <w:semiHidden/>
+    <w:uiPriority w:val="9"/>
+    <w:rPr>
+      <w:rFonts w:cstheme="majorBidi"/>
+      <w:color w:val="104862" w:themeColor="accent1" w:themeShade="BF"/>
+      <w:sz w:val="24"/>
+    </w:rPr>
+  </w:style>
+  <w:style w:type="character" w:customStyle="1" w:styleId="21">
+    <w:name w:val="标题 6 字符"/>
+    <w:basedOn w:val="15"/>
+    <w:link w:val="7"/>
+    <w:semiHidden/>
+    <w:uiPriority w:val="9"/>
+    <w:rPr>
+      <w:rFonts w:cstheme="majorBidi"/>
+      <w:b/>
+      <w:bCs/>
+      <w:color w:val="104862" w:themeColor="accent1" w:themeShade="BF"/>
+    </w:rPr>
+  </w:style>
+  <w:style w:type="character" w:customStyle="1" w:styleId="22">
+    <w:name w:val="标题 7 字符"/>
+    <w:basedOn w:val="15"/>
+    <w:link w:val="8"/>
+    <w:semiHidden/>
+    <w:uiPriority w:val="9"/>
+    <w:rPr>
+      <w:rFonts w:cstheme="majorBidi"/>
+      <w:b/>
+      <w:bCs/>
+      <w:color w:val="595959" w:themeColor="text1" w:themeTint="A6"/>
+      <w14:textFill>
+        <w14:solidFill>
+          <w14:schemeClr w14:val="tx1">
+            <w14:lumMod w14:val="65000"/>
+            <w14:lumOff w14:val="35000"/>
+          </w14:schemeClr>
+        </w14:solidFill>
+      </w14:textFill>
+    </w:rPr>
+  </w:style>
+  <w:style w:type="character" w:customStyle="1" w:styleId="23">
+    <w:name w:val="标题 8 字符"/>
+    <w:basedOn w:val="15"/>
+    <w:link w:val="9"/>
+    <w:semiHidden/>
+    <w:uiPriority w:val="9"/>
+    <w:rPr>
+      <w:rFonts w:cstheme="majorBidi"/>
+      <w:color w:val="595959" w:themeColor="text1" w:themeTint="A6"/>
+      <w14:textFill>
+        <w14:solidFill>
+          <w14:schemeClr w14:val="tx1">
+            <w14:lumMod w14:val="65000"/>
+            <w14:lumOff w14:val="35000"/>
+          </w14:schemeClr>
+        </w14:solidFill>
+      </w14:textFill>
+    </w:rPr>
+  </w:style>
+  <w:style w:type="character" w:customStyle="1" w:styleId="24">
+    <w:name w:val="标题 9 字符"/>
+    <w:basedOn w:val="15"/>
+    <w:link w:val="10"/>
+    <w:semiHidden/>
+    <w:uiPriority w:val="9"/>
+    <w:rPr>
+      <w:rFonts w:eastAsiaTheme="majorEastAsia" w:cstheme="majorBidi"/>
+      <w:color w:val="595959" w:themeColor="text1" w:themeTint="A6"/>
+      <w14:textFill>
+        <w14:solidFill>
+          <w14:schemeClr w14:val="tx1">
+            <w14:lumMod w14:val="65000"/>
+            <w14:lumOff w14:val="35000"/>
+          </w14:schemeClr>
+        </w14:solidFill>
+      </w14:textFill>
+    </w:rPr>
+  </w:style>
+  <w:style w:type="character" w:customStyle="1" w:styleId="25">
     <w:name w:val="标题 字符"/>
-    <w:basedOn w:val="a0"/>
-    <w:link w:val="a3"/>
+    <w:basedOn w:val="15"/>
+    <w:link w:val="13"/>
     <w:uiPriority w:val="10"/>
-    <w:rsid w:val="00E169C7"/>
     <w:rPr>
-      <w:rFonts w:asciiTheme="majorHAnsi" w:eastAsiaTheme="majorEastAsia" w:hAnsiTheme="majorHAnsi" w:cstheme="majorBidi"/>
+      <w:rFonts w:asciiTheme="majorHAnsi" w:hAnsiTheme="majorHAnsi" w:eastAsiaTheme="majorEastAsia" w:cstheme="majorBidi"/>
       <w:spacing w:val="-10"/>
       <w:kern w:val="28"/>
       <w:sz w:val="56"/>
       <w:szCs w:val="56"/>
     </w:rPr>
   </w:style>
-  <w:style w:type="paragraph" w:styleId="a5">
-    <w:name w:val="Subtitle"/>
-    <w:basedOn w:val="a"/>
-    <w:next w:val="a"/>
-    <w:link w:val="a6"/>
+  <w:style w:type="character" w:customStyle="1" w:styleId="26">
+    <w:name w:val="副标题 字符"/>
+    <w:basedOn w:val="15"/>
+    <w:link w:val="12"/>
     <w:uiPriority w:val="11"/>
-    <w:qFormat/>
-    <w:rsid w:val="00E169C7"/>
-    <w:pPr>
-      <w:numPr>
-        <w:ilvl w:val="1"/>
-      </w:numPr>
-      <w:jc w:val="center"/>
-    </w:pPr>
     <w:rPr>
-      <w:rFonts w:asciiTheme="majorHAnsi" w:eastAsiaTheme="majorEastAsia" w:hAnsiTheme="majorHAnsi" w:cstheme="majorBidi"/>
+      <w:rFonts w:asciiTheme="majorHAnsi" w:hAnsiTheme="majorHAnsi" w:eastAsiaTheme="majorEastAsia" w:cstheme="majorBidi"/>
       <w:color w:val="595959" w:themeColor="text1" w:themeTint="A6"/>
       <w:spacing w:val="15"/>
       <w:sz w:val="28"/>
       <w:szCs w:val="28"/>
+      <w14:textFill>
+        <w14:solidFill>
+          <w14:schemeClr w14:val="tx1">
+            <w14:lumMod w14:val="65000"/>
+            <w14:lumOff w14:val="35000"/>
+          </w14:schemeClr>
+        </w14:solidFill>
+      </w14:textFill>
     </w:rPr>
   </w:style>
-  <w:style w:type="character" w:customStyle="1" w:styleId="a6">
-    <w:name w:val="副标题 字符"/>
-    <w:basedOn w:val="a0"/>
-    <w:link w:val="a5"/>
-    <w:uiPriority w:val="11"/>
-    <w:rsid w:val="00E169C7"/>
-    <w:rPr>
-      <w:rFonts w:asciiTheme="majorHAnsi" w:eastAsiaTheme="majorEastAsia" w:hAnsiTheme="majorHAnsi" w:cstheme="majorBidi"/>
-      <w:color w:val="595959" w:themeColor="text1" w:themeTint="A6"/>
-      <w:spacing w:val="15"/>
-      <w:sz w:val="28"/>
-      <w:szCs w:val="28"/>
-    </w:rPr>
-  </w:style>
-  <w:style w:type="paragraph" w:styleId="a7">
+  <w:style w:type="paragraph" w:styleId="27">
     <w:name w:val="Quote"/>
-    <w:basedOn w:val="a"/>
-    <w:next w:val="a"/>
-    <w:link w:val="a8"/>
+    <w:basedOn w:val="1"/>
+    <w:next w:val="1"/>
+    <w:link w:val="28"/>
+    <w:qFormat/>
     <w:uiPriority w:val="29"/>
-    <w:qFormat/>
-    <w:rsid w:val="00E169C7"/>
     <w:pPr>
       <w:spacing w:before="160"/>
       <w:jc w:val="center"/>
@@ -7958,55 +8786,67 @@
       <w:i/>
       <w:iCs/>
       <w:color w:val="404040" w:themeColor="text1" w:themeTint="BF"/>
+      <w14:textFill>
+        <w14:solidFill>
+          <w14:schemeClr w14:val="tx1">
+            <w14:lumMod w14:val="75000"/>
+            <w14:lumOff w14:val="25000"/>
+          </w14:schemeClr>
+        </w14:solidFill>
+      </w14:textFill>
     </w:rPr>
   </w:style>
-  <w:style w:type="character" w:customStyle="1" w:styleId="a8">
+  <w:style w:type="character" w:customStyle="1" w:styleId="28">
     <w:name w:val="引用 字符"/>
-    <w:basedOn w:val="a0"/>
-    <w:link w:val="a7"/>
+    <w:basedOn w:val="15"/>
+    <w:link w:val="27"/>
     <w:uiPriority w:val="29"/>
-    <w:rsid w:val="00E169C7"/>
     <w:rPr>
       <w:i/>
       <w:iCs/>
       <w:color w:val="404040" w:themeColor="text1" w:themeTint="BF"/>
+      <w14:textFill>
+        <w14:solidFill>
+          <w14:schemeClr w14:val="tx1">
+            <w14:lumMod w14:val="75000"/>
+            <w14:lumOff w14:val="25000"/>
+          </w14:schemeClr>
+        </w14:solidFill>
+      </w14:textFill>
     </w:rPr>
   </w:style>
-  <w:style w:type="paragraph" w:styleId="a9">
+  <w:style w:type="paragraph" w:styleId="29">
     <w:name w:val="List Paragraph"/>
-    <w:basedOn w:val="a"/>
+    <w:basedOn w:val="1"/>
+    <w:qFormat/>
     <w:uiPriority w:val="34"/>
-    <w:qFormat/>
-    <w:rsid w:val="00E169C7"/>
     <w:pPr>
       <w:ind w:left="720"/>
       <w:contextualSpacing/>
     </w:pPr>
   </w:style>
-  <w:style w:type="character" w:styleId="aa">
+  <w:style w:type="character" w:customStyle="1" w:styleId="30">
     <w:name w:val="Intense Emphasis"/>
-    <w:basedOn w:val="a0"/>
+    <w:basedOn w:val="15"/>
+    <w:qFormat/>
     <w:uiPriority w:val="21"/>
-    <w:qFormat/>
-    <w:rsid w:val="00E169C7"/>
     <w:rPr>
       <w:i/>
       <w:iCs/>
-      <w:color w:val="0F4761" w:themeColor="accent1" w:themeShade="BF"/>
+      <w:color w:val="104862" w:themeColor="accent1" w:themeShade="BF"/>
     </w:rPr>
   </w:style>
-  <w:style w:type="paragraph" w:styleId="ab">
+  <w:style w:type="paragraph" w:styleId="31">
     <w:name w:val="Intense Quote"/>
-    <w:basedOn w:val="a"/>
-    <w:next w:val="a"/>
-    <w:link w:val="ac"/>
+    <w:basedOn w:val="1"/>
+    <w:next w:val="1"/>
+    <w:link w:val="32"/>
+    <w:qFormat/>
     <w:uiPriority w:val="30"/>
-    <w:qFormat/>
-    <w:rsid w:val="00E169C7"/>
     <w:pPr>
       <w:pBdr>
-        <w:top w:val="single" w:sz="4" w:space="10" w:color="0F4761" w:themeColor="accent1" w:themeShade="BF"/>
-        <w:bottom w:val="single" w:sz="4" w:space="10" w:color="0F4761" w:themeColor="accent1" w:themeShade="BF"/>
+        <w:top w:val="single" w:color="0F4761" w:themeColor="accent1" w:themeShade="BF" w:sz="4" w:space="10"/>
+        <w:bottom w:val="single" w:color="0F4761" w:themeColor="accent1" w:themeShade="BF" w:sz="4" w:space="10"/>
       </w:pBdr>
       <w:spacing w:before="360" w:after="360"/>
       <w:ind w:left="864" w:right="864"/>
@@ -8015,43 +8855,32 @@
     <w:rPr>
       <w:i/>
       <w:iCs/>
-      <w:color w:val="0F4761" w:themeColor="accent1" w:themeShade="BF"/>
+      <w:color w:val="104862" w:themeColor="accent1" w:themeShade="BF"/>
     </w:rPr>
   </w:style>
-  <w:style w:type="character" w:customStyle="1" w:styleId="ac">
+  <w:style w:type="character" w:customStyle="1" w:styleId="32">
     <w:name w:val="明显引用 字符"/>
-    <w:basedOn w:val="a0"/>
-    <w:link w:val="ab"/>
+    <w:basedOn w:val="15"/>
+    <w:link w:val="31"/>
     <w:uiPriority w:val="30"/>
-    <w:rsid w:val="00E169C7"/>
     <w:rPr>
       <w:i/>
       <w:iCs/>
-      <w:color w:val="0F4761" w:themeColor="accent1" w:themeShade="BF"/>
+      <w:color w:val="104862" w:themeColor="accent1" w:themeShade="BF"/>
     </w:rPr>
   </w:style>
-  <w:style w:type="character" w:styleId="ad">
+  <w:style w:type="character" w:customStyle="1" w:styleId="33">
     <w:name w:val="Intense Reference"/>
-    <w:basedOn w:val="a0"/>
+    <w:basedOn w:val="15"/>
+    <w:qFormat/>
     <w:uiPriority w:val="32"/>
-    <w:qFormat/>
-    <w:rsid w:val="00E169C7"/>
     <w:rPr>
       <w:b/>
       <w:bCs/>
       <w:smallCaps/>
-      <w:color w:val="0F4761" w:themeColor="accent1" w:themeShade="BF"/>
+      <w:color w:val="104862" w:themeColor="accent1" w:themeShade="BF"/>
       <w:spacing w:val="5"/>
     </w:rPr>
-  </w:style>
-  <w:style w:type="paragraph" w:styleId="TOC1">
-    <w:name w:val="toc 1"/>
-    <w:basedOn w:val="a"/>
-    <w:next w:val="a"/>
-    <w:autoRedefine/>
-    <w:uiPriority w:val="39"/>
-    <w:unhideWhenUsed/>
-    <w:rsid w:val="00E169C7"/>
   </w:style>
 </w:styles>
 </file>
@@ -8099,7 +8928,7 @@
     </a:clrScheme>
     <a:fontScheme name="Office">
       <a:majorFont>
-        <a:latin typeface="等线 Light" panose="02110004020202020204"/>
+        <a:latin typeface="等线 Light"/>
         <a:ea typeface=""/>
         <a:cs typeface=""/>
         <a:font script="Jpan" typeface="游ゴシック Light"/>
@@ -8132,26 +8961,9 @@
         <a:font script="Viet" typeface="Times New Roman"/>
         <a:font script="Uigh" typeface="Microsoft Uighur"/>
         <a:font script="Geor" typeface="Sylfaen"/>
-        <a:font script="Armn" typeface="Arial"/>
-        <a:font script="Bugi" typeface="Leelawadee UI"/>
-        <a:font script="Bopo" typeface="Microsoft JhengHei"/>
-        <a:font script="Java" typeface="Javanese Text"/>
-        <a:font script="Lisu" typeface="Segoe UI"/>
-        <a:font script="Mymr" typeface="Myanmar Text"/>
-        <a:font script="Nkoo" typeface="Ebrima"/>
-        <a:font script="Olck" typeface="Nirmala UI"/>
-        <a:font script="Osma" typeface="Ebrima"/>
-        <a:font script="Phag" typeface="Phagspa"/>
-        <a:font script="Syrn" typeface="Estrangelo Edessa"/>
-        <a:font script="Syrj" typeface="Estrangelo Edessa"/>
-        <a:font script="Syre" typeface="Estrangelo Edessa"/>
-        <a:font script="Sora" typeface="Nirmala UI"/>
-        <a:font script="Tale" typeface="Microsoft Tai Le"/>
-        <a:font script="Talu" typeface="Microsoft New Tai Lue"/>
-        <a:font script="Tfng" typeface="Ebrima"/>
       </a:majorFont>
       <a:minorFont>
-        <a:latin typeface="等线" panose="02110004020202020204"/>
+        <a:latin typeface="等线"/>
         <a:ea typeface=""/>
         <a:cs typeface=""/>
         <a:font script="Jpan" typeface="游明朝"/>
@@ -8184,23 +8996,6 @@
         <a:font script="Viet" typeface="Arial"/>
         <a:font script="Uigh" typeface="Microsoft Uighur"/>
         <a:font script="Geor" typeface="Sylfaen"/>
-        <a:font script="Armn" typeface="Arial"/>
-        <a:font script="Bugi" typeface="Leelawadee UI"/>
-        <a:font script="Bopo" typeface="Microsoft JhengHei"/>
-        <a:font script="Java" typeface="Javanese Text"/>
-        <a:font script="Lisu" typeface="Segoe UI"/>
-        <a:font script="Mymr" typeface="Myanmar Text"/>
-        <a:font script="Nkoo" typeface="Ebrima"/>
-        <a:font script="Olck" typeface="Nirmala UI"/>
-        <a:font script="Osma" typeface="Ebrima"/>
-        <a:font script="Phag" typeface="Phagspa"/>
-        <a:font script="Syrn" typeface="Estrangelo Edessa"/>
-        <a:font script="Syrj" typeface="Estrangelo Edessa"/>
-        <a:font script="Syre" typeface="Estrangelo Edessa"/>
-        <a:font script="Sora" typeface="Nirmala UI"/>
-        <a:font script="Tale" typeface="Microsoft Tai Le"/>
-        <a:font script="Talu" typeface="Microsoft New Tai Lue"/>
-        <a:font script="Tfng" typeface="Ebrima"/>
       </a:minorFont>
     </a:fontScheme>
     <a:fmtScheme name="Office">
@@ -8342,11 +9137,5 @@
     </a:fmtScheme>
   </a:themeElements>
   <a:objectDefaults/>
-  <a:extraClrSchemeLst/>
-  <a:extLst>
-    <a:ext uri="{05A4C25C-085E-4340-85A3-A5531E510DB2}">
-      <thm15:themeFamily xmlns:thm15="http://schemas.microsoft.com/office/thememl/2012/main" name="Office Theme" id="{2E142A2C-CD16-42D6-873A-C26D2A0506FA}" vid="{1BDDFF52-6CD6-40A5-AB3C-68EB2F1E4D0A}"/>
-    </a:ext>
-  </a:extLst>
 </a:theme>
 </file>